--- a/קורס בסיסי AI/שיעור 2/מערך למרצה שיעור 2.docx
+++ b/קורס בסיסי AI/שיעור 2/מערך למרצה שיעור 2.docx
@@ -12,7 +12,7 @@
         <w:rPr>
           <w:rtl/>
         </w:rPr>
-        <w:t>מערך למרצה: שיעור 2, כתיבת הנחיות ועבודה אמיתית</w:t>
+        <w:t>מערך למרצה: שיעור 2, לכתוב נכון עם AI</w:t>
       </w:r>
     </w:p>
     <w:p>
@@ -25,7 +25,7 @@
           <w:i w:val="0"/>
           <w:rtl/>
         </w:rPr>
-        <w:t>כ-120 דקות (117 בלי קרב ההנחיות האופציונלי), 28 שקופיות, בזום. הוראות במה בכתב נטוי. אותו תסריט נמצא בהערות הדובר במצגת ובפרומפטר.</w:t>
+        <w:t>כ-124 דקות, 29 שקופיות, בזום. הוראות במה בכתב נטוי. אותו תסריט נמצא בהערות הדובר במצגת ובפרומפטר.</w:t>
       </w:r>
     </w:p>
     <w:p>
@@ -51,6 +51,26 @@
           <w:b/>
           <w:rtl/>
         </w:rPr>
+        <w:t xml:space="preserve">פרומפטר: </w:t>
+      </w:r>
+      <w:r>
+        <w:rPr>
+          <w:i w:val="0"/>
+          <w:rtl/>
+        </w:rPr>
+        <w:t>https://claude.ai/artifact/Uv7u6QWzesuv4emXDeF8aG</w:t>
+      </w:r>
+    </w:p>
+    <w:p>
+      <w:pPr>
+        <w:bidi/>
+        <w:jc w:val="right"/>
+      </w:pPr>
+      <w:r>
+        <w:rPr>
+          <w:b/>
+          <w:rtl/>
+        </w:rPr>
         <w:t xml:space="preserve">משחק Prompt Lab: </w:t>
       </w:r>
       <w:r>
@@ -58,7 +78,7 @@
           <w:i w:val="0"/>
           <w:rtl/>
         </w:rPr>
-        <w:t>https://prompt-lab-live.talwa3.chatgpt.site</w:t>
+        <w:t>prompt-lab-live.talwa3.chatgpt.site</w:t>
       </w:r>
     </w:p>
     <w:p>
@@ -71,14 +91,14 @@
           <w:b/>
           <w:rtl/>
         </w:rPr>
-        <w:t xml:space="preserve">פרומפטר: </w:t>
+        <w:t xml:space="preserve">אפליקציית הקורס: </w:t>
       </w:r>
       <w:r>
         <w:rPr>
           <w:i w:val="0"/>
           <w:rtl/>
         </w:rPr>
-        <w:t>https://claude.ai/artifact/Uv7u6QWzesuv4emXDeF8aG</w:t>
+        <w:t>ai-quiz-live.lovable.app</w:t>
       </w:r>
     </w:p>
     <w:p>
@@ -98,7 +118,7 @@
           <w:i w:val="0"/>
           <w:rtl/>
         </w:rPr>
-        <w:t>הקובץ "חומרים להדבקה בצאט - שיעור 2.md" באותה תיקייה</w:t>
+        <w:t>הקובץ באותה תיקייה</w:t>
       </w:r>
     </w:p>
     <w:p>
@@ -124,7 +144,7 @@
           <w:i w:val="0"/>
           <w:rtl/>
         </w:rPr>
-        <w:t>☐ לפתוח את מסך המרצה של המשחק Prompt Lab ולאפס אותו</w:t>
+        <w:t>☐ לעדכן את שקופית החדשות לשבוע הנוכחי</w:t>
       </w:r>
     </w:p>
     <w:p>
@@ -137,6 +157,19 @@
           <w:i w:val="0"/>
           <w:rtl/>
         </w:rPr>
+        <w:t>☐ לאפס את המשחק Prompt Lab ואת אפליקציית הקורס, ולבחור בה שיעור 2</w:t>
+      </w:r>
+    </w:p>
+    <w:p>
+      <w:pPr>
+        <w:bidi/>
+        <w:jc w:val="right"/>
+      </w:pPr>
+      <w:r>
+        <w:rPr>
+          <w:i w:val="0"/>
+          <w:rtl/>
+        </w:rPr>
         <w:t>☐ לפתוח את קובץ החומרים להדבקה בצ'אט</w:t>
       </w:r>
     </w:p>
@@ -150,7 +183,7 @@
           <w:i w:val="0"/>
           <w:rtl/>
         </w:rPr>
-        <w:t>☐ חשבונות מחוברים: צ'אט ג'יפיטי, קלוד, Perplexity, NotebookLM, Gamma</w:t>
+        <w:t>☐ חשבונות מחוברים: צ'אט ג'יפיטי, קלוד, ג'מיני, Perplexity, NotebookLM, Wispr Flow</w:t>
       </w:r>
     </w:p>
     <w:p>
@@ -163,7 +196,7 @@
           <w:i w:val="0"/>
           <w:rtl/>
         </w:rPr>
-        <w:t>☐ מסמך PDF לא סודי של 10 עד 40 עמודים לתחנה 3</w:t>
+        <w:t>☐ 5 מיילים לדוגמה ונקודות גולמיות של פגישה, בקובץ ההדבקות</w:t>
       </w:r>
     </w:p>
     <w:p>
@@ -176,7 +209,20 @@
           <w:i w:val="0"/>
           <w:rtl/>
         </w:rPr>
-        <w:t>☐ להגדיר חדרי עבודה בזוגות: 15 דקות, סגירה אוטומטית, הודעת דקה לסיום</w:t>
+        <w:t>☐ חדרי עבודה (אופציונלי) ל-12 דקות</w:t>
+      </w:r>
+    </w:p>
+    <w:p>
+      <w:pPr>
+        <w:pStyle w:val="Heading1"/>
+        <w:bidi/>
+        <w:jc w:val="right"/>
+      </w:pPr>
+      <w:r>
+        <w:rPr>
+          <w:rtl/>
+        </w:rPr>
+        <w:t>שימו לב</w:t>
       </w:r>
     </w:p>
     <w:p>
@@ -189,7 +235,7 @@
           <w:i w:val="0"/>
           <w:rtl/>
         </w:rPr>
-        <w:t>☐ לבקש מראש שני מתנדבים לקרב ההנחיות (אם יהיה זמן)</w:t>
+        <w:t>• אם מאחרים: מדלגים על קרב ההנחיות (שקופית 17), ומקצרים את Perplexity ו-NotebookLM להסבר בלי הדגמה.</w:t>
       </w:r>
     </w:p>
     <w:p>
@@ -202,7 +248,7 @@
           <w:i w:val="0"/>
           <w:rtl/>
         </w:rPr>
-        <w:t>☐ גיבוי: צילומי מסך של תוצאות ההדגמות, למקרה שהאינטרנט איטי</w:t>
+        <w:t>• כל הכלים בשיעור חינמיים. Wispr Flow חינמי עם מכסה.</w:t>
       </w:r>
     </w:p>
     <w:p>
@@ -215,84 +261,6 @@
         <w:rPr>
           <w:rtl/>
         </w:rPr>
-        <w:t>חלוקת הזמן</w:t>
-      </w:r>
-    </w:p>
-    <w:p>
-      <w:pPr>
-        <w:bidi/>
-        <w:jc w:val="right"/>
-      </w:pPr>
-      <w:r>
-        <w:rPr>
-          <w:i w:val="0"/>
-          <w:rtl/>
-        </w:rPr>
-        <w:t>• חלק א, לומדים לכתוב (שקופיות 1 עד 15): כ-55 דקות</w:t>
-      </w:r>
-    </w:p>
-    <w:p>
-      <w:pPr>
-        <w:bidi/>
-        <w:jc w:val="right"/>
-      </w:pPr>
-      <w:r>
-        <w:rPr>
-          <w:i w:val="0"/>
-          <w:rtl/>
-        </w:rPr>
-        <w:t>• חלק ב, מדביקים על העבודה האמיתית (שקופיות 16 עד 23): כ-32 דקות</w:t>
-      </w:r>
-    </w:p>
-    <w:p>
-      <w:pPr>
-        <w:bidi/>
-        <w:jc w:val="right"/>
-      </w:pPr>
-      <w:r>
-        <w:rPr>
-          <w:i w:val="0"/>
-          <w:rtl/>
-        </w:rPr>
-        <w:t>• סדנה בחדרי עבודה (שקופית 24): 20 דקות</w:t>
-      </w:r>
-    </w:p>
-    <w:p>
-      <w:pPr>
-        <w:bidi/>
-        <w:jc w:val="right"/>
-      </w:pPr>
-      <w:r>
-        <w:rPr>
-          <w:i w:val="0"/>
-          <w:rtl/>
-        </w:rPr>
-        <w:t>• גלריה, סיכום ומשימה לבית (שקופיות 25 עד 28): כ-13 דקות</w:t>
-      </w:r>
-    </w:p>
-    <w:p>
-      <w:pPr>
-        <w:bidi/>
-        <w:jc w:val="right"/>
-      </w:pPr>
-      <w:r>
-        <w:rPr>
-          <w:i w:val="0"/>
-          <w:rtl/>
-        </w:rPr>
-        <w:t>• אם מאחרים: מדלגים על קרב ההנחיות (שקופית 15), ומקצרים את Perplexity ו-Gamma להסבר בלי הדגמה.</w:t>
-      </w:r>
-    </w:p>
-    <w:p>
-      <w:pPr>
-        <w:pStyle w:val="Heading1"/>
-        <w:bidi/>
-        <w:jc w:val="right"/>
-      </w:pPr>
-      <w:r>
-        <w:rPr>
-          <w:rtl/>
-        </w:rPr>
         <w:t>התסריט</w:t>
       </w:r>
     </w:p>
@@ -306,7 +274,7 @@
         <w:rPr>
           <w:rtl/>
         </w:rPr>
-        <w:t>שקופית 1: פתיחה: מפגש 2, כתיבת הנחיות (4 דקות)</w:t>
+        <w:t>שקופית 1: פתיחה: מפגש 2, כתיבת הנחיות (3 דקות)</w:t>
       </w:r>
     </w:p>
     <w:p>
@@ -497,7 +465,7 @@
           <w:i w:val="0"/>
           <w:rtl/>
         </w:rPr>
-        <w:t>"אז הנה מה שמחכה לנו היום."</w:t>
+        <w:t>"אבל לפני שמתחילים, מה חדש השבוע."</w:t>
       </w:r>
     </w:p>
     <w:p>
@@ -510,7 +478,7 @@
         <w:rPr>
           <w:rtl/>
         </w:rPr>
-        <w:t>שקופית 2: מה מחכה לנו היום (2 דקות)</w:t>
+        <w:t>שקופית 2: מה חדש השבוע ב-AI (4 דקות)</w:t>
       </w:r>
     </w:p>
     <w:p>
@@ -530,7 +498,7 @@
           <w:i w:val="0"/>
           <w:rtl/>
         </w:rPr>
-        <w:t>לתת מפת דרך, ולהדגיש שהמפגש מעשי ונגמר בתוצר אמיתי.</w:t>
+        <w:t>להראות שהתחום זז מהר, ולחבר חדשה אחת לנושא של היום.</w:t>
       </w:r>
     </w:p>
     <w:p>
@@ -543,6 +511,26 @@
           <w:b/>
           <w:rtl/>
         </w:rPr>
+        <w:t xml:space="preserve">הכנה מראש: </w:t>
+      </w:r>
+      <w:r>
+        <w:rPr>
+          <w:i w:val="0"/>
+          <w:rtl/>
+        </w:rPr>
+        <w:t>לפני המפגש: לעדכן את החדשות לשבוע הנוכחי (בקשו מפרפלקסיטי: "5 חדשות AI מהשבוע האחרון למתחילים, עם מקור").</w:t>
+      </w:r>
+    </w:p>
+    <w:p>
+      <w:pPr>
+        <w:bidi/>
+        <w:jc w:val="right"/>
+      </w:pPr>
+      <w:r>
+        <w:rPr>
+          <w:b/>
+          <w:rtl/>
+        </w:rPr>
         <w:t xml:space="preserve">מה לומר: </w:t>
       </w:r>
       <w:r>
@@ -562,7 +550,7 @@
           <w:i w:val="0"/>
           <w:rtl/>
         </w:rPr>
-        <w:t>ההבדל הגדול בין המפגש הקודם להיום: בפעם שעברה הכרנו את הכלים. היום אתם עובדים.</w:t>
+        <w:t>כמו בכל מפגש, כמה דקות של מה חדש.</w:t>
       </w:r>
     </w:p>
     <w:p>
@@ -575,7 +563,7 @@
           <w:i w:val="0"/>
           <w:rtl/>
         </w:rPr>
-        <w:t>המפגש בנוי משני חלקים.</w:t>
+        <w:t>הכותרת הגדולה, והיא בדיוק בשבילנו: Claude Sonnet 5.5, מודל חדש וחכם יותר, פתוח עכשיו לכל חשבון חינמי. מגרש אימונים מעולה למה שנלמד היום.</w:t>
       </w:r>
     </w:p>
     <w:p>
@@ -588,7 +576,7 @@
           <w:i w:val="0"/>
           <w:rtl/>
         </w:rPr>
-        <w:t>בחלק הראשון לומדים לכתוב: נוסחת הזהב, חמישה כללים, תרגיל מהיר ומשחק.</w:t>
+        <w:t>וגוגל: Gemini Live מדבר עכשיו ב-97 שפות, כולל עברית. אפשר פשוט לדבר איתו.</w:t>
       </w:r>
     </w:p>
     <w:p>
@@ -601,145 +589,7 @@
           <w:i w:val="0"/>
           <w:rtl/>
         </w:rPr>
-        <w:t>בחלק השני מדביקים את זה על העבודה האמיתית שלכם: ממפים את השבוע, עוברים שלוש תחנות עבודה, מכירים שלושה כלי עזר חדשים, ויוצאים לסדנה.</w:t>
-      </w:r>
-    </w:p>
-    <w:p>
-      <w:pPr>
-        <w:bidi/>
-        <w:jc w:val="right"/>
-      </w:pPr>
-      <w:r>
-        <w:rPr>
-          <w:i w:val="0"/>
-          <w:rtl/>
-        </w:rPr>
-        <w:t>והמטרה: שכל אחד ייצא מכאן עם תוצר אמיתי אחד ביד, ועם הנחיות שמורות בבנק.</w:t>
-      </w:r>
-    </w:p>
-    <w:p>
-      <w:pPr>
-        <w:bidi/>
-        <w:jc w:val="right"/>
-      </w:pPr>
-      <w:r>
-        <w:rPr>
-          <w:b/>
-          <w:rtl/>
-        </w:rPr>
-        <w:t xml:space="preserve">מעבר: </w:t>
-      </w:r>
-      <w:r>
-        <w:rPr>
-          <w:i w:val="0"/>
-          <w:rtl/>
-        </w:rPr>
-        <w:t>"ובשביל להתחיל באנרגיה, נכנסים למעבדה."</w:t>
-      </w:r>
-    </w:p>
-    <w:p>
-      <w:pPr>
-        <w:pStyle w:val="Heading2"/>
-        <w:bidi/>
-        <w:jc w:val="right"/>
-      </w:pPr>
-      <w:r>
-        <w:rPr>
-          <w:rtl/>
-        </w:rPr>
-        <w:t>שקופית 3: נכנסים למעבדה: Prompt Lab (4 דקות)</w:t>
-      </w:r>
-    </w:p>
-    <w:p>
-      <w:pPr>
-        <w:bidi/>
-        <w:jc w:val="right"/>
-      </w:pPr>
-      <w:r>
-        <w:rPr>
-          <w:b/>
-          <w:rtl/>
-        </w:rPr>
-        <w:t xml:space="preserve">מטרה: </w:t>
-      </w:r>
-      <w:r>
-        <w:rPr>
-          <w:i w:val="0"/>
-          <w:rtl/>
-        </w:rPr>
-        <w:t>שכל המשתתפים יתחברו למשחק ויעשו סבב חימום ראשון.</w:t>
-      </w:r>
-    </w:p>
-    <w:p>
-      <w:pPr>
-        <w:bidi/>
-        <w:jc w:val="right"/>
-      </w:pPr>
-      <w:r>
-        <w:rPr>
-          <w:b/>
-          <w:rtl/>
-        </w:rPr>
-        <w:t xml:space="preserve">הכנה מראש: </w:t>
-      </w:r>
-      <w:r>
-        <w:rPr>
-          <w:i w:val="0"/>
-          <w:rtl/>
-        </w:rPr>
-        <w:t>מסך המרצה של המשחק פתוח ומאופס. הקישור מוכן להדבקה בצ'אט.</w:t>
-      </w:r>
-    </w:p>
-    <w:p>
-      <w:pPr>
-        <w:bidi/>
-        <w:jc w:val="right"/>
-      </w:pPr>
-      <w:r>
-        <w:rPr>
-          <w:b/>
-          <w:rtl/>
-        </w:rPr>
-        <w:t xml:space="preserve">משחק: </w:t>
-      </w:r>
-      <w:r>
-        <w:rPr>
-          <w:i w:val="0"/>
-          <w:rtl/>
-        </w:rPr>
-        <w:t>פותחים את המשחק ומפעילים את סבב החימום הראשון.</w:t>
-      </w:r>
-    </w:p>
-    <w:p>
-      <w:pPr>
-        <w:bidi/>
-        <w:jc w:val="right"/>
-      </w:pPr>
-      <w:r>
-        <w:rPr>
-          <w:b/>
-          <w:rtl/>
-        </w:rPr>
-        <w:t xml:space="preserve">מה לומר: </w:t>
-      </w:r>
-      <w:r>
-        <w:rPr>
-          <w:i w:val="0"/>
-          <w:rtl/>
-        </w:rPr>
-      </w:r>
-    </w:p>
-    <w:p>
-      <w:pPr>
-        <w:bidi/>
-        <w:jc w:val="right"/>
-      </w:pPr>
-      <w:r>
-        <w:rPr>
-          <w:i w:val="0"/>
-          <w:rtl/>
-        </w:rPr>
-        <w:t>עכשיו משהו שילווה אותנו כל הערב. אני מדביקה לכם בצ'אט קישור.</w:t>
+        <w:t>כתבו בצ'אט: איזו מהחדשות הכי מסקרנת אתכם?</w:t>
       </w:r>
     </w:p>
     <w:p>
@@ -753,20 +603,256 @@
           <w:color w:val="7A5A00"/>
           <w:rtl/>
         </w:rPr>
-        <w:t>(מדביקים בצ'אט: https://prompt-lab-live.talwa3.chatgpt.site)</w:t>
-      </w:r>
-    </w:p>
-    <w:p>
-      <w:pPr>
-        <w:bidi/>
-        <w:jc w:val="right"/>
-      </w:pPr>
+        <w:t>(מקריאים את המנצחת ומקדישים לה דקה)</w:t>
+      </w:r>
+    </w:p>
+    <w:p>
+      <w:pPr>
+        <w:bidi/>
+        <w:jc w:val="right"/>
+      </w:pPr>
+      <w:r>
+        <w:rPr>
+          <w:b/>
+          <w:rtl/>
+        </w:rPr>
+        <w:t xml:space="preserve">מעבר: </w:t>
+      </w:r>
       <w:r>
         <w:rPr>
           <w:i w:val="0"/>
           <w:rtl/>
         </w:rPr>
-        <w:t>פתחו אותו בלשונית חדשה, ליד הזום, והצטרפו עם כינוי.</w:t>
+        <w:t>"אז הנה מה שמחכה לנו היום."</w:t>
+      </w:r>
+    </w:p>
+    <w:p>
+      <w:pPr>
+        <w:pStyle w:val="Heading2"/>
+        <w:bidi/>
+        <w:jc w:val="right"/>
+      </w:pPr>
+      <w:r>
+        <w:rPr>
+          <w:rtl/>
+        </w:rPr>
+        <w:t>שקופית 3: מה מחכה לנו היום (2 דקות)</w:t>
+      </w:r>
+    </w:p>
+    <w:p>
+      <w:pPr>
+        <w:bidi/>
+        <w:jc w:val="right"/>
+      </w:pPr>
+      <w:r>
+        <w:rPr>
+          <w:b/>
+          <w:rtl/>
+        </w:rPr>
+        <w:t xml:space="preserve">מטרה: </w:t>
+      </w:r>
+      <w:r>
+        <w:rPr>
+          <w:i w:val="0"/>
+          <w:rtl/>
+        </w:rPr>
+        <w:t>מפת דרך, והדגשה שהמפגש מעשי ונגמר באפיון העסק.</w:t>
+      </w:r>
+    </w:p>
+    <w:p>
+      <w:pPr>
+        <w:bidi/>
+        <w:jc w:val="right"/>
+      </w:pPr>
+      <w:r>
+        <w:rPr>
+          <w:b/>
+          <w:rtl/>
+        </w:rPr>
+        <w:t xml:space="preserve">מה לומר: </w:t>
+      </w:r>
+      <w:r>
+        <w:rPr>
+          <w:i w:val="0"/>
+          <w:rtl/>
+        </w:rPr>
+      </w:r>
+    </w:p>
+    <w:p>
+      <w:pPr>
+        <w:bidi/>
+        <w:jc w:val="right"/>
+      </w:pPr>
+      <w:r>
+        <w:rPr>
+          <w:i w:val="0"/>
+          <w:rtl/>
+        </w:rPr>
+        <w:t>ההבדל בין המפגש הקודם להיום: בפעם שעברה הכרנו את הכלים. היום אתם כותבים.</w:t>
+      </w:r>
+    </w:p>
+    <w:p>
+      <w:pPr>
+        <w:bidi/>
+        <w:jc w:val="right"/>
+      </w:pPr>
+      <w:r>
+        <w:rPr>
+          <w:i w:val="0"/>
+          <w:rtl/>
+        </w:rPr>
+        <w:t>נלמד את נוסחת הזהב וחמישה כללים, נבין מתי כותבים בלייב ומתי בונים משימה, ונתרגל במשחקים.</w:t>
+      </w:r>
+    </w:p>
+    <w:p>
+      <w:pPr>
+        <w:bidi/>
+        <w:jc w:val="right"/>
+      </w:pPr>
+      <w:r>
+        <w:rPr>
+          <w:i w:val="0"/>
+          <w:rtl/>
+        </w:rPr>
+        <w:t>אחר כך: מיילים, סיכומים ומחקר, ואיך מדברים במקום להקליד.</w:t>
+      </w:r>
+    </w:p>
+    <w:p>
+      <w:pPr>
+        <w:bidi/>
+        <w:jc w:val="right"/>
+      </w:pPr>
+      <w:r>
+        <w:rPr>
+          <w:i w:val="0"/>
+          <w:rtl/>
+        </w:rPr>
+        <w:t>ובסוף, הסדנה: כל אחד בונה אפיון לעסק או למותג שלו. האפיון הזה ילווה אותנו עד סוף הקורס.</w:t>
+      </w:r>
+    </w:p>
+    <w:p>
+      <w:pPr>
+        <w:bidi/>
+        <w:jc w:val="right"/>
+      </w:pPr>
+      <w:r>
+        <w:rPr>
+          <w:b/>
+          <w:rtl/>
+        </w:rPr>
+        <w:t xml:space="preserve">מעבר: </w:t>
+      </w:r>
+      <w:r>
+        <w:rPr>
+          <w:i w:val="0"/>
+          <w:rtl/>
+        </w:rPr>
+        <w:t>"ובשביל להתחיל באנרגיה, נכנסים למעבדה."</w:t>
+      </w:r>
+    </w:p>
+    <w:p>
+      <w:pPr>
+        <w:pStyle w:val="Heading2"/>
+        <w:bidi/>
+        <w:jc w:val="right"/>
+      </w:pPr>
+      <w:r>
+        <w:rPr>
+          <w:rtl/>
+        </w:rPr>
+        <w:t>שקופית 4: נכנסים למעבדה: Prompt Lab (4 דקות)</w:t>
+      </w:r>
+    </w:p>
+    <w:p>
+      <w:pPr>
+        <w:bidi/>
+        <w:jc w:val="right"/>
+      </w:pPr>
+      <w:r>
+        <w:rPr>
+          <w:b/>
+          <w:rtl/>
+        </w:rPr>
+        <w:t xml:space="preserve">מטרה: </w:t>
+      </w:r>
+      <w:r>
+        <w:rPr>
+          <w:i w:val="0"/>
+          <w:rtl/>
+        </w:rPr>
+        <w:t>שכל המשתתפים יתחברו למשחק ויעשו סבב חימום ראשון.</w:t>
+      </w:r>
+    </w:p>
+    <w:p>
+      <w:pPr>
+        <w:bidi/>
+        <w:jc w:val="right"/>
+      </w:pPr>
+      <w:r>
+        <w:rPr>
+          <w:b/>
+          <w:rtl/>
+        </w:rPr>
+        <w:t xml:space="preserve">הכנה מראש: </w:t>
+      </w:r>
+      <w:r>
+        <w:rPr>
+          <w:i w:val="0"/>
+          <w:rtl/>
+        </w:rPr>
+        <w:t>מסך המרצה של המשחק פתוח ומאופס. הקישור מוכן להדבקה בצ'אט.</w:t>
+      </w:r>
+    </w:p>
+    <w:p>
+      <w:pPr>
+        <w:bidi/>
+        <w:jc w:val="right"/>
+      </w:pPr>
+      <w:r>
+        <w:rPr>
+          <w:b/>
+          <w:rtl/>
+        </w:rPr>
+        <w:t xml:space="preserve">אפליקציית הקורס: </w:t>
+      </w:r>
+      <w:r>
+        <w:rPr>
+          <w:i w:val="0"/>
+          <w:rtl/>
+        </w:rPr>
+        <w:t>פותחים את המשחק ומפעילים את סבב החימום הראשון.</w:t>
+      </w:r>
+    </w:p>
+    <w:p>
+      <w:pPr>
+        <w:bidi/>
+        <w:jc w:val="right"/>
+      </w:pPr>
+      <w:r>
+        <w:rPr>
+          <w:b/>
+          <w:rtl/>
+        </w:rPr>
+        <w:t xml:space="preserve">מה לומר: </w:t>
+      </w:r>
+      <w:r>
+        <w:rPr>
+          <w:i w:val="0"/>
+          <w:rtl/>
+        </w:rPr>
+      </w:r>
+    </w:p>
+    <w:p>
+      <w:pPr>
+        <w:bidi/>
+        <w:jc w:val="right"/>
+      </w:pPr>
+      <w:r>
+        <w:rPr>
+          <w:i w:val="0"/>
+          <w:rtl/>
+        </w:rPr>
+        <w:t>עכשיו משהו שילווה אותנו כל הערב. אני מדביקה לכם בצ'אט קישור.</w:t>
       </w:r>
     </w:p>
     <w:p>
@@ -780,7 +866,7 @@
           <w:color w:val="7A5A00"/>
           <w:rtl/>
         </w:rPr>
-        <w:t>(משתפים את מסך המשחק ומחכים שרוב המשתתפים יופיעו)</w:t>
+        <w:t>(מדביקים בצ'אט: https://prompt-lab-live.talwa3.chatgpt.site)</w:t>
       </w:r>
     </w:p>
     <w:p>
@@ -793,7 +879,7 @@
           <w:i w:val="0"/>
           <w:rtl/>
         </w:rPr>
-        <w:t>יופי, אני רואה אתכם מתחברים. בואו נעשה סבב ראשון.</w:t>
+        <w:t>פתחו אותו בלשונית חדשה, ליד הזום, והצטרפו עם כינוי.</w:t>
       </w:r>
     </w:p>
     <w:p>
@@ -807,7 +893,7 @@
           <w:color w:val="7A5A00"/>
           <w:rtl/>
         </w:rPr>
-        <w:t>(מפעילים את סבב החימום ומשתפים את התוצאות)</w:t>
+        <w:t>(משתפים את מסך המשחק ומחכים שרוב המשתתפים יופיעו)</w:t>
       </w:r>
     </w:p>
     <w:p>
@@ -820,151 +906,7 @@
           <w:i w:val="0"/>
           <w:rtl/>
         </w:rPr>
-        <w:t>תשאירו את המשחק פתוח. נחזור אליו כמה פעמים היום, ומי שיצבור הכי הרבה, ננצח ביחד בסוף.</w:t>
-      </w:r>
-    </w:p>
-    <w:p>
-      <w:pPr>
-        <w:bidi/>
-        <w:jc w:val="right"/>
-      </w:pPr>
-      <w:r>
-        <w:rPr>
-          <w:b/>
-          <w:rtl/>
-        </w:rPr>
-        <w:t xml:space="preserve">מעבר: </w:t>
-      </w:r>
-      <w:r>
-        <w:rPr>
-          <w:i w:val="0"/>
-          <w:rtl/>
-        </w:rPr>
-        <w:t>"ועכשיו, ניסוי."</w:t>
-      </w:r>
-    </w:p>
-    <w:p>
-      <w:pPr>
-        <w:pStyle w:val="Heading2"/>
-        <w:bidi/>
-        <w:jc w:val="right"/>
-      </w:pPr>
-      <w:r>
-        <w:rPr>
-          <w:rtl/>
-        </w:rPr>
-        <w:t>שקופית 4: הניסוי: שתי הנחיות, אותו נושא (4 דקות)</w:t>
-      </w:r>
-    </w:p>
-    <w:p>
-      <w:pPr>
-        <w:bidi/>
-        <w:jc w:val="right"/>
-      </w:pPr>
-      <w:r>
-        <w:rPr>
-          <w:b/>
-          <w:rtl/>
-        </w:rPr>
-        <w:t xml:space="preserve">מטרה: </w:t>
-      </w:r>
-      <w:r>
-        <w:rPr>
-          <w:i w:val="0"/>
-          <w:rtl/>
-        </w:rPr>
-        <w:t>להמחיש בפועל את הפער בין הנחיה כללית להנחיה ממוקדת.</w:t>
-      </w:r>
-    </w:p>
-    <w:p>
-      <w:pPr>
-        <w:bidi/>
-        <w:jc w:val="right"/>
-      </w:pPr>
-      <w:r>
-        <w:rPr>
-          <w:b/>
-          <w:rtl/>
-        </w:rPr>
-        <w:t xml:space="preserve">הכנה מראש: </w:t>
-      </w:r>
-      <w:r>
-        <w:rPr>
-          <w:i w:val="0"/>
-          <w:rtl/>
-        </w:rPr>
-        <w:t>צ'אט ג'יפיטי פתוח, עם שתי ההנחיות מוכנות להדבקה.</w:t>
-      </w:r>
-    </w:p>
-    <w:p>
-      <w:pPr>
-        <w:bidi/>
-        <w:jc w:val="right"/>
-      </w:pPr>
-      <w:r>
-        <w:rPr>
-          <w:b/>
-          <w:rtl/>
-        </w:rPr>
-        <w:t xml:space="preserve">מה לומר: </w:t>
-      </w:r>
-      <w:r>
-        <w:rPr>
-          <w:i w:val="0"/>
-          <w:rtl/>
-        </w:rPr>
-      </w:r>
-    </w:p>
-    <w:p>
-      <w:pPr>
-        <w:bidi/>
-        <w:jc w:val="right"/>
-      </w:pPr>
-      <w:r>
-        <w:rPr>
-          <w:i w:val="0"/>
-          <w:rtl/>
-        </w:rPr>
-        <w:t>שתי הנחיות על אותו נושא.</w:t>
-      </w:r>
-    </w:p>
-    <w:p>
-      <w:pPr>
-        <w:bidi/>
-        <w:jc w:val="right"/>
-      </w:pPr>
-      <w:r>
-        <w:rPr>
-          <w:i w:val="0"/>
-          <w:rtl/>
-        </w:rPr>
-        <w:t>הנחיה א': "כתוב לי מייל ללקוח".</w:t>
-      </w:r>
-    </w:p>
-    <w:p>
-      <w:pPr>
-        <w:bidi/>
-        <w:jc w:val="right"/>
-      </w:pPr>
-      <w:r>
-        <w:rPr>
-          <w:i w:val="0"/>
-          <w:rtl/>
-        </w:rPr>
-        <w:t>הנחיה ב': "כתוב מייל ללקוח שמאחר בתשלום 30 יום, טון אדיב אך תקיף, עד 5 שורות, סיום עם הצעת פריסה".</w:t>
-      </w:r>
-    </w:p>
-    <w:p>
-      <w:pPr>
-        <w:bidi/>
-        <w:jc w:val="right"/>
-      </w:pPr>
-      <w:r>
-        <w:rPr>
-          <w:i w:val="0"/>
-          <w:rtl/>
-        </w:rPr>
-        <w:t>לפני שאני מריצה, כתבו בצ'אט: מה יצא מכל אחת?</w:t>
+        <w:t>יופי, אני רואה אתכם מתחברים. בואו נעשה סבב ראשון.</w:t>
       </w:r>
     </w:p>
     <w:p>
@@ -978,7 +920,7 @@
           <w:color w:val="7A5A00"/>
           <w:rtl/>
         </w:rPr>
-        <w:t>(משתפים מסך ומריצים את שתיהן, אחת אחרי השנייה)</w:t>
+        <w:t>(מפעילים את סבב החימום ומשתפים את התוצאות)</w:t>
       </w:r>
     </w:p>
     <w:p>
@@ -991,20 +933,40 @@
           <w:i w:val="0"/>
           <w:rtl/>
         </w:rPr>
-        <w:t>תראו את ההבדל. הראשונה כללית, יכולה להתאים לכל לקוח בעולם. השנייה כמעט מוכנה לשליחה.</w:t>
-      </w:r>
-    </w:p>
-    <w:p>
-      <w:pPr>
-        <w:bidi/>
-        <w:jc w:val="right"/>
-      </w:pPr>
+        <w:t>תשאירו את המשחק פתוח. נחזור אליו כמה פעמים היום, ומי שיצבור הכי הרבה, ננצח ביחד בסוף.</w:t>
+      </w:r>
+    </w:p>
+    <w:p>
+      <w:pPr>
+        <w:bidi/>
+        <w:jc w:val="right"/>
+      </w:pPr>
+      <w:r>
+        <w:rPr>
+          <w:b/>
+          <w:rtl/>
+        </w:rPr>
+        <w:t xml:space="preserve">מעבר: </w:t>
+      </w:r>
       <w:r>
         <w:rPr>
           <w:i w:val="0"/>
           <w:rtl/>
         </w:rPr>
-        <w:t>אותו כלי, אותו נושא. ההבדל היחיד: מה כתבנו.</w:t>
+        <w:t>"ועכשיו, ניסוי."</w:t>
+      </w:r>
+    </w:p>
+    <w:p>
+      <w:pPr>
+        <w:pStyle w:val="Heading2"/>
+        <w:bidi/>
+        <w:jc w:val="right"/>
+      </w:pPr>
+      <w:r>
+        <w:rPr>
+          <w:rtl/>
+        </w:rPr>
+        <w:t>שקופית 5: הניסוי: שתי הנחיות, אותו נושא (4 דקות)</w:t>
       </w:r>
     </w:p>
     <w:p>
@@ -1017,27 +979,14 @@
           <w:b/>
           <w:rtl/>
         </w:rPr>
-        <w:t xml:space="preserve">מעבר: </w:t>
+        <w:t xml:space="preserve">מטרה: </w:t>
       </w:r>
       <w:r>
         <w:rPr>
           <w:i w:val="0"/>
           <w:rtl/>
         </w:rPr>
-        <w:t>"והנה מה שיצא, שחור על גבי לבן."</w:t>
-      </w:r>
-    </w:p>
-    <w:p>
-      <w:pPr>
-        <w:pStyle w:val="Heading2"/>
-        <w:bidi/>
-        <w:jc w:val="right"/>
-      </w:pPr>
-      <w:r>
-        <w:rPr>
-          <w:rtl/>
-        </w:rPr>
-        <w:t>שקופית 5: ההבדל על המסך (2 דקות)</w:t>
+        <w:t>להמחיש בפועל את הפער בין הנחיה כללית להנחיה ממוקדת.</w:t>
       </w:r>
     </w:p>
     <w:p>
@@ -1050,14 +999,14 @@
           <w:b/>
           <w:rtl/>
         </w:rPr>
-        <w:t xml:space="preserve">מטרה: </w:t>
+        <w:t xml:space="preserve">הכנה מראש: </w:t>
       </w:r>
       <w:r>
         <w:rPr>
           <w:i w:val="0"/>
           <w:rtl/>
         </w:rPr>
-        <w:t>לסגור את הניסוי עם מסקנה אחת ברורה.</w:t>
+        <w:t>צ'אט ג'יפיטי פתוח, עם שתי ההנחיות מוכנות להדבקה.</w:t>
       </w:r>
     </w:p>
     <w:p>
@@ -1089,7 +1038,7 @@
           <w:i w:val="0"/>
           <w:rtl/>
         </w:rPr>
-        <w:t>מימין, מה שיצא מהנחיה א': "שלום, אנא שלם את חשבונך. תודה." מייל גנרי, חסר ערך.</w:t>
+        <w:t>שתי הנחיות על אותו נושא.</w:t>
       </w:r>
     </w:p>
     <w:p>
@@ -1102,7 +1051,7 @@
           <w:i w:val="0"/>
           <w:rtl/>
         </w:rPr>
-        <w:t>משמאל, מהנחיה ב': מייל עם מספר חשבון, תאריך, הצעת פריסה. מוכן לשליחה.</w:t>
+        <w:t>הנחיה א': "כתוב לי מייל ללקוח".</w:t>
       </w:r>
     </w:p>
     <w:p>
@@ -1115,7 +1064,7 @@
           <w:i w:val="0"/>
           <w:rtl/>
         </w:rPr>
-        <w:t>אותו כלי. כמעט אותו מאמץ. פער עצום.</w:t>
+        <w:t>הנחיה ב': "כתוב מייל ללקוח שמאחר בתשלום 30 יום, טון אדיב אך תקיף, עד 5 שורות, סיום עם הצעת פריסה".</w:t>
       </w:r>
     </w:p>
     <w:p>
@@ -1128,157 +1077,7 @@
           <w:i w:val="0"/>
           <w:rtl/>
         </w:rPr>
-        <w:t>והמסקנה הכי חשובה של הערב: ההנחיה היא 80% מהתוצאה.</w:t>
-      </w:r>
-    </w:p>
-    <w:p>
-      <w:pPr>
-        <w:bidi/>
-        <w:jc w:val="right"/>
-      </w:pPr>
-      <w:r>
-        <w:rPr>
-          <w:b/>
-          <w:rtl/>
-        </w:rPr>
-        <w:t xml:space="preserve">מעבר: </w:t>
-      </w:r>
-      <w:r>
-        <w:rPr>
-          <w:i w:val="0"/>
-          <w:rtl/>
-        </w:rPr>
-        <w:t>"אז איך כותבים הנחיה טובה? יש נוסחה."</w:t>
-      </w:r>
-    </w:p>
-    <w:p>
-      <w:pPr>
-        <w:pStyle w:val="Heading2"/>
-        <w:bidi/>
-        <w:jc w:val="right"/>
-      </w:pPr>
-      <w:r>
-        <w:rPr>
-          <w:rtl/>
-        </w:rPr>
-        <w:t>שקופית 6: נוסחת הזהב (4 דקות)</w:t>
-      </w:r>
-    </w:p>
-    <w:p>
-      <w:pPr>
-        <w:bidi/>
-        <w:jc w:val="right"/>
-      </w:pPr>
-      <w:r>
-        <w:rPr>
-          <w:b/>
-          <w:rtl/>
-        </w:rPr>
-        <w:t xml:space="preserve">מטרה: </w:t>
-      </w:r>
-      <w:r>
-        <w:rPr>
-          <w:i w:val="0"/>
-          <w:rtl/>
-        </w:rPr>
-        <w:t>ללמד את נוסחת מי, מה, איך כבסיס לכל הנחיה.</w:t>
-      </w:r>
-    </w:p>
-    <w:p>
-      <w:pPr>
-        <w:bidi/>
-        <w:jc w:val="right"/>
-      </w:pPr>
-      <w:r>
-        <w:rPr>
-          <w:b/>
-          <w:rtl/>
-        </w:rPr>
-        <w:t xml:space="preserve">מה לומר: </w:t>
-      </w:r>
-      <w:r>
-        <w:rPr>
-          <w:i w:val="0"/>
-          <w:rtl/>
-        </w:rPr>
-      </w:r>
-    </w:p>
-    <w:p>
-      <w:pPr>
-        <w:bidi/>
-        <w:jc w:val="right"/>
-      </w:pPr>
-      <w:r>
-        <w:rPr>
-          <w:i w:val="0"/>
-          <w:rtl/>
-        </w:rPr>
-        <w:t>שלושה מרכיבים לכל הנחיה טובה.</w:t>
-      </w:r>
-    </w:p>
-    <w:p>
-      <w:pPr>
-        <w:bidi/>
-        <w:jc w:val="right"/>
-      </w:pPr>
-      <w:r>
-        <w:rPr>
-          <w:i w:val="0"/>
-          <w:rtl/>
-        </w:rPr>
-        <w:t>מי אני ומה ההקשר: תנו לכלי את הרקע שהוא צריך. הוא לא מכיר אתכם.</w:t>
-      </w:r>
-    </w:p>
-    <w:p>
-      <w:pPr>
-        <w:bidi/>
-        <w:jc w:val="right"/>
-      </w:pPr>
-      <w:r>
-        <w:rPr>
-          <w:i w:val="0"/>
-          <w:rtl/>
-        </w:rPr>
-        <w:t>מה בדיוק אני צריך: היו ספציפיים. נושא, מטרה, קהל.</w:t>
-      </w:r>
-    </w:p>
-    <w:p>
-      <w:pPr>
-        <w:bidi/>
-        <w:jc w:val="right"/>
-      </w:pPr>
-      <w:r>
-        <w:rPr>
-          <w:i w:val="0"/>
-          <w:rtl/>
-        </w:rPr>
-        <w:t>ובאיזה פורמט וסגנון: טבלה? מייל? שלושה משפטים? איזה טון?</w:t>
-      </w:r>
-    </w:p>
-    <w:p>
-      <w:pPr>
-        <w:bidi/>
-        <w:jc w:val="right"/>
-      </w:pPr>
-      <w:r>
-        <w:rPr>
-          <w:i w:val="0"/>
-          <w:rtl/>
-        </w:rPr>
-        <w:t>מעכשיו, לפני כל הנחיה ששולחים, בודקים: עניתי על שלוש השאלות?</w:t>
-      </w:r>
-    </w:p>
-    <w:p>
-      <w:pPr>
-        <w:bidi/>
-        <w:jc w:val="right"/>
-      </w:pPr>
-      <w:r>
-        <w:rPr>
-          <w:i w:val="0"/>
-          <w:rtl/>
-        </w:rPr>
-        <w:t>בואו ננסה ביחד. "כתוב פוסט". כתבו בצ'אט: מה חסר? מי? מה? איך?</w:t>
+        <w:t>לפני שאני מריצה, כתבו בצ'אט: מה יצא מכל אחת?</w:t>
       </w:r>
     </w:p>
     <w:p>
@@ -1292,7 +1091,33 @@
           <w:color w:val="7A5A00"/>
           <w:rtl/>
         </w:rPr>
-        <w:t>(אוספים תשובות מהצ'אט ומחברים כל אחת לאחד המרכיבים)</w:t>
+        <w:t>(משתפים מסך ומריצים את שתיהן, אחת אחרי השנייה)</w:t>
+      </w:r>
+    </w:p>
+    <w:p>
+      <w:pPr>
+        <w:bidi/>
+        <w:jc w:val="right"/>
+      </w:pPr>
+      <w:r>
+        <w:rPr>
+          <w:i w:val="0"/>
+          <w:rtl/>
+        </w:rPr>
+        <w:t>תראו את ההבדל. הראשונה כללית, יכולה להתאים לכל לקוח בעולם. השנייה כמעט מוכנה לשליחה.</w:t>
+      </w:r>
+    </w:p>
+    <w:p>
+      <w:pPr>
+        <w:bidi/>
+        <w:jc w:val="right"/>
+      </w:pPr>
+      <w:r>
+        <w:rPr>
+          <w:i w:val="0"/>
+          <w:rtl/>
+        </w:rPr>
+        <w:t>אותו כלי, אותו נושא. ההבדל היחיד: מה כתבנו.</w:t>
       </w:r>
     </w:p>
     <w:p>
@@ -1312,7 +1137,7 @@
           <w:i w:val="0"/>
           <w:rtl/>
         </w:rPr>
-        <w:t>"ועכשיו לכללים, אחד אחד."</w:t>
+        <w:t>"והנה מה שיצא, שחור על גבי לבן."</w:t>
       </w:r>
     </w:p>
     <w:p>
@@ -1325,7 +1150,7 @@
         <w:rPr>
           <w:rtl/>
         </w:rPr>
-        <w:t>שקופית 7: כללים 1 ו-2: ספציפיות והקשר (4 דקות)</w:t>
+        <w:t>שקופית 6: ההבדל על המסך (2 דקות)</w:t>
       </w:r>
     </w:p>
     <w:p>
@@ -1345,7 +1170,7 @@
           <w:i w:val="0"/>
           <w:rtl/>
         </w:rPr>
-        <w:t>להעמיק בשני הכללים הראשונים: ספציפיות, והקשר עם תפקיד.</w:t>
+        <w:t>לסגור את הניסוי עם מסקנה אחת ברורה.</w:t>
       </w:r>
     </w:p>
     <w:p>
@@ -1377,7 +1202,7 @@
           <w:i w:val="0"/>
           <w:rtl/>
         </w:rPr>
-        <w:t>כלל 1: תהיו ספציפיים.</w:t>
+        <w:t>מימין, מה שיצא מהנחיה א': "שלום, אנא שלם את חשבונך. תודה." מייל גנרי, חסר ערך.</w:t>
       </w:r>
     </w:p>
     <w:p>
@@ -1390,7 +1215,7 @@
           <w:i w:val="0"/>
           <w:rtl/>
         </w:rPr>
-        <w:t>במקום "תן דוגמאות", כתבו "תן 3 דוגמאות מתחום הקמעונאות".</w:t>
+        <w:t>משמאל, מהנחיה ב': מייל עם מספר חשבון, תאריך, הצעת פריסה. מוכן לשליחה.</w:t>
       </w:r>
     </w:p>
     <w:p>
@@ -1403,7 +1228,7 @@
           <w:i w:val="0"/>
           <w:rtl/>
         </w:rPr>
-        <w:t>במקום "שפר את הטקסט", כתבו "קצר את הטקסט לחצי בלי לאבד את המסר המרכזי".</w:t>
+        <w:t>אותו כלי. כמעט אותו מאמץ. פער עצום.</w:t>
       </w:r>
     </w:p>
     <w:p>
@@ -1416,118 +1241,118 @@
           <w:i w:val="0"/>
           <w:rtl/>
         </w:rPr>
-        <w:t>כלל 2: תנו הקשר ותפקיד.</w:t>
-      </w:r>
-    </w:p>
-    <w:p>
-      <w:pPr>
-        <w:bidi/>
-        <w:jc w:val="right"/>
-      </w:pPr>
+        <w:t>והמסקנה הכי חשובה של הערב: ההנחיה היא 80% מהתוצאה.</w:t>
+      </w:r>
+    </w:p>
+    <w:p>
+      <w:pPr>
+        <w:bidi/>
+        <w:jc w:val="right"/>
+      </w:pPr>
+      <w:r>
+        <w:rPr>
+          <w:b/>
+          <w:rtl/>
+        </w:rPr>
+        <w:t xml:space="preserve">מעבר: </w:t>
+      </w:r>
       <w:r>
         <w:rPr>
           <w:i w:val="0"/>
           <w:rtl/>
         </w:rPr>
-        <w:t>משפט אחד כמו "אני מנהלת כספים בחברת בנייה בינונית" משנה את כל התשובה. הכלי יודע עם מי הוא מדבר.</w:t>
-      </w:r>
-    </w:p>
-    <w:p>
-      <w:pPr>
-        <w:bidi/>
-        <w:jc w:val="right"/>
-      </w:pPr>
+        <w:t>"אז איך כותבים הנחיה טובה? יש נוסחה."</w:t>
+      </w:r>
+    </w:p>
+    <w:p>
+      <w:pPr>
+        <w:pStyle w:val="Heading2"/>
+        <w:bidi/>
+        <w:jc w:val="right"/>
+      </w:pPr>
+      <w:r>
+        <w:rPr>
+          <w:rtl/>
+        </w:rPr>
+        <w:t>שקופית 7: נוסחת הזהב (4 דקות)</w:t>
+      </w:r>
+    </w:p>
+    <w:p>
+      <w:pPr>
+        <w:bidi/>
+        <w:jc w:val="right"/>
+      </w:pPr>
+      <w:r>
+        <w:rPr>
+          <w:b/>
+          <w:rtl/>
+        </w:rPr>
+        <w:t xml:space="preserve">מטרה: </w:t>
+      </w:r>
       <w:r>
         <w:rPr>
           <w:i w:val="0"/>
           <w:rtl/>
         </w:rPr>
-        <w:t>ואפשר גם לתת לכלי תפקיד: "אתה יועץ מס ותיק. הסבר לי...". פתאום התשובה נשמעת כמו של מומחה.</w:t>
-      </w:r>
-    </w:p>
-    <w:p>
-      <w:pPr>
-        <w:bidi/>
-        <w:jc w:val="right"/>
-      </w:pPr>
+        <w:t>ללמד את נוסחת מי, מה, איך כבסיס לכל הנחיה.</w:t>
+      </w:r>
+    </w:p>
+    <w:p>
+      <w:pPr>
+        <w:bidi/>
+        <w:jc w:val="right"/>
+      </w:pPr>
+      <w:r>
+        <w:rPr>
+          <w:b/>
+          <w:rtl/>
+        </w:rPr>
+        <w:t xml:space="preserve">מה לומר: </w:t>
+      </w:r>
       <w:r>
         <w:rPr>
           <w:i w:val="0"/>
           <w:rtl/>
         </w:rPr>
-        <w:t>שאלה לצ'אט: איזה תפקיד הייתם נותנים לכלי בעבודה שלכם?</w:t>
-      </w:r>
-    </w:p>
-    <w:p>
-      <w:pPr>
-        <w:bidi/>
-        <w:jc w:val="right"/>
-      </w:pPr>
-      <w:r>
-        <w:rPr>
-          <w:b/>
-          <w:rtl/>
-        </w:rPr>
-        <w:t xml:space="preserve">מעבר: </w:t>
-      </w:r>
+      </w:r>
+    </w:p>
+    <w:p>
+      <w:pPr>
+        <w:bidi/>
+        <w:jc w:val="right"/>
+      </w:pPr>
       <w:r>
         <w:rPr>
           <w:i w:val="0"/>
           <w:rtl/>
         </w:rPr>
-        <w:t>"והכלל השלישי הוא זה שהכי הרבה אנשים שוכחים."</w:t>
-      </w:r>
-    </w:p>
-    <w:p>
-      <w:pPr>
-        <w:pStyle w:val="Heading2"/>
-        <w:bidi/>
-        <w:jc w:val="right"/>
-      </w:pPr>
-      <w:r>
-        <w:rPr>
-          <w:rtl/>
-        </w:rPr>
-        <w:t>שקופית 8: כלל 3: הגדירו פורמט (3 דקות)</w:t>
-      </w:r>
-    </w:p>
-    <w:p>
-      <w:pPr>
-        <w:bidi/>
-        <w:jc w:val="right"/>
-      </w:pPr>
-      <w:r>
-        <w:rPr>
-          <w:b/>
-          <w:rtl/>
-        </w:rPr>
-        <w:t xml:space="preserve">מטרה: </w:t>
-      </w:r>
+        <w:t>שלושה מרכיבים לכל הנחיה טובה.</w:t>
+      </w:r>
+    </w:p>
+    <w:p>
+      <w:pPr>
+        <w:bidi/>
+        <w:jc w:val="right"/>
+      </w:pPr>
       <w:r>
         <w:rPr>
           <w:i w:val="0"/>
           <w:rtl/>
         </w:rPr>
-        <w:t>להראות שפורמט מוגדר חוסך את רוב התיקונים.</w:t>
-      </w:r>
-    </w:p>
-    <w:p>
-      <w:pPr>
-        <w:bidi/>
-        <w:jc w:val="right"/>
-      </w:pPr>
-      <w:r>
-        <w:rPr>
-          <w:b/>
-          <w:rtl/>
-        </w:rPr>
-        <w:t xml:space="preserve">מה לומר: </w:t>
-      </w:r>
+        <w:t>מי אני ומה ההקשר: תנו לכלי את הרקע שהוא צריך. הוא לא מכיר אתכם.</w:t>
+      </w:r>
+    </w:p>
+    <w:p>
+      <w:pPr>
+        <w:bidi/>
+        <w:jc w:val="right"/>
+      </w:pPr>
       <w:r>
         <w:rPr>
           <w:i w:val="0"/>
           <w:rtl/>
         </w:rPr>
+        <w:t>מה בדיוק אני צריך: היו ספציפיים. נושא, מטרה, קהל.</w:t>
       </w:r>
     </w:p>
     <w:p>
@@ -1540,7 +1365,7 @@
           <w:i w:val="0"/>
           <w:rtl/>
         </w:rPr>
-        <w:t>כלל 3: הגדירו פורמט.</w:t>
+        <w:t>ובאיזה פורמט וסגנון: טבלה? מייל? שלושה משפטים? איזה טון?</w:t>
       </w:r>
     </w:p>
     <w:p>
@@ -1553,7 +1378,7 @@
           <w:i w:val="0"/>
           <w:rtl/>
         </w:rPr>
-        <w:t>טבלה. רשימה ממוספרת. שלושה משפטים. מייל. נקודות לדיבור.</w:t>
+        <w:t>מעכשיו, לפני כל הנחיה ששולחים, בודקים: עניתי על שלוש השאלות?</w:t>
       </w:r>
     </w:p>
     <w:p>
@@ -1566,170 +1391,7 @@
           <w:i w:val="0"/>
           <w:rtl/>
         </w:rPr>
-        <w:t>ותסתכלו על המשבצת הצהובה: מה שלא תגדירו, הכלי יחליט בשבילכם. ובדרך כלל הוא יחליט ארוך מדי.</w:t>
-      </w:r>
-    </w:p>
-    <w:p>
-      <w:pPr>
-        <w:bidi/>
-        <w:jc w:val="right"/>
-      </w:pPr>
-      <w:r>
-        <w:rPr>
-          <w:i w:val="0"/>
-          <w:rtl/>
-        </w:rPr>
-        <w:t>דוגמה שכדאי לזכור בעל פה: "ענה ב-3 נקודות בלבד, ללא הקדמה, ללא סיכום".</w:t>
-      </w:r>
-    </w:p>
-    <w:p>
-      <w:pPr>
-        <w:bidi/>
-        <w:jc w:val="right"/>
-      </w:pPr>
-      <w:r>
-        <w:rPr>
-          <w:b/>
-          <w:rtl/>
-        </w:rPr>
-        <w:t xml:space="preserve">מעבר: </w:t>
-      </w:r>
-      <w:r>
-        <w:rPr>
-          <w:i w:val="0"/>
-          <w:rtl/>
-        </w:rPr>
-        <w:t>"מספיק הקשבה. עכשיו אתם כותבים."</w:t>
-      </w:r>
-    </w:p>
-    <w:p>
-      <w:pPr>
-        <w:pStyle w:val="Heading2"/>
-        <w:bidi/>
-        <w:jc w:val="right"/>
-      </w:pPr>
-      <w:r>
-        <w:rPr>
-          <w:rtl/>
-        </w:rPr>
-        <w:t>שקופית 9: תרגיל מהיר: 5 דקות, מייל אחד (6 דקות)</w:t>
-      </w:r>
-    </w:p>
-    <w:p>
-      <w:pPr>
-        <w:bidi/>
-        <w:jc w:val="right"/>
-      </w:pPr>
-      <w:r>
-        <w:rPr>
-          <w:b/>
-          <w:rtl/>
-        </w:rPr>
-        <w:t xml:space="preserve">מטרה: </w:t>
-      </w:r>
-      <w:r>
-        <w:rPr>
-          <w:i w:val="0"/>
-          <w:rtl/>
-        </w:rPr>
-        <w:t>תרגול ראשון של הנוסחה על משימה אמיתית.</w:t>
-      </w:r>
-    </w:p>
-    <w:p>
-      <w:pPr>
-        <w:bidi/>
-        <w:jc w:val="right"/>
-      </w:pPr>
-      <w:r>
-        <w:rPr>
-          <w:b/>
-          <w:rtl/>
-        </w:rPr>
-        <w:t xml:space="preserve">מה לומר: </w:t>
-      </w:r>
-      <w:r>
-        <w:rPr>
-          <w:i w:val="0"/>
-          <w:rtl/>
-        </w:rPr>
-      </w:r>
-    </w:p>
-    <w:p>
-      <w:pPr>
-        <w:bidi/>
-        <w:jc w:val="right"/>
-      </w:pPr>
-      <w:r>
-        <w:rPr>
-          <w:i w:val="0"/>
-          <w:rtl/>
-        </w:rPr>
-        <w:t>יש לכם חמש דקות.</w:t>
-      </w:r>
-    </w:p>
-    <w:p>
-      <w:pPr>
-        <w:bidi/>
-        <w:jc w:val="right"/>
-      </w:pPr>
-      <w:r>
-        <w:rPr>
-          <w:i w:val="0"/>
-          <w:rtl/>
-        </w:rPr>
-        <w:t>קחו את ההנחיה החלשה, "כתוב לי מייל ללקוח", והפכו אותה למנצחת.</w:t>
-      </w:r>
-    </w:p>
-    <w:p>
-      <w:pPr>
-        <w:bidi/>
-        <w:jc w:val="right"/>
-      </w:pPr>
-      <w:r>
-        <w:rPr>
-          <w:i w:val="0"/>
-          <w:rtl/>
-        </w:rPr>
-        <w:t>אחת: בחרו לקוח ומצב אמיתי מהעבודה שלכם. תשלום שמתעכב, הצעת מחיר, תודה, התנצלות.</w:t>
-      </w:r>
-    </w:p>
-    <w:p>
-      <w:pPr>
-        <w:bidi/>
-        <w:jc w:val="right"/>
-      </w:pPr>
-      <w:r>
-        <w:rPr>
-          <w:i w:val="0"/>
-          <w:rtl/>
-        </w:rPr>
-        <w:t>שתיים: כתבו לפי מי, מה, איך. שתיים או שלוש שורות מספיקות.</w:t>
-      </w:r>
-    </w:p>
-    <w:p>
-      <w:pPr>
-        <w:bidi/>
-        <w:jc w:val="right"/>
-      </w:pPr>
-      <w:r>
-        <w:rPr>
-          <w:i w:val="0"/>
-          <w:rtl/>
-        </w:rPr>
-        <w:t>שלוש: הריצו בכלי שלכם.</w:t>
-      </w:r>
-    </w:p>
-    <w:p>
-      <w:pPr>
-        <w:bidi/>
-        <w:jc w:val="right"/>
-      </w:pPr>
-      <w:r>
-        <w:rPr>
-          <w:i w:val="0"/>
-          <w:rtl/>
-        </w:rPr>
-        <w:t>ארבע: הדביקו בצ'אט את ההנחיה שכתבתם.</w:t>
+        <w:t>בואו ננסה ביחד. "כתוב פוסט". כתבו בצ'אט: מה חסר? מי? מה? איך?</w:t>
       </w:r>
     </w:p>
     <w:p>
@@ -1743,7 +1405,444 @@
           <w:color w:val="7A5A00"/>
           <w:rtl/>
         </w:rPr>
-        <w:t>(מפעילים טיימר של 5 דקות. אחרי 4 דקות מזכירים להדביק בצ'אט)</w:t>
+        <w:t>(אוספים תשובות מהצ'אט ומחברים כל אחת לאחד המרכיבים)</w:t>
+      </w:r>
+    </w:p>
+    <w:p>
+      <w:pPr>
+        <w:bidi/>
+        <w:jc w:val="right"/>
+      </w:pPr>
+      <w:r>
+        <w:rPr>
+          <w:b/>
+          <w:rtl/>
+        </w:rPr>
+        <w:t xml:space="preserve">מעבר: </w:t>
+      </w:r>
+      <w:r>
+        <w:rPr>
+          <w:i w:val="0"/>
+          <w:rtl/>
+        </w:rPr>
+        <w:t>"ועכשיו לכללים, אחד אחד."</w:t>
+      </w:r>
+    </w:p>
+    <w:p>
+      <w:pPr>
+        <w:pStyle w:val="Heading2"/>
+        <w:bidi/>
+        <w:jc w:val="right"/>
+      </w:pPr>
+      <w:r>
+        <w:rPr>
+          <w:rtl/>
+        </w:rPr>
+        <w:t>שקופית 8: כללים 1 ו-2: ספציפיות והקשר (4 דקות)</w:t>
+      </w:r>
+    </w:p>
+    <w:p>
+      <w:pPr>
+        <w:bidi/>
+        <w:jc w:val="right"/>
+      </w:pPr>
+      <w:r>
+        <w:rPr>
+          <w:b/>
+          <w:rtl/>
+        </w:rPr>
+        <w:t xml:space="preserve">מטרה: </w:t>
+      </w:r>
+      <w:r>
+        <w:rPr>
+          <w:i w:val="0"/>
+          <w:rtl/>
+        </w:rPr>
+        <w:t>להעמיק בשני הכללים הראשונים: ספציפיות, והקשר עם תפקיד.</w:t>
+      </w:r>
+    </w:p>
+    <w:p>
+      <w:pPr>
+        <w:bidi/>
+        <w:jc w:val="right"/>
+      </w:pPr>
+      <w:r>
+        <w:rPr>
+          <w:b/>
+          <w:rtl/>
+        </w:rPr>
+        <w:t xml:space="preserve">מה לומר: </w:t>
+      </w:r>
+      <w:r>
+        <w:rPr>
+          <w:i w:val="0"/>
+          <w:rtl/>
+        </w:rPr>
+      </w:r>
+    </w:p>
+    <w:p>
+      <w:pPr>
+        <w:bidi/>
+        <w:jc w:val="right"/>
+      </w:pPr>
+      <w:r>
+        <w:rPr>
+          <w:i w:val="0"/>
+          <w:rtl/>
+        </w:rPr>
+        <w:t>כלל 1: תהיו ספציפיים.</w:t>
+      </w:r>
+    </w:p>
+    <w:p>
+      <w:pPr>
+        <w:bidi/>
+        <w:jc w:val="right"/>
+      </w:pPr>
+      <w:r>
+        <w:rPr>
+          <w:i w:val="0"/>
+          <w:rtl/>
+        </w:rPr>
+        <w:t>במקום "תן דוגמאות", כתבו "תן 3 דוגמאות מתחום הקמעונאות".</w:t>
+      </w:r>
+    </w:p>
+    <w:p>
+      <w:pPr>
+        <w:bidi/>
+        <w:jc w:val="right"/>
+      </w:pPr>
+      <w:r>
+        <w:rPr>
+          <w:i w:val="0"/>
+          <w:rtl/>
+        </w:rPr>
+        <w:t>במקום "שפר את הטקסט", כתבו "קצר את הטקסט לחצי בלי לאבד את המסר המרכזי".</w:t>
+      </w:r>
+    </w:p>
+    <w:p>
+      <w:pPr>
+        <w:bidi/>
+        <w:jc w:val="right"/>
+      </w:pPr>
+      <w:r>
+        <w:rPr>
+          <w:i w:val="0"/>
+          <w:rtl/>
+        </w:rPr>
+        <w:t>כלל 2: תנו הקשר ותפקיד.</w:t>
+      </w:r>
+    </w:p>
+    <w:p>
+      <w:pPr>
+        <w:bidi/>
+        <w:jc w:val="right"/>
+      </w:pPr>
+      <w:r>
+        <w:rPr>
+          <w:i w:val="0"/>
+          <w:rtl/>
+        </w:rPr>
+        <w:t>משפט אחד כמו "אני מנהלת כספים בחברת בנייה בינונית" משנה את כל התשובה. הכלי יודע עם מי הוא מדבר.</w:t>
+      </w:r>
+    </w:p>
+    <w:p>
+      <w:pPr>
+        <w:bidi/>
+        <w:jc w:val="right"/>
+      </w:pPr>
+      <w:r>
+        <w:rPr>
+          <w:i w:val="0"/>
+          <w:rtl/>
+        </w:rPr>
+        <w:t>ואפשר גם לתת לכלי תפקיד: "אתה יועץ מס ותיק. הסבר לי...". פתאום התשובה נשמעת כמו של מומחה.</w:t>
+      </w:r>
+    </w:p>
+    <w:p>
+      <w:pPr>
+        <w:bidi/>
+        <w:jc w:val="right"/>
+      </w:pPr>
+      <w:r>
+        <w:rPr>
+          <w:i w:val="0"/>
+          <w:rtl/>
+        </w:rPr>
+        <w:t>שאלה לצ'אט: איזה תפקיד הייתם נותנים לכלי בעבודה שלכם?</w:t>
+      </w:r>
+    </w:p>
+    <w:p>
+      <w:pPr>
+        <w:bidi/>
+        <w:jc w:val="right"/>
+      </w:pPr>
+      <w:r>
+        <w:rPr>
+          <w:b/>
+          <w:rtl/>
+        </w:rPr>
+        <w:t xml:space="preserve">מעבר: </w:t>
+      </w:r>
+      <w:r>
+        <w:rPr>
+          <w:i w:val="0"/>
+          <w:rtl/>
+        </w:rPr>
+        <w:t>"והכלל השלישי הוא זה שהכי הרבה אנשים שוכחים."</w:t>
+      </w:r>
+    </w:p>
+    <w:p>
+      <w:pPr>
+        <w:pStyle w:val="Heading2"/>
+        <w:bidi/>
+        <w:jc w:val="right"/>
+      </w:pPr>
+      <w:r>
+        <w:rPr>
+          <w:rtl/>
+        </w:rPr>
+        <w:t>שקופית 9: כלל 3: הגדירו פורמט (3 דקות)</w:t>
+      </w:r>
+    </w:p>
+    <w:p>
+      <w:pPr>
+        <w:bidi/>
+        <w:jc w:val="right"/>
+      </w:pPr>
+      <w:r>
+        <w:rPr>
+          <w:b/>
+          <w:rtl/>
+        </w:rPr>
+        <w:t xml:space="preserve">מטרה: </w:t>
+      </w:r>
+      <w:r>
+        <w:rPr>
+          <w:i w:val="0"/>
+          <w:rtl/>
+        </w:rPr>
+        <w:t>להראות שפורמט מוגדר חוסך את רוב התיקונים.</w:t>
+      </w:r>
+    </w:p>
+    <w:p>
+      <w:pPr>
+        <w:bidi/>
+        <w:jc w:val="right"/>
+      </w:pPr>
+      <w:r>
+        <w:rPr>
+          <w:b/>
+          <w:rtl/>
+        </w:rPr>
+        <w:t xml:space="preserve">מה לומר: </w:t>
+      </w:r>
+      <w:r>
+        <w:rPr>
+          <w:i w:val="0"/>
+          <w:rtl/>
+        </w:rPr>
+      </w:r>
+    </w:p>
+    <w:p>
+      <w:pPr>
+        <w:bidi/>
+        <w:jc w:val="right"/>
+      </w:pPr>
+      <w:r>
+        <w:rPr>
+          <w:i w:val="0"/>
+          <w:rtl/>
+        </w:rPr>
+        <w:t>כלל 3: הגדירו פורמט.</w:t>
+      </w:r>
+    </w:p>
+    <w:p>
+      <w:pPr>
+        <w:bidi/>
+        <w:jc w:val="right"/>
+      </w:pPr>
+      <w:r>
+        <w:rPr>
+          <w:i w:val="0"/>
+          <w:rtl/>
+        </w:rPr>
+        <w:t>טבלה. רשימה ממוספרת. שלושה משפטים. מייל. נקודות לדיבור.</w:t>
+      </w:r>
+    </w:p>
+    <w:p>
+      <w:pPr>
+        <w:bidi/>
+        <w:jc w:val="right"/>
+      </w:pPr>
+      <w:r>
+        <w:rPr>
+          <w:i w:val="0"/>
+          <w:rtl/>
+        </w:rPr>
+        <w:t>ותסתכלו על המשבצת הצהובה: מה שלא תגדירו, הכלי יחליט בשבילכם. ובדרך כלל הוא יחליט ארוך מדי.</w:t>
+      </w:r>
+    </w:p>
+    <w:p>
+      <w:pPr>
+        <w:bidi/>
+        <w:jc w:val="right"/>
+      </w:pPr>
+      <w:r>
+        <w:rPr>
+          <w:i w:val="0"/>
+          <w:rtl/>
+        </w:rPr>
+        <w:t>דוגמה שכדאי לזכור בעל פה: "ענה ב-3 נקודות בלבד, ללא הקדמה, ללא סיכום".</w:t>
+      </w:r>
+    </w:p>
+    <w:p>
+      <w:pPr>
+        <w:bidi/>
+        <w:jc w:val="right"/>
+      </w:pPr>
+      <w:r>
+        <w:rPr>
+          <w:b/>
+          <w:rtl/>
+        </w:rPr>
+        <w:t xml:space="preserve">מעבר: </w:t>
+      </w:r>
+      <w:r>
+        <w:rPr>
+          <w:i w:val="0"/>
+          <w:rtl/>
+        </w:rPr>
+        <w:t>"מספיק הקשבה. עכשיו אתם כותבים."</w:t>
+      </w:r>
+    </w:p>
+    <w:p>
+      <w:pPr>
+        <w:pStyle w:val="Heading2"/>
+        <w:bidi/>
+        <w:jc w:val="right"/>
+      </w:pPr>
+      <w:r>
+        <w:rPr>
+          <w:rtl/>
+        </w:rPr>
+        <w:t>שקופית 10: תרגיל מהיר: 5 דקות, מייל אחד (6 דקות)</w:t>
+      </w:r>
+    </w:p>
+    <w:p>
+      <w:pPr>
+        <w:bidi/>
+        <w:jc w:val="right"/>
+      </w:pPr>
+      <w:r>
+        <w:rPr>
+          <w:b/>
+          <w:rtl/>
+        </w:rPr>
+        <w:t xml:space="preserve">מטרה: </w:t>
+      </w:r>
+      <w:r>
+        <w:rPr>
+          <w:i w:val="0"/>
+          <w:rtl/>
+        </w:rPr>
+        <w:t>תרגול ראשון של הנוסחה על משימה אמיתית.</w:t>
+      </w:r>
+    </w:p>
+    <w:p>
+      <w:pPr>
+        <w:bidi/>
+        <w:jc w:val="right"/>
+      </w:pPr>
+      <w:r>
+        <w:rPr>
+          <w:b/>
+          <w:rtl/>
+        </w:rPr>
+        <w:t xml:space="preserve">מה לומר: </w:t>
+      </w:r>
+      <w:r>
+        <w:rPr>
+          <w:i w:val="0"/>
+          <w:rtl/>
+        </w:rPr>
+      </w:r>
+    </w:p>
+    <w:p>
+      <w:pPr>
+        <w:bidi/>
+        <w:jc w:val="right"/>
+      </w:pPr>
+      <w:r>
+        <w:rPr>
+          <w:i w:val="0"/>
+          <w:rtl/>
+        </w:rPr>
+        <w:t>יש לכם חמש דקות.</w:t>
+      </w:r>
+    </w:p>
+    <w:p>
+      <w:pPr>
+        <w:bidi/>
+        <w:jc w:val="right"/>
+      </w:pPr>
+      <w:r>
+        <w:rPr>
+          <w:i w:val="0"/>
+          <w:rtl/>
+        </w:rPr>
+        <w:t>קחו את ההנחיה החלשה, "כתוב לי מייל ללקוח", והפכו אותה למנצחת.</w:t>
+      </w:r>
+    </w:p>
+    <w:p>
+      <w:pPr>
+        <w:bidi/>
+        <w:jc w:val="right"/>
+      </w:pPr>
+      <w:r>
+        <w:rPr>
+          <w:i w:val="0"/>
+          <w:rtl/>
+        </w:rPr>
+        <w:t>אחת: בחרו לקוח ומצב אמיתי מהעבודה שלכם. תשלום שמתעכב, הצעת מחיר, תודה, התנצלות.</w:t>
+      </w:r>
+    </w:p>
+    <w:p>
+      <w:pPr>
+        <w:bidi/>
+        <w:jc w:val="right"/>
+      </w:pPr>
+      <w:r>
+        <w:rPr>
+          <w:i w:val="0"/>
+          <w:rtl/>
+        </w:rPr>
+        <w:t>שתיים: כתבו לפי מי, מה, איך. שתיים או שלוש שורות מספיקות.</w:t>
+      </w:r>
+    </w:p>
+    <w:p>
+      <w:pPr>
+        <w:bidi/>
+        <w:jc w:val="right"/>
+      </w:pPr>
+      <w:r>
+        <w:rPr>
+          <w:i w:val="0"/>
+          <w:rtl/>
+        </w:rPr>
+        <w:t>שלוש: הריצו בכלי שלכם.</w:t>
+      </w:r>
+    </w:p>
+    <w:p>
+      <w:pPr>
+        <w:bidi/>
+        <w:jc w:val="right"/>
+      </w:pPr>
+      <w:r>
+        <w:rPr>
+          <w:i w:val="0"/>
+          <w:rtl/>
+        </w:rPr>
+        <w:t>ארבע: הדביקו בצ'אט את ההנחיה שכתבתם.</w:t>
       </w:r>
     </w:p>
     <w:p>
@@ -1757,281 +1856,7 @@
           <w:color w:val="7A5A00"/>
           <w:rtl/>
         </w:rPr>
-        <w:t>(בוחרים 3 הנחיות מהצ'אט, מריצים אותן בשידור חי, ומראים מה כל אחת עשתה טוב)</w:t>
-      </w:r>
-    </w:p>
-    <w:p>
-      <w:pPr>
-        <w:bidi/>
-        <w:jc w:val="right"/>
-      </w:pPr>
-      <w:r>
-        <w:rPr>
-          <w:i w:val="0"/>
-          <w:rtl/>
-        </w:rPr>
-        <w:t>לא צריך מושלם. צריך יותר טוב מ"כתוב לי מייל ללקוח". ותראו כמה יותר טוב יצא.</w:t>
-      </w:r>
-    </w:p>
-    <w:p>
-      <w:pPr>
-        <w:bidi/>
-        <w:jc w:val="right"/>
-      </w:pPr>
-      <w:r>
-        <w:rPr>
-          <w:b/>
-          <w:rtl/>
-        </w:rPr>
-        <w:t xml:space="preserve">מעבר: </w:t>
-      </w:r>
-      <w:r>
-        <w:rPr>
-          <w:i w:val="0"/>
-          <w:rtl/>
-        </w:rPr>
-        <w:t>"ועכשיו, שני כלים שמשדרגים כל הנחיה."</w:t>
-      </w:r>
-    </w:p>
-    <w:p>
-      <w:pPr>
-        <w:pStyle w:val="Heading2"/>
-        <w:bidi/>
-        <w:jc w:val="right"/>
-      </w:pPr>
-      <w:r>
-        <w:rPr>
-          <w:rtl/>
-        </w:rPr>
-        <w:t>שקופית 10: שני כלים שמשדרגים כל הנחיה (4 דקות)</w:t>
-      </w:r>
-    </w:p>
-    <w:p>
-      <w:pPr>
-        <w:bidi/>
-        <w:jc w:val="right"/>
-      </w:pPr>
-      <w:r>
-        <w:rPr>
-          <w:b/>
-          <w:rtl/>
-        </w:rPr>
-        <w:t xml:space="preserve">מטרה: </w:t>
-      </w:r>
-      <w:r>
-        <w:rPr>
-          <w:i w:val="0"/>
-          <w:rtl/>
-        </w:rPr>
-        <w:t>ללמד איסורים ודוגמה לסגנון.</w:t>
-      </w:r>
-    </w:p>
-    <w:p>
-      <w:pPr>
-        <w:bidi/>
-        <w:jc w:val="right"/>
-      </w:pPr>
-      <w:r>
-        <w:rPr>
-          <w:b/>
-          <w:rtl/>
-        </w:rPr>
-        <w:t xml:space="preserve">מה לומר: </w:t>
-      </w:r>
-      <w:r>
-        <w:rPr>
-          <w:i w:val="0"/>
-          <w:rtl/>
-        </w:rPr>
-      </w:r>
-    </w:p>
-    <w:p>
-      <w:pPr>
-        <w:bidi/>
-        <w:jc w:val="right"/>
-      </w:pPr>
-      <w:r>
-        <w:rPr>
-          <w:i w:val="0"/>
-          <w:rtl/>
-        </w:rPr>
-        <w:t>הכלי הראשון: מה לא לעשות.</w:t>
-      </w:r>
-    </w:p>
-    <w:p>
-      <w:pPr>
-        <w:bidi/>
-        <w:jc w:val="right"/>
-      </w:pPr>
-      <w:r>
-        <w:rPr>
-          <w:i w:val="0"/>
-          <w:rtl/>
-        </w:rPr>
-        <w:t>ה-AI מנסה לרצות. אם לא תגבילו אותו, הוא יוסיף הקדמות, סימני קריאה, "בוודאי! אשמח לעזור" וסיכום שלא ביקשתם.</w:t>
-      </w:r>
-    </w:p>
-    <w:p>
-      <w:pPr>
-        <w:bidi/>
-        <w:jc w:val="right"/>
-      </w:pPr>
-      <w:r>
-        <w:rPr>
-          <w:i w:val="0"/>
-          <w:rtl/>
-        </w:rPr>
-        <w:t>אז כותבים לו במפורש: בלי הקדמה, בלי סימני קריאה, בלי סיכום בסוף.</w:t>
-      </w:r>
-    </w:p>
-    <w:p>
-      <w:pPr>
-        <w:bidi/>
-        <w:jc w:val="right"/>
-      </w:pPr>
-      <w:r>
-        <w:rPr>
-          <w:i w:val="0"/>
-          <w:rtl/>
-        </w:rPr>
-        <w:t>הכלי השני: דוגמה לסגנון. במקצוע זה נקרא Few-Shot.</w:t>
-      </w:r>
-    </w:p>
-    <w:p>
-      <w:pPr>
-        <w:bidi/>
-        <w:jc w:val="right"/>
-      </w:pPr>
-      <w:r>
-        <w:rPr>
-          <w:i w:val="0"/>
-          <w:rtl/>
-        </w:rPr>
-        <w:t>הדרך הכי מהירה ללמד את הכלי את הסגנון שלכם: "הנה מייל שכתבתי בעבר: [מדביקים]. כתוב מייל דומה ל...".</w:t>
-      </w:r>
-    </w:p>
-    <w:p>
-      <w:pPr>
-        <w:bidi/>
-        <w:jc w:val="right"/>
-      </w:pPr>
-      <w:r>
-        <w:rPr>
-          <w:i w:val="0"/>
-          <w:rtl/>
-        </w:rPr>
-        <w:t>הוא ילמד את הטון, האורך והמבנה, בלי שתצטרכו להסביר במילים.</w:t>
-      </w:r>
-    </w:p>
-    <w:p>
-      <w:pPr>
-        <w:bidi/>
-        <w:jc w:val="right"/>
-      </w:pPr>
-      <w:r>
-        <w:rPr>
-          <w:b/>
-          <w:rtl/>
-        </w:rPr>
-        <w:t xml:space="preserve">מעבר: </w:t>
-      </w:r>
-      <w:r>
-        <w:rPr>
-          <w:i w:val="0"/>
-          <w:rtl/>
-        </w:rPr>
-        <w:t>"ומה עושים כשהתשובה הראשונה לא מושלמת?"</w:t>
-      </w:r>
-    </w:p>
-    <w:p>
-      <w:pPr>
-        <w:pStyle w:val="Heading2"/>
-        <w:bidi/>
-        <w:jc w:val="right"/>
-      </w:pPr>
-      <w:r>
-        <w:rPr>
-          <w:rtl/>
-        </w:rPr>
-        <w:t>שקופית 11: כלל 4: שיחה, לא מברק (3 דקות)</w:t>
-      </w:r>
-    </w:p>
-    <w:p>
-      <w:pPr>
-        <w:bidi/>
-        <w:jc w:val="right"/>
-      </w:pPr>
-      <w:r>
-        <w:rPr>
-          <w:b/>
-          <w:rtl/>
-        </w:rPr>
-        <w:t xml:space="preserve">מטרה: </w:t>
-      </w:r>
-      <w:r>
-        <w:rPr>
-          <w:i w:val="0"/>
-          <w:rtl/>
-        </w:rPr>
-        <w:t>להפוך את התשובה הראשונה לנקודת פתיחה ולא לסוף.</w:t>
-      </w:r>
-    </w:p>
-    <w:p>
-      <w:pPr>
-        <w:bidi/>
-        <w:jc w:val="right"/>
-      </w:pPr>
-      <w:r>
-        <w:rPr>
-          <w:b/>
-          <w:rtl/>
-        </w:rPr>
-        <w:t xml:space="preserve">מה לומר: </w:t>
-      </w:r>
-      <w:r>
-        <w:rPr>
-          <w:i w:val="0"/>
-          <w:rtl/>
-        </w:rPr>
-      </w:r>
-    </w:p>
-    <w:p>
-      <w:pPr>
-        <w:bidi/>
-        <w:jc w:val="right"/>
-      </w:pPr>
-      <w:r>
-        <w:rPr>
-          <w:i w:val="0"/>
-          <w:rtl/>
-        </w:rPr>
-        <w:t>כלל 4: שיחה, לא מברק.</w:t>
-      </w:r>
-    </w:p>
-    <w:p>
-      <w:pPr>
-        <w:bidi/>
-        <w:jc w:val="right"/>
-      </w:pPr>
-      <w:r>
-        <w:rPr>
-          <w:i w:val="0"/>
-          <w:rtl/>
-        </w:rPr>
-        <w:t>לא חייבים לקלוע בפעם הראשונה. הכלי זוכר את כל השיחה.</w:t>
-      </w:r>
-    </w:p>
-    <w:p>
-      <w:pPr>
-        <w:bidi/>
-        <w:jc w:val="right"/>
-      </w:pPr>
-      <w:r>
-        <w:rPr>
-          <w:i w:val="0"/>
-          <w:rtl/>
-        </w:rPr>
-        <w:t>אז ממשיכים: "קצר יותר". "פחות רשמי". "תן גרסה נוספת". "עכשיו כטבלה".</w:t>
+        <w:t>(מפעילים טיימר של 5 דקות. אחרי 4 דקות מזכירים להדביק בצ'אט)</w:t>
       </w:r>
     </w:p>
     <w:p>
@@ -2045,7 +1870,7 @@
           <w:color w:val="7A5A00"/>
           <w:rtl/>
         </w:rPr>
-        <w:t>(לוקחים את המייל מהניסוי ומבקשים בשידור חי: "פחות רשמי", ואז "עכשיו בשלוש שורות")</w:t>
+        <w:t>(בוחרים 3 הנחיות מהצ'אט, מריצים אותן בשידור חי, ומראים מה כל אחת עשתה טוב)</w:t>
       </w:r>
     </w:p>
     <w:p>
@@ -2058,7 +1883,7 @@
           <w:i w:val="0"/>
           <w:rtl/>
         </w:rPr>
-        <w:t>ראיתם? שתי מילים, ותוצאה אחרת לגמרי.</w:t>
+        <w:t>לא צריך מושלם. צריך יותר טוב מ"כתוב לי מייל ללקוח". ותראו כמה יותר טוב יצא.</w:t>
       </w:r>
     </w:p>
     <w:p>
@@ -2078,7 +1903,7 @@
           <w:i w:val="0"/>
           <w:rtl/>
         </w:rPr>
-        <w:t>"והכלל החמישי הופך את ה-AI מכותב לעורך."</w:t>
+        <w:t>"ועכשיו, שני כלים שמשדרגים כל הנחיה."</w:t>
       </w:r>
     </w:p>
     <w:p>
@@ -2091,7 +1916,7 @@
         <w:rPr>
           <w:rtl/>
         </w:rPr>
-        <w:t>שקופית 12: כלל 5: בקשו ביקורת (3 דקות)</w:t>
+        <w:t>שקופית 11: שני כלים שמשדרגים כל הנחיה (4 דקות)</w:t>
       </w:r>
     </w:p>
     <w:p>
@@ -2111,7 +1936,7 @@
           <w:i w:val="0"/>
           <w:rtl/>
         </w:rPr>
-        <w:t>ללמד להשתמש בכלי כעורך ומבקר.</w:t>
+        <w:t>ללמד איסורים ודוגמה לסגנון.</w:t>
       </w:r>
     </w:p>
     <w:p>
@@ -2143,7 +1968,7 @@
           <w:i w:val="0"/>
           <w:rtl/>
         </w:rPr>
-        <w:t>כלל 5: בקשו ביקורת.</w:t>
+        <w:t>הכלי הראשון: מה לא לעשות.</w:t>
       </w:r>
     </w:p>
     <w:p>
@@ -2156,7 +1981,7 @@
           <w:i w:val="0"/>
           <w:rtl/>
         </w:rPr>
-        <w:t>הכלי הוא לא רק כותב. הוא עורך מצוין.</w:t>
+        <w:t>ה-AI מנסה לרצות. אם לא תגבילו אותו, הוא יוסיף הקדמות, סימני קריאה, "בוודאי! אשמח לעזור" וסיכום שלא ביקשתם.</w:t>
       </w:r>
     </w:p>
     <w:p>
@@ -2169,7 +1994,7 @@
           <w:i w:val="0"/>
           <w:rtl/>
         </w:rPr>
-        <w:t>שלוש שאלות שכדאי לשמור:</w:t>
+        <w:t>אז כותבים לו במפורש: בלי הקדמה, בלי סימני קריאה, בלי סיכום בסוף.</w:t>
       </w:r>
     </w:p>
     <w:p>
@@ -2182,7 +2007,7 @@
           <w:i w:val="0"/>
           <w:rtl/>
         </w:rPr>
-        <w:t>"מה חסר בטקסט הזה?"</w:t>
+        <w:t>הכלי השני: דוגמה לסגנון. במקצוע זה נקרא Few-Shot.</w:t>
       </w:r>
     </w:p>
     <w:p>
@@ -2195,7 +2020,7 @@
           <w:i w:val="0"/>
           <w:rtl/>
         </w:rPr>
-        <w:t>"אילו שאלות ישאל אותי הלקוח אחרי שיקרא?"</w:t>
+        <w:t>הדרך הכי מהירה ללמד את הכלי את הסגנון שלכם: "הנה מייל שכתבתי בעבר: [מדביקים]. כתוב מייל דומה ל...".</w:t>
       </w:r>
     </w:p>
     <w:p>
@@ -2208,20 +2033,40 @@
           <w:i w:val="0"/>
           <w:rtl/>
         </w:rPr>
-        <w:t>"מצא 3 חולשות בטיעון שלי."</w:t>
-      </w:r>
-    </w:p>
-    <w:p>
-      <w:pPr>
-        <w:bidi/>
-        <w:jc w:val="right"/>
-      </w:pPr>
+        <w:t>הוא ילמד את הטון, האורך והמבנה, בלי שתצטרכו להסביר במילים.</w:t>
+      </w:r>
+    </w:p>
+    <w:p>
+      <w:pPr>
+        <w:bidi/>
+        <w:jc w:val="right"/>
+      </w:pPr>
+      <w:r>
+        <w:rPr>
+          <w:b/>
+          <w:rtl/>
+        </w:rPr>
+        <w:t xml:space="preserve">מעבר: </w:t>
+      </w:r>
       <w:r>
         <w:rPr>
           <w:i w:val="0"/>
           <w:rtl/>
         </w:rPr>
-        <w:t>והטיפ: אל תבקשו ממנו "תגיד מה דעתך". הוא נוטה להחמיא. בקשו ממנו לחפש חולשות. זוכרים חנפנות מהמפגש הקודם?</w:t>
+        <w:t>"ומה עושים כשהתשובה הראשונה לא מושלמת?"</w:t>
+      </w:r>
+    </w:p>
+    <w:p>
+      <w:pPr>
+        <w:pStyle w:val="Heading2"/>
+        <w:bidi/>
+        <w:jc w:val="right"/>
+      </w:pPr>
+      <w:r>
+        <w:rPr>
+          <w:rtl/>
+        </w:rPr>
+        <w:t>שקופית 12: כלל 4: שיחה, לא מברק (3 דקות)</w:t>
       </w:r>
     </w:p>
     <w:p>
@@ -2234,27 +2079,14 @@
           <w:b/>
           <w:rtl/>
         </w:rPr>
-        <w:t xml:space="preserve">מעבר: </w:t>
+        <w:t xml:space="preserve">מטרה: </w:t>
       </w:r>
       <w:r>
         <w:rPr>
           <w:i w:val="0"/>
           <w:rtl/>
         </w:rPr>
-        <w:t>"ועכשיו, טכניקה שאני הכי אוהבת. בשביל הימים שבהם לא יודעים מה לכתוב."</w:t>
-      </w:r>
-    </w:p>
-    <w:p>
-      <w:pPr>
-        <w:pStyle w:val="Heading2"/>
-        <w:bidi/>
-        <w:jc w:val="right"/>
-      </w:pPr>
-      <w:r>
-        <w:rPr>
-          <w:rtl/>
-        </w:rPr>
-        <w:t>שקופית 13: טכניקה: תנו לו לראיין אתכם (3 דקות)</w:t>
+        <w:t>להפוך את התשובה הראשונה לנקודת פתיחה ולא לסוף.</w:t>
       </w:r>
     </w:p>
     <w:p>
@@ -2267,33 +2099,26 @@
           <w:b/>
           <w:rtl/>
         </w:rPr>
-        <w:t xml:space="preserve">מטרה: </w:t>
+        <w:t xml:space="preserve">מה לומר: </w:t>
       </w:r>
       <w:r>
         <w:rPr>
           <w:i w:val="0"/>
           <w:rtl/>
         </w:rPr>
-        <w:t>ללמד את טכניקת הראיון, שפותרת את בעיית הדף הלבן.</w:t>
-      </w:r>
-    </w:p>
-    <w:p>
-      <w:pPr>
-        <w:bidi/>
-        <w:jc w:val="right"/>
-      </w:pPr>
-      <w:r>
-        <w:rPr>
-          <w:b/>
-          <w:rtl/>
-        </w:rPr>
-        <w:t xml:space="preserve">מה לומר: </w:t>
-      </w:r>
+      </w:r>
+    </w:p>
+    <w:p>
+      <w:pPr>
+        <w:bidi/>
+        <w:jc w:val="right"/>
+      </w:pPr>
       <w:r>
         <w:rPr>
           <w:i w:val="0"/>
           <w:rtl/>
         </w:rPr>
+        <w:t>כלל 4: שיחה, לא מברק.</w:t>
       </w:r>
     </w:p>
     <w:p>
@@ -2306,7 +2131,7 @@
           <w:i w:val="0"/>
           <w:rtl/>
         </w:rPr>
-        <w:t>מכירים את זה שיודעים מה רוצים, אבל לא יודעים איך להסביר?</w:t>
+        <w:t>לא חייבים לקלוע בפעם הראשונה. הכלי זוכר את כל השיחה.</w:t>
       </w:r>
     </w:p>
     <w:p>
@@ -2319,20 +2144,7 @@
           <w:i w:val="0"/>
           <w:rtl/>
         </w:rPr>
-        <w:t>אז הופכים את התפקידים. ה-AI שואל, ואתם עונים.</w:t>
-      </w:r>
-    </w:p>
-    <w:p>
-      <w:pPr>
-        <w:bidi/>
-        <w:jc w:val="right"/>
-      </w:pPr>
-      <w:r>
-        <w:rPr>
-          <w:i w:val="0"/>
-          <w:rtl/>
-        </w:rPr>
-        <w:t>ההנחיה פשוטה, והיא כבר בצ'אט: "אני רוצה לכתוב [מה]. לפני שאתה כותב, שאל אותי 5 שאלות שיעזרו לך לדייק. שאל שאלה אחת בכל פעם, וחכה לתשובה שלי."</w:t>
+        <w:t>אז ממשיכים: "קצר יותר". "פחות רשמי". "תן גרסה נוספת". "עכשיו כטבלה".</w:t>
       </w:r>
     </w:p>
     <w:p>
@@ -2346,7 +2158,7 @@
           <w:color w:val="7A5A00"/>
           <w:rtl/>
         </w:rPr>
-        <w:t>(מדביקים את ההנחיה בצ'אט)</w:t>
+        <w:t>(לוקחים את המייל מהניסוי ומבקשים בשידור חי: "פחות רשמי", ואז "עכשיו בשלוש שורות")</w:t>
       </w:r>
     </w:p>
     <w:p>
@@ -2359,20 +2171,418 @@
           <w:i w:val="0"/>
           <w:rtl/>
         </w:rPr>
-        <w:t>למה זה עובד? כי ה-AI יודע אילו פרטים חסרים לו. הוא ישאל על הקהל, המטרה, הטון, האורך. דברים שלא חשבתם לכתוב.</w:t>
-      </w:r>
-    </w:p>
-    <w:p>
-      <w:pPr>
-        <w:bidi/>
-        <w:jc w:val="right"/>
-      </w:pPr>
+        <w:t>ראיתם? שתי מילים, ותוצאה אחרת לגמרי.</w:t>
+      </w:r>
+    </w:p>
+    <w:p>
+      <w:pPr>
+        <w:bidi/>
+        <w:jc w:val="right"/>
+      </w:pPr>
+      <w:r>
+        <w:rPr>
+          <w:b/>
+          <w:rtl/>
+        </w:rPr>
+        <w:t xml:space="preserve">מעבר: </w:t>
+      </w:r>
       <w:r>
         <w:rPr>
           <w:i w:val="0"/>
           <w:rtl/>
         </w:rPr>
-        <w:t>בואו ננסה עכשיו, דקה וחצי: "אני רוצה לכתוב ברכה ליום הולדת 50 של חבר. לפני שאתה כותב, שאל אותי 5 שאלות."</w:t>
+        <w:t>"והכלל החמישי הופך את ה-AI מכותב לעורך."</w:t>
+      </w:r>
+    </w:p>
+    <w:p>
+      <w:pPr>
+        <w:pStyle w:val="Heading2"/>
+        <w:bidi/>
+        <w:jc w:val="right"/>
+      </w:pPr>
+      <w:r>
+        <w:rPr>
+          <w:rtl/>
+        </w:rPr>
+        <w:t>שקופית 13: כלל 5: בקשו ביקורת (3 דקות)</w:t>
+      </w:r>
+    </w:p>
+    <w:p>
+      <w:pPr>
+        <w:bidi/>
+        <w:jc w:val="right"/>
+      </w:pPr>
+      <w:r>
+        <w:rPr>
+          <w:b/>
+          <w:rtl/>
+        </w:rPr>
+        <w:t xml:space="preserve">מטרה: </w:t>
+      </w:r>
+      <w:r>
+        <w:rPr>
+          <w:i w:val="0"/>
+          <w:rtl/>
+        </w:rPr>
+        <w:t>ללמד להשתמש בכלי כעורך ומבקר.</w:t>
+      </w:r>
+    </w:p>
+    <w:p>
+      <w:pPr>
+        <w:bidi/>
+        <w:jc w:val="right"/>
+      </w:pPr>
+      <w:r>
+        <w:rPr>
+          <w:b/>
+          <w:rtl/>
+        </w:rPr>
+        <w:t xml:space="preserve">מה לומר: </w:t>
+      </w:r>
+      <w:r>
+        <w:rPr>
+          <w:i w:val="0"/>
+          <w:rtl/>
+        </w:rPr>
+      </w:r>
+    </w:p>
+    <w:p>
+      <w:pPr>
+        <w:bidi/>
+        <w:jc w:val="right"/>
+      </w:pPr>
+      <w:r>
+        <w:rPr>
+          <w:i w:val="0"/>
+          <w:rtl/>
+        </w:rPr>
+        <w:t>כלל 5: בקשו ביקורת.</w:t>
+      </w:r>
+    </w:p>
+    <w:p>
+      <w:pPr>
+        <w:bidi/>
+        <w:jc w:val="right"/>
+      </w:pPr>
+      <w:r>
+        <w:rPr>
+          <w:i w:val="0"/>
+          <w:rtl/>
+        </w:rPr>
+        <w:t>הכלי הוא לא רק כותב. הוא עורך מצוין.</w:t>
+      </w:r>
+    </w:p>
+    <w:p>
+      <w:pPr>
+        <w:bidi/>
+        <w:jc w:val="right"/>
+      </w:pPr>
+      <w:r>
+        <w:rPr>
+          <w:i w:val="0"/>
+          <w:rtl/>
+        </w:rPr>
+        <w:t>שלוש שאלות שכדאי לשמור:</w:t>
+      </w:r>
+    </w:p>
+    <w:p>
+      <w:pPr>
+        <w:bidi/>
+        <w:jc w:val="right"/>
+      </w:pPr>
+      <w:r>
+        <w:rPr>
+          <w:i w:val="0"/>
+          <w:rtl/>
+        </w:rPr>
+        <w:t>"מה חסר בטקסט הזה?"</w:t>
+      </w:r>
+    </w:p>
+    <w:p>
+      <w:pPr>
+        <w:bidi/>
+        <w:jc w:val="right"/>
+      </w:pPr>
+      <w:r>
+        <w:rPr>
+          <w:i w:val="0"/>
+          <w:rtl/>
+        </w:rPr>
+        <w:t>"אילו שאלות ישאל אותי הלקוח אחרי שיקרא?"</w:t>
+      </w:r>
+    </w:p>
+    <w:p>
+      <w:pPr>
+        <w:bidi/>
+        <w:jc w:val="right"/>
+      </w:pPr>
+      <w:r>
+        <w:rPr>
+          <w:i w:val="0"/>
+          <w:rtl/>
+        </w:rPr>
+        <w:t>"מצא 3 חולשות בטיעון שלי."</w:t>
+      </w:r>
+    </w:p>
+    <w:p>
+      <w:pPr>
+        <w:bidi/>
+        <w:jc w:val="right"/>
+      </w:pPr>
+      <w:r>
+        <w:rPr>
+          <w:i w:val="0"/>
+          <w:rtl/>
+        </w:rPr>
+        <w:t>והטיפ: אל תבקשו ממנו "תגיד מה דעתך". הוא נוטה להחמיא. בקשו ממנו לחפש חולשות. זוכרים חנפנות מהמפגש הקודם?</w:t>
+      </w:r>
+    </w:p>
+    <w:p>
+      <w:pPr>
+        <w:bidi/>
+        <w:jc w:val="right"/>
+      </w:pPr>
+      <w:r>
+        <w:rPr>
+          <w:b/>
+          <w:rtl/>
+        </w:rPr>
+        <w:t xml:space="preserve">מעבר: </w:t>
+      </w:r>
+      <w:r>
+        <w:rPr>
+          <w:i w:val="0"/>
+          <w:rtl/>
+        </w:rPr>
+        <w:t>"ויש שתי דרכים לעבוד עם כל מה שלמדנו."</w:t>
+      </w:r>
+    </w:p>
+    <w:p>
+      <w:pPr>
+        <w:pStyle w:val="Heading2"/>
+        <w:bidi/>
+        <w:jc w:val="right"/>
+      </w:pPr>
+      <w:r>
+        <w:rPr>
+          <w:rtl/>
+        </w:rPr>
+        <w:t>שקופית 14: כתיבה בלייב מול בניית משימה (4 דקות)</w:t>
+      </w:r>
+    </w:p>
+    <w:p>
+      <w:pPr>
+        <w:bidi/>
+        <w:jc w:val="right"/>
+      </w:pPr>
+      <w:r>
+        <w:rPr>
+          <w:b/>
+          <w:rtl/>
+        </w:rPr>
+        <w:t xml:space="preserve">מטרה: </w:t>
+      </w:r>
+      <w:r>
+        <w:rPr>
+          <w:i w:val="0"/>
+          <w:rtl/>
+        </w:rPr>
+        <w:t>להבין מתי משוחחים צעד אחרי צעד ומתי כותבים הנחיה מלאה מראש.</w:t>
+      </w:r>
+    </w:p>
+    <w:p>
+      <w:pPr>
+        <w:bidi/>
+        <w:jc w:val="right"/>
+      </w:pPr>
+      <w:r>
+        <w:rPr>
+          <w:b/>
+          <w:rtl/>
+        </w:rPr>
+        <w:t xml:space="preserve">מה לומר: </w:t>
+      </w:r>
+      <w:r>
+        <w:rPr>
+          <w:i w:val="0"/>
+          <w:rtl/>
+        </w:rPr>
+      </w:r>
+    </w:p>
+    <w:p>
+      <w:pPr>
+        <w:bidi/>
+        <w:jc w:val="right"/>
+      </w:pPr>
+      <w:r>
+        <w:rPr>
+          <w:i w:val="0"/>
+          <w:rtl/>
+        </w:rPr>
+        <w:t>שתי דרכים לעבוד עם AI.</w:t>
+      </w:r>
+    </w:p>
+    <w:p>
+      <w:pPr>
+        <w:bidi/>
+        <w:jc w:val="right"/>
+      </w:pPr>
+      <w:r>
+        <w:rPr>
+          <w:i w:val="0"/>
+          <w:rtl/>
+        </w:rPr>
+        <w:t>כתיבה בלייב: שיחה. כותבים שורה, רואים מה יצא, ומשפרים. "קצר יותר", "עכשיו כטבלה". מושלם למייל קצר, לרעיון, לתשובה מהירה.</w:t>
+      </w:r>
+    </w:p>
+    <w:p>
+      <w:pPr>
+        <w:bidi/>
+        <w:jc w:val="right"/>
+      </w:pPr>
+      <w:r>
+        <w:rPr>
+          <w:i w:val="0"/>
+          <w:rtl/>
+        </w:rPr>
+        <w:t>בניית משימה: הנחיה אחת מלאה, מראש. תפקיד, הקשר, משימה, פורמט, גבולות, ומצרפים חומר ודוגמה. מתאים לאפיון, להצעת מחיר, למסמך ארוך.</w:t>
+      </w:r>
+    </w:p>
+    <w:p>
+      <w:pPr>
+        <w:bidi/>
+        <w:jc w:val="right"/>
+      </w:pPr>
+      <w:r>
+        <w:rPr>
+          <w:i w:val="0"/>
+          <w:rtl/>
+        </w:rPr>
+        <w:t>והכלל: משימה של דקה? בלייב. משימה של שעה? בונים משימה. ומשימה שחוזרת? שומרים בבנק.</w:t>
+      </w:r>
+    </w:p>
+    <w:p>
+      <w:pPr>
+        <w:bidi/>
+        <w:jc w:val="right"/>
+      </w:pPr>
+      <w:r>
+        <w:rPr>
+          <w:i w:val="0"/>
+          <w:rtl/>
+        </w:rPr>
+        <w:t>כתבו בצ'אט: משימה אחת שלכם, ולידה "לייב" או "משימה".</w:t>
+      </w:r>
+    </w:p>
+    <w:p>
+      <w:pPr>
+        <w:bidi/>
+        <w:jc w:val="right"/>
+      </w:pPr>
+      <w:r>
+        <w:rPr>
+          <w:b/>
+          <w:rtl/>
+        </w:rPr>
+        <w:t xml:space="preserve">מעבר: </w:t>
+      </w:r>
+      <w:r>
+        <w:rPr>
+          <w:i w:val="0"/>
+          <w:rtl/>
+        </w:rPr>
+        <w:t>"ומה עושים כשלא יודעים מה לכתוב בכלל?"</w:t>
+      </w:r>
+    </w:p>
+    <w:p>
+      <w:pPr>
+        <w:pStyle w:val="Heading2"/>
+        <w:bidi/>
+        <w:jc w:val="right"/>
+      </w:pPr>
+      <w:r>
+        <w:rPr>
+          <w:rtl/>
+        </w:rPr>
+        <w:t>שקופית 15: טכניקה: תנו לו לראיין אתכם (3 דקות)</w:t>
+      </w:r>
+    </w:p>
+    <w:p>
+      <w:pPr>
+        <w:bidi/>
+        <w:jc w:val="right"/>
+      </w:pPr>
+      <w:r>
+        <w:rPr>
+          <w:b/>
+          <w:rtl/>
+        </w:rPr>
+        <w:t xml:space="preserve">מטרה: </w:t>
+      </w:r>
+      <w:r>
+        <w:rPr>
+          <w:i w:val="0"/>
+          <w:rtl/>
+        </w:rPr>
+        <w:t>ללמד את טכניקת הראיון, שפותרת את בעיית הדף הלבן.</w:t>
+      </w:r>
+    </w:p>
+    <w:p>
+      <w:pPr>
+        <w:bidi/>
+        <w:jc w:val="right"/>
+      </w:pPr>
+      <w:r>
+        <w:rPr>
+          <w:b/>
+          <w:rtl/>
+        </w:rPr>
+        <w:t xml:space="preserve">מה לומר: </w:t>
+      </w:r>
+      <w:r>
+        <w:rPr>
+          <w:i w:val="0"/>
+          <w:rtl/>
+        </w:rPr>
+      </w:r>
+    </w:p>
+    <w:p>
+      <w:pPr>
+        <w:bidi/>
+        <w:jc w:val="right"/>
+      </w:pPr>
+      <w:r>
+        <w:rPr>
+          <w:i w:val="0"/>
+          <w:rtl/>
+        </w:rPr>
+        <w:t>מכירים את זה שיודעים מה רוצים, אבל לא יודעים איך להסביר?</w:t>
+      </w:r>
+    </w:p>
+    <w:p>
+      <w:pPr>
+        <w:bidi/>
+        <w:jc w:val="right"/>
+      </w:pPr>
+      <w:r>
+        <w:rPr>
+          <w:i w:val="0"/>
+          <w:rtl/>
+        </w:rPr>
+        <w:t>אז הופכים את התפקידים. ה-AI שואל, ואתם עונים.</w:t>
+      </w:r>
+    </w:p>
+    <w:p>
+      <w:pPr>
+        <w:bidi/>
+        <w:jc w:val="right"/>
+      </w:pPr>
+      <w:r>
+        <w:rPr>
+          <w:i w:val="0"/>
+          <w:rtl/>
+        </w:rPr>
+        <w:t>ההנחיה פשוטה, והיא כבר בצ'אט: "אני רוצה לכתוב [מה]. לפני שאתה כותב, שאל אותי 5 שאלות שיעזרו לך לדייק. שאל שאלה אחת בכל פעם, וחכה לתשובה שלי."</w:t>
       </w:r>
     </w:p>
     <w:p>
@@ -2386,112 +2596,33 @@
           <w:color w:val="7A5A00"/>
           <w:rtl/>
         </w:rPr>
-        <w:t>(נותנים דקה וחצי, ושואלים: מה הייתה השאלה הכי מפתיעה שה-AI שאל אתכם?)</w:t>
-      </w:r>
-    </w:p>
-    <w:p>
-      <w:pPr>
-        <w:bidi/>
-        <w:jc w:val="right"/>
-      </w:pPr>
-      <w:r>
-        <w:rPr>
-          <w:b/>
-          <w:rtl/>
-        </w:rPr>
-        <w:t xml:space="preserve">מעבר: </w:t>
-      </w:r>
+        <w:t>(מדביקים את ההנחיה בצ'אט)</w:t>
+      </w:r>
+    </w:p>
+    <w:p>
+      <w:pPr>
+        <w:bidi/>
+        <w:jc w:val="right"/>
+      </w:pPr>
       <w:r>
         <w:rPr>
           <w:i w:val="0"/>
           <w:rtl/>
         </w:rPr>
-        <w:t>"ועכשיו משחק. בואו נראה אם אתם מזהים הנחיות חלשות."</w:t>
-      </w:r>
-    </w:p>
-    <w:p>
-      <w:pPr>
-        <w:pStyle w:val="Heading2"/>
-        <w:bidi/>
-        <w:jc w:val="right"/>
-      </w:pPr>
-      <w:r>
-        <w:rPr>
-          <w:rtl/>
-        </w:rPr>
-        <w:t>שקופית 14: תרגיל אבחון: 4 הנחיות חלשות (6 דקות)</w:t>
-      </w:r>
-    </w:p>
-    <w:p>
-      <w:pPr>
-        <w:bidi/>
-        <w:jc w:val="right"/>
-      </w:pPr>
-      <w:r>
-        <w:rPr>
-          <w:b/>
-          <w:rtl/>
-        </w:rPr>
-        <w:t xml:space="preserve">מטרה: </w:t>
-      </w:r>
+        <w:t>למה זה עובד? כי ה-AI יודע אילו פרטים חסרים לו. הוא ישאל על הקהל, המטרה, הטון, האורך. דברים שלא חשבתם לכתוב.</w:t>
+      </w:r>
+    </w:p>
+    <w:p>
+      <w:pPr>
+        <w:bidi/>
+        <w:jc w:val="right"/>
+      </w:pPr>
       <w:r>
         <w:rPr>
           <w:i w:val="0"/>
           <w:rtl/>
         </w:rPr>
-        <w:t>לתרגל זיהוי ותיקון של הנחיות חלשות, בצורת משחק.</w:t>
-      </w:r>
-    </w:p>
-    <w:p>
-      <w:pPr>
-        <w:bidi/>
-        <w:jc w:val="right"/>
-      </w:pPr>
-      <w:r>
-        <w:rPr>
-          <w:b/>
-          <w:rtl/>
-        </w:rPr>
-        <w:t xml:space="preserve">משחק: </w:t>
-      </w:r>
-      <w:r>
-        <w:rPr>
-          <w:i w:val="0"/>
-          <w:rtl/>
-        </w:rPr>
-        <w:t>סבב "תקנו את ההנחיה": כל הנחיה חלשה מוצגת, והמשתתפים כותבים תיקון.</w:t>
-      </w:r>
-    </w:p>
-    <w:p>
-      <w:pPr>
-        <w:bidi/>
-        <w:jc w:val="right"/>
-      </w:pPr>
-      <w:r>
-        <w:rPr>
-          <w:b/>
-          <w:rtl/>
-        </w:rPr>
-        <w:t xml:space="preserve">מה לומר: </w:t>
-      </w:r>
-      <w:r>
-        <w:rPr>
-          <w:i w:val="0"/>
-          <w:rtl/>
-        </w:rPr>
-      </w:r>
-    </w:p>
-    <w:p>
-      <w:pPr>
-        <w:bidi/>
-        <w:jc w:val="right"/>
-      </w:pPr>
-      <w:r>
-        <w:rPr>
-          <w:i w:val="0"/>
-          <w:rtl/>
-        </w:rPr>
-        <w:t>ארבע הנחיות חלשות. כל אחת עם בעיה אחרת. אתם המאבחנים.</w:t>
+        <w:t>בואו ננסה עכשיו, דקה וחצי: "אני רוצה לכתוב ברכה ליום הולדת 50 של חבר. לפני שאתה כותב, שאל אותי 5 שאלות."</w:t>
       </w:r>
     </w:p>
     <w:p>
@@ -2505,59 +2636,99 @@
           <w:color w:val="7A5A00"/>
           <w:rtl/>
         </w:rPr>
-        <w:t>(לפני שחושפים את הפתרון, מציגים כל הנחיה ושואלים: מה הבעיה? כתבו בצ'אט או במשחק)</w:t>
-      </w:r>
-    </w:p>
-    <w:p>
-      <w:pPr>
-        <w:bidi/>
-        <w:jc w:val="right"/>
-      </w:pPr>
+        <w:t>(נותנים דקה וחצי, ושואלים: מה הייתה השאלה הכי מפתיעה שה-AI שאל אתכם?)</w:t>
+      </w:r>
+    </w:p>
+    <w:p>
+      <w:pPr>
+        <w:bidi/>
+        <w:jc w:val="right"/>
+      </w:pPr>
+      <w:r>
+        <w:rPr>
+          <w:b/>
+          <w:rtl/>
+        </w:rPr>
+        <w:t xml:space="preserve">מעבר: </w:t>
+      </w:r>
       <w:r>
         <w:rPr>
           <w:i w:val="0"/>
           <w:rtl/>
         </w:rPr>
-        <w:t>אחת: "כתוב פוסט". מה חסר? הכול. נושא, קהל, אורך, פלטפורמה.</w:t>
-      </w:r>
-    </w:p>
-    <w:p>
-      <w:pPr>
-        <w:bidi/>
-        <w:jc w:val="right"/>
-      </w:pPr>
+        <w:t>"ועכשיו משחק. בואו נראה אם אתם מזהים הנחיות חלשות."</w:t>
+      </w:r>
+    </w:p>
+    <w:p>
+      <w:pPr>
+        <w:pStyle w:val="Heading2"/>
+        <w:bidi/>
+        <w:jc w:val="right"/>
+      </w:pPr>
+      <w:r>
+        <w:rPr>
+          <w:rtl/>
+        </w:rPr>
+        <w:t>שקופית 16: תרגיל אבחון: 4 הנחיות חלשות (6 דקות)</w:t>
+      </w:r>
+    </w:p>
+    <w:p>
+      <w:pPr>
+        <w:bidi/>
+        <w:jc w:val="right"/>
+      </w:pPr>
+      <w:r>
+        <w:rPr>
+          <w:b/>
+          <w:rtl/>
+        </w:rPr>
+        <w:t xml:space="preserve">מטרה: </w:t>
+      </w:r>
       <w:r>
         <w:rPr>
           <w:i w:val="0"/>
           <w:rtl/>
         </w:rPr>
-        <w:t>שתיים: "תסביר לי על מס". כללית מדי. איזה מס? למי? לאיזה צורך?</w:t>
-      </w:r>
-    </w:p>
-    <w:p>
-      <w:pPr>
-        <w:bidi/>
-        <w:jc w:val="right"/>
-      </w:pPr>
+        <w:t>לתרגל זיהוי ותיקון של הנחיות חלשות, בצורת משחק.</w:t>
+      </w:r>
+    </w:p>
+    <w:p>
+      <w:pPr>
+        <w:bidi/>
+        <w:jc w:val="right"/>
+      </w:pPr>
+      <w:r>
+        <w:rPr>
+          <w:b/>
+          <w:rtl/>
+        </w:rPr>
+        <w:t xml:space="preserve">אפליקציית הקורס: </w:t>
+      </w:r>
       <w:r>
         <w:rPr>
           <w:i w:val="0"/>
           <w:rtl/>
         </w:rPr>
-        <w:t>שלוש: "כתוב מייל קצר ומפורט עם כל הפרטים". בקשות סותרות. קצר ומפורט לא הולכים יחד.</w:t>
-      </w:r>
-    </w:p>
-    <w:p>
-      <w:pPr>
-        <w:bidi/>
-        <w:jc w:val="right"/>
-      </w:pPr>
+        <w:t>סבב "תקנו את ההנחיה": כל הנחיה חלשה מוצגת, והמשתתפים כותבים תיקון.</w:t>
+      </w:r>
+    </w:p>
+    <w:p>
+      <w:pPr>
+        <w:bidi/>
+        <w:jc w:val="right"/>
+      </w:pPr>
+      <w:r>
+        <w:rPr>
+          <w:b/>
+          <w:rtl/>
+        </w:rPr>
+        <w:t xml:space="preserve">מה לומר: </w:t>
+      </w:r>
       <w:r>
         <w:rPr>
           <w:i w:val="0"/>
           <w:rtl/>
         </w:rPr>
-        <w:t>ארבע: "סכם את המסמך", בלי לצרף מסמך. חסר ההקשר עצמו.</w:t>
       </w:r>
     </w:p>
     <w:p>
@@ -2570,119 +2741,7 @@
           <w:i w:val="0"/>
           <w:rtl/>
         </w:rPr>
-        <w:t>ולכל אחת, תראו את ה"אחרי" בכתום. כל אחת נוסחה מחדש לפי מי, מה, איך.</w:t>
-      </w:r>
-    </w:p>
-    <w:p>
-      <w:pPr>
-        <w:bidi/>
-        <w:jc w:val="right"/>
-      </w:pPr>
-      <w:r>
-        <w:rPr>
-          <w:b/>
-          <w:rtl/>
-        </w:rPr>
-        <w:t xml:space="preserve">מעבר: </w:t>
-      </w:r>
-      <w:r>
-        <w:rPr>
-          <w:i w:val="0"/>
-          <w:rtl/>
-        </w:rPr>
-        <w:t>"ואם יש לנו זמן, קרב הנחיות. אם לא, מדלגים ישר לעבודה האמיתית."</w:t>
-      </w:r>
-    </w:p>
-    <w:p>
-      <w:pPr>
-        <w:pStyle w:val="Heading2"/>
-        <w:bidi/>
-        <w:jc w:val="right"/>
-      </w:pPr>
-      <w:r>
-        <w:rPr>
-          <w:rtl/>
-        </w:rPr>
-        <w:t>שקופית 15: קרב הנחיות (אופציונלי) (7 דקות)</w:t>
-      </w:r>
-    </w:p>
-    <w:p>
-      <w:pPr>
-        <w:bidi/>
-        <w:jc w:val="right"/>
-      </w:pPr>
-      <w:r>
-        <w:rPr>
-          <w:b/>
-          <w:rtl/>
-        </w:rPr>
-        <w:t xml:space="preserve">מטרה: </w:t>
-      </w:r>
-      <w:r>
-        <w:rPr>
-          <w:i w:val="0"/>
-          <w:rtl/>
-        </w:rPr>
-        <w:t>תחרות חיה שממחישה מה עושה הנחיה למנצחת.</w:t>
-      </w:r>
-    </w:p>
-    <w:p>
-      <w:pPr>
-        <w:bidi/>
-        <w:jc w:val="right"/>
-      </w:pPr>
-      <w:r>
-        <w:rPr>
-          <w:b/>
-          <w:rtl/>
-        </w:rPr>
-        <w:t xml:space="preserve">הכנה מראש: </w:t>
-      </w:r>
-      <w:r>
-        <w:rPr>
-          <w:i w:val="0"/>
-          <w:rtl/>
-        </w:rPr>
-        <w:t>מבקשים מראש שני מתנדבים, או בוחרים מהצ'אט. מכינים שתי לשוניות של אותו כלי.</w:t>
-      </w:r>
-    </w:p>
-    <w:p>
-      <w:pPr>
-        <w:bidi/>
-        <w:jc w:val="right"/>
-      </w:pPr>
-      <w:r>
-        <w:rPr>
-          <w:b/>
-          <w:rtl/>
-        </w:rPr>
-        <w:t xml:space="preserve">משחק: </w:t>
-      </w:r>
-      <w:r>
-        <w:rPr>
-          <w:i w:val="0"/>
-          <w:rtl/>
-        </w:rPr>
-        <w:t>הצבעה: איזו תוצאה ניצחה, 1 או 2.</w:t>
-      </w:r>
-    </w:p>
-    <w:p>
-      <w:pPr>
-        <w:bidi/>
-        <w:jc w:val="right"/>
-      </w:pPr>
-      <w:r>
-        <w:rPr>
-          <w:b/>
-          <w:rtl/>
-        </w:rPr>
-        <w:t xml:space="preserve">מה לומר: </w:t>
-      </w:r>
-      <w:r>
-        <w:rPr>
-          <w:i w:val="0"/>
-          <w:rtl/>
-        </w:rPr>
+        <w:t>ארבע הנחיות חלשות. כל אחת עם בעיה אחרת. אתם המאבחנים.</w:t>
       </w:r>
     </w:p>
     <w:p>
@@ -2696,7 +2755,7 @@
           <w:color w:val="7A5A00"/>
           <w:rtl/>
         </w:rPr>
-        <w:t>(שקופית אופציונלית. אם עברתם את הדקה ה-60, מדלגים לשקופית הבאה)</w:t>
+        <w:t>(לפני שחושפים את הפתרון, מציגים כל הנחיה ושואלים: מה הבעיה? כתבו בצ'אט או במשחק)</w:t>
       </w:r>
     </w:p>
     <w:p>
@@ -2709,7 +2768,171 @@
           <w:i w:val="0"/>
           <w:rtl/>
         </w:rPr>
-        <w:t>אני צריכה שני מתנדבים אמיצים. הרימו יד בזום.</w:t>
+        <w:t>אחת: "כתוב פוסט". מה חסר? הכול. נושא, קהל, אורך, פלטפורמה.</w:t>
+      </w:r>
+    </w:p>
+    <w:p>
+      <w:pPr>
+        <w:bidi/>
+        <w:jc w:val="right"/>
+      </w:pPr>
+      <w:r>
+        <w:rPr>
+          <w:i w:val="0"/>
+          <w:rtl/>
+        </w:rPr>
+        <w:t>שתיים: "תסביר לי על מס". כללית מדי. איזה מס? למי? לאיזה צורך?</w:t>
+      </w:r>
+    </w:p>
+    <w:p>
+      <w:pPr>
+        <w:bidi/>
+        <w:jc w:val="right"/>
+      </w:pPr>
+      <w:r>
+        <w:rPr>
+          <w:i w:val="0"/>
+          <w:rtl/>
+        </w:rPr>
+        <w:t>שלוש: "כתוב מייל קצר ומפורט עם כל הפרטים". בקשות סותרות. קצר ומפורט לא הולכים יחד.</w:t>
+      </w:r>
+    </w:p>
+    <w:p>
+      <w:pPr>
+        <w:bidi/>
+        <w:jc w:val="right"/>
+      </w:pPr>
+      <w:r>
+        <w:rPr>
+          <w:i w:val="0"/>
+          <w:rtl/>
+        </w:rPr>
+        <w:t>ארבע: "סכם את המסמך", בלי לצרף מסמך. חסר ההקשר עצמו.</w:t>
+      </w:r>
+    </w:p>
+    <w:p>
+      <w:pPr>
+        <w:bidi/>
+        <w:jc w:val="right"/>
+      </w:pPr>
+      <w:r>
+        <w:rPr>
+          <w:i w:val="0"/>
+          <w:rtl/>
+        </w:rPr>
+        <w:t>ולכל אחת, תראו את ה"אחרי" בכתום. כל אחת נוסחה מחדש לפי מי, מה, איך.</w:t>
+      </w:r>
+    </w:p>
+    <w:p>
+      <w:pPr>
+        <w:bidi/>
+        <w:jc w:val="right"/>
+      </w:pPr>
+      <w:r>
+        <w:rPr>
+          <w:b/>
+          <w:rtl/>
+        </w:rPr>
+        <w:t xml:space="preserve">מעבר: </w:t>
+      </w:r>
+      <w:r>
+        <w:rPr>
+          <w:i w:val="0"/>
+          <w:rtl/>
+        </w:rPr>
+        <w:t>"ואם יש לנו זמן, קרב הנחיות. אם לא, מדלגים ישר לעבודה האמיתית."</w:t>
+      </w:r>
+    </w:p>
+    <w:p>
+      <w:pPr>
+        <w:pStyle w:val="Heading2"/>
+        <w:bidi/>
+        <w:jc w:val="right"/>
+      </w:pPr>
+      <w:r>
+        <w:rPr>
+          <w:rtl/>
+        </w:rPr>
+        <w:t>שקופית 17: קרב הנחיות (אופציונלי) (7 דקות)</w:t>
+      </w:r>
+    </w:p>
+    <w:p>
+      <w:pPr>
+        <w:bidi/>
+        <w:jc w:val="right"/>
+      </w:pPr>
+      <w:r>
+        <w:rPr>
+          <w:b/>
+          <w:rtl/>
+        </w:rPr>
+        <w:t xml:space="preserve">מטרה: </w:t>
+      </w:r>
+      <w:r>
+        <w:rPr>
+          <w:i w:val="0"/>
+          <w:rtl/>
+        </w:rPr>
+        <w:t>תחרות חיה שממחישה מה עושה הנחיה למנצחת.</w:t>
+      </w:r>
+    </w:p>
+    <w:p>
+      <w:pPr>
+        <w:bidi/>
+        <w:jc w:val="right"/>
+      </w:pPr>
+      <w:r>
+        <w:rPr>
+          <w:b/>
+          <w:rtl/>
+        </w:rPr>
+        <w:t xml:space="preserve">הכנה מראש: </w:t>
+      </w:r>
+      <w:r>
+        <w:rPr>
+          <w:i w:val="0"/>
+          <w:rtl/>
+        </w:rPr>
+        <w:t>מבקשים מראש שני מתנדבים, או בוחרים מהצ'אט. מכינים שתי לשוניות של אותו כלי.</w:t>
+      </w:r>
+    </w:p>
+    <w:p>
+      <w:pPr>
+        <w:bidi/>
+        <w:jc w:val="right"/>
+      </w:pPr>
+      <w:r>
+        <w:rPr>
+          <w:b/>
+          <w:rtl/>
+        </w:rPr>
+        <w:t xml:space="preserve">אפליקציית הקורס: </w:t>
+      </w:r>
+      <w:r>
+        <w:rPr>
+          <w:i w:val="0"/>
+          <w:rtl/>
+        </w:rPr>
+        <w:t>הצבעה: איזו תוצאה ניצחה, 1 או 2.</w:t>
+      </w:r>
+    </w:p>
+    <w:p>
+      <w:pPr>
+        <w:bidi/>
+        <w:jc w:val="right"/>
+      </w:pPr>
+      <w:r>
+        <w:rPr>
+          <w:b/>
+          <w:rtl/>
+        </w:rPr>
+        <w:t xml:space="preserve">מה לומר: </w:t>
+      </w:r>
+      <w:r>
+        <w:rPr>
+          <w:i w:val="0"/>
+          <w:rtl/>
+        </w:rPr>
       </w:r>
     </w:p>
     <w:p>
@@ -2723,7 +2946,7 @@
           <w:color w:val="7A5A00"/>
           <w:rtl/>
         </w:rPr>
-        <w:t>(בוחרים שניים)</w:t>
+        <w:t>(שקופית אופציונלית. אם עברתם את הדקה ה-60, מדלגים לשקופית הבאה)</w:t>
       </w:r>
     </w:p>
     <w:p>
@@ -2736,20 +2959,7 @@
           <w:i w:val="0"/>
           <w:rtl/>
         </w:rPr>
-        <w:t>המשימה: הזמנה לאירוע צוות של סוף שנה. עד 100 מילה, כולל תאריך, שעה ומקום. טון כיפי, אבל לא ילדותי.</w:t>
-      </w:r>
-    </w:p>
-    <w:p>
-      <w:pPr>
-        <w:bidi/>
-        <w:jc w:val="right"/>
-      </w:pPr>
-      <w:r>
-        <w:rPr>
-          <w:i w:val="0"/>
-          <w:rtl/>
-        </w:rPr>
-        <w:t>יש לכם שלוש דקות לכתוב הנחיה, ולשלוח לי אותה בצ'אט הפרטי.</w:t>
+        <w:t>אני צריכה שני מתנדבים אמיצים. הרימו יד בזום.</w:t>
       </w:r>
     </w:p>
     <w:p>
@@ -2763,7 +2973,33 @@
           <w:color w:val="7A5A00"/>
           <w:rtl/>
         </w:rPr>
-        <w:t>(בזמן שהם כותבים, שואלים את הקהל: מה הייתם מכניסים להנחיה?)</w:t>
+        <w:t>(בוחרים שניים)</w:t>
+      </w:r>
+    </w:p>
+    <w:p>
+      <w:pPr>
+        <w:bidi/>
+        <w:jc w:val="right"/>
+      </w:pPr>
+      <w:r>
+        <w:rPr>
+          <w:i w:val="0"/>
+          <w:rtl/>
+        </w:rPr>
+        <w:t>המשימה: הזמנה לאירוע צוות של סוף שנה. עד 100 מילה, כולל תאריך, שעה ומקום. טון כיפי, אבל לא ילדותי.</w:t>
+      </w:r>
+    </w:p>
+    <w:p>
+      <w:pPr>
+        <w:bidi/>
+        <w:jc w:val="right"/>
+      </w:pPr>
+      <w:r>
+        <w:rPr>
+          <w:i w:val="0"/>
+          <w:rtl/>
+        </w:rPr>
+        <w:t>יש לכם שלוש דקות לכתוב הנחיה, ולשלוח לי אותה בצ'אט הפרטי.</w:t>
       </w:r>
     </w:p>
     <w:p>
@@ -2777,20 +3013,7 @@
           <w:color w:val="7A5A00"/>
           <w:rtl/>
         </w:rPr>
-        <w:t>(מריצים את שתי ההנחיות באותו כלי, ומציגים זו לצד זו)</w:t>
-      </w:r>
-    </w:p>
-    <w:p>
-      <w:pPr>
-        <w:bidi/>
-        <w:jc w:val="right"/>
-      </w:pPr>
-      <w:r>
-        <w:rPr>
-          <w:i w:val="0"/>
-          <w:rtl/>
-        </w:rPr>
-        <w:t>עכשיו אתם השופטים. הקריטריון: איזו תוצאה הייתם שולחים לצוות בלי לשנות אף מילה? הצביעו.</w:t>
+        <w:t>(בזמן שהם כותבים, שואלים את הקהל: מה הייתם מכניסים להנחיה?)</w:t>
       </w:r>
     </w:p>
     <w:p>
@@ -2804,118 +3027,20 @@
           <w:color w:val="7A5A00"/>
           <w:rtl/>
         </w:rPr>
-        <w:t>(מכריזים על המנצח, ושואלים את המנצח: מה הכנסת להנחיה שעשה את ההבדל?)</w:t>
-      </w:r>
-    </w:p>
-    <w:p>
-      <w:pPr>
-        <w:bidi/>
-        <w:jc w:val="right"/>
-      </w:pPr>
-      <w:r>
-        <w:rPr>
-          <w:b/>
-          <w:rtl/>
-        </w:rPr>
-        <w:t xml:space="preserve">מעבר: </w:t>
-      </w:r>
+        <w:t>(מריצים את שתי ההנחיות באותו כלי, ומציגים זו לצד זו)</w:t>
+      </w:r>
+    </w:p>
+    <w:p>
+      <w:pPr>
+        <w:bidi/>
+        <w:jc w:val="right"/>
+      </w:pPr>
       <w:r>
         <w:rPr>
           <w:i w:val="0"/>
           <w:rtl/>
         </w:rPr>
-        <w:t>"עד עכשיו תרגלנו על דוגמאות. מכאן והלאה, הכול על העבודה האמיתית שלכם."</w:t>
-      </w:r>
-    </w:p>
-    <w:p>
-      <w:pPr>
-        <w:pStyle w:val="Heading2"/>
-        <w:bidi/>
-        <w:jc w:val="right"/>
-      </w:pPr>
-      <w:r>
-        <w:rPr>
-          <w:rtl/>
-        </w:rPr>
-        <w:t>שקופית 16: מיפוי שבוע העבודה (4 דקות)</w:t>
-      </w:r>
-    </w:p>
-    <w:p>
-      <w:pPr>
-        <w:bidi/>
-        <w:jc w:val="right"/>
-      </w:pPr>
-      <w:r>
-        <w:rPr>
-          <w:b/>
-          <w:rtl/>
-        </w:rPr>
-        <w:t xml:space="preserve">מטרה: </w:t>
-      </w:r>
-      <w:r>
-        <w:rPr>
-          <w:i w:val="0"/>
-          <w:rtl/>
-        </w:rPr>
-        <w:t>לגרום לכל משתתף לזהות משימות אמיתיות שלו שמתאימות ל-AI.</w:t>
-      </w:r>
-    </w:p>
-    <w:p>
-      <w:pPr>
-        <w:bidi/>
-        <w:jc w:val="right"/>
-      </w:pPr>
-      <w:r>
-        <w:rPr>
-          <w:b/>
-          <w:rtl/>
-        </w:rPr>
-        <w:t xml:space="preserve">מה לומר: </w:t>
-      </w:r>
-      <w:r>
-        <w:rPr>
-          <w:i w:val="0"/>
-          <w:rtl/>
-        </w:rPr>
-      </w:r>
-    </w:p>
-    <w:p>
-      <w:pPr>
-        <w:bidi/>
-        <w:jc w:val="right"/>
-      </w:pPr>
-      <w:r>
-        <w:rPr>
-          <w:i w:val="0"/>
-          <w:rtl/>
-        </w:rPr>
-        <w:t>עד עכשיו כתבנו על מיילים לדוגמה. עכשיו, העבודה שלכם.</w:t>
-      </w:r>
-    </w:p>
-    <w:p>
-      <w:pPr>
-        <w:bidi/>
-        <w:jc w:val="right"/>
-      </w:pPr>
-      <w:r>
-        <w:rPr>
-          <w:i w:val="0"/>
-          <w:rtl/>
-        </w:rPr>
-        <w:t>קחו דף או פתק במחשב. יש לכם שתי דקות.</w:t>
-      </w:r>
-    </w:p>
-    <w:p>
-      <w:pPr>
-        <w:bidi/>
-        <w:jc w:val="right"/>
-      </w:pPr>
-      <w:r>
-        <w:rPr>
-          <w:i w:val="0"/>
-          <w:rtl/>
-        </w:rPr>
-        <w:t>אחת: רשמו 10 משימות שעשיתם בשבוע שעבר. הכול נחשב: הודעות, שיחות, קבצים, מצגות, שיעורים.</w:t>
+        <w:t>עכשיו אתם השופטים. הקריטריון: איזו תוצאה הייתם שולחים לצוות בלי לשנות אף מילה? הצביעו.</w:t>
       </w:r>
     </w:p>
     <w:p>
@@ -2929,33 +3054,177 @@
           <w:color w:val="7A5A00"/>
           <w:rtl/>
         </w:rPr>
-        <w:t>(מפעילים טיימר של שתי דקות)</w:t>
-      </w:r>
-    </w:p>
-    <w:p>
-      <w:pPr>
-        <w:bidi/>
-        <w:jc w:val="right"/>
-      </w:pPr>
+        <w:t>(מכריזים על המנצח, ושואלים את המנצח: מה הכנסת להנחיה שעשה את ההבדל?)</w:t>
+      </w:r>
+    </w:p>
+    <w:p>
+      <w:pPr>
+        <w:bidi/>
+        <w:jc w:val="right"/>
+      </w:pPr>
+      <w:r>
+        <w:rPr>
+          <w:b/>
+          <w:rtl/>
+        </w:rPr>
+        <w:t xml:space="preserve">מעבר: </w:t>
+      </w:r>
       <w:r>
         <w:rPr>
           <w:i w:val="0"/>
           <w:rtl/>
         </w:rPr>
-        <w:t>שתיים: סמנו כל משימה שיש בה אחד מאלה: ניסוח, סיכום, חיפוש, הכנה לפגישה, הסבר למישהו, תמלול, או מסמך ארוך.</w:t>
-      </w:r>
-    </w:p>
-    <w:p>
-      <w:pPr>
-        <w:bidi/>
-        <w:jc w:val="right"/>
-      </w:pPr>
+        <w:t>"עד עכשיו תרגלנו על דוגמאות. מכאן והלאה, הכול על העבודה האמיתית שלכם."</w:t>
+      </w:r>
+    </w:p>
+    <w:p>
+      <w:pPr>
+        <w:pStyle w:val="Heading2"/>
+        <w:bidi/>
+        <w:jc w:val="right"/>
+      </w:pPr>
+      <w:r>
+        <w:rPr>
+          <w:rtl/>
+        </w:rPr>
+        <w:t>שקופית 18: תחנה 1: לכתוב לאדם אמיתי (5 דקות)</w:t>
+      </w:r>
+    </w:p>
+    <w:p>
+      <w:pPr>
+        <w:bidi/>
+        <w:jc w:val="right"/>
+      </w:pPr>
+      <w:r>
+        <w:rPr>
+          <w:b/>
+          <w:rtl/>
+        </w:rPr>
+        <w:t xml:space="preserve">מטרה: </w:t>
+      </w:r>
       <w:r>
         <w:rPr>
           <w:i w:val="0"/>
           <w:rtl/>
         </w:rPr>
-        <w:t>כתבו בצ'אט: כמה סימנתם מתוך העשר?</w:t>
+        <w:t>להדגים הנחיה מלאה למייל רגיש, ולתת שלושה שלדים לשימוש חוזר.</w:t>
+      </w:r>
+    </w:p>
+    <w:p>
+      <w:pPr>
+        <w:bidi/>
+        <w:jc w:val="right"/>
+      </w:pPr>
+      <w:r>
+        <w:rPr>
+          <w:b/>
+          <w:rtl/>
+        </w:rPr>
+        <w:t xml:space="preserve">הכנה מראש: </w:t>
+      </w:r>
+      <w:r>
+        <w:rPr>
+          <w:i w:val="0"/>
+          <w:rtl/>
+        </w:rPr>
+        <w:t>צ'אט ג'יפיטי או קלוד פתוח. ההנחיה של מייל הדחייה מוכנה בקובץ ההדבקות.</w:t>
+      </w:r>
+    </w:p>
+    <w:p>
+      <w:pPr>
+        <w:bidi/>
+        <w:jc w:val="right"/>
+      </w:pPr>
+      <w:r>
+        <w:rPr>
+          <w:b/>
+          <w:rtl/>
+        </w:rPr>
+        <w:t xml:space="preserve">מה לומר: </w:t>
+      </w:r>
+      <w:r>
+        <w:rPr>
+          <w:i w:val="0"/>
+          <w:rtl/>
+        </w:rPr>
+      </w:r>
+    </w:p>
+    <w:p>
+      <w:pPr>
+        <w:bidi/>
+        <w:jc w:val="right"/>
+      </w:pPr>
+      <w:r>
+        <w:rPr>
+          <w:i w:val="0"/>
+          <w:rtl/>
+        </w:rPr>
+        <w:t>תחנה ראשונה: כתיבה לאדם אמיתי. המיילים שהכי קשה לנסח.</w:t>
+      </w:r>
+    </w:p>
+    <w:p>
+      <w:pPr>
+        <w:bidi/>
+        <w:jc w:val="right"/>
+      </w:pPr>
+      <w:r>
+        <w:rPr>
+          <w:i w:val="0"/>
+          <w:rtl/>
+        </w:rPr>
+        <w:t>שלושה שלדים: דחייה בנימוס, בקשה ברורה עם תאריך יעד אחד, ותזכורת בלי מלחמה.</w:t>
+      </w:r>
+    </w:p>
+    <w:p>
+      <w:pPr>
+        <w:bidi/>
+        <w:jc w:val="right"/>
+      </w:pPr>
+      <w:r>
+        <w:rPr>
+          <w:i w:val="0"/>
+          <w:rtl/>
+        </w:rPr>
+        <w:t>אני מדגימה את הדחייה. תסתכלו איך ההנחיה בנויה לפי מי, מה, איך.</w:t>
+      </w:r>
+    </w:p>
+    <w:p>
+      <w:pPr>
+        <w:bidi/>
+        <w:jc w:val="right"/>
+      </w:pPr>
+      <w:r>
+        <w:rPr>
+          <w:i w:val="0"/>
+          <w:rtl/>
+        </w:rPr>
+        <w:t>מי: "אתה עוזר שלי. אני [תפקיד] ב[מקום]".</w:t>
+      </w:r>
+    </w:p>
+    <w:p>
+      <w:pPr>
+        <w:bidi/>
+        <w:jc w:val="right"/>
+      </w:pPr>
+      <w:r>
+        <w:rPr>
+          <w:i w:val="0"/>
+          <w:rtl/>
+        </w:rPr>
+        <w:t>מה: "מייל דחייה. בחרנו באפשרות אחרת. דלת פתוחה לעתיד. המטרה: לסגור בלי לפתוח משא ומתן".</w:t>
+      </w:r>
+    </w:p>
+    <w:p>
+      <w:pPr>
+        <w:bidi/>
+        <w:jc w:val="right"/>
+      </w:pPr>
+      <w:r>
+        <w:rPr>
+          <w:i w:val="0"/>
+          <w:rtl/>
+        </w:rPr>
+        <w:t>איך: "טון חם ומקצועי, עד 6 שורות, בלי התנצלות, בלי 'אשמח לעזור', בלי סימני קריאה".</w:t>
       </w:r>
     </w:p>
     <w:p>
@@ -2969,7 +3238,7 @@
           <w:color w:val="7A5A00"/>
           <w:rtl/>
         </w:rPr>
-        <w:t>(מקריאים כמה מספרים מהצ'אט)</w:t>
+        <w:t>(מריצים בשידור חי)</w:t>
       </w:r>
     </w:p>
     <w:p>
@@ -2982,366 +3251,7 @@
           <w:i w:val="0"/>
           <w:rtl/>
         </w:rPr>
-        <w:t>אצל רוב האנשים יוצא שש עד שמונה מתוך עשר. אלה המועמדות שלכם. לא "משימות משרד" כלליות, משימות שלכם.</w:t>
-      </w:r>
-    </w:p>
-    <w:p>
-      <w:pPr>
-        <w:bidi/>
-        <w:jc w:val="right"/>
-      </w:pPr>
-      <w:r>
-        <w:rPr>
-          <w:i w:val="0"/>
-          <w:rtl/>
-        </w:rPr>
-        <w:t>שמרו את הדף. בסדנה בסוף תבחרו ממנו משימה אחת.</w:t>
-      </w:r>
-    </w:p>
-    <w:p>
-      <w:pPr>
-        <w:bidi/>
-        <w:jc w:val="right"/>
-      </w:pPr>
-      <w:r>
-        <w:rPr>
-          <w:b/>
-          <w:rtl/>
-        </w:rPr>
-        <w:t xml:space="preserve">מעבר: </w:t>
-      </w:r>
-      <w:r>
-        <w:rPr>
-          <w:i w:val="0"/>
-          <w:rtl/>
-        </w:rPr>
-        <w:t>"אז יש לכם רשימה. איך יודעים איזה כלי לפתוח לכל משימה?"</w:t>
-      </w:r>
-    </w:p>
-    <w:p>
-      <w:pPr>
-        <w:pStyle w:val="Heading2"/>
-        <w:bidi/>
-        <w:jc w:val="right"/>
-      </w:pPr>
-      <w:r>
-        <w:rPr>
-          <w:rtl/>
-        </w:rPr>
-        <w:t>שקופית 17: קודם משימה, אחר כך כלי (4 דקות)</w:t>
-      </w:r>
-    </w:p>
-    <w:p>
-      <w:pPr>
-        <w:bidi/>
-        <w:jc w:val="right"/>
-      </w:pPr>
-      <w:r>
-        <w:rPr>
-          <w:b/>
-          <w:rtl/>
-        </w:rPr>
-        <w:t xml:space="preserve">מטרה: </w:t>
-      </w:r>
-      <w:r>
-        <w:rPr>
-          <w:i w:val="0"/>
-          <w:rtl/>
-        </w:rPr>
-        <w:t>לתת עץ החלטה פשוט לבחירת כלי לפי המשימה.</w:t>
-      </w:r>
-    </w:p>
-    <w:p>
-      <w:pPr>
-        <w:bidi/>
-        <w:jc w:val="right"/>
-      </w:pPr>
-      <w:r>
-        <w:rPr>
-          <w:b/>
-          <w:rtl/>
-        </w:rPr>
-        <w:t xml:space="preserve">מה לומר: </w:t>
-      </w:r>
-      <w:r>
-        <w:rPr>
-          <w:i w:val="0"/>
-          <w:rtl/>
-        </w:rPr>
-      </w:r>
-    </w:p>
-    <w:p>
-      <w:pPr>
-        <w:bidi/>
-        <w:jc w:val="right"/>
-      </w:pPr>
-      <w:r>
-        <w:rPr>
-          <w:i w:val="0"/>
-          <w:rtl/>
-        </w:rPr>
-        <w:t>הטעות הכי נפוצה: פותחים כלי ואז מחפשים מה לעשות איתו. אנחנו עושים הפוך. קודם משימה, אחר כך כלי.</w:t>
-      </w:r>
-    </w:p>
-    <w:p>
-      <w:pPr>
-        <w:bidi/>
-        <w:jc w:val="right"/>
-      </w:pPr>
-      <w:r>
-        <w:rPr>
-          <w:i w:val="0"/>
-          <w:rtl/>
-        </w:rPr>
-        <w:t>ארבע שאלות, לפי הסדר.</w:t>
-      </w:r>
-    </w:p>
-    <w:p>
-      <w:pPr>
-        <w:bidi/>
-        <w:jc w:val="right"/>
-      </w:pPr>
-      <w:r>
-        <w:rPr>
-          <w:i w:val="0"/>
-          <w:rtl/>
-        </w:rPr>
-        <w:t>יש לכם קובץ ארוך, או כמה קבצים? קלוד, או נוטבוק אל אם, שנכיר עוד מעט.</w:t>
-      </w:r>
-    </w:p>
-    <w:p>
-      <w:pPr>
-        <w:bidi/>
-        <w:jc w:val="right"/>
-      </w:pPr>
-      <w:r>
-        <w:rPr>
-          <w:i w:val="0"/>
-          <w:rtl/>
-        </w:rPr>
-        <w:t>צריכים עובדה עם מקור? פרפלקסיטי. ואחר כך חוזרים לכתוב בכלי הרגיל.</w:t>
-      </w:r>
-    </w:p>
-    <w:p>
-      <w:pPr>
-        <w:bidi/>
-        <w:jc w:val="right"/>
-      </w:pPr>
-      <w:r>
-        <w:rPr>
-          <w:i w:val="0"/>
-          <w:rtl/>
-        </w:rPr>
-        <w:t>המשימה כבר פתוחה בגוגל או באופיס? ג'מיני או קופיילוט, בתוך המקום. לא מעתיקים החוצה.</w:t>
-      </w:r>
-    </w:p>
-    <w:p>
-      <w:pPr>
-        <w:bidi/>
-        <w:jc w:val="right"/>
-      </w:pPr>
-      <w:r>
-        <w:rPr>
-          <w:i w:val="0"/>
-          <w:rtl/>
-        </w:rPr>
-        <w:t>וכל השאר? צ'אט ג'יפיטי או קלוד. בוחרים אחד, ונשארים איתו שבועיים.</w:t>
-      </w:r>
-    </w:p>
-    <w:p>
-      <w:pPr>
-        <w:bidi/>
-        <w:jc w:val="right"/>
-      </w:pPr>
-      <w:r>
-        <w:rPr>
-          <w:i w:val="0"/>
-          <w:rtl/>
-        </w:rPr>
-        <w:t>והשורה החשובה ביותר: הנחיה חלשה נכשלת בכל הכלים. קודם מי, מה, איך.</w:t>
-      </w:r>
-    </w:p>
-    <w:p>
-      <w:pPr>
-        <w:bidi/>
-        <w:jc w:val="right"/>
-      </w:pPr>
-      <w:r>
-        <w:rPr>
-          <w:i w:val="0"/>
-          <w:rtl/>
-        </w:rPr>
-        <w:t>שאלה לצ'אט: קחו משימה אחת מהרשימה שלכם. לאיזה ענף בעץ היא שייכת?</w:t>
-      </w:r>
-    </w:p>
-    <w:p>
-      <w:pPr>
-        <w:bidi/>
-        <w:jc w:val="right"/>
-      </w:pPr>
-      <w:r>
-        <w:rPr>
-          <w:b/>
-          <w:rtl/>
-        </w:rPr>
-        <w:t xml:space="preserve">מעבר: </w:t>
-      </w:r>
-      <w:r>
-        <w:rPr>
-          <w:i w:val="0"/>
-          <w:rtl/>
-        </w:rPr>
-        <w:t>"ועכשיו, שלוש תחנות. כל אחת היא סוג משימה שחוזר אצל כמעט כולם."</w:t>
-      </w:r>
-    </w:p>
-    <w:p>
-      <w:pPr>
-        <w:pStyle w:val="Heading2"/>
-        <w:bidi/>
-        <w:jc w:val="right"/>
-      </w:pPr>
-      <w:r>
-        <w:rPr>
-          <w:rtl/>
-        </w:rPr>
-        <w:t>שקופית 18: תחנה 1: לכתוב לאדם אמיתי (5 דקות)</w:t>
-      </w:r>
-    </w:p>
-    <w:p>
-      <w:pPr>
-        <w:bidi/>
-        <w:jc w:val="right"/>
-      </w:pPr>
-      <w:r>
-        <w:rPr>
-          <w:b/>
-          <w:rtl/>
-        </w:rPr>
-        <w:t xml:space="preserve">מטרה: </w:t>
-      </w:r>
-      <w:r>
-        <w:rPr>
-          <w:i w:val="0"/>
-          <w:rtl/>
-        </w:rPr>
-        <w:t>להדגים הנחיה מלאה למייל רגיש, ולתת שלושה שלדים לשימוש חוזר.</w:t>
-      </w:r>
-    </w:p>
-    <w:p>
-      <w:pPr>
-        <w:bidi/>
-        <w:jc w:val="right"/>
-      </w:pPr>
-      <w:r>
-        <w:rPr>
-          <w:b/>
-          <w:rtl/>
-        </w:rPr>
-        <w:t xml:space="preserve">הכנה מראש: </w:t>
-      </w:r>
-      <w:r>
-        <w:rPr>
-          <w:i w:val="0"/>
-          <w:rtl/>
-        </w:rPr>
-        <w:t>צ'אט ג'יפיטי או קלוד פתוח. ההנחיה של מייל הדחייה מוכנה בקובץ ההדבקות.</w:t>
-      </w:r>
-    </w:p>
-    <w:p>
-      <w:pPr>
-        <w:bidi/>
-        <w:jc w:val="right"/>
-      </w:pPr>
-      <w:r>
-        <w:rPr>
-          <w:b/>
-          <w:rtl/>
-        </w:rPr>
-        <w:t xml:space="preserve">מה לומר: </w:t>
-      </w:r>
-      <w:r>
-        <w:rPr>
-          <w:i w:val="0"/>
-          <w:rtl/>
-        </w:rPr>
-      </w:r>
-    </w:p>
-    <w:p>
-      <w:pPr>
-        <w:bidi/>
-        <w:jc w:val="right"/>
-      </w:pPr>
-      <w:r>
-        <w:rPr>
-          <w:i w:val="0"/>
-          <w:rtl/>
-        </w:rPr>
-        <w:t>תחנה ראשונה: כתיבה לאדם אמיתי. המיילים שהכי קשה לנסח.</w:t>
-      </w:r>
-    </w:p>
-    <w:p>
-      <w:pPr>
-        <w:bidi/>
-        <w:jc w:val="right"/>
-      </w:pPr>
-      <w:r>
-        <w:rPr>
-          <w:i w:val="0"/>
-          <w:rtl/>
-        </w:rPr>
-        <w:t>שלושה שלדים: דחייה בנימוס, בקשה ברורה עם תאריך יעד אחד, ותזכורת בלי מלחמה.</w:t>
-      </w:r>
-    </w:p>
-    <w:p>
-      <w:pPr>
-        <w:bidi/>
-        <w:jc w:val="right"/>
-      </w:pPr>
-      <w:r>
-        <w:rPr>
-          <w:i w:val="0"/>
-          <w:rtl/>
-        </w:rPr>
-        <w:t>אני מדגימה את הדחייה. תסתכלו איך ההנחיה בנויה לפי מי, מה, איך.</w:t>
-      </w:r>
-    </w:p>
-    <w:p>
-      <w:pPr>
-        <w:bidi/>
-        <w:jc w:val="right"/>
-      </w:pPr>
-      <w:r>
-        <w:rPr>
-          <w:i w:val="0"/>
-          <w:rtl/>
-        </w:rPr>
-        <w:t>מי: "אתה עוזר שלי. אני [תפקיד] ב[מקום]".</w:t>
-      </w:r>
-    </w:p>
-    <w:p>
-      <w:pPr>
-        <w:bidi/>
-        <w:jc w:val="right"/>
-      </w:pPr>
-      <w:r>
-        <w:rPr>
-          <w:i w:val="0"/>
-          <w:rtl/>
-        </w:rPr>
-        <w:t>מה: "מייל דחייה. בחרנו באפשרות אחרת. דלת פתוחה לעתיד. המטרה: לסגור בלי לפתוח משא ומתן".</w:t>
-      </w:r>
-    </w:p>
-    <w:p>
-      <w:pPr>
-        <w:bidi/>
-        <w:jc w:val="right"/>
-      </w:pPr>
-      <w:r>
-        <w:rPr>
-          <w:i w:val="0"/>
-          <w:rtl/>
-        </w:rPr>
-        <w:t>איך: "טון חם ומקצועי, עד 6 שורות, בלי התנצלות, בלי 'אשמח לעזור', בלי סימני קריאה".</w:t>
+        <w:t>ועכשיו שני סבבים, כמו שלמדנו: "קצר לשלוש שורות". ואז: "מה ישאלו אחרי שיקראו?"</w:t>
       </w:r>
     </w:p>
     <w:p>
@@ -3355,7 +3265,7 @@
           <w:color w:val="7A5A00"/>
           <w:rtl/>
         </w:rPr>
-        <w:t>(מריצים בשידור חי)</w:t>
+        <w:t>(מריצים את שניהם)</w:t>
       </w:r>
     </w:p>
     <w:p>
@@ -3368,7 +3278,7 @@
           <w:i w:val="0"/>
           <w:rtl/>
         </w:rPr>
-        <w:t>ועכשיו שני סבבים, כמו שלמדנו: "קצר לשלוש שורות". ואז: "מה ישאלו אחרי שיקראו?"</w:t>
+        <w:t>שימו לב: לא החלפתי כלי באמצע. נשארים באותו צ'אט עד שהמשימה נגמרת.</w:t>
       </w:r>
     </w:p>
     <w:p>
@@ -3382,20 +3292,145 @@
           <w:color w:val="7A5A00"/>
           <w:rtl/>
         </w:rPr>
-        <w:t>(מריצים את שניהם)</w:t>
-      </w:r>
-    </w:p>
-    <w:p>
-      <w:pPr>
-        <w:bidi/>
-        <w:jc w:val="right"/>
-      </w:pPr>
+        <w:t>(מדביקים את שלושת השלדים בצ'אט)</w:t>
+      </w:r>
+    </w:p>
+    <w:p>
+      <w:pPr>
+        <w:bidi/>
+        <w:jc w:val="right"/>
+      </w:pPr>
+      <w:r>
+        <w:rPr>
+          <w:b/>
+          <w:rtl/>
+        </w:rPr>
+        <w:t xml:space="preserve">מעבר: </w:t>
+      </w:r>
       <w:r>
         <w:rPr>
           <w:i w:val="0"/>
           <w:rtl/>
         </w:rPr>
-        <w:t>שימו לב: לא החלפתי כלי באמצע. נשארים באותו צ'אט עד שהמשימה נגמרת.</w:t>
+        <w:t>"ומה עושים עם תיבה מלאה?"</w:t>
+      </w:r>
+    </w:p>
+    <w:p>
+      <w:pPr>
+        <w:pStyle w:val="Heading2"/>
+        <w:bidi/>
+        <w:jc w:val="right"/>
+      </w:pPr>
+      <w:r>
+        <w:rPr>
+          <w:rtl/>
+        </w:rPr>
+        <w:t>שקופית 19: סקירת מיילים ומענה (6 דקות)</w:t>
+      </w:r>
+    </w:p>
+    <w:p>
+      <w:pPr>
+        <w:bidi/>
+        <w:jc w:val="right"/>
+      </w:pPr>
+      <w:r>
+        <w:rPr>
+          <w:b/>
+          <w:rtl/>
+        </w:rPr>
+        <w:t xml:space="preserve">מטרה: </w:t>
+      </w:r>
+      <w:r>
+        <w:rPr>
+          <w:i w:val="0"/>
+          <w:rtl/>
+        </w:rPr>
+        <w:t>לתרגל סקירה של כמה מיילים, סדר עדיפויות וטיוטות תשובה.</w:t>
+      </w:r>
+    </w:p>
+    <w:p>
+      <w:pPr>
+        <w:bidi/>
+        <w:jc w:val="right"/>
+      </w:pPr>
+      <w:r>
+        <w:rPr>
+          <w:b/>
+          <w:rtl/>
+        </w:rPr>
+        <w:t xml:space="preserve">הכנה מראש: </w:t>
+      </w:r>
+      <w:r>
+        <w:rPr>
+          <w:i w:val="0"/>
+          <w:rtl/>
+        </w:rPr>
+        <w:t>5 מיילים לדוגמה בקובץ ההדבקות.</w:t>
+      </w:r>
+    </w:p>
+    <w:p>
+      <w:pPr>
+        <w:bidi/>
+        <w:jc w:val="right"/>
+      </w:pPr>
+      <w:r>
+        <w:rPr>
+          <w:b/>
+          <w:rtl/>
+        </w:rPr>
+        <w:t xml:space="preserve">אפליקציית הקורס: </w:t>
+      </w:r>
+      <w:r>
+        <w:rPr>
+          <w:i w:val="0"/>
+          <w:rtl/>
+        </w:rPr>
+        <w:t>פותחים את האתגר "מענה למייל עצבני".</w:t>
+      </w:r>
+    </w:p>
+    <w:p>
+      <w:pPr>
+        <w:bidi/>
+        <w:jc w:val="right"/>
+      </w:pPr>
+      <w:r>
+        <w:rPr>
+          <w:b/>
+          <w:rtl/>
+        </w:rPr>
+        <w:t xml:space="preserve">מה לומר: </w:t>
+      </w:r>
+      <w:r>
+        <w:rPr>
+          <w:i w:val="0"/>
+          <w:rtl/>
+        </w:rPr>
+      </w:r>
+    </w:p>
+    <w:p>
+      <w:pPr>
+        <w:bidi/>
+        <w:jc w:val="right"/>
+      </w:pPr>
+      <w:r>
+        <w:rPr>
+          <w:i w:val="0"/>
+          <w:rtl/>
+        </w:rPr>
+        <w:t>תיבה מלאה, ואין זמן. מדביקים ומקבלים סדר.</w:t>
+      </w:r>
+    </w:p>
+    <w:p>
+      <w:pPr>
+        <w:bidi/>
+        <w:jc w:val="right"/>
+      </w:pPr>
+      <w:r>
+        <w:rPr>
+          <w:i w:val="0"/>
+          <w:rtl/>
+        </w:rPr>
+        <w:t>ההנחיה בצ'אט: מדביקים 5 מיילים, ומבקשים טבלה: שולח, נושא, ומה לעשות, דחוף, לענות או לארכיון. ולשניים הדחופים, טיוטת תשובה.</w:t>
       </w:r>
     </w:p>
     <w:p>
@@ -3409,7 +3444,46 @@
           <w:color w:val="7A5A00"/>
           <w:rtl/>
         </w:rPr>
-        <w:t>(מדביקים את שלושת השלדים בצ'אט)</w:t>
+        <w:t>(מדביקים בצ'אט את ההנחיה ואת 5 המיילים לדוגמה, ומריצים בשידור חי)</w:t>
+      </w:r>
+    </w:p>
+    <w:p>
+      <w:pPr>
+        <w:bidi/>
+        <w:jc w:val="right"/>
+      </w:pPr>
+      <w:r>
+        <w:rPr>
+          <w:i w:val="0"/>
+          <w:rtl/>
+        </w:rPr>
+        <w:t>ראיתם? שלושים שניות, ויש סדר.</w:t>
+      </w:r>
+    </w:p>
+    <w:p>
+      <w:pPr>
+        <w:bidi/>
+        <w:jc w:val="right"/>
+      </w:pPr>
+      <w:r>
+        <w:rPr>
+          <w:i w:val="0"/>
+          <w:rtl/>
+        </w:rPr>
+        <w:t>זהירות: מעתיקים בלי פרטים רגישים של לקוחות. ואם אתם לא רוצים להעתיק, אפשר גם לצלם מסך.</w:t>
+      </w:r>
+    </w:p>
+    <w:p>
+      <w:pPr>
+        <w:bidi/>
+        <w:jc w:val="right"/>
+      </w:pPr>
+      <w:r>
+        <w:rPr>
+          <w:i w:val="0"/>
+          <w:rtl/>
+        </w:rPr>
+        <w:t>ועכשיו אתגר באפליקציה: אחד המיילים לדוגמה הוא של לקוח עצבני. כתבו את ההנחיה שתוציא ממנו תשובה מושלמת. שלוש דקות.</w:t>
       </w:r>
     </w:p>
     <w:p>
@@ -3442,7 +3516,7 @@
         <w:rPr>
           <w:rtl/>
         </w:rPr>
-        <w:t>שקופית 19: תחנה 2: מרשימה מבולגנת לכלי עבודה (5 דקות)</w:t>
+        <w:t>שקופית 20: תחנה 2: מרשימה מבולגנת לכלי עבודה (5 דקות)</w:t>
       </w:r>
     </w:p>
     <w:p>
@@ -3634,7 +3708,7 @@
           <w:i w:val="0"/>
           <w:rtl/>
         </w:rPr>
-        <w:t>ויש גשר: ברגע שיש סיכום, אפשר להדביק אותו בגאמה ולקבל שש שקופיות. נראה את זה עוד מעט. לא מתחילים עיצוב לפני שיש תוכן.</w:t>
+        <w:t>ובמפגש הבא נראה איך סיכום כזה הופך למצגת בלחיצה.</w:t>
       </w:r>
     </w:p>
     <w:p>
@@ -3654,7 +3728,7 @@
           <w:i w:val="0"/>
           <w:rtl/>
         </w:rPr>
-        <w:t>"תחנה שלישית: הרגע שבו יש לכם מסמך ארוך ושעה לפגישה."</w:t>
+        <w:t>"ומה עושים כשצריך עובדה עדכנית, עם מקור?"</w:t>
       </w:r>
     </w:p>
     <w:p>
@@ -3667,7 +3741,7 @@
         <w:rPr>
           <w:rtl/>
         </w:rPr>
-        <w:t>שקופית 20: תחנה 3: מסמך ארוך, שעה לפגישה (5 דקות)</w:t>
+        <w:t>שקופית 21: Perplexity: כשחייבים מקור (3 דקות)</w:t>
       </w:r>
     </w:p>
     <w:p>
@@ -3687,7 +3761,7 @@
           <w:i w:val="0"/>
           <w:rtl/>
         </w:rPr>
-        <w:t>ללמד עבודה בשכבות על מסמך ארוך, באותה שיחה.</w:t>
+        <w:t>להבין מתי פרפלקסיטי במקום, ואיך משרשרים אותו לכלי הכתיבה.</w:t>
       </w:r>
     </w:p>
     <w:p>
@@ -3700,33 +3774,26 @@
           <w:b/>
           <w:rtl/>
         </w:rPr>
-        <w:t xml:space="preserve">הכנה מראש: </w:t>
+        <w:t xml:space="preserve">מה לומר: </w:t>
       </w:r>
       <w:r>
         <w:rPr>
           <w:i w:val="0"/>
           <w:rtl/>
         </w:rPr>
-        <w:t>מסמך PDF לא סודי של 10 עד 40 עמודים (הצעה, נוהל או דוח) מוכן להעלאה לקלוד.</w:t>
-      </w:r>
-    </w:p>
-    <w:p>
-      <w:pPr>
-        <w:bidi/>
-        <w:jc w:val="right"/>
-      </w:pPr>
-      <w:r>
-        <w:rPr>
-          <w:b/>
-          <w:rtl/>
-        </w:rPr>
-        <w:t xml:space="preserve">מה לומר: </w:t>
-      </w:r>
+      </w:r>
+    </w:p>
+    <w:p>
+      <w:pPr>
+        <w:bidi/>
+        <w:jc w:val="right"/>
+      </w:pPr>
       <w:r>
         <w:rPr>
           <w:i w:val="0"/>
           <w:rtl/>
         </w:rPr>
+        <w:t>פרפלקסיטי. זה לא עוד צ'אט, וזה גם לא גוגל. זה מנוע תשובות עם מקורות, בזמן אמת.</w:t>
       </w:r>
     </w:p>
     <w:p>
@@ -3739,7 +3806,7 @@
           <w:i w:val="0"/>
           <w:rtl/>
         </w:rPr>
-        <w:t>תחנה שלישית. יש לכם מסמך ארוך: הצעה, נוהל, הסכם, דוח. והפגישה בעוד שעה.</w:t>
+        <w:t>מתי כן? כשצריך לדעת מה השתנה עכשיו: תקנה, מחיר, כלי, מתחרה. כשצריך מאמר עם תאריך.</w:t>
       </w:r>
     </w:p>
     <w:p>
@@ -3752,7 +3819,33 @@
           <w:i w:val="0"/>
           <w:rtl/>
         </w:rPr>
-        <w:t>הטעות: "סכם ב-5 נקודות", ונגמר. הדרך הנכונה: ארבע שכבות, באותו צ'אט.</w:t>
+        <w:t>מתי לא? לנסח מייל, לסכם ישיבה, לשכתב טון. לזה יש את הכלים שכבר הכרנו.</w:t>
+      </w:r>
+    </w:p>
+    <w:p>
+      <w:pPr>
+        <w:bidi/>
+        <w:jc w:val="right"/>
+      </w:pPr>
+      <w:r>
+        <w:rPr>
+          <w:i w:val="0"/>
+          <w:rtl/>
+        </w:rPr>
+        <w:t>ההנחיה: "[שאלה אחת ספציפית]. תשובה קצרה, מקור ותאריך לכל נתון. אם יש מחלוקת, כתוב".</w:t>
+      </w:r>
+    </w:p>
+    <w:p>
+      <w:pPr>
+        <w:bidi/>
+        <w:jc w:val="right"/>
+      </w:pPr>
+      <w:r>
+        <w:rPr>
+          <w:i w:val="0"/>
+          <w:rtl/>
+        </w:rPr>
+        <w:t>והשרשרת: מצאתם עובדה? מעתיקים לצ'אט ג'יפיטי או לקלוד, וכותבים: "עדכן את הטיוטה לפי זה, בלי להוסיף עובדות חדשות".</w:t>
       </w:r>
     </w:p>
     <w:p>
@@ -3766,46 +3859,79 @@
           <w:color w:val="7A5A00"/>
           <w:rtl/>
         </w:rPr>
-        <w:t>(מעלים את המסמך לקלוד)</w:t>
-      </w:r>
-    </w:p>
-    <w:p>
-      <w:pPr>
-        <w:bidi/>
-        <w:jc w:val="right"/>
-      </w:pPr>
+        <w:t>(אם יש זמן: מריצים שאלה אחת בשידור חי ומראים את המקורות)</w:t>
+      </w:r>
+    </w:p>
+    <w:p>
+      <w:pPr>
+        <w:bidi/>
+        <w:jc w:val="right"/>
+      </w:pPr>
+      <w:r>
+        <w:rPr>
+          <w:b/>
+          <w:rtl/>
+        </w:rPr>
+        <w:t xml:space="preserve">מעבר: </w:t>
+      </w:r>
       <w:r>
         <w:rPr>
           <w:i w:val="0"/>
           <w:rtl/>
         </w:rPr>
-        <w:t>שכבה 1, בסיס: "סכם את המסמך".</w:t>
-      </w:r>
-    </w:p>
-    <w:p>
-      <w:pPr>
-        <w:bidi/>
-        <w:jc w:val="right"/>
-      </w:pPr>
+        <w:t>"ושני כלים שרוב האנשים מפספסים."</w:t>
+      </w:r>
+    </w:p>
+    <w:p>
+      <w:pPr>
+        <w:pStyle w:val="Heading2"/>
+        <w:bidi/>
+        <w:jc w:val="right"/>
+      </w:pPr>
+      <w:r>
+        <w:rPr>
+          <w:rtl/>
+        </w:rPr>
+        <w:t>שקופית 22: NotebookLM ותמלול (3 דקות)</w:t>
+      </w:r>
+    </w:p>
+    <w:p>
+      <w:pPr>
+        <w:bidi/>
+        <w:jc w:val="right"/>
+      </w:pPr>
+      <w:r>
+        <w:rPr>
+          <w:b/>
+          <w:rtl/>
+        </w:rPr>
+        <w:t xml:space="preserve">מטרה: </w:t>
+      </w:r>
       <w:r>
         <w:rPr>
           <w:i w:val="0"/>
           <w:rtl/>
         </w:rPr>
-        <w:t>שכבה 2, הקשר: "אני [תפקיד], לקראת [פגישה או החלטה]. מה חשוב לי לדעת לפני שאני מגיבה?"</w:t>
-      </w:r>
-    </w:p>
-    <w:p>
-      <w:pPr>
-        <w:bidi/>
-        <w:jc w:val="right"/>
-      </w:pPr>
+        <w:t>להכיר את נוטבוק אל אם ואת המעבר מתמלול לסיכום.</w:t>
+      </w:r>
+    </w:p>
+    <w:p>
+      <w:pPr>
+        <w:bidi/>
+        <w:jc w:val="right"/>
+      </w:pPr>
+      <w:r>
+        <w:rPr>
+          <w:b/>
+          <w:rtl/>
+        </w:rPr>
+        <w:t xml:space="preserve">מה לומר: </w:t>
+      </w:r>
       <w:r>
         <w:rPr>
           <w:i w:val="0"/>
           <w:rtl/>
         </w:rPr>
-        <w:t>שכבה 3, פורמט: "טבלה: נושא, מה כתוב, למה זה חשוב, ואיפה הזהירות. עד 8 שורות".</w:t>
       </w:r>
     </w:p>
     <w:p>
@@ -3818,7 +3944,209 @@
           <w:i w:val="0"/>
           <w:rtl/>
         </w:rPr>
-        <w:t>שכבה 4, ביקורת: "3 שאלות לשאול בחדר, ו-3 נקודות שעלולות לעבוד לרעתי".</w:t>
+        <w:t>נוטבוק אל אם של גוגל. מעלים תיק של 5 עד 15 קבצים, והוא עונה רק מתוך מה שהעליתם.</w:t>
+      </w:r>
+    </w:p>
+    <w:p>
+      <w:pPr>
+        <w:bidi/>
+        <w:jc w:val="right"/>
+      </w:pPr>
+      <w:r>
+        <w:rPr>
+          <w:i w:val="0"/>
+          <w:rtl/>
+        </w:rPr>
+        <w:t>זה היתרון הגדול: הוא לא ממציא. כל תשובה מגיעה עם הפניה למקום בקובץ.</w:t>
+      </w:r>
+    </w:p>
+    <w:p>
+      <w:pPr>
+        <w:bidi/>
+        <w:jc w:val="right"/>
+      </w:pPr>
+      <w:r>
+        <w:rPr>
+          <w:i w:val="0"/>
+          <w:rtl/>
+        </w:rPr>
+        <w:t>מושלם לדף הכנה לפגישה, או לשאלה על כמה מסמכים בבת אחת.</w:t>
+      </w:r>
+    </w:p>
+    <w:p>
+      <w:pPr>
+        <w:bidi/>
+        <w:jc w:val="right"/>
+      </w:pPr>
+      <w:r>
+        <w:rPr>
+          <w:i w:val="0"/>
+          <w:rtl/>
+        </w:rPr>
+        <w:t>והכלי השני הוא בעצם שרשרת: תמלול. הקלטה של זום, שיעור או שיחת לקוח, הופכת לטקסט גולמי. ואת הטקסט מכניסים להנחיה של תחנה 2.</w:t>
+      </w:r>
+    </w:p>
+    <w:p>
+      <w:pPr>
+        <w:bidi/>
+        <w:jc w:val="right"/>
+      </w:pPr>
+      <w:r>
+        <w:rPr>
+          <w:i w:val="0"/>
+          <w:rtl/>
+        </w:rPr>
+        <w:t>רק משפט אחד חשוב להוסיף: "אל תמציא החלטה שלא נאמרה".</w:t>
+      </w:r>
+    </w:p>
+    <w:p>
+      <w:pPr>
+        <w:bidi/>
+        <w:jc w:val="right"/>
+      </w:pPr>
+      <w:r>
+        <w:rPr>
+          <w:i w:val="0"/>
+          <w:rtl/>
+        </w:rPr>
+        <w:t>וזה לא רק למי שיושב במשרד: מורים, אנשי מכירות, עובדי שטח, מראיינים.</w:t>
+      </w:r>
+    </w:p>
+    <w:p>
+      <w:pPr>
+        <w:bidi/>
+        <w:jc w:val="right"/>
+      </w:pPr>
+      <w:r>
+        <w:rPr>
+          <w:i w:val="0"/>
+          <w:rtl/>
+        </w:rPr>
+        <w:t>שאלה לצ'אט: איזו הקלטה או איזה תיק מסמכים הייתם מכניסים לשם השבוע?</w:t>
+      </w:r>
+    </w:p>
+    <w:p>
+      <w:pPr>
+        <w:bidi/>
+        <w:jc w:val="right"/>
+      </w:pPr>
+      <w:r>
+        <w:rPr>
+          <w:b/>
+          <w:rtl/>
+        </w:rPr>
+        <w:t xml:space="preserve">מעבר: </w:t>
+      </w:r>
+      <w:r>
+        <w:rPr>
+          <w:i w:val="0"/>
+          <w:rtl/>
+        </w:rPr>
+        <w:t>"ועוד כלי קטן שחוסך המון הקלדה."</w:t>
+      </w:r>
+    </w:p>
+    <w:p>
+      <w:pPr>
+        <w:pStyle w:val="Heading2"/>
+        <w:bidi/>
+        <w:jc w:val="right"/>
+      </w:pPr>
+      <w:r>
+        <w:rPr>
+          <w:rtl/>
+        </w:rPr>
+        <w:t>שקופית 23: Wispr Flow: מדברים במקום להקליד (3 דקות)</w:t>
+      </w:r>
+    </w:p>
+    <w:p>
+      <w:pPr>
+        <w:bidi/>
+        <w:jc w:val="right"/>
+      </w:pPr>
+      <w:r>
+        <w:rPr>
+          <w:b/>
+          <w:rtl/>
+        </w:rPr>
+        <w:t xml:space="preserve">מטרה: </w:t>
+      </w:r>
+      <w:r>
+        <w:rPr>
+          <w:i w:val="0"/>
+          <w:rtl/>
+        </w:rPr>
+        <w:t>להכיר הכתבה קולית חכמה, שעוזרת לכתוב הנחיות ארוכות.</w:t>
+      </w:r>
+    </w:p>
+    <w:p>
+      <w:pPr>
+        <w:bidi/>
+        <w:jc w:val="right"/>
+      </w:pPr>
+      <w:r>
+        <w:rPr>
+          <w:b/>
+          <w:rtl/>
+        </w:rPr>
+        <w:t xml:space="preserve">מה לומר: </w:t>
+      </w:r>
+      <w:r>
+        <w:rPr>
+          <w:i w:val="0"/>
+          <w:rtl/>
+        </w:rPr>
+      </w:r>
+    </w:p>
+    <w:p>
+      <w:pPr>
+        <w:bidi/>
+        <w:jc w:val="right"/>
+      </w:pPr>
+      <w:r>
+        <w:rPr>
+          <w:i w:val="0"/>
+          <w:rtl/>
+        </w:rPr>
+        <w:t>כמה מכם כותבים הנחיות קצרות, רק כי מתעצלים להקליד? כולנו.</w:t>
+      </w:r>
+    </w:p>
+    <w:p>
+      <w:pPr>
+        <w:bidi/>
+        <w:jc w:val="right"/>
+      </w:pPr>
+      <w:r>
+        <w:rPr>
+          <w:i w:val="0"/>
+          <w:rtl/>
+        </w:rPr>
+        <w:t>Wispr Flow הוא אפליקציה חינמית למחשב. מחזיקים מקש, מדברים, ומשחררים. והוא כותב, מנקה את ה"אממ" ומוסיף פיסוק.</w:t>
+      </w:r>
+    </w:p>
+    <w:p>
+      <w:pPr>
+        <w:bidi/>
+        <w:jc w:val="right"/>
+      </w:pPr>
+      <w:r>
+        <w:rPr>
+          <w:i w:val="0"/>
+          <w:rtl/>
+        </w:rPr>
+        <w:t>והוא עובד בכל מקום: בצ'אט ג'יפיטי, בקלוד, בוואטסאפ ובמייל.</w:t>
+      </w:r>
+    </w:p>
+    <w:p>
+      <w:pPr>
+        <w:bidi/>
+        <w:jc w:val="right"/>
+      </w:pPr>
+      <w:r>
+        <w:rPr>
+          <w:i w:val="0"/>
+          <w:rtl/>
+        </w:rPr>
+        <w:t>בעברית: בהגדרות בוחרים עברית כשפה.</w:t>
       </w:r>
     </w:p>
     <w:p>
@@ -3832,7 +4160,7 @@
           <w:color w:val="7A5A00"/>
           <w:rtl/>
         </w:rPr>
-        <w:t>(מריצים שכבה אחרי שכבה)</w:t>
+        <w:t>(מדגימים: מכתיבים הנחיה ארוכה בקול)</w:t>
       </w:r>
     </w:p>
     <w:p>
@@ -3845,20 +4173,40 @@
           <w:i w:val="0"/>
           <w:rtl/>
         </w:rPr>
-        <w:t>ככה מגיעים מ-40 עמודים למוכנות של פגישה, בעשר דקות.</w:t>
-      </w:r>
-    </w:p>
-    <w:p>
-      <w:pPr>
-        <w:bidi/>
-        <w:jc w:val="right"/>
-      </w:pPr>
+        <w:t>ושימו לב לטריק: כשמדברים, כותבים הנחיות ארוכות ומפורטות יותר. וזה בדיוק מה שצריך.</w:t>
+      </w:r>
+    </w:p>
+    <w:p>
+      <w:pPr>
+        <w:bidi/>
+        <w:jc w:val="right"/>
+      </w:pPr>
+      <w:r>
+        <w:rPr>
+          <w:b/>
+          <w:rtl/>
+        </w:rPr>
+        <w:t xml:space="preserve">מעבר: </w:t>
+      </w:r>
       <w:r>
         <w:rPr>
           <w:i w:val="0"/>
           <w:rtl/>
         </w:rPr>
-        <w:t>ואיזה כלי? קובץ אחד: קלוד. תיק של כמה קבצים: נוטבוק אל אם.</w:t>
+        <w:t>"ועכשיו, החלק הכי חשוב של היום: הסדנה."</w:t>
+      </w:r>
+    </w:p>
+    <w:p>
+      <w:pPr>
+        <w:pStyle w:val="Heading2"/>
+        <w:bidi/>
+        <w:jc w:val="right"/>
+      </w:pPr>
+      <w:r>
+        <w:rPr>
+          <w:rtl/>
+        </w:rPr>
+        <w:t>שקופית 24: סדנה: אפיון העסק שלכם (20 דקות)</w:t>
       </w:r>
     </w:p>
     <w:p>
@@ -3871,27 +4219,14 @@
           <w:b/>
           <w:rtl/>
         </w:rPr>
-        <w:t xml:space="preserve">מעבר: </w:t>
+        <w:t xml:space="preserve">מטרה: </w:t>
       </w:r>
       <w:r>
         <w:rPr>
           <w:i w:val="0"/>
           <w:rtl/>
         </w:rPr>
-        <w:t>"ומה עושים כשצריך עובדה עדכנית, עם מקור?"</w:t>
-      </w:r>
-    </w:p>
-    <w:p>
-      <w:pPr>
-        <w:pStyle w:val="Heading2"/>
-        <w:bidi/>
-        <w:jc w:val="right"/>
-      </w:pPr>
-      <w:r>
-        <w:rPr>
-          <w:rtl/>
-        </w:rPr>
-        <w:t>שקופית 21: Perplexity: כשחייבים מקור (3 דקות)</w:t>
+        <w:t>שכל משתתף ייצא עם אפיון של עמוד לעסק או למותג שלו.</w:t>
       </w:r>
     </w:p>
     <w:p>
@@ -3904,14 +4239,14 @@
           <w:b/>
           <w:rtl/>
         </w:rPr>
-        <w:t xml:space="preserve">מטרה: </w:t>
+        <w:t xml:space="preserve">הכנה מראש: </w:t>
       </w:r>
       <w:r>
         <w:rPr>
           <w:i w:val="0"/>
           <w:rtl/>
         </w:rPr>
-        <w:t>להבין מתי פרפלקסיטי במקום, ואיך משרשרים אותו לכלי הכתיבה.</w:t>
+        <w:t>חדרי עבודה ל-12 דקות (אופציונלי), עם הודעת דקה לסיום.</w:t>
       </w:r>
     </w:p>
     <w:p>
@@ -3924,6 +4259,26 @@
           <w:b/>
           <w:rtl/>
         </w:rPr>
+        <w:t xml:space="preserve">אפליקציית הקורס: </w:t>
+      </w:r>
+      <w:r>
+        <w:rPr>
+          <w:i w:val="0"/>
+          <w:rtl/>
+        </w:rPr>
+        <w:t>פותחים את האתגר "אפיון העסק שלי במשפט אחד".</w:t>
+      </w:r>
+    </w:p>
+    <w:p>
+      <w:pPr>
+        <w:bidi/>
+        <w:jc w:val="right"/>
+      </w:pPr>
+      <w:r>
+        <w:rPr>
+          <w:b/>
+          <w:rtl/>
+        </w:rPr>
         <w:t xml:space="preserve">מה לומר: </w:t>
       </w:r>
       <w:r>
@@ -3943,7 +4298,7 @@
           <w:i w:val="0"/>
           <w:rtl/>
         </w:rPr>
-        <w:t>פרפלקסיטי. זה לא עוד צ'אט, וזה גם לא גוגל. זה מנוע תשובות עם מקורות, בזמן אמת.</w:t>
+        <w:t>עכשיו כל אחד בונה את הבסיס לכל הקורס: אפיון של העסק או המותג שלכם.</w:t>
       </w:r>
     </w:p>
     <w:p>
@@ -3956,7 +4311,7 @@
           <w:i w:val="0"/>
           <w:rtl/>
         </w:rPr>
-        <w:t>מתי כן? כשצריך לדעת מה השתנה עכשיו: תקנה, מחיר, כלי, מתחרה. כשצריך מאמר עם תאריך.</w:t>
+        <w:t>אין לכם עסק? בחרו רעיון שתמיד רציתם, או מותג אישי.</w:t>
       </w:r>
     </w:p>
     <w:p>
@@ -3969,33 +4324,7 @@
           <w:i w:val="0"/>
           <w:rtl/>
         </w:rPr>
-        <w:t>מתי לא? לנסח מייל, לסכם ישיבה, לשכתב טון. לזה יש את הכלים שכבר הכרנו.</w:t>
-      </w:r>
-    </w:p>
-    <w:p>
-      <w:pPr>
-        <w:bidi/>
-        <w:jc w:val="right"/>
-      </w:pPr>
-      <w:r>
-        <w:rPr>
-          <w:i w:val="0"/>
-          <w:rtl/>
-        </w:rPr>
-        <w:t>ההנחיה: "[שאלה אחת ספציפית]. תשובה קצרה, מקור ותאריך לכל נתון. אם יש מחלוקת, כתוב".</w:t>
-      </w:r>
-    </w:p>
-    <w:p>
-      <w:pPr>
-        <w:bidi/>
-        <w:jc w:val="right"/>
-      </w:pPr>
-      <w:r>
-        <w:rPr>
-          <w:i w:val="0"/>
-          <w:rtl/>
-        </w:rPr>
-        <w:t>והשרשרת: מצאתם עובדה? מעתיקים לצ'אט ג'יפיטי או לקלוד, וכותבים: "עדכן את הטיוטה לפי זה, בלי להוסיף עובדות חדשות".</w:t>
+        <w:t>ונשתמש בטכניקת הראיון: ה-AI ישאל, ואתם תענו. ההנחיה בצ'אט.</w:t>
       </w:r>
     </w:p>
     <w:p>
@@ -4009,79 +4338,46 @@
           <w:color w:val="7A5A00"/>
           <w:rtl/>
         </w:rPr>
-        <w:t>(אם יש זמן: מריצים שאלה אחת בשידור חי ומראים את המקורות)</w:t>
-      </w:r>
-    </w:p>
-    <w:p>
-      <w:pPr>
-        <w:bidi/>
-        <w:jc w:val="right"/>
-      </w:pPr>
-      <w:r>
-        <w:rPr>
-          <w:b/>
-          <w:rtl/>
-        </w:rPr>
-        <w:t xml:space="preserve">מעבר: </w:t>
-      </w:r>
+        <w:t>(מדביקים את ההנחיה בצ'אט)</w:t>
+      </w:r>
+    </w:p>
+    <w:p>
+      <w:pPr>
+        <w:bidi/>
+        <w:jc w:val="right"/>
+      </w:pPr>
       <w:r>
         <w:rPr>
           <w:i w:val="0"/>
           <w:rtl/>
         </w:rPr>
-        <w:t>"ושני כלים שרוב האנשים מפספסים."</w:t>
-      </w:r>
-    </w:p>
-    <w:p>
-      <w:pPr>
-        <w:pStyle w:val="Heading2"/>
-        <w:bidi/>
-        <w:jc w:val="right"/>
-      </w:pPr>
-      <w:r>
-        <w:rPr>
-          <w:rtl/>
-        </w:rPr>
-        <w:t>שקופית 22: NotebookLM ותמלול (3 דקות)</w:t>
-      </w:r>
-    </w:p>
-    <w:p>
-      <w:pPr>
-        <w:bidi/>
-        <w:jc w:val="right"/>
-      </w:pPr>
-      <w:r>
-        <w:rPr>
-          <w:b/>
-          <w:rtl/>
-        </w:rPr>
-        <w:t xml:space="preserve">מטרה: </w:t>
-      </w:r>
+        <w:t>אחת: מדביקים בקלוד או בצ'אט ג'יפיטי, ועונים בכנות. אפשר גם בקול, עם Wispr.</w:t>
+      </w:r>
+    </w:p>
+    <w:p>
+      <w:pPr>
+        <w:bidi/>
+        <w:jc w:val="right"/>
+      </w:pPr>
       <w:r>
         <w:rPr>
           <w:i w:val="0"/>
           <w:rtl/>
         </w:rPr>
-        <w:t>להכיר את נוטבוק אל אם ואת המעבר מתמלול לסיכום.</w:t>
-      </w:r>
-    </w:p>
-    <w:p>
-      <w:pPr>
-        <w:bidi/>
-        <w:jc w:val="right"/>
-      </w:pPr>
-      <w:r>
-        <w:rPr>
-          <w:b/>
-          <w:rtl/>
-        </w:rPr>
-        <w:t xml:space="preserve">מה לומר: </w:t>
-      </w:r>
+        <w:t>שתיים: אחרי 8 שאלות מקבלים אפיון של עמוד: לקוח, בעיה, פתרון, ייחוד, מחירים וטון.</w:t>
+      </w:r>
+    </w:p>
+    <w:p>
+      <w:pPr>
+        <w:bidi/>
+        <w:jc w:val="right"/>
+      </w:pPr>
       <w:r>
         <w:rPr>
           <w:i w:val="0"/>
           <w:rtl/>
         </w:rPr>
+        <w:t>שלוש: משפרים פעם אחת: "מה חסר? מה לא ברור ללקוח?"</w:t>
       </w:r>
     </w:p>
     <w:p>
@@ -4094,7 +4390,7 @@
           <w:i w:val="0"/>
           <w:rtl/>
         </w:rPr>
-        <w:t>נוטבוק אל אם של גוגל. מעלים תיק של 5 עד 15 קבצים, והוא עונה רק מתוך מה שהעליתם.</w:t>
+        <w:t>ארבע: שומרים בבנק. במפגש הבא האפיון הזה יקבל צבעים, אפליקציה, מצגת וסרטון.</w:t>
       </w:r>
     </w:p>
     <w:p>
@@ -4107,190 +4403,7 @@
           <w:i w:val="0"/>
           <w:rtl/>
         </w:rPr>
-        <w:t>זה היתרון הגדול: הוא לא ממציא. כל תשובה מגיעה עם הפניה למקום בקובץ.</w:t>
-      </w:r>
-    </w:p>
-    <w:p>
-      <w:pPr>
-        <w:bidi/>
-        <w:jc w:val="right"/>
-      </w:pPr>
-      <w:r>
-        <w:rPr>
-          <w:i w:val="0"/>
-          <w:rtl/>
-        </w:rPr>
-        <w:t>מושלם לדף הכנה לפגישה, או לשאלה על כמה מסמכים בבת אחת.</w:t>
-      </w:r>
-    </w:p>
-    <w:p>
-      <w:pPr>
-        <w:bidi/>
-        <w:jc w:val="right"/>
-      </w:pPr>
-      <w:r>
-        <w:rPr>
-          <w:i w:val="0"/>
-          <w:rtl/>
-        </w:rPr>
-        <w:t>והכלי השני הוא בעצם שרשרת: תמלול. הקלטה של זום, שיעור או שיחת לקוח, הופכת לטקסט גולמי. ואת הטקסט מכניסים להנחיה של תחנה 2.</w:t>
-      </w:r>
-    </w:p>
-    <w:p>
-      <w:pPr>
-        <w:bidi/>
-        <w:jc w:val="right"/>
-      </w:pPr>
-      <w:r>
-        <w:rPr>
-          <w:i w:val="0"/>
-          <w:rtl/>
-        </w:rPr>
-        <w:t>רק משפט אחד חשוב להוסיף: "אל תמציא החלטה שלא נאמרה".</w:t>
-      </w:r>
-    </w:p>
-    <w:p>
-      <w:pPr>
-        <w:bidi/>
-        <w:jc w:val="right"/>
-      </w:pPr>
-      <w:r>
-        <w:rPr>
-          <w:i w:val="0"/>
-          <w:rtl/>
-        </w:rPr>
-        <w:t>וזה לא רק למי שיושב במשרד: מורים, אנשי מכירות, עובדי שטח, מראיינים.</w:t>
-      </w:r>
-    </w:p>
-    <w:p>
-      <w:pPr>
-        <w:bidi/>
-        <w:jc w:val="right"/>
-      </w:pPr>
-      <w:r>
-        <w:rPr>
-          <w:i w:val="0"/>
-          <w:rtl/>
-        </w:rPr>
-        <w:t>שאלה לצ'אט: איזו הקלטה או איזה תיק מסמכים הייתם מכניסים לשם השבוע?</w:t>
-      </w:r>
-    </w:p>
-    <w:p>
-      <w:pPr>
-        <w:bidi/>
-        <w:jc w:val="right"/>
-      </w:pPr>
-      <w:r>
-        <w:rPr>
-          <w:b/>
-          <w:rtl/>
-        </w:rPr>
-        <w:t xml:space="preserve">מעבר: </w:t>
-      </w:r>
-      <w:r>
-        <w:rPr>
-          <w:i w:val="0"/>
-          <w:rtl/>
-        </w:rPr>
-        <w:t>"ועכשיו, איך הופכים את כל זה למצגת."</w:t>
-      </w:r>
-    </w:p>
-    <w:p>
-      <w:pPr>
-        <w:pStyle w:val="Heading2"/>
-        <w:bidi/>
-        <w:jc w:val="right"/>
-      </w:pPr>
-      <w:r>
-        <w:rPr>
-          <w:rtl/>
-        </w:rPr>
-        <w:t>שקופית 23: קודם תוכן, אחר כך שקפים: Gamma (3 דקות)</w:t>
-      </w:r>
-    </w:p>
-    <w:p>
-      <w:pPr>
-        <w:bidi/>
-        <w:jc w:val="right"/>
-      </w:pPr>
-      <w:r>
-        <w:rPr>
-          <w:b/>
-          <w:rtl/>
-        </w:rPr>
-        <w:t xml:space="preserve">מטרה: </w:t>
-      </w:r>
-      <w:r>
-        <w:rPr>
-          <w:i w:val="0"/>
-          <w:rtl/>
-        </w:rPr>
-        <w:t>להראות שמצגת מתחילה מתוכן מוכן, ורק אז עיצוב.</w:t>
-      </w:r>
-    </w:p>
-    <w:p>
-      <w:pPr>
-        <w:bidi/>
-        <w:jc w:val="right"/>
-      </w:pPr>
-      <w:r>
-        <w:rPr>
-          <w:b/>
-          <w:rtl/>
-        </w:rPr>
-        <w:t xml:space="preserve">הכנה מראש: </w:t>
-      </w:r>
-      <w:r>
-        <w:rPr>
-          <w:i w:val="0"/>
-          <w:rtl/>
-        </w:rPr>
-        <w:t>גאמה פתוח, והסיכום מתחנה 2 מוכן להדבקה.</w:t>
-      </w:r>
-    </w:p>
-    <w:p>
-      <w:pPr>
-        <w:bidi/>
-        <w:jc w:val="right"/>
-      </w:pPr>
-      <w:r>
-        <w:rPr>
-          <w:b/>
-          <w:rtl/>
-        </w:rPr>
-        <w:t xml:space="preserve">מה לומר: </w:t>
-      </w:r>
-      <w:r>
-        <w:rPr>
-          <w:i w:val="0"/>
-          <w:rtl/>
-        </w:rPr>
-      </w:r>
-    </w:p>
-    <w:p>
-      <w:pPr>
-        <w:bidi/>
-        <w:jc w:val="right"/>
-      </w:pPr>
-      <w:r>
-        <w:rPr>
-          <w:i w:val="0"/>
-          <w:rtl/>
-        </w:rPr>
-        <w:t>גאמה. מדביקים את הסיכום מתחנה 2, ומקבלים מצגת.</w:t>
-      </w:r>
-    </w:p>
-    <w:p>
-      <w:pPr>
-        <w:bidi/>
-        <w:jc w:val="right"/>
-      </w:pPr>
-      <w:r>
-        <w:rPr>
-          <w:i w:val="0"/>
-          <w:rtl/>
-        </w:rPr>
-        <w:t>ההנחיה כבר בצ'אט: "בנה מצגת מ-6 שקפים מהסיכום. קהל: מי שיושב מול המסך. שקף 1 מטרה, 2 עד 4 החלטות, משימות ומה פתוח, 5 הצעד הבא, 6 משפט סגירה. עברית, בלי קישוט".</w:t>
+        <w:t>יש לכם 15 דקות.</w:t>
       </w:r>
     </w:p>
     <w:p>
@@ -4304,7 +4417,7 @@
           <w:color w:val="7A5A00"/>
           <w:rtl/>
         </w:rPr>
-        <w:t>(מדביקים ומריצים בשידור חי, או מראים תוצאה מוכנה)</w:t>
+        <w:t>(טיימר. עוזרים בצ'אט, או נכנסים לחדרי העבודה)</w:t>
       </w:r>
     </w:p>
     <w:p>
@@ -4317,20 +4430,40 @@
           <w:i w:val="0"/>
           <w:rtl/>
         </w:rPr>
-        <w:t>וידוי קטן: חלק מהמצגות של הקורס הזה נבנו בדיוק ככה.</w:t>
-      </w:r>
-    </w:p>
-    <w:p>
-      <w:pPr>
-        <w:bidi/>
-        <w:jc w:val="right"/>
-      </w:pPr>
+        <w:t>ובסוף: כתבו באתגר את העסק שלכם במשפט אחד. הכי ברור וחד מנצח.</w:t>
+      </w:r>
+    </w:p>
+    <w:p>
+      <w:pPr>
+        <w:bidi/>
+        <w:jc w:val="right"/>
+      </w:pPr>
+      <w:r>
+        <w:rPr>
+          <w:b/>
+          <w:rtl/>
+        </w:rPr>
+        <w:t xml:space="preserve">מעבר: </w:t>
+      </w:r>
       <w:r>
         <w:rPr>
           <w:i w:val="0"/>
           <w:rtl/>
         </w:rPr>
-        <w:t>ויש לכם מצגת ישנה שצריך לרענן? ביוטיפול AI או קנבה מעצבים מחדש. שם לא נוגעים בתוכן, רק בעיצוב.</w:t>
+        <w:t>"וכשכולם סיימו, הגיע הזמן לגלריה."</w:t>
+      </w:r>
+    </w:p>
+    <w:p>
+      <w:pPr>
+        <w:pStyle w:val="Heading2"/>
+        <w:bidi/>
+        <w:jc w:val="right"/>
+      </w:pPr>
+      <w:r>
+        <w:rPr>
+          <w:rtl/>
+        </w:rPr>
+        <w:t>שקופית 25: גלריית ההנחיות (5 דקות)</w:t>
       </w:r>
     </w:p>
     <w:p>
@@ -4343,27 +4476,14 @@
           <w:b/>
           <w:rtl/>
         </w:rPr>
-        <w:t xml:space="preserve">מעבר: </w:t>
+        <w:t xml:space="preserve">מטרה: </w:t>
       </w:r>
       <w:r>
         <w:rPr>
           <w:i w:val="0"/>
           <w:rtl/>
         </w:rPr>
-        <w:t>"מספיק הדגמות. עכשיו הסדנה."</w:t>
-      </w:r>
-    </w:p>
-    <w:p>
-      <w:pPr>
-        <w:pStyle w:val="Heading2"/>
-        <w:bidi/>
-        <w:jc w:val="right"/>
-      </w:pPr>
-      <w:r>
-        <w:rPr>
-          <w:rtl/>
-        </w:rPr>
-        <w:t>שקופית 24: סדנה: 20 דקות, תוצר אמיתי (20 דקות)</w:t>
+        <w:t>ללמוד מההנחיות הטובות של המשתתפים עצמם.</w:t>
       </w:r>
     </w:p>
     <w:p>
@@ -4376,14 +4496,14 @@
           <w:b/>
           <w:rtl/>
         </w:rPr>
-        <w:t xml:space="preserve">מטרה: </w:t>
+        <w:t xml:space="preserve">אפליקציית הקורס: </w:t>
       </w:r>
       <w:r>
         <w:rPr>
           <w:i w:val="0"/>
           <w:rtl/>
         </w:rPr>
-        <w:t>שכל משתתף ייצר תוצר אמיתי אחד ממשימה מהשבוע שלו, וישמור את ההנחיה בבנק.</w:t>
+        <w:t>הצבעה: הנחיית הערב.</w:t>
       </w:r>
     </w:p>
     <w:p>
@@ -4396,79 +4516,26 @@
           <w:b/>
           <w:rtl/>
         </w:rPr>
-        <w:t xml:space="preserve">הכנה מראש: </w:t>
+        <w:t xml:space="preserve">מה לומר: </w:t>
       </w:r>
       <w:r>
         <w:rPr>
           <w:i w:val="0"/>
           <w:rtl/>
         </w:rPr>
-        <w:t>חדרי עבודה בזוגות ל-15 דקות, עם סגירה אוטומטית והודעת דקה לסיום. שש השלבים מוכנים להדבקה בצ'אט.</w:t>
-      </w:r>
-    </w:p>
-    <w:p>
-      <w:pPr>
-        <w:bidi/>
-        <w:jc w:val="right"/>
-      </w:pPr>
-      <w:r>
-        <w:rPr>
-          <w:b/>
-          <w:rtl/>
-        </w:rPr>
-        <w:t xml:space="preserve">משחק: </w:t>
-      </w:r>
+      </w:r>
+    </w:p>
+    <w:p>
+      <w:pPr>
+        <w:bidi/>
+        <w:jc w:val="right"/>
+      </w:pPr>
       <w:r>
         <w:rPr>
           <w:i w:val="0"/>
           <w:rtl/>
         </w:rPr>
-        <w:t>בסוף: כל זוג מדביק במשחק את ההנחיה הכי טובה שלו, לפני ואחרי.</w:t>
-      </w:r>
-    </w:p>
-    <w:p>
-      <w:pPr>
-        <w:bidi/>
-        <w:jc w:val="right"/>
-      </w:pPr>
-      <w:r>
-        <w:rPr>
-          <w:b/>
-          <w:rtl/>
-        </w:rPr>
-        <w:t xml:space="preserve">מה לומר: </w:t>
-      </w:r>
-      <w:r>
-        <w:rPr>
-          <w:i w:val="0"/>
-          <w:rtl/>
-        </w:rPr>
-      </w:r>
-    </w:p>
-    <w:p>
-      <w:pPr>
-        <w:bidi/>
-        <w:jc w:val="right"/>
-      </w:pPr>
-      <w:r>
-        <w:rPr>
-          <w:i w:val="0"/>
-          <w:rtl/>
-        </w:rPr>
-        <w:t>עכשיו אתם עובדים. עשרים דקות, ותוצר אמיתי ביד.</w:t>
-      </w:r>
-    </w:p>
-    <w:p>
-      <w:pPr>
-        <w:bidi/>
-        <w:jc w:val="right"/>
-      </w:pPr>
-      <w:r>
-        <w:rPr>
-          <w:i w:val="0"/>
-          <w:rtl/>
-        </w:rPr>
-        <w:t>שישה שלבים, והם כבר בצ'אט כי בחדר לא תראו את המצגת.</w:t>
+        <w:t>בחרתי שלושה אפיונים מהסדנה. בואו נסתכל עליהן ביחד.</w:t>
       </w:r>
     </w:p>
     <w:p>
@@ -4482,7 +4549,7 @@
           <w:color w:val="7A5A00"/>
           <w:rtl/>
         </w:rPr>
-        <w:t>(מדביקים את השלבים בצ'אט)</w:t>
+        <w:t>(מציגים את הראשונה, לפני ואחרי)</w:t>
       </w:r>
     </w:p>
     <w:p>
@@ -4495,98 +4562,7 @@
           <w:i w:val="0"/>
           <w:rtl/>
         </w:rPr>
-        <w:t>אחת: בחרו משימה אחת מדף העשר שלכם.</w:t>
-      </w:r>
-    </w:p>
-    <w:p>
-      <w:pPr>
-        <w:bidi/>
-        <w:jc w:val="right"/>
-      </w:pPr>
-      <w:r>
-        <w:rPr>
-          <w:i w:val="0"/>
-          <w:rtl/>
-        </w:rPr>
-        <w:t>שתיים: כתבו הנחיה לפי מי, מה, איך.</w:t>
-      </w:r>
-    </w:p>
-    <w:p>
-      <w:pPr>
-        <w:bidi/>
-        <w:jc w:val="right"/>
-      </w:pPr>
-      <w:r>
-        <w:rPr>
-          <w:i w:val="0"/>
-          <w:rtl/>
-        </w:rPr>
-        <w:t>שלוש: בחרו כלי לפי עץ ההחלטה, ותגידו לשותף בקול למה דווקא הוא.</w:t>
-      </w:r>
-    </w:p>
-    <w:p>
-      <w:pPr>
-        <w:bidi/>
-        <w:jc w:val="right"/>
-      </w:pPr>
-      <w:r>
-        <w:rPr>
-          <w:i w:val="0"/>
-          <w:rtl/>
-        </w:rPr>
-        <w:t>ארבע: הריצו פעם אחת.</w:t>
-      </w:r>
-    </w:p>
-    <w:p>
-      <w:pPr>
-        <w:bidi/>
-        <w:jc w:val="right"/>
-      </w:pPr>
-      <w:r>
-        <w:rPr>
-          <w:i w:val="0"/>
-          <w:rtl/>
-        </w:rPr>
-        <w:t>חמש: שפרו פעם אחת. "קצר יותר", "פורמט אחר", או "מה חסר?".</w:t>
-      </w:r>
-    </w:p>
-    <w:p>
-      <w:pPr>
-        <w:bidi/>
-        <w:jc w:val="right"/>
-      </w:pPr>
-      <w:r>
-        <w:rPr>
-          <w:i w:val="0"/>
-          <w:rtl/>
-        </w:rPr>
-        <w:t>שש: ההנחיה שעבדה, ושם הכלי, נכנסים לבנק.</w:t>
-      </w:r>
-    </w:p>
-    <w:p>
-      <w:pPr>
-        <w:bidi/>
-        <w:jc w:val="right"/>
-      </w:pPr>
-      <w:r>
-        <w:rPr>
-          <w:i w:val="0"/>
-          <w:rtl/>
-        </w:rPr>
-        <w:t>כלל אחד: לא מחליפים כלי באמצע הסיבוב.</w:t>
-      </w:r>
-    </w:p>
-    <w:p>
-      <w:pPr>
-        <w:bidi/>
-        <w:jc w:val="right"/>
-      </w:pPr>
-      <w:r>
-        <w:rPr>
-          <w:i w:val="0"/>
-          <w:rtl/>
-        </w:rPr>
-        <w:t>ומשהו לקחת לחיים: כלל 5 הדקות. משימה שלוקחת יותר מחמש דקות ויש בה טקסט, הסבר או מסמך? קודם בודקים עם AI.</w:t>
+        <w:t>שאלה לצ'אט: איזה רכיב עשה פה את ההבדל? תפקיד? הקשר? פורמט? גבולות?</w:t>
       </w:r>
     </w:p>
     <w:p>
@@ -4600,7 +4576,20 @@
           <w:color w:val="7A5A00"/>
           <w:rtl/>
         </w:rPr>
-        <w:t>(פותחים חדרי עבודה ל-15 דקות. נכנסים לשניים או שלושה חדרים ועוזרים)</w:t>
+        <w:t>(חוזרים על זה עם השתיים האחרות)</w:t>
+      </w:r>
+    </w:p>
+    <w:p>
+      <w:pPr>
+        <w:bidi/>
+        <w:jc w:val="right"/>
+      </w:pPr>
+      <w:r>
+        <w:rPr>
+          <w:i w:val="0"/>
+          <w:rtl/>
+        </w:rPr>
+        <w:t>ועכשיו הצבעה: מהי הנחיית הערב? המנצחת נכנסת לבנק של כולם, ואשלח אותה במייל.</w:t>
       </w:r>
     </w:p>
     <w:p>
@@ -4614,7 +4603,7 @@
           <w:color w:val="7A5A00"/>
           <w:rtl/>
         </w:rPr>
-        <w:t>(בחזרה: מבקשים מכל זוג להדביק במשחק או בצ'אט את ההנחיה הכי טובה שלו)</w:t>
+        <w:t>(מכריזים על המנצחת, ומבקשים מהכותב לספר במשפט איך הגיע אליה)</w:t>
       </w:r>
     </w:p>
     <w:p>
@@ -4634,7 +4623,7 @@
           <w:i w:val="0"/>
           <w:rtl/>
         </w:rPr>
-        <w:t>"וכשכולם חזרו, הגיע הזמן לגלריה."</w:t>
+        <w:t>"וכדי שתזכרו את כל הכלים, הנה כרטיס הכיס."</w:t>
       </w:r>
     </w:p>
     <w:p>
@@ -4647,7 +4636,7 @@
         <w:rPr>
           <w:rtl/>
         </w:rPr>
-        <w:t>שקופית 25: גלריית ההנחיות (5 דקות)</w:t>
+        <w:t>שקופית 26: כרטיס הכיס: 8 כלים להנחיה מנצחת (2 דקות)</w:t>
       </w:r>
     </w:p>
     <w:p>
@@ -4667,7 +4656,7 @@
           <w:i w:val="0"/>
           <w:rtl/>
         </w:rPr>
-        <w:t>ללמוד מההנחיות הטובות של המשתתפים עצמם.</w:t>
+        <w:t>לסכם את כל הכלים בשקופית אחת לשמירה.</w:t>
       </w:r>
     </w:p>
     <w:p>
@@ -4680,14 +4669,52 @@
           <w:b/>
           <w:rtl/>
         </w:rPr>
-        <w:t xml:space="preserve">משחק: </w:t>
+        <w:t xml:space="preserve">מה לומר: </w:t>
       </w:r>
       <w:r>
         <w:rPr>
           <w:i w:val="0"/>
           <w:rtl/>
         </w:rPr>
-        <w:t>הצבעה: הנחיית הערב.</w:t>
+      </w:r>
+    </w:p>
+    <w:p>
+      <w:pPr>
+        <w:bidi/>
+        <w:jc w:val="right"/>
+      </w:pPr>
+      <w:r>
+        <w:rPr>
+          <w:i w:val="0"/>
+          <w:rtl/>
+        </w:rPr>
+        <w:t>כל מה שלמדנו היום, בשקופית אחת. צלמו מסך. הכרטיס יישלח גם במייל.</w:t>
+      </w:r>
+    </w:p>
+    <w:p>
+      <w:pPr>
+        <w:bidi/>
+        <w:jc w:val="right"/>
+      </w:pPr>
+      <w:r>
+        <w:rPr>
+          <w:i w:val="0"/>
+          <w:rtl/>
+        </w:rPr>
+        <w:t>מי, מה, איך. ספציפיות. תפקיד. פורמט. גבולות. דוגמה. שיחה. וביקורת וראיון.</w:t>
+      </w:r>
+    </w:p>
+    <w:p>
+      <w:pPr>
+        <w:bidi/>
+        <w:jc w:val="right"/>
+      </w:pPr>
+      <w:r>
+        <w:rPr>
+          <w:i w:val="0"/>
+          <w:rtl/>
+        </w:rPr>
+        <w:t>והמשפט למטה חשוב: לא צריך את כולם בכל הנחיה. שלושה כלים נכונים כבר משנים את התוצאה.</w:t>
       </w:r>
     </w:p>
     <w:p>
@@ -4700,6 +4727,59 @@
           <w:b/>
           <w:rtl/>
         </w:rPr>
+        <w:t xml:space="preserve">מעבר: </w:t>
+      </w:r>
+      <w:r>
+        <w:rPr>
+          <w:i w:val="0"/>
+          <w:rtl/>
+        </w:rPr>
+        <w:t>"ועכשיו, מה עושים עד הפעם הבאה."</w:t>
+      </w:r>
+    </w:p>
+    <w:p>
+      <w:pPr>
+        <w:pStyle w:val="Heading2"/>
+        <w:bidi/>
+        <w:jc w:val="right"/>
+      </w:pPr>
+      <w:r>
+        <w:rPr>
+          <w:rtl/>
+        </w:rPr>
+        <w:t>שקופית 27: תרגול בית (2 דקות)</w:t>
+      </w:r>
+    </w:p>
+    <w:p>
+      <w:pPr>
+        <w:bidi/>
+        <w:jc w:val="right"/>
+      </w:pPr>
+      <w:r>
+        <w:rPr>
+          <w:b/>
+          <w:rtl/>
+        </w:rPr>
+        <w:t xml:space="preserve">מטרה: </w:t>
+      </w:r>
+      <w:r>
+        <w:rPr>
+          <w:i w:val="0"/>
+          <w:rtl/>
+        </w:rPr>
+        <w:t>לסיים את האפיון ולבנות הרגל.</w:t>
+      </w:r>
+    </w:p>
+    <w:p>
+      <w:pPr>
+        <w:bidi/>
+        <w:jc w:val="right"/>
+      </w:pPr>
+      <w:r>
+        <w:rPr>
+          <w:b/>
+          <w:rtl/>
+        </w:rPr>
         <w:t xml:space="preserve">מה לומר: </w:t>
       </w:r>
       <w:r>
@@ -4719,7 +4799,59 @@
           <w:i w:val="0"/>
           <w:rtl/>
         </w:rPr>
-        <w:t>בחרתי שלוש הנחיות מהסדנה. בואו נסתכל עליהן ביחד.</w:t>
+        <w:t>שלושה דברים לשבוע הקרוב.</w:t>
+      </w:r>
+    </w:p>
+    <w:p>
+      <w:pPr>
+        <w:bidi/>
+        <w:jc w:val="right"/>
+      </w:pPr>
+      <w:r>
+        <w:rPr>
+          <w:i w:val="0"/>
+          <w:rtl/>
+        </w:rPr>
+        <w:t>אחת: מסיימים את האפיון. עמוד אחד, ברור, שמור בבנק.</w:t>
+      </w:r>
+    </w:p>
+    <w:p>
+      <w:pPr>
+        <w:bidi/>
+        <w:jc w:val="right"/>
+      </w:pPr>
+      <w:r>
+        <w:rPr>
+          <w:i w:val="0"/>
+          <w:rtl/>
+        </w:rPr>
+        <w:t>שתיים: 5 הנחיות לבנק, ואחת מהן עם תפקיד: "אתה...".</w:t>
+      </w:r>
+    </w:p>
+    <w:p>
+      <w:pPr>
+        <w:bidi/>
+        <w:jc w:val="right"/>
+      </w:pPr>
+      <w:r>
+        <w:rPr>
+          <w:i w:val="0"/>
+          <w:rtl/>
+        </w:rPr>
+        <w:t>שלוש: עונים על 3 מיילים אמיתיים בעזרת AI, ומתקנים לפני ששולחים.</w:t>
+      </w:r>
+    </w:p>
+    <w:p>
+      <w:pPr>
+        <w:bidi/>
+        <w:jc w:val="right"/>
+      </w:pPr>
+      <w:r>
+        <w:rPr>
+          <w:i w:val="0"/>
+          <w:rtl/>
+        </w:rPr>
+        <w:t>ורמז למפגש הבא: האפיון שלכם הופך למותג, לאפליקציה, למצגת, לתמונת פרופיל, ואפילו לסרטון שבו אתם מדברים. תביאו סלפי טוב.</w:t>
       </w:r>
     </w:p>
     <w:p>
@@ -4733,20 +4865,105 @@
           <w:color w:val="7A5A00"/>
           <w:rtl/>
         </w:rPr>
-        <w:t>(מציגים את הראשונה, לפני ואחרי)</w:t>
-      </w:r>
-    </w:p>
-    <w:p>
-      <w:pPr>
-        <w:bidi/>
-        <w:jc w:val="right"/>
-      </w:pPr>
+        <w:t>(מדביקים את משימת הבית בצ'אט ושולחים במייל)</w:t>
+      </w:r>
+    </w:p>
+    <w:p>
+      <w:pPr>
+        <w:bidi/>
+        <w:jc w:val="right"/>
+      </w:pPr>
+      <w:r>
+        <w:rPr>
+          <w:b/>
+          <w:rtl/>
+        </w:rPr>
+        <w:t xml:space="preserve">מעבר: </w:t>
+      </w:r>
       <w:r>
         <w:rPr>
           <w:i w:val="0"/>
           <w:rtl/>
         </w:rPr>
-        <w:t>שאלה לצ'אט: איזה רכיב עשה פה את ההבדל? תפקיד? הקשר? פורמט? גבולות?</w:t>
+        <w:t>"וכל הכלים של היום, במקום אחד."</w:t>
+      </w:r>
+    </w:p>
+    <w:p>
+      <w:pPr>
+        <w:pStyle w:val="Heading2"/>
+        <w:bidi/>
+        <w:jc w:val="right"/>
+      </w:pPr>
+      <w:r>
+        <w:rPr>
+          <w:rtl/>
+        </w:rPr>
+        <w:t>שקופית 28: ארגז הכלים של היום (1 דקות)</w:t>
+      </w:r>
+    </w:p>
+    <w:p>
+      <w:pPr>
+        <w:bidi/>
+        <w:jc w:val="right"/>
+      </w:pPr>
+      <w:r>
+        <w:rPr>
+          <w:b/>
+          <w:rtl/>
+        </w:rPr>
+        <w:t xml:space="preserve">מטרה: </w:t>
+      </w:r>
+      <w:r>
+        <w:rPr>
+          <w:i w:val="0"/>
+          <w:rtl/>
+        </w:rPr>
+        <w:t>לתת את כל הקישורים להעתקה.</w:t>
+      </w:r>
+    </w:p>
+    <w:p>
+      <w:pPr>
+        <w:bidi/>
+        <w:jc w:val="right"/>
+      </w:pPr>
+      <w:r>
+        <w:rPr>
+          <w:b/>
+          <w:rtl/>
+        </w:rPr>
+        <w:t xml:space="preserve">מה לומר: </w:t>
+      </w:r>
+      <w:r>
+        <w:rPr>
+          <w:i w:val="0"/>
+          <w:rtl/>
+        </w:rPr>
+      </w:r>
+    </w:p>
+    <w:p>
+      <w:pPr>
+        <w:bidi/>
+        <w:jc w:val="right"/>
+      </w:pPr>
+      <w:r>
+        <w:rPr>
+          <w:i w:val="0"/>
+          <w:rtl/>
+        </w:rPr>
+        <w:t>כל הכלים של היום, עם קישורים להעתקה. חלקם נותנים לכם קרדיטים או ניסיון חינם כשנרשמים דרכם.</w:t>
+      </w:r>
+    </w:p>
+    <w:p>
+      <w:pPr>
+        <w:bidi/>
+        <w:jc w:val="right"/>
+      </w:pPr>
+      <w:r>
+        <w:rPr>
+          <w:i w:val="0"/>
+          <w:rtl/>
+        </w:rPr>
+        <w:t>הם בצ'אט, בחוברת, ובארגז הכלים באפליקציה.</w:t>
       </w:r>
     </w:p>
     <w:p>
@@ -4760,20 +4977,164 @@
           <w:color w:val="7A5A00"/>
           <w:rtl/>
         </w:rPr>
-        <w:t>(חוזרים על זה עם השתיים האחרות)</w:t>
-      </w:r>
-    </w:p>
-    <w:p>
-      <w:pPr>
-        <w:bidi/>
-        <w:jc w:val="right"/>
-      </w:pPr>
+        <w:t>(מדביקים את הקישורים בצ'אט)</w:t>
+      </w:r>
+    </w:p>
+    <w:p>
+      <w:pPr>
+        <w:bidi/>
+        <w:jc w:val="right"/>
+      </w:pPr>
+      <w:r>
+        <w:rPr>
+          <w:b/>
+          <w:rtl/>
+        </w:rPr>
+        <w:t xml:space="preserve">מעבר: </w:t>
+      </w:r>
       <w:r>
         <w:rPr>
           <w:i w:val="0"/>
           <w:rtl/>
         </w:rPr>
-        <w:t>ועכשיו הצבעה: מהי הנחיית הערב? המנצחת נכנסת לבנק של כולם, ואשלח אותה במייל.</w:t>
+        <w:t>"ולפני שנפרדים, שלושה דברים לקחת הביתה."</w:t>
+      </w:r>
+    </w:p>
+    <w:p>
+      <w:pPr>
+        <w:pStyle w:val="Heading2"/>
+        <w:bidi/>
+        <w:jc w:val="right"/>
+      </w:pPr>
+      <w:r>
+        <w:rPr>
+          <w:rtl/>
+        </w:rPr>
+        <w:t>שקופית 29: שלושה דברים לקחת הביתה (3 דקות)</w:t>
+      </w:r>
+    </w:p>
+    <w:p>
+      <w:pPr>
+        <w:bidi/>
+        <w:jc w:val="right"/>
+      </w:pPr>
+      <w:r>
+        <w:rPr>
+          <w:b/>
+          <w:rtl/>
+        </w:rPr>
+        <w:t xml:space="preserve">מטרה: </w:t>
+      </w:r>
+      <w:r>
+        <w:rPr>
+          <w:i w:val="0"/>
+          <w:rtl/>
+        </w:rPr>
+        <w:t>לסגור את המפגש עם שלושה מסרים ברורים וחגיגת מנצחים.</w:t>
+      </w:r>
+    </w:p>
+    <w:p>
+      <w:pPr>
+        <w:bidi/>
+        <w:jc w:val="right"/>
+      </w:pPr>
+      <w:r>
+        <w:rPr>
+          <w:b/>
+          <w:rtl/>
+        </w:rPr>
+        <w:t xml:space="preserve">אפליקציית הקורס: </w:t>
+      </w:r>
+      <w:r>
+        <w:rPr>
+          <w:i w:val="0"/>
+          <w:rtl/>
+        </w:rPr>
+        <w:t>מציגים את התוצאות הסופיות והמנצחים במשחק.</w:t>
+      </w:r>
+    </w:p>
+    <w:p>
+      <w:pPr>
+        <w:bidi/>
+        <w:jc w:val="right"/>
+      </w:pPr>
+      <w:r>
+        <w:rPr>
+          <w:b/>
+          <w:rtl/>
+        </w:rPr>
+        <w:t xml:space="preserve">מה לומר: </w:t>
+      </w:r>
+      <w:r>
+        <w:rPr>
+          <w:i w:val="0"/>
+          <w:rtl/>
+        </w:rPr>
+      </w:r>
+    </w:p>
+    <w:p>
+      <w:pPr>
+        <w:bidi/>
+        <w:jc w:val="right"/>
+      </w:pPr>
+      <w:r>
+        <w:rPr>
+          <w:i w:val="0"/>
+          <w:rtl/>
+        </w:rPr>
+        <w:t>אם תזכרו רק שלושה דברים מהערב:</w:t>
+      </w:r>
+    </w:p>
+    <w:p>
+      <w:pPr>
+        <w:bidi/>
+        <w:jc w:val="right"/>
+      </w:pPr>
+      <w:r>
+        <w:rPr>
+          <w:i w:val="0"/>
+          <w:rtl/>
+        </w:rPr>
+        <w:t>אחת: ההנחיה היא 80% מהתוצאה. 30 שניות של כתיבה חוסכות 30 דקות של תיקונים.</w:t>
+      </w:r>
+    </w:p>
+    <w:p>
+      <w:pPr>
+        <w:bidi/>
+        <w:jc w:val="right"/>
+      </w:pPr>
+      <w:r>
+        <w:rPr>
+          <w:i w:val="0"/>
+          <w:rtl/>
+        </w:rPr>
+        <w:t>שתיים: שיחה, לא מברק. הטיוטה הראשונה היא רק נקודת פתיחה.</w:t>
+      </w:r>
+    </w:p>
+    <w:p>
+      <w:pPr>
+        <w:bidi/>
+        <w:jc w:val="right"/>
+      </w:pPr>
+      <w:r>
+        <w:rPr>
+          <w:i w:val="0"/>
+          <w:rtl/>
+        </w:rPr>
+        <w:t>שלוש: בנק הנחיות הוא נכס. כל הנחיה שעבדה, נשמרת ומשמשת שוב.</w:t>
+      </w:r>
+    </w:p>
+    <w:p>
+      <w:pPr>
+        <w:bidi/>
+        <w:jc w:val="right"/>
+      </w:pPr>
+      <w:r>
+        <w:rPr>
+          <w:i w:val="0"/>
+          <w:rtl/>
+        </w:rPr>
+        <w:t>ועכשיו, הרגע שחיכינו לו: התוצאות הסופיות מהמשחק.</w:t>
       </w:r>
     </w:p>
     <w:p>
@@ -4787,7 +5148,20 @@
           <w:color w:val="7A5A00"/>
           <w:rtl/>
         </w:rPr>
-        <w:t>(מכריזים על המנצחת, ומבקשים מהכותב לספר במשפט איך הגיע אליה)</w:t>
+        <w:t>(משתפים את לוח התוצאות ומכריזים על המנצחים)</w:t>
+      </w:r>
+    </w:p>
+    <w:p>
+      <w:pPr>
+        <w:bidi/>
+        <w:jc w:val="right"/>
+      </w:pPr>
+      <w:r>
+        <w:rPr>
+          <w:i w:val="0"/>
+          <w:rtl/>
+        </w:rPr>
+        <w:t>תודה רבה לכולם. הייתם מעולים. נתראה בשבוע הבא, עם האפיון ביד ועם סלפי טוב.</w:t>
       </w:r>
     </w:p>
     <w:p>
@@ -4807,544 +5181,7 @@
           <w:i w:val="0"/>
           <w:rtl/>
         </w:rPr>
-        <w:t>"וכדי שתזכרו את כל הכלים, הנה כרטיס הכיס."</w:t>
-      </w:r>
-    </w:p>
-    <w:p>
-      <w:pPr>
-        <w:pStyle w:val="Heading2"/>
-        <w:bidi/>
-        <w:jc w:val="right"/>
-      </w:pPr>
-      <w:r>
-        <w:rPr>
-          <w:rtl/>
-        </w:rPr>
-        <w:t>שקופית 26: כרטיס הכיס: 8 כלים להנחיה מנצחת (2 דקות)</w:t>
-      </w:r>
-    </w:p>
-    <w:p>
-      <w:pPr>
-        <w:bidi/>
-        <w:jc w:val="right"/>
-      </w:pPr>
-      <w:r>
-        <w:rPr>
-          <w:b/>
-          <w:rtl/>
-        </w:rPr>
-        <w:t xml:space="preserve">מטרה: </w:t>
-      </w:r>
-      <w:r>
-        <w:rPr>
-          <w:i w:val="0"/>
-          <w:rtl/>
-        </w:rPr>
-        <w:t>לסכם את כל הכלים בשקופית אחת לשמירה.</w:t>
-      </w:r>
-    </w:p>
-    <w:p>
-      <w:pPr>
-        <w:bidi/>
-        <w:jc w:val="right"/>
-      </w:pPr>
-      <w:r>
-        <w:rPr>
-          <w:b/>
-          <w:rtl/>
-        </w:rPr>
-        <w:t xml:space="preserve">מה לומר: </w:t>
-      </w:r>
-      <w:r>
-        <w:rPr>
-          <w:i w:val="0"/>
-          <w:rtl/>
-        </w:rPr>
-      </w:r>
-    </w:p>
-    <w:p>
-      <w:pPr>
-        <w:bidi/>
-        <w:jc w:val="right"/>
-      </w:pPr>
-      <w:r>
-        <w:rPr>
-          <w:i w:val="0"/>
-          <w:rtl/>
-        </w:rPr>
-        <w:t>כל מה שלמדנו היום, בשקופית אחת. צלמו מסך. הכרטיס יישלח גם במייל.</w:t>
-      </w:r>
-    </w:p>
-    <w:p>
-      <w:pPr>
-        <w:bidi/>
-        <w:jc w:val="right"/>
-      </w:pPr>
-      <w:r>
-        <w:rPr>
-          <w:i w:val="0"/>
-          <w:rtl/>
-        </w:rPr>
-        <w:t>מי, מה, איך. ספציפיות. תפקיד. פורמט. גבולות. דוגמה. שיחה. וביקורת וראיון.</w:t>
-      </w:r>
-    </w:p>
-    <w:p>
-      <w:pPr>
-        <w:bidi/>
-        <w:jc w:val="right"/>
-      </w:pPr>
-      <w:r>
-        <w:rPr>
-          <w:i w:val="0"/>
-          <w:rtl/>
-        </w:rPr>
-        <w:t>והמשפט למטה חשוב: לא צריך את כולם בכל הנחיה. שלושה כלים נכונים כבר משנים את התוצאה.</w:t>
-      </w:r>
-    </w:p>
-    <w:p>
-      <w:pPr>
-        <w:bidi/>
-        <w:jc w:val="right"/>
-      </w:pPr>
-      <w:r>
-        <w:rPr>
-          <w:b/>
-          <w:rtl/>
-        </w:rPr>
-        <w:t xml:space="preserve">מעבר: </w:t>
-      </w:r>
-      <w:r>
-        <w:rPr>
-          <w:i w:val="0"/>
-          <w:rtl/>
-        </w:rPr>
-        <w:t>"ועכשיו, איך הופכים את זה לשגרה."</w:t>
-      </w:r>
-    </w:p>
-    <w:p>
-      <w:pPr>
-        <w:pStyle w:val="Heading2"/>
-        <w:bidi/>
-        <w:jc w:val="right"/>
-      </w:pPr>
-      <w:r>
-        <w:rPr>
-          <w:rtl/>
-        </w:rPr>
-        <w:t>שקופית 27: תרגול בית: לוח שבועי (3 דקות)</w:t>
-      </w:r>
-    </w:p>
-    <w:p>
-      <w:pPr>
-        <w:bidi/>
-        <w:jc w:val="right"/>
-      </w:pPr>
-      <w:r>
-        <w:rPr>
-          <w:b/>
-          <w:rtl/>
-        </w:rPr>
-        <w:t xml:space="preserve">מטרה: </w:t>
-      </w:r>
-      <w:r>
-        <w:rPr>
-          <w:i w:val="0"/>
-          <w:rtl/>
-        </w:rPr>
-        <w:t>להפוך את המפגש לשגרה: שלוש הנחיות שמורות שמשמשות כל שבוע.</w:t>
-      </w:r>
-    </w:p>
-    <w:p>
-      <w:pPr>
-        <w:bidi/>
-        <w:jc w:val="right"/>
-      </w:pPr>
-      <w:r>
-        <w:rPr>
-          <w:b/>
-          <w:rtl/>
-        </w:rPr>
-        <w:t xml:space="preserve">מה לומר: </w:t>
-      </w:r>
-      <w:r>
-        <w:rPr>
-          <w:i w:val="0"/>
-          <w:rtl/>
-        </w:rPr>
-      </w:r>
-    </w:p>
-    <w:p>
-      <w:pPr>
-        <w:bidi/>
-        <w:jc w:val="right"/>
-      </w:pPr>
-      <w:r>
-        <w:rPr>
-          <w:i w:val="0"/>
-          <w:rtl/>
-        </w:rPr>
-        <w:t>המשימה לשבוע הקרוב היא לוח שבועי אישי. שלוש הנחיות שמורות בבנק.</w:t>
-      </w:r>
-    </w:p>
-    <w:p>
-      <w:pPr>
-        <w:bidi/>
-        <w:jc w:val="right"/>
-      </w:pPr>
-      <w:r>
-        <w:rPr>
-          <w:i w:val="0"/>
-          <w:rtl/>
-        </w:rPr>
-        <w:t>אחת: משהו שחוזר כל שבוע. הנחיה קבועה, שמשתמשים בה שוב ושוב.</w:t>
-      </w:r>
-    </w:p>
-    <w:p>
-      <w:pPr>
-        <w:bidi/>
-        <w:jc w:val="right"/>
-      </w:pPr>
-      <w:r>
-        <w:rPr>
-          <w:i w:val="0"/>
-          <w:rtl/>
-        </w:rPr>
-        <w:t>שתיים: משהו שצריך לנסח לאדם אמיתי. עם "אתה...", כמו בתחנה 1.</w:t>
-      </w:r>
-    </w:p>
-    <w:p>
-      <w:pPr>
-        <w:bidi/>
-        <w:jc w:val="right"/>
-      </w:pPr>
-      <w:r>
-        <w:rPr>
-          <w:i w:val="0"/>
-          <w:rtl/>
-        </w:rPr>
-        <w:t>שלוש: משהו עם חומר גלם. מסמך, נקודות או תמלול. בקלוד או בנוטבוק אל אם, שלוש הודעות באותו צ'אט.</w:t>
-      </w:r>
-    </w:p>
-    <w:p>
-      <w:pPr>
-        <w:bidi/>
-        <w:jc w:val="right"/>
-      </w:pPr>
-      <w:r>
-        <w:rPr>
-          <w:i w:val="0"/>
-          <w:rtl/>
-        </w:rPr>
-        <w:t>ולמפגש הבא, תביאו שלושה דברים: את התוצר שאתם הכי גאים בו, את שלוש ההנחיות עצמן, וכישלון אחד שעדיין לא נסגר.</w:t>
-      </w:r>
-    </w:p>
-    <w:p>
-      <w:pPr>
-        <w:bidi/>
-        <w:jc w:val="right"/>
-      </w:pPr>
-      <w:r>
-        <w:rPr>
-          <w:i w:val="0"/>
-          <w:rtl/>
-        </w:rPr>
-        <w:t>ועוד דבר אחד: מסמך אחד לא סודי. נצטרך אותו.</w:t>
-      </w:r>
-    </w:p>
-    <w:p>
-      <w:pPr>
-        <w:bidi/>
-        <w:jc w:val="right"/>
-      </w:pPr>
-      <w:r>
-        <w:rPr>
-          <w:i w:val="0"/>
-          <w:rtl/>
-        </w:rPr>
-        <w:t>רמז למפגש הבא: מפסיקים לכתוב הנחיות מאפס. בונים לכם עוזר אישי.</w:t>
-      </w:r>
-    </w:p>
-    <w:p>
-      <w:pPr>
-        <w:bidi/>
-        <w:jc w:val="right"/>
-      </w:pPr>
-      <w:r>
-        <w:rPr>
-          <w:i/>
-          <w:color w:val="7A5A00"/>
-          <w:rtl/>
-        </w:rPr>
-        <w:t>(מדביקים את משימת הבית בצ'אט, ושולחים גם במייל אחרי המפגש)</w:t>
-      </w:r>
-    </w:p>
-    <w:p>
-      <w:pPr>
-        <w:bidi/>
-        <w:jc w:val="right"/>
-      </w:pPr>
-      <w:r>
-        <w:rPr>
-          <w:b/>
-          <w:rtl/>
-        </w:rPr>
-        <w:t xml:space="preserve">מעבר: </w:t>
-      </w:r>
-      <w:r>
-        <w:rPr>
-          <w:i w:val="0"/>
-          <w:rtl/>
-        </w:rPr>
-        <w:t>"ולפני שנפרדים, שלושה דברים לקחת הביתה."</w:t>
-      </w:r>
-    </w:p>
-    <w:p>
-      <w:pPr>
-        <w:pStyle w:val="Heading2"/>
-        <w:bidi/>
-        <w:jc w:val="right"/>
-      </w:pPr>
-      <w:r>
-        <w:rPr>
-          <w:rtl/>
-        </w:rPr>
-        <w:t>שקופית 28: שלושה דברים לקחת הביתה (3 דקות)</w:t>
-      </w:r>
-    </w:p>
-    <w:p>
-      <w:pPr>
-        <w:bidi/>
-        <w:jc w:val="right"/>
-      </w:pPr>
-      <w:r>
-        <w:rPr>
-          <w:b/>
-          <w:rtl/>
-        </w:rPr>
-        <w:t xml:space="preserve">מטרה: </w:t>
-      </w:r>
-      <w:r>
-        <w:rPr>
-          <w:i w:val="0"/>
-          <w:rtl/>
-        </w:rPr>
-        <w:t>לסגור את המפגש עם שלושה מסרים ברורים וחגיגת מנצחים.</w:t>
-      </w:r>
-    </w:p>
-    <w:p>
-      <w:pPr>
-        <w:bidi/>
-        <w:jc w:val="right"/>
-      </w:pPr>
-      <w:r>
-        <w:rPr>
-          <w:b/>
-          <w:rtl/>
-        </w:rPr>
-        <w:t xml:space="preserve">משחק: </w:t>
-      </w:r>
-      <w:r>
-        <w:rPr>
-          <w:i w:val="0"/>
-          <w:rtl/>
-        </w:rPr>
-        <w:t>מציגים את התוצאות הסופיות והמנצחים במשחק.</w:t>
-      </w:r>
-    </w:p>
-    <w:p>
-      <w:pPr>
-        <w:bidi/>
-        <w:jc w:val="right"/>
-      </w:pPr>
-      <w:r>
-        <w:rPr>
-          <w:b/>
-          <w:rtl/>
-        </w:rPr>
-        <w:t xml:space="preserve">מה לומר: </w:t>
-      </w:r>
-      <w:r>
-        <w:rPr>
-          <w:i w:val="0"/>
-          <w:rtl/>
-        </w:rPr>
-      </w:r>
-    </w:p>
-    <w:p>
-      <w:pPr>
-        <w:bidi/>
-        <w:jc w:val="right"/>
-      </w:pPr>
-      <w:r>
-        <w:rPr>
-          <w:i w:val="0"/>
-          <w:rtl/>
-        </w:rPr>
-        <w:t>אם תזכרו רק שלושה דברים מהערב:</w:t>
-      </w:r>
-    </w:p>
-    <w:p>
-      <w:pPr>
-        <w:bidi/>
-        <w:jc w:val="right"/>
-      </w:pPr>
-      <w:r>
-        <w:rPr>
-          <w:i w:val="0"/>
-          <w:rtl/>
-        </w:rPr>
-        <w:t>אחת: ההנחיה היא 80% מהתוצאה. 30 שניות של כתיבה חוסכות 30 דקות של תיקונים.</w:t>
-      </w:r>
-    </w:p>
-    <w:p>
-      <w:pPr>
-        <w:bidi/>
-        <w:jc w:val="right"/>
-      </w:pPr>
-      <w:r>
-        <w:rPr>
-          <w:i w:val="0"/>
-          <w:rtl/>
-        </w:rPr>
-        <w:t>שתיים: שיחה, לא מברק. הטיוטה הראשונה היא רק נקודת פתיחה.</w:t>
-      </w:r>
-    </w:p>
-    <w:p>
-      <w:pPr>
-        <w:bidi/>
-        <w:jc w:val="right"/>
-      </w:pPr>
-      <w:r>
-        <w:rPr>
-          <w:i w:val="0"/>
-          <w:rtl/>
-        </w:rPr>
-        <w:t>שלוש: בנק הנחיות הוא נכס. כל הנחיה שעבדה, נשמרת ומשמשת שוב.</w:t>
-      </w:r>
-    </w:p>
-    <w:p>
-      <w:pPr>
-        <w:bidi/>
-        <w:jc w:val="right"/>
-      </w:pPr>
-      <w:r>
-        <w:rPr>
-          <w:i w:val="0"/>
-          <w:rtl/>
-        </w:rPr>
-        <w:t>ועכשיו, הרגע שחיכינו לו: התוצאות הסופיות מהמשחק.</w:t>
-      </w:r>
-    </w:p>
-    <w:p>
-      <w:pPr>
-        <w:bidi/>
-        <w:jc w:val="right"/>
-      </w:pPr>
-      <w:r>
-        <w:rPr>
-          <w:i/>
-          <w:color w:val="7A5A00"/>
-          <w:rtl/>
-        </w:rPr>
-        <w:t>(משתפים את לוח התוצאות ומכריזים על המנצחים)</w:t>
-      </w:r>
-    </w:p>
-    <w:p>
-      <w:pPr>
-        <w:bidi/>
-        <w:jc w:val="right"/>
-      </w:pPr>
-      <w:r>
-        <w:rPr>
-          <w:i w:val="0"/>
-          <w:rtl/>
-        </w:rPr>
-        <w:t>תודה רבה לכולם. הייתם מעולים. נתראה בשבוע הבא, עם הנחיות מנצחות, וגם עם כישלון אחד.</w:t>
-      </w:r>
-    </w:p>
-    <w:p>
-      <w:pPr>
-        <w:bidi/>
-        <w:jc w:val="right"/>
-      </w:pPr>
-      <w:r>
-        <w:rPr>
-          <w:b/>
-          <w:rtl/>
-        </w:rPr>
-        <w:t xml:space="preserve">מעבר: </w:t>
-      </w:r>
-      <w:r>
-        <w:rPr>
-          <w:i w:val="0"/>
-          <w:rtl/>
-        </w:rPr>
         <w:t>"סוף המפגש. נשארים לשאלות אישיות."</w:t>
-      </w:r>
-    </w:p>
-    <w:p>
-      <w:pPr>
-        <w:pStyle w:val="Heading1"/>
-        <w:bidi/>
-        <w:jc w:val="right"/>
-      </w:pPr>
-      <w:r>
-        <w:rPr>
-          <w:rtl/>
-        </w:rPr>
-        <w:t>מה השתנה מול המצגות המקוריות</w:t>
-      </w:r>
-    </w:p>
-    <w:p>
-      <w:pPr>
-        <w:bidi/>
-        <w:jc w:val="right"/>
-      </w:pPr>
-      <w:r>
-        <w:rPr>
-          <w:i w:val="0"/>
-          <w:rtl/>
-        </w:rPr>
-        <w:t>• מפגש 3 המקורי אוחד לתוך מפגש 2: מיפוי השבוע, עץ ההחלטה, שלוש התחנות, Perplexity, NotebookLM, Gamma, הסדנה והלוח השבועי.</w:t>
-      </w:r>
-    </w:p>
-    <w:p>
-      <w:pPr>
-        <w:bidi/>
-        <w:jc w:val="right"/>
-      </w:pPr>
-      <w:r>
-        <w:rPr>
-          <w:i w:val="0"/>
-          <w:rtl/>
-        </w:rPr>
-        <w:t>• ירדו כדי לפנות זמן: טבלת השכבות (נאמרת בעל פה בשקופית 5), ההדגמה שכבה-שכבה (תחנה 2 מחליפה אותה), התרגיל המרכזי ותרגול הבית של מפגש 2 (הסדנה והלוח השבועי מחליפים אותם), שקופית הפתיחה של מפגש 3, שקופית ארבעת כלי הכתיבה (כבר הוצגו במפגש 1), ושקופית ה-40 עמודים (נכנסה לתחנה 3).</w:t>
-      </w:r>
-    </w:p>
-    <w:p>
-      <w:pPr>
-        <w:bidi/>
-        <w:jc w:val="right"/>
-      </w:pPr>
-      <w:r>
-        <w:rPr>
-          <w:i w:val="0"/>
-          <w:rtl/>
-        </w:rPr>
-        <w:t>• הוסרה מהשקופית של Perplexity הערה פנימית שנשארה בטעות ("Labs נשאר הערת שוליים...").</w:t>
-      </w:r>
-    </w:p>
-    <w:p>
-      <w:pPr>
-        <w:bidi/>
-        <w:jc w:val="right"/>
-      </w:pPr>
-      <w:r>
-        <w:rPr>
-          <w:i w:val="0"/>
-          <w:rtl/>
-        </w:rPr>
-        <w:t>• הסדנה קוצרה מ-25 ל-20 דקות, והפניות ל"מפגש 4" ו"מפגש האחרון" עודכנו ל"מפגש הבא".</w:t>
       </w:r>
     </w:p>
     <w:sectPr>

--- a/קורס בסיסי AI/שיעור 2/מערך למרצה שיעור 2.docx
+++ b/קורס בסיסי AI/שיעור 2/מערך למרצה שיעור 2.docx
@@ -144,6 +144,19 @@
           <w:i w:val="0"/>
           <w:rtl/>
         </w:rPr>
+        <w:t>☐ יומיים לפני המפגש: לשלוח את "הודעת הכנה לפני שיעור 2" (בתיקייה), ולבקש 👍 ממי שפתח את כל החשבונות</w:t>
+      </w:r>
+    </w:p>
+    <w:p>
+      <w:pPr>
+        <w:bidi/>
+        <w:jc w:val="right"/>
+      </w:pPr>
+      <w:r>
+        <w:rPr>
+          <w:i w:val="0"/>
+          <w:rtl/>
+        </w:rPr>
         <w:t>☐ לעדכן את שקופית החדשות לשבוע הנוכחי</w:t>
       </w:r>
     </w:p>
@@ -4851,6 +4864,19 @@
           <w:i w:val="0"/>
           <w:rtl/>
         </w:rPr>
+        <w:t>וארבע, חשוב מאוד: פותחים מראש חשבונות חינמיים בכלים של השיעור הבא: Gamma, Canva, HeyGen ו-ElevenLabs. ככה בשיעור לא מבזבזים זמן על הרשמות, רק יוצרים. אשלח לכם הודעה עם כל הקישורים.</w:t>
+      </w:r>
+    </w:p>
+    <w:p>
+      <w:pPr>
+        <w:bidi/>
+        <w:jc w:val="right"/>
+      </w:pPr>
+      <w:r>
+        <w:rPr>
+          <w:i w:val="0"/>
+          <w:rtl/>
+        </w:rPr>
         <w:t>ורמז למפגש הבא: האפיון שלכם הופך למותג, לאפליקציה, למצגת, לתמונת פרופיל, ואפילו לסרטון שבו אתם מדברים. תביאו סלפי טוב.</w:t>
       </w:r>
     </w:p>
@@ -4865,7 +4891,7 @@
           <w:color w:val="7A5A00"/>
           <w:rtl/>
         </w:rPr>
-        <w:t>(מדביקים את משימת הבית בצ'אט ושולחים במייל)</w:t>
+        <w:t>(מדביקים את משימת הבית בצ'אט. יומיים לפני המפגש הבא שולחים את הודעת ההכנה)</w:t>
       </w:r>
     </w:p>
     <w:p>

--- a/קורס בסיסי AI/שיעור 2/מערך למרצה שיעור 2.docx
+++ b/קורס בסיסי AI/שיעור 2/מערך למרצה שיעור 2.docx
@@ -25,7 +25,7 @@
           <w:i w:val="0"/>
           <w:rtl/>
         </w:rPr>
-        <w:t>כ-124 דקות, 29 שקופיות, בזום. הוראות במה בכתב נטוי. אותו תסריט נמצא בהערות הדובר במצגת ובפרומפטר.</w:t>
+        <w:t>כ-129 דקות, 31 שקופיות, בזום. הוראות במה בכתב נטוי. אותו תסריט נמצא בהערות הדובר במצגת ובפרומפטר.</w:t>
       </w:r>
     </w:p>
     <w:p>
@@ -1140,6 +1140,19 @@
       </w:pPr>
       <w:r>
         <w:rPr>
+          <w:i w:val="0"/>
+          <w:rtl/>
+        </w:rPr>
+        <w:t>והמסקנה הכי חשובה של הערב: ההנחיה היא 80% מהתוצאה.</w:t>
+      </w:r>
+    </w:p>
+    <w:p>
+      <w:pPr>
+        <w:bidi/>
+        <w:jc w:val="right"/>
+      </w:pPr>
+      <w:r>
+        <w:rPr>
           <w:b/>
           <w:rtl/>
         </w:rPr>
@@ -1150,7 +1163,7 @@
           <w:i w:val="0"/>
           <w:rtl/>
         </w:rPr>
-        <w:t>"והנה מה שיצא, שחור על גבי לבן."</w:t>
+        <w:t>"אז איך כותבים הנחיה טובה? יש נוסחה."</w:t>
       </w:r>
     </w:p>
     <w:p>
@@ -1163,131 +1176,7 @@
         <w:rPr>
           <w:rtl/>
         </w:rPr>
-        <w:t>שקופית 6: ההבדל על המסך (2 דקות)</w:t>
-      </w:r>
-    </w:p>
-    <w:p>
-      <w:pPr>
-        <w:bidi/>
-        <w:jc w:val="right"/>
-      </w:pPr>
-      <w:r>
-        <w:rPr>
-          <w:b/>
-          <w:rtl/>
-        </w:rPr>
-        <w:t xml:space="preserve">מטרה: </w:t>
-      </w:r>
-      <w:r>
-        <w:rPr>
-          <w:i w:val="0"/>
-          <w:rtl/>
-        </w:rPr>
-        <w:t>לסגור את הניסוי עם מסקנה אחת ברורה.</w:t>
-      </w:r>
-    </w:p>
-    <w:p>
-      <w:pPr>
-        <w:bidi/>
-        <w:jc w:val="right"/>
-      </w:pPr>
-      <w:r>
-        <w:rPr>
-          <w:b/>
-          <w:rtl/>
-        </w:rPr>
-        <w:t xml:space="preserve">מה לומר: </w:t>
-      </w:r>
-      <w:r>
-        <w:rPr>
-          <w:i w:val="0"/>
-          <w:rtl/>
-        </w:rPr>
-      </w:r>
-    </w:p>
-    <w:p>
-      <w:pPr>
-        <w:bidi/>
-        <w:jc w:val="right"/>
-      </w:pPr>
-      <w:r>
-        <w:rPr>
-          <w:i w:val="0"/>
-          <w:rtl/>
-        </w:rPr>
-        <w:t>מימין, מה שיצא מהנחיה א': "שלום, אנא שלם את חשבונך. תודה." מייל גנרי, חסר ערך.</w:t>
-      </w:r>
-    </w:p>
-    <w:p>
-      <w:pPr>
-        <w:bidi/>
-        <w:jc w:val="right"/>
-      </w:pPr>
-      <w:r>
-        <w:rPr>
-          <w:i w:val="0"/>
-          <w:rtl/>
-        </w:rPr>
-        <w:t>משמאל, מהנחיה ב': מייל עם מספר חשבון, תאריך, הצעת פריסה. מוכן לשליחה.</w:t>
-      </w:r>
-    </w:p>
-    <w:p>
-      <w:pPr>
-        <w:bidi/>
-        <w:jc w:val="right"/>
-      </w:pPr>
-      <w:r>
-        <w:rPr>
-          <w:i w:val="0"/>
-          <w:rtl/>
-        </w:rPr>
-        <w:t>אותו כלי. כמעט אותו מאמץ. פער עצום.</w:t>
-      </w:r>
-    </w:p>
-    <w:p>
-      <w:pPr>
-        <w:bidi/>
-        <w:jc w:val="right"/>
-      </w:pPr>
-      <w:r>
-        <w:rPr>
-          <w:i w:val="0"/>
-          <w:rtl/>
-        </w:rPr>
-        <w:t>והמסקנה הכי חשובה של הערב: ההנחיה היא 80% מהתוצאה.</w:t>
-      </w:r>
-    </w:p>
-    <w:p>
-      <w:pPr>
-        <w:bidi/>
-        <w:jc w:val="right"/>
-      </w:pPr>
-      <w:r>
-        <w:rPr>
-          <w:b/>
-          <w:rtl/>
-        </w:rPr>
-        <w:t xml:space="preserve">מעבר: </w:t>
-      </w:r>
-      <w:r>
-        <w:rPr>
-          <w:i w:val="0"/>
-          <w:rtl/>
-        </w:rPr>
-        <w:t>"אז איך כותבים הנחיה טובה? יש נוסחה."</w:t>
-      </w:r>
-    </w:p>
-    <w:p>
-      <w:pPr>
-        <w:pStyle w:val="Heading2"/>
-        <w:bidi/>
-        <w:jc w:val="right"/>
-      </w:pPr>
-      <w:r>
-        <w:rPr>
-          <w:rtl/>
-        </w:rPr>
-        <w:t>שקופית 7: נוסחת הזהב (4 דקות)</w:t>
+        <w:t>שקופית 6: נוסחת הזהב (4 דקות)</w:t>
       </w:r>
     </w:p>
     <w:p>
@@ -1451,7 +1340,7 @@
         <w:rPr>
           <w:rtl/>
         </w:rPr>
-        <w:t>שקופית 8: כללים 1 ו-2: ספציפיות והקשר (4 דקות)</w:t>
+        <w:t>שקופית 7: כללים 1 ו-2: ספציפיות והקשר (4 דקות)</w:t>
       </w:r>
     </w:p>
     <w:p>
@@ -1614,7 +1503,7 @@
         <w:rPr>
           <w:rtl/>
         </w:rPr>
-        <w:t>שקופית 9: כלל 3: הגדירו פורמט (3 דקות)</w:t>
+        <w:t>שקופית 8: כלל 3: הגדירו פורמט (3 דקות)</w:t>
       </w:r>
     </w:p>
     <w:p>
@@ -1738,7 +1627,7 @@
         <w:rPr>
           <w:rtl/>
         </w:rPr>
-        <w:t>שקופית 10: תרגיל מהיר: 5 דקות, מייל אחד (6 דקות)</w:t>
+        <w:t>שקופית 9: תרגיל מהיר: 5 דקות, מייל אחד (5 דקות)</w:t>
       </w:r>
     </w:p>
     <w:p>
@@ -1929,7 +1818,7 @@
         <w:rPr>
           <w:rtl/>
         </w:rPr>
-        <w:t>שקופית 11: שני כלים שמשדרגים כל הנחיה (4 דקות)</w:t>
+        <w:t>שקופית 10: שני כלים שמשדרגים כל הנחיה (4 דקות)</w:t>
       </w:r>
     </w:p>
     <w:p>
@@ -2079,7 +1968,7 @@
         <w:rPr>
           <w:rtl/>
         </w:rPr>
-        <w:t>שקופית 12: כלל 4: שיחה, לא מברק (3 דקות)</w:t>
+        <w:t>שקופית 11: כלל 4: שיחה, לא מברק (3 דקות)</w:t>
       </w:r>
     </w:p>
     <w:p>
@@ -2217,7 +2106,7 @@
         <w:rPr>
           <w:rtl/>
         </w:rPr>
-        <w:t>שקופית 13: כלל 5: בקשו ביקורת (3 דקות)</w:t>
+        <w:t>שקופית 12: כלל 5: בקשו ביקורת (3 דקות)</w:t>
       </w:r>
     </w:p>
     <w:p>
@@ -2367,7 +2256,7 @@
           <w:i w:val="0"/>
           <w:rtl/>
         </w:rPr>
-        <w:t>"ויש שתי דרכים לעבוד עם כל מה שלמדנו."</w:t>
+        <w:t>"ועכשיו, רגע של היגיון: מה בעצם קורה כשלוחצים אנטר?"</w:t>
       </w:r>
     </w:p>
     <w:p>
@@ -2380,7 +2269,7 @@
         <w:rPr>
           <w:rtl/>
         </w:rPr>
-        <w:t>שקופית 14: כתיבה בלייב מול בניית משימה (4 דקות)</w:t>
+        <w:t>שקופית 13: מה קורה כשלוחצים אנטר (4 דקות)</w:t>
       </w:r>
     </w:p>
     <w:p>
@@ -2400,7 +2289,7 @@
           <w:i w:val="0"/>
           <w:rtl/>
         </w:rPr>
-        <w:t>להבין מתי משוחחים צעד אחרי צעד ומתי כותבים הנחיה מלאה מראש.</w:t>
+        <w:t>להבין את ההיגיון: טוקנים, חלון הקשר וניחוש טוקן אחרי טוקן.</w:t>
       </w:r>
     </w:p>
     <w:p>
@@ -2432,59 +2321,85 @@
           <w:i w:val="0"/>
           <w:rtl/>
         </w:rPr>
-        <w:t>שתי דרכים לעבוד עם AI.</w:t>
-      </w:r>
-    </w:p>
-    <w:p>
-      <w:pPr>
-        <w:bidi/>
-        <w:jc w:val="right"/>
-      </w:pPr>
-      <w:r>
-        <w:rPr>
-          <w:i w:val="0"/>
-          <w:rtl/>
-        </w:rPr>
-        <w:t>כתיבה בלייב: שיחה. כותבים שורה, רואים מה יצא, ומשפרים. "קצר יותר", "עכשיו כטבלה". מושלם למייל קצר, לרעיון, לתשובה מהירה.</w:t>
-      </w:r>
-    </w:p>
-    <w:p>
-      <w:pPr>
-        <w:bidi/>
-        <w:jc w:val="right"/>
-      </w:pPr>
-      <w:r>
-        <w:rPr>
-          <w:i w:val="0"/>
-          <w:rtl/>
-        </w:rPr>
-        <w:t>בניית משימה: הנחיה אחת מלאה, מראש. תפקיד, הקשר, משימה, פורמט, גבולות, ומצרפים חומר ודוגמה. מתאים לאפיון, להצעת מחיר, למסמך ארוך.</w:t>
-      </w:r>
-    </w:p>
-    <w:p>
-      <w:pPr>
-        <w:bidi/>
-        <w:jc w:val="right"/>
-      </w:pPr>
-      <w:r>
-        <w:rPr>
-          <w:i w:val="0"/>
-          <w:rtl/>
-        </w:rPr>
-        <w:t>והכלל: משימה של דקה? בלייב. משימה של שעה? בונים משימה. ומשימה שחוזרת? שומרים בבנק.</w:t>
-      </w:r>
-    </w:p>
-    <w:p>
-      <w:pPr>
-        <w:bidi/>
-        <w:jc w:val="right"/>
-      </w:pPr>
-      <w:r>
-        <w:rPr>
-          <w:i w:val="0"/>
-          <w:rtl/>
-        </w:rPr>
-        <w:t>כתבו בצ'אט: משימה אחת שלכם, ולידה "לייב" או "משימה".</w:t>
+        <w:t>רגע של היגיון. מה קורה בשנייה שאתם לוחצים אנטר?</w:t>
+      </w:r>
+    </w:p>
+    <w:p>
+      <w:pPr>
+        <w:bidi/>
+        <w:jc w:val="right"/>
+      </w:pPr>
+      <w:r>
+        <w:rPr>
+          <w:i w:val="0"/>
+          <w:rtl/>
+        </w:rPr>
+        <w:t>אחת: הטקסט נחתך לחתיכות קטנות שנקראות טוקנים. מילה היא טוקן אחד עד שלושה.</w:t>
+      </w:r>
+    </w:p>
+    <w:p>
+      <w:pPr>
+        <w:bidi/>
+        <w:jc w:val="right"/>
+      </w:pPr>
+      <w:r>
+        <w:rPr>
+          <w:i w:val="0"/>
+          <w:rtl/>
+        </w:rPr>
+        <w:t>שתיים: וזה מפתיע: בכל הודעה, כל השיחה נשלחת מההתחלה. ה-AI לא "זוכר" כמו בן אדם. הוא קורא הכול מחדש. לזה קוראים חלון ההקשר, הזיכרון לטווח קצר שלו.</w:t>
+      </w:r>
+    </w:p>
+    <w:p>
+      <w:pPr>
+        <w:bidi/>
+        <w:jc w:val="right"/>
+      </w:pPr>
+      <w:r>
+        <w:rPr>
+          <w:i w:val="0"/>
+          <w:rtl/>
+        </w:rPr>
+        <w:t>שלוש: הוא מנחש את הטוקן הבא, ואז את הבא, בדיוק כמו משחק המילה הבאה מהמפגש הראשון.</w:t>
+      </w:r>
+    </w:p>
+    <w:p>
+      <w:pPr>
+        <w:bidi/>
+        <w:jc w:val="right"/>
+      </w:pPr>
+      <w:r>
+        <w:rPr>
+          <w:i w:val="0"/>
+          <w:rtl/>
+        </w:rPr>
+        <w:t>ארבע: ולכן התשובה "מוקלדת" מול העיניים, ולכן כל פעם יוצאת קצת אחרת.</w:t>
+      </w:r>
+    </w:p>
+    <w:p>
+      <w:pPr>
+        <w:bidi/>
+        <w:jc w:val="right"/>
+      </w:pPr>
+      <w:r>
+        <w:rPr>
+          <w:i w:val="0"/>
+          <w:rtl/>
+        </w:rPr>
+        <w:t>שני דברים לזכור: שיחה ארוכה מדי? ההתחלה נשכחת. ועברית "יקרה": אותו משפט בעברית צורך בערך פי 2 טוקנים.</w:t>
+      </w:r>
+    </w:p>
+    <w:p>
+      <w:pPr>
+        <w:bidi/>
+        <w:jc w:val="right"/>
+      </w:pPr>
+      <w:r>
+        <w:rPr>
+          <w:i w:val="0"/>
+          <w:rtl/>
+        </w:rPr>
+        <w:t>שאלה לצ'אט: מי כבר הרגיש שהצ'אט "שכח" משהו שאמרתם בהתחלה? כתבו 🙋.</w:t>
       </w:r>
     </w:p>
     <w:p>
@@ -2504,7 +2419,7 @@
           <w:i w:val="0"/>
           <w:rtl/>
         </w:rPr>
-        <w:t>"ומה עושים כשלא יודעים מה לכתוב בכלל?"</w:t>
+        <w:t>"אז איך חוסכים בטוקנים?"</w:t>
       </w:r>
     </w:p>
     <w:p>
@@ -2517,7 +2432,7 @@
         <w:rPr>
           <w:rtl/>
         </w:rPr>
-        <w:t>שקופית 15: טכניקה: תנו לו לראיין אתכם (3 דקות)</w:t>
+        <w:t>שקופית 14: איך חוסכים בטוקנים (3 דקות)</w:t>
       </w:r>
     </w:p>
     <w:p>
@@ -2537,7 +2452,7 @@
           <w:i w:val="0"/>
           <w:rtl/>
         </w:rPr>
-        <w:t>ללמד את טכניקת הראיון, שפותרת את בעיית הדף הלבן.</w:t>
+        <w:t>שישה הרגלים שחוסכים טוקנים ומשפרים תשובות.</w:t>
       </w:r>
     </w:p>
     <w:p>
@@ -2569,33 +2484,98 @@
           <w:i w:val="0"/>
           <w:rtl/>
         </w:rPr>
-        <w:t>מכירים את זה שיודעים מה רוצים, אבל לא יודעים איך להסביר?</w:t>
-      </w:r>
-    </w:p>
-    <w:p>
-      <w:pPr>
-        <w:bidi/>
-        <w:jc w:val="right"/>
-      </w:pPr>
-      <w:r>
-        <w:rPr>
-          <w:i w:val="0"/>
-          <w:rtl/>
-        </w:rPr>
-        <w:t>אז הופכים את התפקידים. ה-AI שואל, ואתם עונים.</w:t>
-      </w:r>
-    </w:p>
-    <w:p>
-      <w:pPr>
-        <w:bidi/>
-        <w:jc w:val="right"/>
-      </w:pPr>
-      <w:r>
-        <w:rPr>
-          <w:i w:val="0"/>
-          <w:rtl/>
-        </w:rPr>
-        <w:t>ההנחיה פשוטה, והיא כבר בצ'אט: "אני רוצה לכתוב [מה]. לפני שאתה כותב, שאל אותי 5 שאלות שיעזרו לך לדייק. שאל שאלה אחת בכל פעם, וחכה לתשובה שלי."</w:t>
+        <w:t>שישה הרגלים.</w:t>
+      </w:r>
+    </w:p>
+    <w:p>
+      <w:pPr>
+        <w:bidi/>
+        <w:jc w:val="right"/>
+      </w:pPr>
+      <w:r>
+        <w:rPr>
+          <w:i w:val="0"/>
+          <w:rtl/>
+        </w:rPr>
+        <w:t>שיחה חדשה לכל נושא. לא ממשיכים צ'אט של שבוע שלם.</w:t>
+      </w:r>
+    </w:p>
+    <w:p>
+      <w:pPr>
+        <w:bidi/>
+        <w:jc w:val="right"/>
+      </w:pPr>
+      <w:r>
+        <w:rPr>
+          <w:i w:val="0"/>
+          <w:rtl/>
+        </w:rPr>
+        <w:t>שיחה ארוכה? מבקשים "סכם את השיחה ב-10 שורות", ומדביקים בשיחה חדשה.</w:t>
+      </w:r>
+    </w:p>
+    <w:p>
+      <w:pPr>
+        <w:bidi/>
+        <w:jc w:val="right"/>
+      </w:pPr>
+      <w:r>
+        <w:rPr>
+          <w:i w:val="0"/>
+          <w:rtl/>
+        </w:rPr>
+        <w:t>טעיתם בהנחיה? לוחצים "ערוך" על ההודעה, במקום לשלוח תיקון. ככה השיחה נשארת נקייה.</w:t>
+      </w:r>
+    </w:p>
+    <w:p>
+      <w:pPr>
+        <w:bidi/>
+        <w:jc w:val="right"/>
+      </w:pPr>
+      <w:r>
+        <w:rPr>
+          <w:i w:val="0"/>
+          <w:rtl/>
+        </w:rPr>
+        <w:t>מצרפים רק את הקטע הרלוונטי, לא קובץ של 80 עמודים.</w:t>
+      </w:r>
+    </w:p>
+    <w:p>
+      <w:pPr>
+        <w:bidi/>
+        <w:jc w:val="right"/>
+      </w:pPr>
+      <w:r>
+        <w:rPr>
+          <w:i w:val="0"/>
+          <w:rtl/>
+        </w:rPr>
+        <w:t>מבקשים תשובה קצרה: "עד 5 שורות, בלי הקדמה".</w:t>
+      </w:r>
+    </w:p>
+    <w:p>
+      <w:pPr>
+        <w:bidi/>
+        <w:jc w:val="right"/>
+      </w:pPr>
+      <w:r>
+        <w:rPr>
+          <w:i w:val="0"/>
+          <w:rtl/>
+        </w:rPr>
+        <w:t>ומודל "חושב" שומרים לבעיות קשות. הוא צורך הרבה יותר.</w:t>
+      </w:r>
+    </w:p>
+    <w:p>
+      <w:pPr>
+        <w:bidi/>
+        <w:jc w:val="right"/>
+      </w:pPr>
+      <w:r>
+        <w:rPr>
+          <w:i w:val="0"/>
+          <w:rtl/>
+        </w:rPr>
+        <w:t>למה זה חשוב? בחשבון חינמי יש מכסה. מי שחוסך, עובד יותר בלי לשלם.</w:t>
       </w:r>
     </w:p>
     <w:p>
@@ -2609,33 +2589,255 @@
           <w:color w:val="7A5A00"/>
           <w:rtl/>
         </w:rPr>
-        <w:t>(מדביקים את ההנחיה בצ'אט)</w:t>
-      </w:r>
-    </w:p>
-    <w:p>
-      <w:pPr>
-        <w:bidi/>
-        <w:jc w:val="right"/>
-      </w:pPr>
-      <w:r>
-        <w:rPr>
-          <w:i w:val="0"/>
-          <w:rtl/>
-        </w:rPr>
-        <w:t>למה זה עובד? כי ה-AI יודע אילו פרטים חסרים לו. הוא ישאל על הקהל, המטרה, הטון, האורך. דברים שלא חשבתם לכתוב.</w:t>
-      </w:r>
-    </w:p>
-    <w:p>
-      <w:pPr>
-        <w:bidi/>
-        <w:jc w:val="right"/>
-      </w:pPr>
-      <w:r>
-        <w:rPr>
-          <w:i w:val="0"/>
-          <w:rtl/>
-        </w:rPr>
-        <w:t>בואו ננסה עכשיו, דקה וחצי: "אני רוצה לכתוב ברכה ליום הולדת 50 של חבר. לפני שאתה כותב, שאל אותי 5 שאלות."</w:t>
+        <w:t>(משתפים מסך ומראים איפה כפתור "ערוך" בצ'אט ג'יפיטי ובקלוד)</w:t>
+      </w:r>
+    </w:p>
+    <w:p>
+      <w:pPr>
+        <w:bidi/>
+        <w:jc w:val="right"/>
+      </w:pPr>
+      <w:r>
+        <w:rPr>
+          <w:b/>
+          <w:rtl/>
+        </w:rPr>
+        <w:t xml:space="preserve">מעבר: </w:t>
+      </w:r>
+      <w:r>
+        <w:rPr>
+          <w:i w:val="0"/>
+          <w:rtl/>
+        </w:rPr>
+        <w:t>"ויש שתי דרכים לעבוד עם כל מה שלמדנו."</w:t>
+      </w:r>
+    </w:p>
+    <w:p>
+      <w:pPr>
+        <w:pStyle w:val="Heading2"/>
+        <w:bidi/>
+        <w:jc w:val="right"/>
+      </w:pPr>
+      <w:r>
+        <w:rPr>
+          <w:rtl/>
+        </w:rPr>
+        <w:t>שקופית 15: כתיבה בלייב מול בניית משימה (4 דקות)</w:t>
+      </w:r>
+    </w:p>
+    <w:p>
+      <w:pPr>
+        <w:bidi/>
+        <w:jc w:val="right"/>
+      </w:pPr>
+      <w:r>
+        <w:rPr>
+          <w:b/>
+          <w:rtl/>
+        </w:rPr>
+        <w:t xml:space="preserve">מטרה: </w:t>
+      </w:r>
+      <w:r>
+        <w:rPr>
+          <w:i w:val="0"/>
+          <w:rtl/>
+        </w:rPr>
+        <w:t>להבין מתי משוחחים צעד אחרי צעד ומתי כותבים הנחיה מלאה מראש.</w:t>
+      </w:r>
+    </w:p>
+    <w:p>
+      <w:pPr>
+        <w:bidi/>
+        <w:jc w:val="right"/>
+      </w:pPr>
+      <w:r>
+        <w:rPr>
+          <w:b/>
+          <w:rtl/>
+        </w:rPr>
+        <w:t xml:space="preserve">מה לומר: </w:t>
+      </w:r>
+      <w:r>
+        <w:rPr>
+          <w:i w:val="0"/>
+          <w:rtl/>
+        </w:rPr>
+      </w:r>
+    </w:p>
+    <w:p>
+      <w:pPr>
+        <w:bidi/>
+        <w:jc w:val="right"/>
+      </w:pPr>
+      <w:r>
+        <w:rPr>
+          <w:i w:val="0"/>
+          <w:rtl/>
+        </w:rPr>
+        <w:t>שתי דרכים לעבוד עם AI.</w:t>
+      </w:r>
+    </w:p>
+    <w:p>
+      <w:pPr>
+        <w:bidi/>
+        <w:jc w:val="right"/>
+      </w:pPr>
+      <w:r>
+        <w:rPr>
+          <w:i w:val="0"/>
+          <w:rtl/>
+        </w:rPr>
+        <w:t>כתיבה בלייב: שיחה. כותבים שורה, רואים מה יצא, ומשפרים. "קצר יותר", "עכשיו כטבלה". מושלם למייל קצר, לרעיון, לתשובה מהירה.</w:t>
+      </w:r>
+    </w:p>
+    <w:p>
+      <w:pPr>
+        <w:bidi/>
+        <w:jc w:val="right"/>
+      </w:pPr>
+      <w:r>
+        <w:rPr>
+          <w:i w:val="0"/>
+          <w:rtl/>
+        </w:rPr>
+        <w:t>בניית משימה: הנחיה אחת מלאה, מראש. תפקיד, הקשר, משימה, פורמט, גבולות, ומצרפים חומר ודוגמה. מתאים לאפיון, להצעת מחיר, למסמך ארוך.</w:t>
+      </w:r>
+    </w:p>
+    <w:p>
+      <w:pPr>
+        <w:bidi/>
+        <w:jc w:val="right"/>
+      </w:pPr>
+      <w:r>
+        <w:rPr>
+          <w:i w:val="0"/>
+          <w:rtl/>
+        </w:rPr>
+        <w:t>והכלל: משימה של דקה? בלייב. משימה של שעה? בונים משימה. ומשימה שחוזרת? שומרים בבנק.</w:t>
+      </w:r>
+    </w:p>
+    <w:p>
+      <w:pPr>
+        <w:bidi/>
+        <w:jc w:val="right"/>
+      </w:pPr>
+      <w:r>
+        <w:rPr>
+          <w:i w:val="0"/>
+          <w:rtl/>
+        </w:rPr>
+        <w:t>כתבו בצ'אט: משימה אחת שלכם, ולידה "לייב" או "משימה".</w:t>
+      </w:r>
+    </w:p>
+    <w:p>
+      <w:pPr>
+        <w:bidi/>
+        <w:jc w:val="right"/>
+      </w:pPr>
+      <w:r>
+        <w:rPr>
+          <w:b/>
+          <w:rtl/>
+        </w:rPr>
+        <w:t xml:space="preserve">מעבר: </w:t>
+      </w:r>
+      <w:r>
+        <w:rPr>
+          <w:i w:val="0"/>
+          <w:rtl/>
+        </w:rPr>
+        <w:t>"ומה עושים כשלא יודעים מה לכתוב בכלל?"</w:t>
+      </w:r>
+    </w:p>
+    <w:p>
+      <w:pPr>
+        <w:pStyle w:val="Heading2"/>
+        <w:bidi/>
+        <w:jc w:val="right"/>
+      </w:pPr>
+      <w:r>
+        <w:rPr>
+          <w:rtl/>
+        </w:rPr>
+        <w:t>שקופית 16: טכניקה: תנו לו לראיין אתכם (3 דקות)</w:t>
+      </w:r>
+    </w:p>
+    <w:p>
+      <w:pPr>
+        <w:bidi/>
+        <w:jc w:val="right"/>
+      </w:pPr>
+      <w:r>
+        <w:rPr>
+          <w:b/>
+          <w:rtl/>
+        </w:rPr>
+        <w:t xml:space="preserve">מטרה: </w:t>
+      </w:r>
+      <w:r>
+        <w:rPr>
+          <w:i w:val="0"/>
+          <w:rtl/>
+        </w:rPr>
+        <w:t>ללמד את טכניקת הראיון, שפותרת את בעיית הדף הלבן.</w:t>
+      </w:r>
+    </w:p>
+    <w:p>
+      <w:pPr>
+        <w:bidi/>
+        <w:jc w:val="right"/>
+      </w:pPr>
+      <w:r>
+        <w:rPr>
+          <w:b/>
+          <w:rtl/>
+        </w:rPr>
+        <w:t xml:space="preserve">מה לומר: </w:t>
+      </w:r>
+      <w:r>
+        <w:rPr>
+          <w:i w:val="0"/>
+          <w:rtl/>
+        </w:rPr>
+      </w:r>
+    </w:p>
+    <w:p>
+      <w:pPr>
+        <w:bidi/>
+        <w:jc w:val="right"/>
+      </w:pPr>
+      <w:r>
+        <w:rPr>
+          <w:i w:val="0"/>
+          <w:rtl/>
+        </w:rPr>
+        <w:t>מכירים את זה שיודעים מה רוצים, אבל לא יודעים איך להסביר?</w:t>
+      </w:r>
+    </w:p>
+    <w:p>
+      <w:pPr>
+        <w:bidi/>
+        <w:jc w:val="right"/>
+      </w:pPr>
+      <w:r>
+        <w:rPr>
+          <w:i w:val="0"/>
+          <w:rtl/>
+        </w:rPr>
+        <w:t>אז הופכים את התפקידים. ה-AI שואל, ואתם עונים.</w:t>
+      </w:r>
+    </w:p>
+    <w:p>
+      <w:pPr>
+        <w:bidi/>
+        <w:jc w:val="right"/>
+      </w:pPr>
+      <w:r>
+        <w:rPr>
+          <w:i w:val="0"/>
+          <w:rtl/>
+        </w:rPr>
+        <w:t>ההנחיה פשוטה, והיא כבר בצ'אט: "אני רוצה לכתוב [מה]. לפני שאתה כותב, שאל אותי 5 שאלות שיעזרו לך לדייק. שאל שאלה אחת בכל פעם, וחכה לתשובה שלי."</w:t>
       </w:r>
     </w:p>
     <w:p>
@@ -2649,112 +2851,33 @@
           <w:color w:val="7A5A00"/>
           <w:rtl/>
         </w:rPr>
-        <w:t>(נותנים דקה וחצי, ושואלים: מה הייתה השאלה הכי מפתיעה שה-AI שאל אתכם?)</w:t>
-      </w:r>
-    </w:p>
-    <w:p>
-      <w:pPr>
-        <w:bidi/>
-        <w:jc w:val="right"/>
-      </w:pPr>
-      <w:r>
-        <w:rPr>
-          <w:b/>
-          <w:rtl/>
-        </w:rPr>
-        <w:t xml:space="preserve">מעבר: </w:t>
-      </w:r>
-      <w:r>
-        <w:rPr>
-          <w:i w:val="0"/>
-          <w:rtl/>
-        </w:rPr>
-        <w:t>"ועכשיו משחק. בואו נראה אם אתם מזהים הנחיות חלשות."</w:t>
-      </w:r>
-    </w:p>
-    <w:p>
-      <w:pPr>
-        <w:pStyle w:val="Heading2"/>
-        <w:bidi/>
-        <w:jc w:val="right"/>
-      </w:pPr>
-      <w:r>
-        <w:rPr>
-          <w:rtl/>
-        </w:rPr>
-        <w:t>שקופית 16: תרגיל אבחון: 4 הנחיות חלשות (6 דקות)</w:t>
-      </w:r>
-    </w:p>
-    <w:p>
-      <w:pPr>
-        <w:bidi/>
-        <w:jc w:val="right"/>
-      </w:pPr>
-      <w:r>
-        <w:rPr>
-          <w:b/>
-          <w:rtl/>
-        </w:rPr>
-        <w:t xml:space="preserve">מטרה: </w:t>
-      </w:r>
-      <w:r>
-        <w:rPr>
-          <w:i w:val="0"/>
-          <w:rtl/>
-        </w:rPr>
-        <w:t>לתרגל זיהוי ותיקון של הנחיות חלשות, בצורת משחק.</w:t>
-      </w:r>
-    </w:p>
-    <w:p>
-      <w:pPr>
-        <w:bidi/>
-        <w:jc w:val="right"/>
-      </w:pPr>
-      <w:r>
-        <w:rPr>
-          <w:b/>
-          <w:rtl/>
-        </w:rPr>
-        <w:t xml:space="preserve">אפליקציית הקורס: </w:t>
-      </w:r>
-      <w:r>
-        <w:rPr>
-          <w:i w:val="0"/>
-          <w:rtl/>
-        </w:rPr>
-        <w:t>סבב "תקנו את ההנחיה": כל הנחיה חלשה מוצגת, והמשתתפים כותבים תיקון.</w:t>
-      </w:r>
-    </w:p>
-    <w:p>
-      <w:pPr>
-        <w:bidi/>
-        <w:jc w:val="right"/>
-      </w:pPr>
-      <w:r>
-        <w:rPr>
-          <w:b/>
-          <w:rtl/>
-        </w:rPr>
-        <w:t xml:space="preserve">מה לומר: </w:t>
-      </w:r>
-      <w:r>
-        <w:rPr>
-          <w:i w:val="0"/>
-          <w:rtl/>
-        </w:rPr>
-      </w:r>
-    </w:p>
-    <w:p>
-      <w:pPr>
-        <w:bidi/>
-        <w:jc w:val="right"/>
-      </w:pPr>
-      <w:r>
-        <w:rPr>
-          <w:i w:val="0"/>
-          <w:rtl/>
-        </w:rPr>
-        <w:t>ארבע הנחיות חלשות. כל אחת עם בעיה אחרת. אתם המאבחנים.</w:t>
+        <w:t>(מדביקים את ההנחיה בצ'אט)</w:t>
+      </w:r>
+    </w:p>
+    <w:p>
+      <w:pPr>
+        <w:bidi/>
+        <w:jc w:val="right"/>
+      </w:pPr>
+      <w:r>
+        <w:rPr>
+          <w:i w:val="0"/>
+          <w:rtl/>
+        </w:rPr>
+        <w:t>למה זה עובד? כי ה-AI יודע אילו פרטים חסרים לו. הוא ישאל על הקהל, המטרה, הטון, האורך. דברים שלא חשבתם לכתוב.</w:t>
+      </w:r>
+    </w:p>
+    <w:p>
+      <w:pPr>
+        <w:bidi/>
+        <w:jc w:val="right"/>
+      </w:pPr>
+      <w:r>
+        <w:rPr>
+          <w:i w:val="0"/>
+          <w:rtl/>
+        </w:rPr>
+        <w:t>בואו ננסה עכשיו, דקה וחצי: "אני רוצה לכתוב ברכה ליום הולדת 50 של חבר. לפני שאתה כותב, שאל אותי 5 שאלות."</w:t>
       </w:r>
     </w:p>
     <w:p>
@@ -2768,72 +2891,7 @@
           <w:color w:val="7A5A00"/>
           <w:rtl/>
         </w:rPr>
-        <w:t>(לפני שחושפים את הפתרון, מציגים כל הנחיה ושואלים: מה הבעיה? כתבו בצ'אט או במשחק)</w:t>
-      </w:r>
-    </w:p>
-    <w:p>
-      <w:pPr>
-        <w:bidi/>
-        <w:jc w:val="right"/>
-      </w:pPr>
-      <w:r>
-        <w:rPr>
-          <w:i w:val="0"/>
-          <w:rtl/>
-        </w:rPr>
-        <w:t>אחת: "כתוב פוסט". מה חסר? הכול. נושא, קהל, אורך, פלטפורמה.</w:t>
-      </w:r>
-    </w:p>
-    <w:p>
-      <w:pPr>
-        <w:bidi/>
-        <w:jc w:val="right"/>
-      </w:pPr>
-      <w:r>
-        <w:rPr>
-          <w:i w:val="0"/>
-          <w:rtl/>
-        </w:rPr>
-        <w:t>שתיים: "תסביר לי על מס". כללית מדי. איזה מס? למי? לאיזה צורך?</w:t>
-      </w:r>
-    </w:p>
-    <w:p>
-      <w:pPr>
-        <w:bidi/>
-        <w:jc w:val="right"/>
-      </w:pPr>
-      <w:r>
-        <w:rPr>
-          <w:i w:val="0"/>
-          <w:rtl/>
-        </w:rPr>
-        <w:t>שלוש: "כתוב מייל קצר ומפורט עם כל הפרטים". בקשות סותרות. קצר ומפורט לא הולכים יחד.</w:t>
-      </w:r>
-    </w:p>
-    <w:p>
-      <w:pPr>
-        <w:bidi/>
-        <w:jc w:val="right"/>
-      </w:pPr>
-      <w:r>
-        <w:rPr>
-          <w:i w:val="0"/>
-          <w:rtl/>
-        </w:rPr>
-        <w:t>ארבע: "סכם את המסמך", בלי לצרף מסמך. חסר ההקשר עצמו.</w:t>
-      </w:r>
-    </w:p>
-    <w:p>
-      <w:pPr>
-        <w:bidi/>
-        <w:jc w:val="right"/>
-      </w:pPr>
-      <w:r>
-        <w:rPr>
-          <w:i w:val="0"/>
-          <w:rtl/>
-        </w:rPr>
-        <w:t>ולכל אחת, תראו את ה"אחרי" בכתום. כל אחת נוסחה מחדש לפי מי, מה, איך.</w:t>
+        <w:t>(נותנים דקה וחצי, ושואלים: מה הייתה השאלה הכי מפתיעה שה-AI שאל אתכם?)</w:t>
       </w:r>
     </w:p>
     <w:p>
@@ -2853,7 +2911,7 @@
           <w:i w:val="0"/>
           <w:rtl/>
         </w:rPr>
-        <w:t>"ואם יש לנו זמן, קרב הנחיות. אם לא, מדלגים ישר לעבודה האמיתית."</w:t>
+        <w:t>"ועכשיו משחק. בואו נראה אם אתם מזהים הנחיות חלשות."</w:t>
       </w:r>
     </w:p>
     <w:p>
@@ -2866,7 +2924,7 @@
         <w:rPr>
           <w:rtl/>
         </w:rPr>
-        <w:t>שקופית 17: קרב הנחיות (אופציונלי) (7 דקות)</w:t>
+        <w:t>שקופית 17: תרגיל אבחון: 4 הנחיות חלשות (5 דקות)</w:t>
       </w:r>
     </w:p>
     <w:p>
@@ -2886,7 +2944,7 @@
           <w:i w:val="0"/>
           <w:rtl/>
         </w:rPr>
-        <w:t>תחרות חיה שממחישה מה עושה הנחיה למנצחת.</w:t>
+        <w:t>לתרגל זיהוי ותיקון של הנחיות חלשות, בצורת משחק.</w:t>
       </w:r>
     </w:p>
     <w:p>
@@ -2899,14 +2957,14 @@
           <w:b/>
           <w:rtl/>
         </w:rPr>
-        <w:t xml:space="preserve">הכנה מראש: </w:t>
-      </w:r>
-      <w:r>
-        <w:rPr>
-          <w:i w:val="0"/>
-          <w:rtl/>
-        </w:rPr>
-        <w:t>מבקשים מראש שני מתנדבים, או בוחרים מהצ'אט. מכינים שתי לשוניות של אותו כלי.</w:t>
+        <w:t xml:space="preserve">אפליקציית הקורס: </w:t>
+      </w:r>
+      <w:r>
+        <w:rPr>
+          <w:i w:val="0"/>
+          <w:rtl/>
+        </w:rPr>
+        <w:t>סבב "תקנו את ההנחיה": כל הנחיה חלשה מוצגת, והמשתתפים כותבים תיקון.</w:t>
       </w:r>
     </w:p>
     <w:p>
@@ -2919,26 +2977,6 @@
           <w:b/>
           <w:rtl/>
         </w:rPr>
-        <w:t xml:space="preserve">אפליקציית הקורס: </w:t>
-      </w:r>
-      <w:r>
-        <w:rPr>
-          <w:i w:val="0"/>
-          <w:rtl/>
-        </w:rPr>
-        <w:t>הצבעה: איזו תוצאה ניצחה, 1 או 2.</w:t>
-      </w:r>
-    </w:p>
-    <w:p>
-      <w:pPr>
-        <w:bidi/>
-        <w:jc w:val="right"/>
-      </w:pPr>
-      <w:r>
-        <w:rPr>
-          <w:b/>
-          <w:rtl/>
-        </w:rPr>
         <w:t xml:space="preserve">מה לומר: </w:t>
       </w:r>
       <w:r>
@@ -2946,6 +2984,19 @@
           <w:i w:val="0"/>
           <w:rtl/>
         </w:rPr>
+      </w:r>
+    </w:p>
+    <w:p>
+      <w:pPr>
+        <w:bidi/>
+        <w:jc w:val="right"/>
+      </w:pPr>
+      <w:r>
+        <w:rPr>
+          <w:i w:val="0"/>
+          <w:rtl/>
+        </w:rPr>
+        <w:t>ארבע הנחיות חלשות. כל אחת עם בעיה אחרת. אתם המאבחנים.</w:t>
       </w:r>
     </w:p>
     <w:p>
@@ -2959,20 +3010,184 @@
           <w:color w:val="7A5A00"/>
           <w:rtl/>
         </w:rPr>
-        <w:t>(שקופית אופציונלית. אם עברתם את הדקה ה-60, מדלגים לשקופית הבאה)</w:t>
-      </w:r>
-    </w:p>
-    <w:p>
-      <w:pPr>
-        <w:bidi/>
-        <w:jc w:val="right"/>
-      </w:pPr>
-      <w:r>
-        <w:rPr>
-          <w:i w:val="0"/>
-          <w:rtl/>
-        </w:rPr>
-        <w:t>אני צריכה שני מתנדבים אמיצים. הרימו יד בזום.</w:t>
+        <w:t>(לפני שחושפים את הפתרון, מציגים כל הנחיה ושואלים: מה הבעיה? כתבו בצ'אט או במשחק)</w:t>
+      </w:r>
+    </w:p>
+    <w:p>
+      <w:pPr>
+        <w:bidi/>
+        <w:jc w:val="right"/>
+      </w:pPr>
+      <w:r>
+        <w:rPr>
+          <w:i w:val="0"/>
+          <w:rtl/>
+        </w:rPr>
+        <w:t>אחת: "כתוב פוסט". מה חסר? הכול. נושא, קהל, אורך, פלטפורמה.</w:t>
+      </w:r>
+    </w:p>
+    <w:p>
+      <w:pPr>
+        <w:bidi/>
+        <w:jc w:val="right"/>
+      </w:pPr>
+      <w:r>
+        <w:rPr>
+          <w:i w:val="0"/>
+          <w:rtl/>
+        </w:rPr>
+        <w:t>שתיים: "תסביר לי על מס". כללית מדי. איזה מס? למי? לאיזה צורך?</w:t>
+      </w:r>
+    </w:p>
+    <w:p>
+      <w:pPr>
+        <w:bidi/>
+        <w:jc w:val="right"/>
+      </w:pPr>
+      <w:r>
+        <w:rPr>
+          <w:i w:val="0"/>
+          <w:rtl/>
+        </w:rPr>
+        <w:t>שלוש: "כתוב מייל קצר ומפורט עם כל הפרטים". בקשות סותרות. קצר ומפורט לא הולכים יחד.</w:t>
+      </w:r>
+    </w:p>
+    <w:p>
+      <w:pPr>
+        <w:bidi/>
+        <w:jc w:val="right"/>
+      </w:pPr>
+      <w:r>
+        <w:rPr>
+          <w:i w:val="0"/>
+          <w:rtl/>
+        </w:rPr>
+        <w:t>ארבע: "סכם את המסמך", בלי לצרף מסמך. חסר ההקשר עצמו.</w:t>
+      </w:r>
+    </w:p>
+    <w:p>
+      <w:pPr>
+        <w:bidi/>
+        <w:jc w:val="right"/>
+      </w:pPr>
+      <w:r>
+        <w:rPr>
+          <w:i w:val="0"/>
+          <w:rtl/>
+        </w:rPr>
+        <w:t>ולכל אחת, תראו את ה"אחרי" בכתום. כל אחת נוסחה מחדש לפי מי, מה, איך.</w:t>
+      </w:r>
+    </w:p>
+    <w:p>
+      <w:pPr>
+        <w:bidi/>
+        <w:jc w:val="right"/>
+      </w:pPr>
+      <w:r>
+        <w:rPr>
+          <w:b/>
+          <w:rtl/>
+        </w:rPr>
+        <w:t xml:space="preserve">מעבר: </w:t>
+      </w:r>
+      <w:r>
+        <w:rPr>
+          <w:i w:val="0"/>
+          <w:rtl/>
+        </w:rPr>
+        <w:t>"ואם יש לנו זמן, קרב הנחיות. אם לא, מדלגים ישר לעבודה האמיתית."</w:t>
+      </w:r>
+    </w:p>
+    <w:p>
+      <w:pPr>
+        <w:pStyle w:val="Heading2"/>
+        <w:bidi/>
+        <w:jc w:val="right"/>
+      </w:pPr>
+      <w:r>
+        <w:rPr>
+          <w:rtl/>
+        </w:rPr>
+        <w:t>שקופית 18: קרב הנחיות (אופציונלי) (7 דקות)</w:t>
+      </w:r>
+    </w:p>
+    <w:p>
+      <w:pPr>
+        <w:bidi/>
+        <w:jc w:val="right"/>
+      </w:pPr>
+      <w:r>
+        <w:rPr>
+          <w:b/>
+          <w:rtl/>
+        </w:rPr>
+        <w:t xml:space="preserve">מטרה: </w:t>
+      </w:r>
+      <w:r>
+        <w:rPr>
+          <w:i w:val="0"/>
+          <w:rtl/>
+        </w:rPr>
+        <w:t>תחרות חיה שממחישה מה עושה הנחיה למנצחת.</w:t>
+      </w:r>
+    </w:p>
+    <w:p>
+      <w:pPr>
+        <w:bidi/>
+        <w:jc w:val="right"/>
+      </w:pPr>
+      <w:r>
+        <w:rPr>
+          <w:b/>
+          <w:rtl/>
+        </w:rPr>
+        <w:t xml:space="preserve">הכנה מראש: </w:t>
+      </w:r>
+      <w:r>
+        <w:rPr>
+          <w:i w:val="0"/>
+          <w:rtl/>
+        </w:rPr>
+        <w:t>מבקשים מראש שני מתנדבים, או בוחרים מהצ'אט. מכינים שתי לשוניות של אותו כלי.</w:t>
+      </w:r>
+    </w:p>
+    <w:p>
+      <w:pPr>
+        <w:bidi/>
+        <w:jc w:val="right"/>
+      </w:pPr>
+      <w:r>
+        <w:rPr>
+          <w:b/>
+          <w:rtl/>
+        </w:rPr>
+        <w:t xml:space="preserve">אפליקציית הקורס: </w:t>
+      </w:r>
+      <w:r>
+        <w:rPr>
+          <w:i w:val="0"/>
+          <w:rtl/>
+        </w:rPr>
+        <w:t>הצבעה: איזו תוצאה ניצחה, 1 או 2.</w:t>
+      </w:r>
+    </w:p>
+    <w:p>
+      <w:pPr>
+        <w:bidi/>
+        <w:jc w:val="right"/>
+      </w:pPr>
+      <w:r>
+        <w:rPr>
+          <w:b/>
+          <w:rtl/>
+        </w:rPr>
+        <w:t xml:space="preserve">מה לומר: </w:t>
+      </w:r>
+      <w:r>
+        <w:rPr>
+          <w:i w:val="0"/>
+          <w:rtl/>
+        </w:rPr>
       </w:r>
     </w:p>
     <w:p>
@@ -2986,33 +3201,20 @@
           <w:color w:val="7A5A00"/>
           <w:rtl/>
         </w:rPr>
-        <w:t>(בוחרים שניים)</w:t>
-      </w:r>
-    </w:p>
-    <w:p>
-      <w:pPr>
-        <w:bidi/>
-        <w:jc w:val="right"/>
-      </w:pPr>
-      <w:r>
-        <w:rPr>
-          <w:i w:val="0"/>
-          <w:rtl/>
-        </w:rPr>
-        <w:t>המשימה: הזמנה לאירוע צוות של סוף שנה. עד 100 מילה, כולל תאריך, שעה ומקום. טון כיפי, אבל לא ילדותי.</w:t>
-      </w:r>
-    </w:p>
-    <w:p>
-      <w:pPr>
-        <w:bidi/>
-        <w:jc w:val="right"/>
-      </w:pPr>
-      <w:r>
-        <w:rPr>
-          <w:i w:val="0"/>
-          <w:rtl/>
-        </w:rPr>
-        <w:t>יש לכם שלוש דקות לכתוב הנחיה, ולשלוח לי אותה בצ'אט הפרטי.</w:t>
+        <w:t>(שקופית אופציונלית. אם עברתם את הדקה ה-60, מדלגים לשקופית הבאה)</w:t>
+      </w:r>
+    </w:p>
+    <w:p>
+      <w:pPr>
+        <w:bidi/>
+        <w:jc w:val="right"/>
+      </w:pPr>
+      <w:r>
+        <w:rPr>
+          <w:i w:val="0"/>
+          <w:rtl/>
+        </w:rPr>
+        <w:t>אני צריכה שני מתנדבים אמיצים. הרימו יד בזום.</w:t>
       </w:r>
     </w:p>
     <w:p>
@@ -3026,7 +3228,33 @@
           <w:color w:val="7A5A00"/>
           <w:rtl/>
         </w:rPr>
-        <w:t>(בזמן שהם כותבים, שואלים את הקהל: מה הייתם מכניסים להנחיה?)</w:t>
+        <w:t>(בוחרים שניים)</w:t>
+      </w:r>
+    </w:p>
+    <w:p>
+      <w:pPr>
+        <w:bidi/>
+        <w:jc w:val="right"/>
+      </w:pPr>
+      <w:r>
+        <w:rPr>
+          <w:i w:val="0"/>
+          <w:rtl/>
+        </w:rPr>
+        <w:t>המשימה: הזמנה לאירוע צוות של סוף שנה. עד 100 מילה, כולל תאריך, שעה ומקום. טון כיפי, אבל לא ילדותי.</w:t>
+      </w:r>
+    </w:p>
+    <w:p>
+      <w:pPr>
+        <w:bidi/>
+        <w:jc w:val="right"/>
+      </w:pPr>
+      <w:r>
+        <w:rPr>
+          <w:i w:val="0"/>
+          <w:rtl/>
+        </w:rPr>
+        <w:t>יש לכם שלוש דקות לכתוב הנחיה, ולשלוח לי אותה בצ'אט הפרטי.</w:t>
       </w:r>
     </w:p>
     <w:p>
@@ -3040,20 +3268,7 @@
           <w:color w:val="7A5A00"/>
           <w:rtl/>
         </w:rPr>
-        <w:t>(מריצים את שתי ההנחיות באותו כלי, ומציגים זו לצד זו)</w:t>
-      </w:r>
-    </w:p>
-    <w:p>
-      <w:pPr>
-        <w:bidi/>
-        <w:jc w:val="right"/>
-      </w:pPr>
-      <w:r>
-        <w:rPr>
-          <w:i w:val="0"/>
-          <w:rtl/>
-        </w:rPr>
-        <w:t>עכשיו אתם השופטים. הקריטריון: איזו תוצאה הייתם שולחים לצוות בלי לשנות אף מילה? הצביעו.</w:t>
+        <w:t>(בזמן שהם כותבים, שואלים את הקהל: מה הייתם מכניסים להנחיה?)</w:t>
       </w:r>
     </w:p>
     <w:p>
@@ -3067,177 +3282,20 @@
           <w:color w:val="7A5A00"/>
           <w:rtl/>
         </w:rPr>
-        <w:t>(מכריזים על המנצח, ושואלים את המנצח: מה הכנסת להנחיה שעשה את ההבדל?)</w:t>
-      </w:r>
-    </w:p>
-    <w:p>
-      <w:pPr>
-        <w:bidi/>
-        <w:jc w:val="right"/>
-      </w:pPr>
-      <w:r>
-        <w:rPr>
-          <w:b/>
-          <w:rtl/>
-        </w:rPr>
-        <w:t xml:space="preserve">מעבר: </w:t>
-      </w:r>
-      <w:r>
-        <w:rPr>
-          <w:i w:val="0"/>
-          <w:rtl/>
-        </w:rPr>
-        <w:t>"עד עכשיו תרגלנו על דוגמאות. מכאן והלאה, הכול על העבודה האמיתית שלכם."</w:t>
-      </w:r>
-    </w:p>
-    <w:p>
-      <w:pPr>
-        <w:pStyle w:val="Heading2"/>
-        <w:bidi/>
-        <w:jc w:val="right"/>
-      </w:pPr>
-      <w:r>
-        <w:rPr>
-          <w:rtl/>
-        </w:rPr>
-        <w:t>שקופית 18: תחנה 1: לכתוב לאדם אמיתי (5 דקות)</w:t>
-      </w:r>
-    </w:p>
-    <w:p>
-      <w:pPr>
-        <w:bidi/>
-        <w:jc w:val="right"/>
-      </w:pPr>
-      <w:r>
-        <w:rPr>
-          <w:b/>
-          <w:rtl/>
-        </w:rPr>
-        <w:t xml:space="preserve">מטרה: </w:t>
-      </w:r>
-      <w:r>
-        <w:rPr>
-          <w:i w:val="0"/>
-          <w:rtl/>
-        </w:rPr>
-        <w:t>להדגים הנחיה מלאה למייל רגיש, ולתת שלושה שלדים לשימוש חוזר.</w:t>
-      </w:r>
-    </w:p>
-    <w:p>
-      <w:pPr>
-        <w:bidi/>
-        <w:jc w:val="right"/>
-      </w:pPr>
-      <w:r>
-        <w:rPr>
-          <w:b/>
-          <w:rtl/>
-        </w:rPr>
-        <w:t xml:space="preserve">הכנה מראש: </w:t>
-      </w:r>
-      <w:r>
-        <w:rPr>
-          <w:i w:val="0"/>
-          <w:rtl/>
-        </w:rPr>
-        <w:t>צ'אט ג'יפיטי או קלוד פתוח. ההנחיה של מייל הדחייה מוכנה בקובץ ההדבקות.</w:t>
-      </w:r>
-    </w:p>
-    <w:p>
-      <w:pPr>
-        <w:bidi/>
-        <w:jc w:val="right"/>
-      </w:pPr>
-      <w:r>
-        <w:rPr>
-          <w:b/>
-          <w:rtl/>
-        </w:rPr>
-        <w:t xml:space="preserve">מה לומר: </w:t>
-      </w:r>
-      <w:r>
-        <w:rPr>
-          <w:i w:val="0"/>
-          <w:rtl/>
-        </w:rPr>
-      </w:r>
-    </w:p>
-    <w:p>
-      <w:pPr>
-        <w:bidi/>
-        <w:jc w:val="right"/>
-      </w:pPr>
-      <w:r>
-        <w:rPr>
-          <w:i w:val="0"/>
-          <w:rtl/>
-        </w:rPr>
-        <w:t>תחנה ראשונה: כתיבה לאדם אמיתי. המיילים שהכי קשה לנסח.</w:t>
-      </w:r>
-    </w:p>
-    <w:p>
-      <w:pPr>
-        <w:bidi/>
-        <w:jc w:val="right"/>
-      </w:pPr>
-      <w:r>
-        <w:rPr>
-          <w:i w:val="0"/>
-          <w:rtl/>
-        </w:rPr>
-        <w:t>שלושה שלדים: דחייה בנימוס, בקשה ברורה עם תאריך יעד אחד, ותזכורת בלי מלחמה.</w:t>
-      </w:r>
-    </w:p>
-    <w:p>
-      <w:pPr>
-        <w:bidi/>
-        <w:jc w:val="right"/>
-      </w:pPr>
-      <w:r>
-        <w:rPr>
-          <w:i w:val="0"/>
-          <w:rtl/>
-        </w:rPr>
-        <w:t>אני מדגימה את הדחייה. תסתכלו איך ההנחיה בנויה לפי מי, מה, איך.</w:t>
-      </w:r>
-    </w:p>
-    <w:p>
-      <w:pPr>
-        <w:bidi/>
-        <w:jc w:val="right"/>
-      </w:pPr>
-      <w:r>
-        <w:rPr>
-          <w:i w:val="0"/>
-          <w:rtl/>
-        </w:rPr>
-        <w:t>מי: "אתה עוזר שלי. אני [תפקיד] ב[מקום]".</w:t>
-      </w:r>
-    </w:p>
-    <w:p>
-      <w:pPr>
-        <w:bidi/>
-        <w:jc w:val="right"/>
-      </w:pPr>
-      <w:r>
-        <w:rPr>
-          <w:i w:val="0"/>
-          <w:rtl/>
-        </w:rPr>
-        <w:t>מה: "מייל דחייה. בחרנו באפשרות אחרת. דלת פתוחה לעתיד. המטרה: לסגור בלי לפתוח משא ומתן".</w:t>
-      </w:r>
-    </w:p>
-    <w:p>
-      <w:pPr>
-        <w:bidi/>
-        <w:jc w:val="right"/>
-      </w:pPr>
-      <w:r>
-        <w:rPr>
-          <w:i w:val="0"/>
-          <w:rtl/>
-        </w:rPr>
-        <w:t>איך: "טון חם ומקצועי, עד 6 שורות, בלי התנצלות, בלי 'אשמח לעזור', בלי סימני קריאה".</w:t>
+        <w:t>(מריצים את שתי ההנחיות באותו כלי, ומציגים זו לצד זו)</w:t>
+      </w:r>
+    </w:p>
+    <w:p>
+      <w:pPr>
+        <w:bidi/>
+        <w:jc w:val="right"/>
+      </w:pPr>
+      <w:r>
+        <w:rPr>
+          <w:i w:val="0"/>
+          <w:rtl/>
+        </w:rPr>
+        <w:t>עכשיו אתם השופטים. הקריטריון: איזו תוצאה הייתם שולחים לצוות בלי לשנות אף מילה? הצביעו.</w:t>
       </w:r>
     </w:p>
     <w:p>
@@ -3251,20 +3309,177 @@
           <w:color w:val="7A5A00"/>
           <w:rtl/>
         </w:rPr>
-        <w:t>(מריצים בשידור חי)</w:t>
-      </w:r>
-    </w:p>
-    <w:p>
-      <w:pPr>
-        <w:bidi/>
-        <w:jc w:val="right"/>
-      </w:pPr>
-      <w:r>
-        <w:rPr>
-          <w:i w:val="0"/>
-          <w:rtl/>
-        </w:rPr>
-        <w:t>ועכשיו שני סבבים, כמו שלמדנו: "קצר לשלוש שורות". ואז: "מה ישאלו אחרי שיקראו?"</w:t>
+        <w:t>(מכריזים על המנצח, ושואלים את המנצח: מה הכנסת להנחיה שעשה את ההבדל?)</w:t>
+      </w:r>
+    </w:p>
+    <w:p>
+      <w:pPr>
+        <w:bidi/>
+        <w:jc w:val="right"/>
+      </w:pPr>
+      <w:r>
+        <w:rPr>
+          <w:b/>
+          <w:rtl/>
+        </w:rPr>
+        <w:t xml:space="preserve">מעבר: </w:t>
+      </w:r>
+      <w:r>
+        <w:rPr>
+          <w:i w:val="0"/>
+          <w:rtl/>
+        </w:rPr>
+        <w:t>"עד עכשיו תרגלנו על דוגמאות. מכאן והלאה, הכול על העבודה האמיתית שלכם."</w:t>
+      </w:r>
+    </w:p>
+    <w:p>
+      <w:pPr>
+        <w:pStyle w:val="Heading2"/>
+        <w:bidi/>
+        <w:jc w:val="right"/>
+      </w:pPr>
+      <w:r>
+        <w:rPr>
+          <w:rtl/>
+        </w:rPr>
+        <w:t>שקופית 19: תחנה 1: לכתוב לאדם אמיתי (5 דקות)</w:t>
+      </w:r>
+    </w:p>
+    <w:p>
+      <w:pPr>
+        <w:bidi/>
+        <w:jc w:val="right"/>
+      </w:pPr>
+      <w:r>
+        <w:rPr>
+          <w:b/>
+          <w:rtl/>
+        </w:rPr>
+        <w:t xml:space="preserve">מטרה: </w:t>
+      </w:r>
+      <w:r>
+        <w:rPr>
+          <w:i w:val="0"/>
+          <w:rtl/>
+        </w:rPr>
+        <w:t>להדגים הנחיה מלאה למייל רגיש, ולתת שלושה שלדים לשימוש חוזר.</w:t>
+      </w:r>
+    </w:p>
+    <w:p>
+      <w:pPr>
+        <w:bidi/>
+        <w:jc w:val="right"/>
+      </w:pPr>
+      <w:r>
+        <w:rPr>
+          <w:b/>
+          <w:rtl/>
+        </w:rPr>
+        <w:t xml:space="preserve">הכנה מראש: </w:t>
+      </w:r>
+      <w:r>
+        <w:rPr>
+          <w:i w:val="0"/>
+          <w:rtl/>
+        </w:rPr>
+        <w:t>צ'אט ג'יפיטי או קלוד פתוח. ההנחיה של מייל הדחייה מוכנה בקובץ ההדבקות.</w:t>
+      </w:r>
+    </w:p>
+    <w:p>
+      <w:pPr>
+        <w:bidi/>
+        <w:jc w:val="right"/>
+      </w:pPr>
+      <w:r>
+        <w:rPr>
+          <w:b/>
+          <w:rtl/>
+        </w:rPr>
+        <w:t xml:space="preserve">מה לומר: </w:t>
+      </w:r>
+      <w:r>
+        <w:rPr>
+          <w:i w:val="0"/>
+          <w:rtl/>
+        </w:rPr>
+      </w:r>
+    </w:p>
+    <w:p>
+      <w:pPr>
+        <w:bidi/>
+        <w:jc w:val="right"/>
+      </w:pPr>
+      <w:r>
+        <w:rPr>
+          <w:i w:val="0"/>
+          <w:rtl/>
+        </w:rPr>
+        <w:t>תחנה ראשונה: כתיבה לאדם אמיתי. המיילים שהכי קשה לנסח.</w:t>
+      </w:r>
+    </w:p>
+    <w:p>
+      <w:pPr>
+        <w:bidi/>
+        <w:jc w:val="right"/>
+      </w:pPr>
+      <w:r>
+        <w:rPr>
+          <w:i w:val="0"/>
+          <w:rtl/>
+        </w:rPr>
+        <w:t>שלושה שלדים: דחייה בנימוס, בקשה ברורה עם תאריך יעד אחד, ותזכורת בלי מלחמה.</w:t>
+      </w:r>
+    </w:p>
+    <w:p>
+      <w:pPr>
+        <w:bidi/>
+        <w:jc w:val="right"/>
+      </w:pPr>
+      <w:r>
+        <w:rPr>
+          <w:i w:val="0"/>
+          <w:rtl/>
+        </w:rPr>
+        <w:t>אני מדגימה את הדחייה. תסתכלו איך ההנחיה בנויה לפי מי, מה, איך.</w:t>
+      </w:r>
+    </w:p>
+    <w:p>
+      <w:pPr>
+        <w:bidi/>
+        <w:jc w:val="right"/>
+      </w:pPr>
+      <w:r>
+        <w:rPr>
+          <w:i w:val="0"/>
+          <w:rtl/>
+        </w:rPr>
+        <w:t>מי: "אתה עוזר שלי. אני [תפקיד] ב[מקום]".</w:t>
+      </w:r>
+    </w:p>
+    <w:p>
+      <w:pPr>
+        <w:bidi/>
+        <w:jc w:val="right"/>
+      </w:pPr>
+      <w:r>
+        <w:rPr>
+          <w:i w:val="0"/>
+          <w:rtl/>
+        </w:rPr>
+        <w:t>מה: "מייל דחייה. בחרנו באפשרות אחרת. דלת פתוחה לעתיד. המטרה: לסגור בלי לפתוח משא ומתן".</w:t>
+      </w:r>
+    </w:p>
+    <w:p>
+      <w:pPr>
+        <w:bidi/>
+        <w:jc w:val="right"/>
+      </w:pPr>
+      <w:r>
+        <w:rPr>
+          <w:i w:val="0"/>
+          <w:rtl/>
+        </w:rPr>
+        <w:t>איך: "טון חם ומקצועי, עד 6 שורות, בלי התנצלות, בלי 'אשמח לעזור', בלי סימני קריאה".</w:t>
       </w:r>
     </w:p>
     <w:p>
@@ -3278,20 +3493,20 @@
           <w:color w:val="7A5A00"/>
           <w:rtl/>
         </w:rPr>
-        <w:t>(מריצים את שניהם)</w:t>
-      </w:r>
-    </w:p>
-    <w:p>
-      <w:pPr>
-        <w:bidi/>
-        <w:jc w:val="right"/>
-      </w:pPr>
-      <w:r>
-        <w:rPr>
-          <w:i w:val="0"/>
-          <w:rtl/>
-        </w:rPr>
-        <w:t>שימו לב: לא החלפתי כלי באמצע. נשארים באותו צ'אט עד שהמשימה נגמרת.</w:t>
+        <w:t>(מריצים בשידור חי)</w:t>
+      </w:r>
+    </w:p>
+    <w:p>
+      <w:pPr>
+        <w:bidi/>
+        <w:jc w:val="right"/>
+      </w:pPr>
+      <w:r>
+        <w:rPr>
+          <w:i w:val="0"/>
+          <w:rtl/>
+        </w:rPr>
+        <w:t>ועכשיו שני סבבים, כמו שלמדנו: "קצר לשלוש שורות". ואז: "מה ישאלו אחרי שיקראו?"</w:t>
       </w:r>
     </w:p>
     <w:p>
@@ -3305,145 +3520,20 @@
           <w:color w:val="7A5A00"/>
           <w:rtl/>
         </w:rPr>
-        <w:t>(מדביקים את שלושת השלדים בצ'אט)</w:t>
-      </w:r>
-    </w:p>
-    <w:p>
-      <w:pPr>
-        <w:bidi/>
-        <w:jc w:val="right"/>
-      </w:pPr>
-      <w:r>
-        <w:rPr>
-          <w:b/>
-          <w:rtl/>
-        </w:rPr>
-        <w:t xml:space="preserve">מעבר: </w:t>
-      </w:r>
-      <w:r>
-        <w:rPr>
-          <w:i w:val="0"/>
-          <w:rtl/>
-        </w:rPr>
-        <w:t>"ומה עושים עם תיבה מלאה?"</w:t>
-      </w:r>
-    </w:p>
-    <w:p>
-      <w:pPr>
-        <w:pStyle w:val="Heading2"/>
-        <w:bidi/>
-        <w:jc w:val="right"/>
-      </w:pPr>
-      <w:r>
-        <w:rPr>
-          <w:rtl/>
-        </w:rPr>
-        <w:t>שקופית 19: סקירת מיילים ומענה (6 דקות)</w:t>
-      </w:r>
-    </w:p>
-    <w:p>
-      <w:pPr>
-        <w:bidi/>
-        <w:jc w:val="right"/>
-      </w:pPr>
-      <w:r>
-        <w:rPr>
-          <w:b/>
-          <w:rtl/>
-        </w:rPr>
-        <w:t xml:space="preserve">מטרה: </w:t>
-      </w:r>
-      <w:r>
-        <w:rPr>
-          <w:i w:val="0"/>
-          <w:rtl/>
-        </w:rPr>
-        <w:t>לתרגל סקירה של כמה מיילים, סדר עדיפויות וטיוטות תשובה.</w:t>
-      </w:r>
-    </w:p>
-    <w:p>
-      <w:pPr>
-        <w:bidi/>
-        <w:jc w:val="right"/>
-      </w:pPr>
-      <w:r>
-        <w:rPr>
-          <w:b/>
-          <w:rtl/>
-        </w:rPr>
-        <w:t xml:space="preserve">הכנה מראש: </w:t>
-      </w:r>
-      <w:r>
-        <w:rPr>
-          <w:i w:val="0"/>
-          <w:rtl/>
-        </w:rPr>
-        <w:t>5 מיילים לדוגמה בקובץ ההדבקות.</w:t>
-      </w:r>
-    </w:p>
-    <w:p>
-      <w:pPr>
-        <w:bidi/>
-        <w:jc w:val="right"/>
-      </w:pPr>
-      <w:r>
-        <w:rPr>
-          <w:b/>
-          <w:rtl/>
-        </w:rPr>
-        <w:t xml:space="preserve">אפליקציית הקורס: </w:t>
-      </w:r>
-      <w:r>
-        <w:rPr>
-          <w:i w:val="0"/>
-          <w:rtl/>
-        </w:rPr>
-        <w:t>פותחים את האתגר "מענה למייל עצבני".</w:t>
-      </w:r>
-    </w:p>
-    <w:p>
-      <w:pPr>
-        <w:bidi/>
-        <w:jc w:val="right"/>
-      </w:pPr>
-      <w:r>
-        <w:rPr>
-          <w:b/>
-          <w:rtl/>
-        </w:rPr>
-        <w:t xml:space="preserve">מה לומר: </w:t>
-      </w:r>
-      <w:r>
-        <w:rPr>
-          <w:i w:val="0"/>
-          <w:rtl/>
-        </w:rPr>
-      </w:r>
-    </w:p>
-    <w:p>
-      <w:pPr>
-        <w:bidi/>
-        <w:jc w:val="right"/>
-      </w:pPr>
-      <w:r>
-        <w:rPr>
-          <w:i w:val="0"/>
-          <w:rtl/>
-        </w:rPr>
-        <w:t>תיבה מלאה, ואין זמן. מדביקים ומקבלים סדר.</w:t>
-      </w:r>
-    </w:p>
-    <w:p>
-      <w:pPr>
-        <w:bidi/>
-        <w:jc w:val="right"/>
-      </w:pPr>
-      <w:r>
-        <w:rPr>
-          <w:i w:val="0"/>
-          <w:rtl/>
-        </w:rPr>
-        <w:t>ההנחיה בצ'אט: מדביקים 5 מיילים, ומבקשים טבלה: שולח, נושא, ומה לעשות, דחוף, לענות או לארכיון. ולשניים הדחופים, טיוטת תשובה.</w:t>
+        <w:t>(מריצים את שניהם)</w:t>
+      </w:r>
+    </w:p>
+    <w:p>
+      <w:pPr>
+        <w:bidi/>
+        <w:jc w:val="right"/>
+      </w:pPr>
+      <w:r>
+        <w:rPr>
+          <w:i w:val="0"/>
+          <w:rtl/>
+        </w:rPr>
+        <w:t>שימו לב: לא החלפתי כלי באמצע. נשארים באותו צ'אט עד שהמשימה נגמרת.</w:t>
       </w:r>
     </w:p>
     <w:p>
@@ -3457,46 +3547,7 @@
           <w:color w:val="7A5A00"/>
           <w:rtl/>
         </w:rPr>
-        <w:t>(מדביקים בצ'אט את ההנחיה ואת 5 המיילים לדוגמה, ומריצים בשידור חי)</w:t>
-      </w:r>
-    </w:p>
-    <w:p>
-      <w:pPr>
-        <w:bidi/>
-        <w:jc w:val="right"/>
-      </w:pPr>
-      <w:r>
-        <w:rPr>
-          <w:i w:val="0"/>
-          <w:rtl/>
-        </w:rPr>
-        <w:t>ראיתם? שלושים שניות, ויש סדר.</w:t>
-      </w:r>
-    </w:p>
-    <w:p>
-      <w:pPr>
-        <w:bidi/>
-        <w:jc w:val="right"/>
-      </w:pPr>
-      <w:r>
-        <w:rPr>
-          <w:i w:val="0"/>
-          <w:rtl/>
-        </w:rPr>
-        <w:t>זהירות: מעתיקים בלי פרטים רגישים של לקוחות. ואם אתם לא רוצים להעתיק, אפשר גם לצלם מסך.</w:t>
-      </w:r>
-    </w:p>
-    <w:p>
-      <w:pPr>
-        <w:bidi/>
-        <w:jc w:val="right"/>
-      </w:pPr>
-      <w:r>
-        <w:rPr>
-          <w:i w:val="0"/>
-          <w:rtl/>
-        </w:rPr>
-        <w:t>ועכשיו אתגר באפליקציה: אחד המיילים לדוגמה הוא של לקוח עצבני. כתבו את ההנחיה שתוציא ממנו תשובה מושלמת. שלוש דקות.</w:t>
+        <w:t>(מדביקים את שלושת השלדים בצ'אט)</w:t>
       </w:r>
     </w:p>
     <w:p>
@@ -3516,7 +3567,7 @@
           <w:i w:val="0"/>
           <w:rtl/>
         </w:rPr>
-        <w:t>"תחנה שנייה: ההנחיה שהכי הרבה אנשים אומרים לי שחסכה להם זמן."</w:t>
+        <w:t>"ומה עושים עם תיבה מלאה?"</w:t>
       </w:r>
     </w:p>
     <w:p>
@@ -3529,7 +3580,7 @@
         <w:rPr>
           <w:rtl/>
         </w:rPr>
-        <w:t>שקופית 20: תחנה 2: מרשימה מבולגנת לכלי עבודה (5 דקות)</w:t>
+        <w:t>שקופית 20: סקירת מיילים ומענה (6 דקות)</w:t>
       </w:r>
     </w:p>
     <w:p>
@@ -3549,7 +3600,7 @@
           <w:i w:val="0"/>
           <w:rtl/>
         </w:rPr>
-        <w:t>ללמד להפוך נקודות גולמיות מפגישה למסמך עבודה.</w:t>
+        <w:t>לתרגל סקירה של כמה מיילים, סדר עדיפויות וטיוטות תשובה.</w:t>
       </w:r>
     </w:p>
     <w:p>
@@ -3569,7 +3620,7 @@
           <w:i w:val="0"/>
           <w:rtl/>
         </w:rPr>
-        <w:t>נקודות גולמיות של פגישה (בקובץ ההדבקות) מוכנות להדבקה.</w:t>
+        <w:t>5 מיילים לדוגמה בקובץ ההדבקות.</w:t>
       </w:r>
     </w:p>
     <w:p>
@@ -3582,6 +3633,26 @@
           <w:b/>
           <w:rtl/>
         </w:rPr>
+        <w:t xml:space="preserve">אפליקציית הקורס: </w:t>
+      </w:r>
+      <w:r>
+        <w:rPr>
+          <w:i w:val="0"/>
+          <w:rtl/>
+        </w:rPr>
+        <w:t>פותחים את האתגר "מענה למייל עצבני".</w:t>
+      </w:r>
+    </w:p>
+    <w:p>
+      <w:pPr>
+        <w:bidi/>
+        <w:jc w:val="right"/>
+      </w:pPr>
+      <w:r>
+        <w:rPr>
+          <w:b/>
+          <w:rtl/>
+        </w:rPr>
         <w:t xml:space="preserve">מה לומר: </w:t>
       </w:r>
       <w:r>
@@ -3601,20 +3672,20 @@
           <w:i w:val="0"/>
           <w:rtl/>
         </w:rPr>
-        <w:t>תחנה שנייה: סיכום. מתאים לישיבת צוות, פגישת לקוח, שיעור, שיחה עם ספק, ראיון.</w:t>
-      </w:r>
-    </w:p>
-    <w:p>
-      <w:pPr>
-        <w:bidi/>
-        <w:jc w:val="right"/>
-      </w:pPr>
-      <w:r>
-        <w:rPr>
-          <w:i w:val="0"/>
-          <w:rtl/>
-        </w:rPr>
-        <w:t>זו ההנחיה הכי טובה שתכניסו לבנק היום. היא כבר בצ'אט.</w:t>
+        <w:t>תיבה מלאה, ואין זמן. מדביקים ומקבלים סדר.</w:t>
+      </w:r>
+    </w:p>
+    <w:p>
+      <w:pPr>
+        <w:bidi/>
+        <w:jc w:val="right"/>
+      </w:pPr>
+      <w:r>
+        <w:rPr>
+          <w:i w:val="0"/>
+          <w:rtl/>
+        </w:rPr>
+        <w:t>ההנחיה בצ'אט: מדביקים 5 מיילים, ומבקשים טבלה: שולח, נושא, ומה לעשות, דחוף, לענות או לארכיון. ולשניים הדחופים, טיוטת תשובה.</w:t>
       </w:r>
     </w:p>
     <w:p>
@@ -3628,46 +3699,164 @@
           <w:color w:val="7A5A00"/>
           <w:rtl/>
         </w:rPr>
-        <w:t>(מדביקים את ההנחיה בצ'אט)</w:t>
-      </w:r>
-    </w:p>
-    <w:p>
-      <w:pPr>
-        <w:bidi/>
-        <w:jc w:val="right"/>
-      </w:pPr>
-      <w:r>
-        <w:rPr>
-          <w:i w:val="0"/>
-          <w:rtl/>
-        </w:rPr>
-        <w:t>מי: הסיכום הולך למי שלא היה בחדר.</w:t>
-      </w:r>
-    </w:p>
-    <w:p>
-      <w:pPr>
-        <w:bidi/>
-        <w:jc w:val="right"/>
-      </w:pPr>
-      <w:r>
-        <w:rPr>
-          <w:i w:val="0"/>
-          <w:rtl/>
-        </w:rPr>
-        <w:t>מה: הנה הנקודות הגולמיות, הפוך אותן למסמך שאפשר לעבוד ממנו מחר בבוקר.</w:t>
-      </w:r>
-    </w:p>
-    <w:p>
-      <w:pPr>
-        <w:bidi/>
-        <w:jc w:val="right"/>
-      </w:pPr>
-      <w:r>
-        <w:rPr>
-          <w:i w:val="0"/>
-          <w:rtl/>
-        </w:rPr>
-        <w:t>איך: שלושה חלקים. החלטות. משימות, עם אחראי ותאריך. ומה נשאר פתוח. בלי הקדמה ובלי סיכום בסוף.</w:t>
+        <w:t>(מדביקים בצ'אט את ההנחיה ואת 5 המיילים לדוגמה, ומריצים בשידור חי)</w:t>
+      </w:r>
+    </w:p>
+    <w:p>
+      <w:pPr>
+        <w:bidi/>
+        <w:jc w:val="right"/>
+      </w:pPr>
+      <w:r>
+        <w:rPr>
+          <w:i w:val="0"/>
+          <w:rtl/>
+        </w:rPr>
+        <w:t>ראיתם? שלושים שניות, ויש סדר.</w:t>
+      </w:r>
+    </w:p>
+    <w:p>
+      <w:pPr>
+        <w:bidi/>
+        <w:jc w:val="right"/>
+      </w:pPr>
+      <w:r>
+        <w:rPr>
+          <w:i w:val="0"/>
+          <w:rtl/>
+        </w:rPr>
+        <w:t>זהירות: מעתיקים בלי פרטים רגישים של לקוחות. ואם אתם לא רוצים להעתיק, אפשר גם לצלם מסך.</w:t>
+      </w:r>
+    </w:p>
+    <w:p>
+      <w:pPr>
+        <w:bidi/>
+        <w:jc w:val="right"/>
+      </w:pPr>
+      <w:r>
+        <w:rPr>
+          <w:i w:val="0"/>
+          <w:rtl/>
+        </w:rPr>
+        <w:t>ועכשיו אתגר באפליקציה: אחד המיילים לדוגמה הוא של לקוח עצבני. כתבו את ההנחיה שתוציא ממנו תשובה מושלמת. שלוש דקות.</w:t>
+      </w:r>
+    </w:p>
+    <w:p>
+      <w:pPr>
+        <w:bidi/>
+        <w:jc w:val="right"/>
+      </w:pPr>
+      <w:r>
+        <w:rPr>
+          <w:b/>
+          <w:rtl/>
+        </w:rPr>
+        <w:t xml:space="preserve">מעבר: </w:t>
+      </w:r>
+      <w:r>
+        <w:rPr>
+          <w:i w:val="0"/>
+          <w:rtl/>
+        </w:rPr>
+        <w:t>"תחנה שנייה: ההנחיה שהכי הרבה אנשים אומרים לי שחסכה להם זמן."</w:t>
+      </w:r>
+    </w:p>
+    <w:p>
+      <w:pPr>
+        <w:pStyle w:val="Heading2"/>
+        <w:bidi/>
+        <w:jc w:val="right"/>
+      </w:pPr>
+      <w:r>
+        <w:rPr>
+          <w:rtl/>
+        </w:rPr>
+        <w:t>שקופית 21: תחנה 2: מרשימה מבולגנת לכלי עבודה (5 דקות)</w:t>
+      </w:r>
+    </w:p>
+    <w:p>
+      <w:pPr>
+        <w:bidi/>
+        <w:jc w:val="right"/>
+      </w:pPr>
+      <w:r>
+        <w:rPr>
+          <w:b/>
+          <w:rtl/>
+        </w:rPr>
+        <w:t xml:space="preserve">מטרה: </w:t>
+      </w:r>
+      <w:r>
+        <w:rPr>
+          <w:i w:val="0"/>
+          <w:rtl/>
+        </w:rPr>
+        <w:t>ללמד להפוך נקודות גולמיות מפגישה למסמך עבודה.</w:t>
+      </w:r>
+    </w:p>
+    <w:p>
+      <w:pPr>
+        <w:bidi/>
+        <w:jc w:val="right"/>
+      </w:pPr>
+      <w:r>
+        <w:rPr>
+          <w:b/>
+          <w:rtl/>
+        </w:rPr>
+        <w:t xml:space="preserve">הכנה מראש: </w:t>
+      </w:r>
+      <w:r>
+        <w:rPr>
+          <w:i w:val="0"/>
+          <w:rtl/>
+        </w:rPr>
+        <w:t>נקודות גולמיות של פגישה (בקובץ ההדבקות) מוכנות להדבקה.</w:t>
+      </w:r>
+    </w:p>
+    <w:p>
+      <w:pPr>
+        <w:bidi/>
+        <w:jc w:val="right"/>
+      </w:pPr>
+      <w:r>
+        <w:rPr>
+          <w:b/>
+          <w:rtl/>
+        </w:rPr>
+        <w:t xml:space="preserve">מה לומר: </w:t>
+      </w:r>
+      <w:r>
+        <w:rPr>
+          <w:i w:val="0"/>
+          <w:rtl/>
+        </w:rPr>
+      </w:r>
+    </w:p>
+    <w:p>
+      <w:pPr>
+        <w:bidi/>
+        <w:jc w:val="right"/>
+      </w:pPr>
+      <w:r>
+        <w:rPr>
+          <w:i w:val="0"/>
+          <w:rtl/>
+        </w:rPr>
+        <w:t>תחנה שנייה: סיכום. מתאים לישיבת צוות, פגישת לקוח, שיעור, שיחה עם ספק, ראיון.</w:t>
+      </w:r>
+    </w:p>
+    <w:p>
+      <w:pPr>
+        <w:bidi/>
+        <w:jc w:val="right"/>
+      </w:pPr>
+      <w:r>
+        <w:rPr>
+          <w:i w:val="0"/>
+          <w:rtl/>
+        </w:rPr>
+        <w:t>זו ההנחיה הכי טובה שתכניסו לבנק היום. היא כבר בצ'אט.</w:t>
       </w:r>
     </w:p>
     <w:p>
@@ -3681,20 +3870,46 @@
           <w:color w:val="7A5A00"/>
           <w:rtl/>
         </w:rPr>
-        <w:t>(מדביקים את הנקודות הגולמיות ומריצים בשידור חי)</w:t>
-      </w:r>
-    </w:p>
-    <w:p>
-      <w:pPr>
-        <w:bidi/>
-        <w:jc w:val="right"/>
-      </w:pPr>
-      <w:r>
-        <w:rPr>
-          <w:i w:val="0"/>
-          <w:rtl/>
-        </w:rPr>
-        <w:t>וזוכרים את כלל 4? שיחה, לא מברק: "עכשיו רק את טבלת המשימות, כהודעת וואטסאפ".</w:t>
+        <w:t>(מדביקים את ההנחיה בצ'אט)</w:t>
+      </w:r>
+    </w:p>
+    <w:p>
+      <w:pPr>
+        <w:bidi/>
+        <w:jc w:val="right"/>
+      </w:pPr>
+      <w:r>
+        <w:rPr>
+          <w:i w:val="0"/>
+          <w:rtl/>
+        </w:rPr>
+        <w:t>מי: הסיכום הולך למי שלא היה בחדר.</w:t>
+      </w:r>
+    </w:p>
+    <w:p>
+      <w:pPr>
+        <w:bidi/>
+        <w:jc w:val="right"/>
+      </w:pPr>
+      <w:r>
+        <w:rPr>
+          <w:i w:val="0"/>
+          <w:rtl/>
+        </w:rPr>
+        <w:t>מה: הנה הנקודות הגולמיות, הפוך אותן למסמך שאפשר לעבוד ממנו מחר בבוקר.</w:t>
+      </w:r>
+    </w:p>
+    <w:p>
+      <w:pPr>
+        <w:bidi/>
+        <w:jc w:val="right"/>
+      </w:pPr>
+      <w:r>
+        <w:rPr>
+          <w:i w:val="0"/>
+          <w:rtl/>
+        </w:rPr>
+        <w:t>איך: שלושה חלקים. החלטות. משימות, עם אחראי ותאריך. ומה נשאר פתוח. בלי הקדמה ובלי סיכום בסוף.</w:t>
       </w:r>
     </w:p>
     <w:p>
@@ -3708,157 +3923,20 @@
           <w:color w:val="7A5A00"/>
           <w:rtl/>
         </w:rPr>
-        <w:t>(מריצים)</w:t>
-      </w:r>
-    </w:p>
-    <w:p>
-      <w:pPr>
-        <w:bidi/>
-        <w:jc w:val="right"/>
-      </w:pPr>
-      <w:r>
-        <w:rPr>
-          <w:i w:val="0"/>
-          <w:rtl/>
-        </w:rPr>
-        <w:t>ובמפגש הבא נראה איך סיכום כזה הופך למצגת בלחיצה.</w:t>
-      </w:r>
-    </w:p>
-    <w:p>
-      <w:pPr>
-        <w:bidi/>
-        <w:jc w:val="right"/>
-      </w:pPr>
-      <w:r>
-        <w:rPr>
-          <w:b/>
-          <w:rtl/>
-        </w:rPr>
-        <w:t xml:space="preserve">מעבר: </w:t>
-      </w:r>
-      <w:r>
-        <w:rPr>
-          <w:i w:val="0"/>
-          <w:rtl/>
-        </w:rPr>
-        <w:t>"ומה עושים כשצריך עובדה עדכנית, עם מקור?"</w:t>
-      </w:r>
-    </w:p>
-    <w:p>
-      <w:pPr>
-        <w:pStyle w:val="Heading2"/>
-        <w:bidi/>
-        <w:jc w:val="right"/>
-      </w:pPr>
-      <w:r>
-        <w:rPr>
-          <w:rtl/>
-        </w:rPr>
-        <w:t>שקופית 21: Perplexity: כשחייבים מקור (3 דקות)</w:t>
-      </w:r>
-    </w:p>
-    <w:p>
-      <w:pPr>
-        <w:bidi/>
-        <w:jc w:val="right"/>
-      </w:pPr>
-      <w:r>
-        <w:rPr>
-          <w:b/>
-          <w:rtl/>
-        </w:rPr>
-        <w:t xml:space="preserve">מטרה: </w:t>
-      </w:r>
-      <w:r>
-        <w:rPr>
-          <w:i w:val="0"/>
-          <w:rtl/>
-        </w:rPr>
-        <w:t>להבין מתי פרפלקסיטי במקום, ואיך משרשרים אותו לכלי הכתיבה.</w:t>
-      </w:r>
-    </w:p>
-    <w:p>
-      <w:pPr>
-        <w:bidi/>
-        <w:jc w:val="right"/>
-      </w:pPr>
-      <w:r>
-        <w:rPr>
-          <w:b/>
-          <w:rtl/>
-        </w:rPr>
-        <w:t xml:space="preserve">מה לומר: </w:t>
-      </w:r>
-      <w:r>
-        <w:rPr>
-          <w:i w:val="0"/>
-          <w:rtl/>
-        </w:rPr>
-      </w:r>
-    </w:p>
-    <w:p>
-      <w:pPr>
-        <w:bidi/>
-        <w:jc w:val="right"/>
-      </w:pPr>
-      <w:r>
-        <w:rPr>
-          <w:i w:val="0"/>
-          <w:rtl/>
-        </w:rPr>
-        <w:t>פרפלקסיטי. זה לא עוד צ'אט, וזה גם לא גוגל. זה מנוע תשובות עם מקורות, בזמן אמת.</w:t>
-      </w:r>
-    </w:p>
-    <w:p>
-      <w:pPr>
-        <w:bidi/>
-        <w:jc w:val="right"/>
-      </w:pPr>
-      <w:r>
-        <w:rPr>
-          <w:i w:val="0"/>
-          <w:rtl/>
-        </w:rPr>
-        <w:t>מתי כן? כשצריך לדעת מה השתנה עכשיו: תקנה, מחיר, כלי, מתחרה. כשצריך מאמר עם תאריך.</w:t>
-      </w:r>
-    </w:p>
-    <w:p>
-      <w:pPr>
-        <w:bidi/>
-        <w:jc w:val="right"/>
-      </w:pPr>
-      <w:r>
-        <w:rPr>
-          <w:i w:val="0"/>
-          <w:rtl/>
-        </w:rPr>
-        <w:t>מתי לא? לנסח מייל, לסכם ישיבה, לשכתב טון. לזה יש את הכלים שכבר הכרנו.</w:t>
-      </w:r>
-    </w:p>
-    <w:p>
-      <w:pPr>
-        <w:bidi/>
-        <w:jc w:val="right"/>
-      </w:pPr>
-      <w:r>
-        <w:rPr>
-          <w:i w:val="0"/>
-          <w:rtl/>
-        </w:rPr>
-        <w:t>ההנחיה: "[שאלה אחת ספציפית]. תשובה קצרה, מקור ותאריך לכל נתון. אם יש מחלוקת, כתוב".</w:t>
-      </w:r>
-    </w:p>
-    <w:p>
-      <w:pPr>
-        <w:bidi/>
-        <w:jc w:val="right"/>
-      </w:pPr>
-      <w:r>
-        <w:rPr>
-          <w:i w:val="0"/>
-          <w:rtl/>
-        </w:rPr>
-        <w:t>והשרשרת: מצאתם עובדה? מעתיקים לצ'אט ג'יפיטי או לקלוד, וכותבים: "עדכן את הטיוטה לפי זה, בלי להוסיף עובדות חדשות".</w:t>
+        <w:t>(מדביקים את הנקודות הגולמיות ומריצים בשידור חי)</w:t>
+      </w:r>
+    </w:p>
+    <w:p>
+      <w:pPr>
+        <w:bidi/>
+        <w:jc w:val="right"/>
+      </w:pPr>
+      <w:r>
+        <w:rPr>
+          <w:i w:val="0"/>
+          <w:rtl/>
+        </w:rPr>
+        <w:t>וזוכרים את כלל 4? שיחה, לא מברק: "עכשיו רק את טבלת המשימות, כהודעת וואטסאפ".</w:t>
       </w:r>
     </w:p>
     <w:p>
@@ -3872,7 +3950,20 @@
           <w:color w:val="7A5A00"/>
           <w:rtl/>
         </w:rPr>
-        <w:t>(אם יש זמן: מריצים שאלה אחת בשידור חי ומראים את המקורות)</w:t>
+        <w:t>(מריצים)</w:t>
+      </w:r>
+    </w:p>
+    <w:p>
+      <w:pPr>
+        <w:bidi/>
+        <w:jc w:val="right"/>
+      </w:pPr>
+      <w:r>
+        <w:rPr>
+          <w:i w:val="0"/>
+          <w:rtl/>
+        </w:rPr>
+        <w:t>ובמפגש הבא נראה איך סיכום כזה הופך למצגת בלחיצה.</w:t>
       </w:r>
     </w:p>
     <w:p>
@@ -3892,7 +3983,7 @@
           <w:i w:val="0"/>
           <w:rtl/>
         </w:rPr>
-        <w:t>"ושני כלים שרוב האנשים מפספסים."</w:t>
+        <w:t>"ומה עושים כשצריך עובדה עדכנית, עם מקור?"</w:t>
       </w:r>
     </w:p>
     <w:p>
@@ -3905,7 +3996,7 @@
         <w:rPr>
           <w:rtl/>
         </w:rPr>
-        <w:t>שקופית 22: NotebookLM ותמלול (3 דקות)</w:t>
+        <w:t>שקופית 22: Perplexity: כשחייבים מקור (3 דקות)</w:t>
       </w:r>
     </w:p>
     <w:p>
@@ -3925,7 +4016,7 @@
           <w:i w:val="0"/>
           <w:rtl/>
         </w:rPr>
-        <w:t>להכיר את נוטבוק אל אם ואת המעבר מתמלול לסיכום.</w:t>
+        <w:t>להבין מתי פרפלקסיטי במקום, ואיך משרשרים אותו לכלי הכתיבה.</w:t>
       </w:r>
     </w:p>
     <w:p>
@@ -3957,209 +4048,59 @@
           <w:i w:val="0"/>
           <w:rtl/>
         </w:rPr>
-        <w:t>נוטבוק אל אם של גוגל. מעלים תיק של 5 עד 15 קבצים, והוא עונה רק מתוך מה שהעליתם.</w:t>
-      </w:r>
-    </w:p>
-    <w:p>
-      <w:pPr>
-        <w:bidi/>
-        <w:jc w:val="right"/>
-      </w:pPr>
-      <w:r>
-        <w:rPr>
-          <w:i w:val="0"/>
-          <w:rtl/>
-        </w:rPr>
-        <w:t>זה היתרון הגדול: הוא לא ממציא. כל תשובה מגיעה עם הפניה למקום בקובץ.</w:t>
-      </w:r>
-    </w:p>
-    <w:p>
-      <w:pPr>
-        <w:bidi/>
-        <w:jc w:val="right"/>
-      </w:pPr>
-      <w:r>
-        <w:rPr>
-          <w:i w:val="0"/>
-          <w:rtl/>
-        </w:rPr>
-        <w:t>מושלם לדף הכנה לפגישה, או לשאלה על כמה מסמכים בבת אחת.</w:t>
-      </w:r>
-    </w:p>
-    <w:p>
-      <w:pPr>
-        <w:bidi/>
-        <w:jc w:val="right"/>
-      </w:pPr>
-      <w:r>
-        <w:rPr>
-          <w:i w:val="0"/>
-          <w:rtl/>
-        </w:rPr>
-        <w:t>והכלי השני הוא בעצם שרשרת: תמלול. הקלטה של זום, שיעור או שיחת לקוח, הופכת לטקסט גולמי. ואת הטקסט מכניסים להנחיה של תחנה 2.</w:t>
-      </w:r>
-    </w:p>
-    <w:p>
-      <w:pPr>
-        <w:bidi/>
-        <w:jc w:val="right"/>
-      </w:pPr>
-      <w:r>
-        <w:rPr>
-          <w:i w:val="0"/>
-          <w:rtl/>
-        </w:rPr>
-        <w:t>רק משפט אחד חשוב להוסיף: "אל תמציא החלטה שלא נאמרה".</w:t>
-      </w:r>
-    </w:p>
-    <w:p>
-      <w:pPr>
-        <w:bidi/>
-        <w:jc w:val="right"/>
-      </w:pPr>
-      <w:r>
-        <w:rPr>
-          <w:i w:val="0"/>
-          <w:rtl/>
-        </w:rPr>
-        <w:t>וזה לא רק למי שיושב במשרד: מורים, אנשי מכירות, עובדי שטח, מראיינים.</w:t>
-      </w:r>
-    </w:p>
-    <w:p>
-      <w:pPr>
-        <w:bidi/>
-        <w:jc w:val="right"/>
-      </w:pPr>
-      <w:r>
-        <w:rPr>
-          <w:i w:val="0"/>
-          <w:rtl/>
-        </w:rPr>
-        <w:t>שאלה לצ'אט: איזו הקלטה או איזה תיק מסמכים הייתם מכניסים לשם השבוע?</w:t>
-      </w:r>
-    </w:p>
-    <w:p>
-      <w:pPr>
-        <w:bidi/>
-        <w:jc w:val="right"/>
-      </w:pPr>
-      <w:r>
-        <w:rPr>
-          <w:b/>
-          <w:rtl/>
-        </w:rPr>
-        <w:t xml:space="preserve">מעבר: </w:t>
-      </w:r>
-      <w:r>
-        <w:rPr>
-          <w:i w:val="0"/>
-          <w:rtl/>
-        </w:rPr>
-        <w:t>"ועוד כלי קטן שחוסך המון הקלדה."</w:t>
-      </w:r>
-    </w:p>
-    <w:p>
-      <w:pPr>
-        <w:pStyle w:val="Heading2"/>
-        <w:bidi/>
-        <w:jc w:val="right"/>
-      </w:pPr>
-      <w:r>
-        <w:rPr>
-          <w:rtl/>
-        </w:rPr>
-        <w:t>שקופית 23: Wispr Flow: מדברים במקום להקליד (3 דקות)</w:t>
-      </w:r>
-    </w:p>
-    <w:p>
-      <w:pPr>
-        <w:bidi/>
-        <w:jc w:val="right"/>
-      </w:pPr>
-      <w:r>
-        <w:rPr>
-          <w:b/>
-          <w:rtl/>
-        </w:rPr>
-        <w:t xml:space="preserve">מטרה: </w:t>
-      </w:r>
-      <w:r>
-        <w:rPr>
-          <w:i w:val="0"/>
-          <w:rtl/>
-        </w:rPr>
-        <w:t>להכיר הכתבה קולית חכמה, שעוזרת לכתוב הנחיות ארוכות.</w:t>
-      </w:r>
-    </w:p>
-    <w:p>
-      <w:pPr>
-        <w:bidi/>
-        <w:jc w:val="right"/>
-      </w:pPr>
-      <w:r>
-        <w:rPr>
-          <w:b/>
-          <w:rtl/>
-        </w:rPr>
-        <w:t xml:space="preserve">מה לומר: </w:t>
-      </w:r>
-      <w:r>
-        <w:rPr>
-          <w:i w:val="0"/>
-          <w:rtl/>
-        </w:rPr>
-      </w:r>
-    </w:p>
-    <w:p>
-      <w:pPr>
-        <w:bidi/>
-        <w:jc w:val="right"/>
-      </w:pPr>
-      <w:r>
-        <w:rPr>
-          <w:i w:val="0"/>
-          <w:rtl/>
-        </w:rPr>
-        <w:t>כמה מכם כותבים הנחיות קצרות, רק כי מתעצלים להקליד? כולנו.</w:t>
-      </w:r>
-    </w:p>
-    <w:p>
-      <w:pPr>
-        <w:bidi/>
-        <w:jc w:val="right"/>
-      </w:pPr>
-      <w:r>
-        <w:rPr>
-          <w:i w:val="0"/>
-          <w:rtl/>
-        </w:rPr>
-        <w:t>Wispr Flow הוא אפליקציה חינמית למחשב. מחזיקים מקש, מדברים, ומשחררים. והוא כותב, מנקה את ה"אממ" ומוסיף פיסוק.</w:t>
-      </w:r>
-    </w:p>
-    <w:p>
-      <w:pPr>
-        <w:bidi/>
-        <w:jc w:val="right"/>
-      </w:pPr>
-      <w:r>
-        <w:rPr>
-          <w:i w:val="0"/>
-          <w:rtl/>
-        </w:rPr>
-        <w:t>והוא עובד בכל מקום: בצ'אט ג'יפיטי, בקלוד, בוואטסאפ ובמייל.</w:t>
-      </w:r>
-    </w:p>
-    <w:p>
-      <w:pPr>
-        <w:bidi/>
-        <w:jc w:val="right"/>
-      </w:pPr>
-      <w:r>
-        <w:rPr>
-          <w:i w:val="0"/>
-          <w:rtl/>
-        </w:rPr>
-        <w:t>בעברית: בהגדרות בוחרים עברית כשפה.</w:t>
+        <w:t>פרפלקסיטי. זה לא עוד צ'אט, וזה גם לא גוגל. זה מנוע תשובות עם מקורות, בזמן אמת.</w:t>
+      </w:r>
+    </w:p>
+    <w:p>
+      <w:pPr>
+        <w:bidi/>
+        <w:jc w:val="right"/>
+      </w:pPr>
+      <w:r>
+        <w:rPr>
+          <w:i w:val="0"/>
+          <w:rtl/>
+        </w:rPr>
+        <w:t>מתי כן? כשצריך לדעת מה השתנה עכשיו: תקנה, מחיר, כלי, מתחרה. כשצריך מאמר עם תאריך.</w:t>
+      </w:r>
+    </w:p>
+    <w:p>
+      <w:pPr>
+        <w:bidi/>
+        <w:jc w:val="right"/>
+      </w:pPr>
+      <w:r>
+        <w:rPr>
+          <w:i w:val="0"/>
+          <w:rtl/>
+        </w:rPr>
+        <w:t>מתי לא? לנסח מייל, לסכם ישיבה, לשכתב טון. לזה יש את הכלים שכבר הכרנו.</w:t>
+      </w:r>
+    </w:p>
+    <w:p>
+      <w:pPr>
+        <w:bidi/>
+        <w:jc w:val="right"/>
+      </w:pPr>
+      <w:r>
+        <w:rPr>
+          <w:i w:val="0"/>
+          <w:rtl/>
+        </w:rPr>
+        <w:t>ההנחיה: "[שאלה אחת ספציפית]. תשובה קצרה, מקור ותאריך לכל נתון. אם יש מחלוקת, כתוב".</w:t>
+      </w:r>
+    </w:p>
+    <w:p>
+      <w:pPr>
+        <w:bidi/>
+        <w:jc w:val="right"/>
+      </w:pPr>
+      <w:r>
+        <w:rPr>
+          <w:i w:val="0"/>
+          <w:rtl/>
+        </w:rPr>
+        <w:t>והשרשרת: מצאתם עובדה? מעתיקים לצ'אט ג'יפיטי או לקלוד, וכותבים: "עדכן את הטיוטה לפי זה, בלי להוסיף עובדות חדשות".</w:t>
       </w:r>
     </w:p>
     <w:p>
@@ -4173,20 +4114,7 @@
           <w:color w:val="7A5A00"/>
           <w:rtl/>
         </w:rPr>
-        <w:t>(מדגימים: מכתיבים הנחיה ארוכה בקול)</w:t>
-      </w:r>
-    </w:p>
-    <w:p>
-      <w:pPr>
-        <w:bidi/>
-        <w:jc w:val="right"/>
-      </w:pPr>
-      <w:r>
-        <w:rPr>
-          <w:i w:val="0"/>
-          <w:rtl/>
-        </w:rPr>
-        <w:t>ושימו לב לטריק: כשמדברים, כותבים הנחיות ארוכות ומפורטות יותר. וזה בדיוק מה שצריך.</w:t>
+        <w:t>(אם יש זמן: מריצים שאלה אחת בשידור חי ומראים את המקורות)</w:t>
       </w:r>
     </w:p>
     <w:p>
@@ -4206,7 +4134,7 @@
           <w:i w:val="0"/>
           <w:rtl/>
         </w:rPr>
-        <w:t>"ועכשיו, החלק הכי חשוב של היום: הסדנה."</w:t>
+        <w:t>"ושני כלים שרוב האנשים מפספסים."</w:t>
       </w:r>
     </w:p>
     <w:p>
@@ -4219,7 +4147,7 @@
         <w:rPr>
           <w:rtl/>
         </w:rPr>
-        <w:t>שקופית 24: סדנה: אפיון העסק שלכם (20 דקות)</w:t>
+        <w:t>שקופית 23: NotebookLM ותמלול (3 דקות)</w:t>
       </w:r>
     </w:p>
     <w:p>
@@ -4239,7 +4167,7 @@
           <w:i w:val="0"/>
           <w:rtl/>
         </w:rPr>
-        <w:t>שכל משתתף ייצא עם אפיון של עמוד לעסק או למותג שלו.</w:t>
+        <w:t>להכיר את נוטבוק אל אם ואת המעבר מתמלול לסיכום.</w:t>
       </w:r>
     </w:p>
     <w:p>
@@ -4252,14 +4180,104 @@
           <w:b/>
           <w:rtl/>
         </w:rPr>
-        <w:t xml:space="preserve">הכנה מראש: </w:t>
-      </w:r>
-      <w:r>
-        <w:rPr>
-          <w:i w:val="0"/>
-          <w:rtl/>
-        </w:rPr>
-        <w:t>חדרי עבודה ל-12 דקות (אופציונלי), עם הודעת דקה לסיום.</w:t>
+        <w:t xml:space="preserve">מה לומר: </w:t>
+      </w:r>
+      <w:r>
+        <w:rPr>
+          <w:i w:val="0"/>
+          <w:rtl/>
+        </w:rPr>
+      </w:r>
+    </w:p>
+    <w:p>
+      <w:pPr>
+        <w:bidi/>
+        <w:jc w:val="right"/>
+      </w:pPr>
+      <w:r>
+        <w:rPr>
+          <w:i w:val="0"/>
+          <w:rtl/>
+        </w:rPr>
+        <w:t>נוטבוק אל אם של גוגל. מעלים תיק של 5 עד 15 קבצים, והוא עונה רק מתוך מה שהעליתם.</w:t>
+      </w:r>
+    </w:p>
+    <w:p>
+      <w:pPr>
+        <w:bidi/>
+        <w:jc w:val="right"/>
+      </w:pPr>
+      <w:r>
+        <w:rPr>
+          <w:i w:val="0"/>
+          <w:rtl/>
+        </w:rPr>
+        <w:t>זה היתרון הגדול: הוא לא ממציא. כל תשובה מגיעה עם הפניה למקום בקובץ.</w:t>
+      </w:r>
+    </w:p>
+    <w:p>
+      <w:pPr>
+        <w:bidi/>
+        <w:jc w:val="right"/>
+      </w:pPr>
+      <w:r>
+        <w:rPr>
+          <w:i w:val="0"/>
+          <w:rtl/>
+        </w:rPr>
+        <w:t>מושלם לדף הכנה לפגישה, או לשאלה על כמה מסמכים בבת אחת.</w:t>
+      </w:r>
+    </w:p>
+    <w:p>
+      <w:pPr>
+        <w:bidi/>
+        <w:jc w:val="right"/>
+      </w:pPr>
+      <w:r>
+        <w:rPr>
+          <w:i w:val="0"/>
+          <w:rtl/>
+        </w:rPr>
+        <w:t>והכלי השני הוא בעצם שרשרת: תמלול. הקלטה של זום, שיעור או שיחת לקוח, הופכת לטקסט גולמי. ואת הטקסט מכניסים להנחיה של תחנה 2.</w:t>
+      </w:r>
+    </w:p>
+    <w:p>
+      <w:pPr>
+        <w:bidi/>
+        <w:jc w:val="right"/>
+      </w:pPr>
+      <w:r>
+        <w:rPr>
+          <w:i w:val="0"/>
+          <w:rtl/>
+        </w:rPr>
+        <w:t>רק משפט אחד חשוב להוסיף: "אל תמציא החלטה שלא נאמרה".</w:t>
+      </w:r>
+    </w:p>
+    <w:p>
+      <w:pPr>
+        <w:bidi/>
+        <w:jc w:val="right"/>
+      </w:pPr>
+      <w:r>
+        <w:rPr>
+          <w:i w:val="0"/>
+          <w:rtl/>
+        </w:rPr>
+        <w:t>וזה לא רק למי שיושב במשרד: מורים, אנשי מכירות, עובדי שטח, מראיינים.</w:t>
+      </w:r>
+    </w:p>
+    <w:p>
+      <w:pPr>
+        <w:bidi/>
+        <w:jc w:val="right"/>
+      </w:pPr>
+      <w:r>
+        <w:rPr>
+          <w:i w:val="0"/>
+          <w:rtl/>
+        </w:rPr>
+        <w:t>שאלה לצ'אט: איזו הקלטה או איזה תיק מסמכים הייתם מכניסים לשם השבוע?</w:t>
       </w:r>
     </w:p>
     <w:p>
@@ -4272,14 +4290,27 @@
           <w:b/>
           <w:rtl/>
         </w:rPr>
-        <w:t xml:space="preserve">אפליקציית הקורס: </w:t>
-      </w:r>
-      <w:r>
-        <w:rPr>
-          <w:i w:val="0"/>
-          <w:rtl/>
-        </w:rPr>
-        <w:t>פותחים את האתגר "אפיון העסק שלי במשפט אחד".</w:t>
+        <w:t xml:space="preserve">מעבר: </w:t>
+      </w:r>
+      <w:r>
+        <w:rPr>
+          <w:i w:val="0"/>
+          <w:rtl/>
+        </w:rPr>
+        <w:t>"ועוד כלי קטן שחוסך המון הקלדה."</w:t>
+      </w:r>
+    </w:p>
+    <w:p>
+      <w:pPr>
+        <w:pStyle w:val="Heading2"/>
+        <w:bidi/>
+        <w:jc w:val="right"/>
+      </w:pPr>
+      <w:r>
+        <w:rPr>
+          <w:rtl/>
+        </w:rPr>
+        <w:t>שקופית 24: Wispr Flow: מדברים במקום להקליד (2 דקות)</w:t>
       </w:r>
     </w:p>
     <w:p>
@@ -4292,6 +4323,26 @@
           <w:b/>
           <w:rtl/>
         </w:rPr>
+        <w:t xml:space="preserve">מטרה: </w:t>
+      </w:r>
+      <w:r>
+        <w:rPr>
+          <w:i w:val="0"/>
+          <w:rtl/>
+        </w:rPr>
+        <w:t>להכיר הכתבה קולית חכמה, שעוזרת לכתוב הנחיות ארוכות.</w:t>
+      </w:r>
+    </w:p>
+    <w:p>
+      <w:pPr>
+        <w:bidi/>
+        <w:jc w:val="right"/>
+      </w:pPr>
+      <w:r>
+        <w:rPr>
+          <w:b/>
+          <w:rtl/>
+        </w:rPr>
         <w:t xml:space="preserve">מה לומר: </w:t>
       </w:r>
       <w:r>
@@ -4311,33 +4362,46 @@
           <w:i w:val="0"/>
           <w:rtl/>
         </w:rPr>
-        <w:t>עכשיו כל אחד בונה את הבסיס לכל הקורס: אפיון של העסק או המותג שלכם.</w:t>
-      </w:r>
-    </w:p>
-    <w:p>
-      <w:pPr>
-        <w:bidi/>
-        <w:jc w:val="right"/>
-      </w:pPr>
-      <w:r>
-        <w:rPr>
-          <w:i w:val="0"/>
-          <w:rtl/>
-        </w:rPr>
-        <w:t>אין לכם עסק? בחרו רעיון שתמיד רציתם, או מותג אישי.</w:t>
-      </w:r>
-    </w:p>
-    <w:p>
-      <w:pPr>
-        <w:bidi/>
-        <w:jc w:val="right"/>
-      </w:pPr>
-      <w:r>
-        <w:rPr>
-          <w:i w:val="0"/>
-          <w:rtl/>
-        </w:rPr>
-        <w:t>ונשתמש בטכניקת הראיון: ה-AI ישאל, ואתם תענו. ההנחיה בצ'אט.</w:t>
+        <w:t>כמה מכם כותבים הנחיות קצרות, רק כי מתעצלים להקליד? כולנו.</w:t>
+      </w:r>
+    </w:p>
+    <w:p>
+      <w:pPr>
+        <w:bidi/>
+        <w:jc w:val="right"/>
+      </w:pPr>
+      <w:r>
+        <w:rPr>
+          <w:i w:val="0"/>
+          <w:rtl/>
+        </w:rPr>
+        <w:t>Wispr Flow הוא אפליקציה חינמית למחשב. מחזיקים מקש, מדברים, ומשחררים. והוא כותב, מנקה את ה"אממ" ומוסיף פיסוק.</w:t>
+      </w:r>
+    </w:p>
+    <w:p>
+      <w:pPr>
+        <w:bidi/>
+        <w:jc w:val="right"/>
+      </w:pPr>
+      <w:r>
+        <w:rPr>
+          <w:i w:val="0"/>
+          <w:rtl/>
+        </w:rPr>
+        <w:t>והוא עובד בכל מקום: בצ'אט ג'יפיטי, בקלוד, בוואטסאפ ובמייל.</w:t>
+      </w:r>
+    </w:p>
+    <w:p>
+      <w:pPr>
+        <w:bidi/>
+        <w:jc w:val="right"/>
+      </w:pPr>
+      <w:r>
+        <w:rPr>
+          <w:i w:val="0"/>
+          <w:rtl/>
+        </w:rPr>
+        <w:t>בעברית: בהגדרות בוחרים עברית כשפה.</w:t>
       </w:r>
     </w:p>
     <w:p>
@@ -4351,72 +4415,209 @@
           <w:color w:val="7A5A00"/>
           <w:rtl/>
         </w:rPr>
-        <w:t>(מדביקים את ההנחיה בצ'אט)</w:t>
-      </w:r>
-    </w:p>
-    <w:p>
-      <w:pPr>
-        <w:bidi/>
-        <w:jc w:val="right"/>
-      </w:pPr>
-      <w:r>
-        <w:rPr>
-          <w:i w:val="0"/>
-          <w:rtl/>
-        </w:rPr>
-        <w:t>אחת: מדביקים בקלוד או בצ'אט ג'יפיטי, ועונים בכנות. אפשר גם בקול, עם Wispr.</w:t>
-      </w:r>
-    </w:p>
-    <w:p>
-      <w:pPr>
-        <w:bidi/>
-        <w:jc w:val="right"/>
-      </w:pPr>
-      <w:r>
-        <w:rPr>
-          <w:i w:val="0"/>
-          <w:rtl/>
-        </w:rPr>
-        <w:t>שתיים: אחרי 8 שאלות מקבלים אפיון של עמוד: לקוח, בעיה, פתרון, ייחוד, מחירים וטון.</w:t>
-      </w:r>
-    </w:p>
-    <w:p>
-      <w:pPr>
-        <w:bidi/>
-        <w:jc w:val="right"/>
-      </w:pPr>
-      <w:r>
-        <w:rPr>
-          <w:i w:val="0"/>
-          <w:rtl/>
-        </w:rPr>
-        <w:t>שלוש: משפרים פעם אחת: "מה חסר? מה לא ברור ללקוח?"</w:t>
-      </w:r>
-    </w:p>
-    <w:p>
-      <w:pPr>
-        <w:bidi/>
-        <w:jc w:val="right"/>
-      </w:pPr>
-      <w:r>
-        <w:rPr>
-          <w:i w:val="0"/>
-          <w:rtl/>
-        </w:rPr>
-        <w:t>ארבע: שומרים בבנק. במפגש הבא האפיון הזה יקבל צבעים, אפליקציה, מצגת וסרטון.</w:t>
-      </w:r>
-    </w:p>
-    <w:p>
-      <w:pPr>
-        <w:bidi/>
-        <w:jc w:val="right"/>
-      </w:pPr>
-      <w:r>
-        <w:rPr>
-          <w:i w:val="0"/>
-          <w:rtl/>
-        </w:rPr>
-        <w:t>יש לכם 15 דקות.</w:t>
+        <w:t>(מדגימים: מכתיבים הנחיה ארוכה בקול)</w:t>
+      </w:r>
+    </w:p>
+    <w:p>
+      <w:pPr>
+        <w:bidi/>
+        <w:jc w:val="right"/>
+      </w:pPr>
+      <w:r>
+        <w:rPr>
+          <w:i w:val="0"/>
+          <w:rtl/>
+        </w:rPr>
+        <w:t>ושימו לב לטריק: כשמדברים, כותבים הנחיות ארוכות ומפורטות יותר. וזה בדיוק מה שצריך.</w:t>
+      </w:r>
+    </w:p>
+    <w:p>
+      <w:pPr>
+        <w:bidi/>
+        <w:jc w:val="right"/>
+      </w:pPr>
+      <w:r>
+        <w:rPr>
+          <w:b/>
+          <w:rtl/>
+        </w:rPr>
+        <w:t xml:space="preserve">מעבר: </w:t>
+      </w:r>
+      <w:r>
+        <w:rPr>
+          <w:i w:val="0"/>
+          <w:rtl/>
+        </w:rPr>
+        <w:t>"וזה רק אחד משמונה טריקים שחוסכים שעות."</w:t>
+      </w:r>
+    </w:p>
+    <w:p>
+      <w:pPr>
+        <w:pStyle w:val="Heading2"/>
+        <w:bidi/>
+        <w:jc w:val="right"/>
+      </w:pPr>
+      <w:r>
+        <w:rPr>
+          <w:rtl/>
+        </w:rPr>
+        <w:t>שקופית 25: 8 טריקים שחוסכים שעות (4 דקות)</w:t>
+      </w:r>
+    </w:p>
+    <w:p>
+      <w:pPr>
+        <w:bidi/>
+        <w:jc w:val="right"/>
+      </w:pPr>
+      <w:r>
+        <w:rPr>
+          <w:b/>
+          <w:rtl/>
+        </w:rPr>
+        <w:t xml:space="preserve">מטרה: </w:t>
+      </w:r>
+      <w:r>
+        <w:rPr>
+          <w:i w:val="0"/>
+          <w:rtl/>
+        </w:rPr>
+        <w:t>הרגלי עבודה של משתמשים מנוסים, להטמעה מיידית.</w:t>
+      </w:r>
+    </w:p>
+    <w:p>
+      <w:pPr>
+        <w:bidi/>
+        <w:jc w:val="right"/>
+      </w:pPr>
+      <w:r>
+        <w:rPr>
+          <w:b/>
+          <w:rtl/>
+        </w:rPr>
+        <w:t xml:space="preserve">מה לומר: </w:t>
+      </w:r>
+      <w:r>
+        <w:rPr>
+          <w:i w:val="0"/>
+          <w:rtl/>
+        </w:rPr>
+      </w:r>
+    </w:p>
+    <w:p>
+      <w:pPr>
+        <w:bidi/>
+        <w:jc w:val="right"/>
+      </w:pPr>
+      <w:r>
+        <w:rPr>
+          <w:i w:val="0"/>
+          <w:rtl/>
+        </w:rPr>
+        <w:t>שמונה טריקים שמשתמשים מנוסים עושים.</w:t>
+      </w:r>
+    </w:p>
+    <w:p>
+      <w:pPr>
+        <w:bidi/>
+        <w:jc w:val="right"/>
+      </w:pPr>
+      <w:r>
+        <w:rPr>
+          <w:i w:val="0"/>
+          <w:rtl/>
+        </w:rPr>
+        <w:t>הוראות קבועות: בהגדרות של צ'אט ג'יפיטי, ג'מיני או קלוד כותבים פעם אחת מי אתם ואיך לכתוב לכם.</w:t>
+      </w:r>
+    </w:p>
+    <w:p>
+      <w:pPr>
+        <w:bidi/>
+        <w:jc w:val="right"/>
+      </w:pPr>
+      <w:r>
+        <w:rPr>
+          <w:i w:val="0"/>
+          <w:rtl/>
+        </w:rPr>
+        <w:t>בנק הנחיות: מסמך אחד עם כל מה שעבד.</w:t>
+      </w:r>
+    </w:p>
+    <w:p>
+      <w:pPr>
+        <w:bidi/>
+        <w:jc w:val="right"/>
+      </w:pPr>
+      <w:r>
+        <w:rPr>
+          <w:i w:val="0"/>
+          <w:rtl/>
+        </w:rPr>
+        <w:t>מדברים במקום להקליד: פי 3 מהר.</w:t>
+      </w:r>
+    </w:p>
+    <w:p>
+      <w:pPr>
+        <w:bidi/>
+        <w:jc w:val="right"/>
+      </w:pPr>
+      <w:r>
+        <w:rPr>
+          <w:i w:val="0"/>
+          <w:rtl/>
+        </w:rPr>
+        <w:t>מצלמים מסך: במקום להסביר שגיאה, מדביקים תמונה.</w:t>
+      </w:r>
+    </w:p>
+    <w:p>
+      <w:pPr>
+        <w:bidi/>
+        <w:jc w:val="right"/>
+      </w:pPr>
+      <w:r>
+        <w:rPr>
+          <w:i w:val="0"/>
+          <w:rtl/>
+        </w:rPr>
+        <w:t>"תן 3 גרסאות שונות", ובוחרים.</w:t>
+      </w:r>
+    </w:p>
+    <w:p>
+      <w:pPr>
+        <w:bidi/>
+        <w:jc w:val="right"/>
+      </w:pPr>
+      <w:r>
+        <w:rPr>
+          <w:i w:val="0"/>
+          <w:rtl/>
+        </w:rPr>
+        <w:t>"בטבלה שאפשר להדביק באקסל": חוסך העתקות.</w:t>
+      </w:r>
+    </w:p>
+    <w:p>
+      <w:pPr>
+        <w:bidi/>
+        <w:jc w:val="right"/>
+      </w:pPr>
+      <w:r>
+        <w:rPr>
+          <w:i w:val="0"/>
+          <w:rtl/>
+        </w:rPr>
+        <w:t>"לפני שאתה עונה, מה חסר לך?": תשובה מדויקת מהפעם הראשונה.</w:t>
+      </w:r>
+    </w:p>
+    <w:p>
+      <w:pPr>
+        <w:bidi/>
+        <w:jc w:val="right"/>
+      </w:pPr>
+      <w:r>
+        <w:rPr>
+          <w:i w:val="0"/>
+          <w:rtl/>
+        </w:rPr>
+        <w:t>ומשימה שחוזרת? שומרים כעוזר קבוע. נלמד את זה במפגש 4.</w:t>
       </w:r>
     </w:p>
     <w:p>
@@ -4430,20 +4631,20 @@
           <w:color w:val="7A5A00"/>
           <w:rtl/>
         </w:rPr>
-        <w:t>(טיימר. עוזרים בצ'אט, או נכנסים לחדרי העבודה)</w:t>
-      </w:r>
-    </w:p>
-    <w:p>
-      <w:pPr>
-        <w:bidi/>
-        <w:jc w:val="right"/>
-      </w:pPr>
-      <w:r>
-        <w:rPr>
-          <w:i w:val="0"/>
-          <w:rtl/>
-        </w:rPr>
-        <w:t>ובסוף: כתבו באתגר את העסק שלכם במשפט אחד. הכי ברור וחד מנצח.</w:t>
+        <w:t>(משתפים מסך ומראים איפה ההוראות הקבועות בהגדרות)</w:t>
+      </w:r>
+    </w:p>
+    <w:p>
+      <w:pPr>
+        <w:bidi/>
+        <w:jc w:val="right"/>
+      </w:pPr>
+      <w:r>
+        <w:rPr>
+          <w:i w:val="0"/>
+          <w:rtl/>
+        </w:rPr>
+        <w:t>כתבו בצ'אט: איזה טריק אתם מנסים כבר השבוע?</w:t>
       </w:r>
     </w:p>
     <w:p>
@@ -4463,7 +4664,7 @@
           <w:i w:val="0"/>
           <w:rtl/>
         </w:rPr>
-        <w:t>"וכשכולם סיימו, הגיע הזמן לגלריה."</w:t>
+        <w:t>"ועכשיו, החלק הכי חשוב של היום: הסדנה."</w:t>
       </w:r>
     </w:p>
     <w:p>
@@ -4476,7 +4677,7 @@
         <w:rPr>
           <w:rtl/>
         </w:rPr>
-        <w:t>שקופית 25: גלריית ההנחיות (5 דקות)</w:t>
+        <w:t>שקופית 26: סדנה: אפיון העסק שלכם (20 דקות)</w:t>
       </w:r>
     </w:p>
     <w:p>
@@ -4496,7 +4697,7 @@
           <w:i w:val="0"/>
           <w:rtl/>
         </w:rPr>
-        <w:t>ללמוד מההנחיות הטובות של המשתתפים עצמם.</w:t>
+        <w:t>שכל משתתף ייצא עם אפיון של עמוד לעסק או למותג שלו.</w:t>
       </w:r>
     </w:p>
     <w:p>
@@ -4509,6 +4710,26 @@
           <w:b/>
           <w:rtl/>
         </w:rPr>
+        <w:t xml:space="preserve">הכנה מראש: </w:t>
+      </w:r>
+      <w:r>
+        <w:rPr>
+          <w:i w:val="0"/>
+          <w:rtl/>
+        </w:rPr>
+        <w:t>חדרי עבודה ל-12 דקות (אופציונלי), עם הודעת דקה לסיום.</w:t>
+      </w:r>
+    </w:p>
+    <w:p>
+      <w:pPr>
+        <w:bidi/>
+        <w:jc w:val="right"/>
+      </w:pPr>
+      <w:r>
+        <w:rPr>
+          <w:b/>
+          <w:rtl/>
+        </w:rPr>
         <w:t xml:space="preserve">אפליקציית הקורס: </w:t>
       </w:r>
       <w:r>
@@ -4516,7 +4737,7 @@
           <w:i w:val="0"/>
           <w:rtl/>
         </w:rPr>
-        <w:t>הצבעה: הנחיית הערב.</w:t>
+        <w:t>פותחים את האתגר "אפיון העסק שלי במשפט אחד".</w:t>
       </w:r>
     </w:p>
     <w:p>
@@ -4548,7 +4769,33 @@
           <w:i w:val="0"/>
           <w:rtl/>
         </w:rPr>
-        <w:t>בחרתי שלושה אפיונים מהסדנה. בואו נסתכל עליהן ביחד.</w:t>
+        <w:t>עכשיו כל אחד בונה את הבסיס לכל הקורס: אפיון של העסק או המותג שלכם.</w:t>
+      </w:r>
+    </w:p>
+    <w:p>
+      <w:pPr>
+        <w:bidi/>
+        <w:jc w:val="right"/>
+      </w:pPr>
+      <w:r>
+        <w:rPr>
+          <w:i w:val="0"/>
+          <w:rtl/>
+        </w:rPr>
+        <w:t>אין לכם עסק? בחרו רעיון שתמיד רציתם, או מותג אישי.</w:t>
+      </w:r>
+    </w:p>
+    <w:p>
+      <w:pPr>
+        <w:bidi/>
+        <w:jc w:val="right"/>
+      </w:pPr>
+      <w:r>
+        <w:rPr>
+          <w:i w:val="0"/>
+          <w:rtl/>
+        </w:rPr>
+        <w:t>ונשתמש בטכניקת הראיון: ה-AI ישאל, ואתם תענו. ההנחיה בצ'אט.</w:t>
       </w:r>
     </w:p>
     <w:p>
@@ -4562,20 +4809,72 @@
           <w:color w:val="7A5A00"/>
           <w:rtl/>
         </w:rPr>
-        <w:t>(מציגים את הראשונה, לפני ואחרי)</w:t>
-      </w:r>
-    </w:p>
-    <w:p>
-      <w:pPr>
-        <w:bidi/>
-        <w:jc w:val="right"/>
-      </w:pPr>
-      <w:r>
-        <w:rPr>
-          <w:i w:val="0"/>
-          <w:rtl/>
-        </w:rPr>
-        <w:t>שאלה לצ'אט: איזה רכיב עשה פה את ההבדל? תפקיד? הקשר? פורמט? גבולות?</w:t>
+        <w:t>(מדביקים את ההנחיה בצ'אט)</w:t>
+      </w:r>
+    </w:p>
+    <w:p>
+      <w:pPr>
+        <w:bidi/>
+        <w:jc w:val="right"/>
+      </w:pPr>
+      <w:r>
+        <w:rPr>
+          <w:i w:val="0"/>
+          <w:rtl/>
+        </w:rPr>
+        <w:t>אחת: מדביקים בקלוד או בצ'אט ג'יפיטי, ועונים בכנות. אפשר גם בקול, עם Wispr.</w:t>
+      </w:r>
+    </w:p>
+    <w:p>
+      <w:pPr>
+        <w:bidi/>
+        <w:jc w:val="right"/>
+      </w:pPr>
+      <w:r>
+        <w:rPr>
+          <w:i w:val="0"/>
+          <w:rtl/>
+        </w:rPr>
+        <w:t>שתיים: אחרי 8 שאלות מקבלים אפיון של עמוד: לקוח, בעיה, פתרון, ייחוד, מחירים וטון.</w:t>
+      </w:r>
+    </w:p>
+    <w:p>
+      <w:pPr>
+        <w:bidi/>
+        <w:jc w:val="right"/>
+      </w:pPr>
+      <w:r>
+        <w:rPr>
+          <w:i w:val="0"/>
+          <w:rtl/>
+        </w:rPr>
+        <w:t>שלוש: משפרים פעם אחת: "מה חסר? מה לא ברור ללקוח?"</w:t>
+      </w:r>
+    </w:p>
+    <w:p>
+      <w:pPr>
+        <w:bidi/>
+        <w:jc w:val="right"/>
+      </w:pPr>
+      <w:r>
+        <w:rPr>
+          <w:i w:val="0"/>
+          <w:rtl/>
+        </w:rPr>
+        <w:t>ארבע: שומרים בבנק. במפגש הבא האפיון הזה יקבל צבעים, אפליקציה, מצגת וסרטון.</w:t>
+      </w:r>
+    </w:p>
+    <w:p>
+      <w:pPr>
+        <w:bidi/>
+        <w:jc w:val="right"/>
+      </w:pPr>
+      <w:r>
+        <w:rPr>
+          <w:i w:val="0"/>
+          <w:rtl/>
+        </w:rPr>
+        <w:t>יש לכם 15 דקות.</w:t>
       </w:r>
     </w:p>
     <w:p>
@@ -4589,20 +4888,125 @@
           <w:color w:val="7A5A00"/>
           <w:rtl/>
         </w:rPr>
-        <w:t>(חוזרים על זה עם השתיים האחרות)</w:t>
-      </w:r>
-    </w:p>
-    <w:p>
-      <w:pPr>
-        <w:bidi/>
-        <w:jc w:val="right"/>
-      </w:pPr>
-      <w:r>
-        <w:rPr>
-          <w:i w:val="0"/>
-          <w:rtl/>
-        </w:rPr>
-        <w:t>ועכשיו הצבעה: מהי הנחיית הערב? המנצחת נכנסת לבנק של כולם, ואשלח אותה במייל.</w:t>
+        <w:t>(טיימר. עוזרים בצ'אט, או נכנסים לחדרי העבודה)</w:t>
+      </w:r>
+    </w:p>
+    <w:p>
+      <w:pPr>
+        <w:bidi/>
+        <w:jc w:val="right"/>
+      </w:pPr>
+      <w:r>
+        <w:rPr>
+          <w:i w:val="0"/>
+          <w:rtl/>
+        </w:rPr>
+        <w:t>ובסוף: כתבו באתגר את העסק שלכם במשפט אחד. הכי ברור וחד מנצח.</w:t>
+      </w:r>
+    </w:p>
+    <w:p>
+      <w:pPr>
+        <w:bidi/>
+        <w:jc w:val="right"/>
+      </w:pPr>
+      <w:r>
+        <w:rPr>
+          <w:b/>
+          <w:rtl/>
+        </w:rPr>
+        <w:t xml:space="preserve">מעבר: </w:t>
+      </w:r>
+      <w:r>
+        <w:rPr>
+          <w:i w:val="0"/>
+          <w:rtl/>
+        </w:rPr>
+        <w:t>"וכשכולם סיימו, הגיע הזמן לגלריה."</w:t>
+      </w:r>
+    </w:p>
+    <w:p>
+      <w:pPr>
+        <w:pStyle w:val="Heading2"/>
+        <w:bidi/>
+        <w:jc w:val="right"/>
+      </w:pPr>
+      <w:r>
+        <w:rPr>
+          <w:rtl/>
+        </w:rPr>
+        <w:t>שקופית 27: גלריית ההנחיות (4 דקות)</w:t>
+      </w:r>
+    </w:p>
+    <w:p>
+      <w:pPr>
+        <w:bidi/>
+        <w:jc w:val="right"/>
+      </w:pPr>
+      <w:r>
+        <w:rPr>
+          <w:b/>
+          <w:rtl/>
+        </w:rPr>
+        <w:t xml:space="preserve">מטרה: </w:t>
+      </w:r>
+      <w:r>
+        <w:rPr>
+          <w:i w:val="0"/>
+          <w:rtl/>
+        </w:rPr>
+        <w:t>ללמוד מההנחיות הטובות של המשתתפים עצמם.</w:t>
+      </w:r>
+    </w:p>
+    <w:p>
+      <w:pPr>
+        <w:bidi/>
+        <w:jc w:val="right"/>
+      </w:pPr>
+      <w:r>
+        <w:rPr>
+          <w:b/>
+          <w:rtl/>
+        </w:rPr>
+        <w:t xml:space="preserve">אפליקציית הקורס: </w:t>
+      </w:r>
+      <w:r>
+        <w:rPr>
+          <w:i w:val="0"/>
+          <w:rtl/>
+        </w:rPr>
+        <w:t>הצבעה: הנחיית הערב.</w:t>
+      </w:r>
+    </w:p>
+    <w:p>
+      <w:pPr>
+        <w:bidi/>
+        <w:jc w:val="right"/>
+      </w:pPr>
+      <w:r>
+        <w:rPr>
+          <w:b/>
+          <w:rtl/>
+        </w:rPr>
+        <w:t xml:space="preserve">מה לומר: </w:t>
+      </w:r>
+      <w:r>
+        <w:rPr>
+          <w:i w:val="0"/>
+          <w:rtl/>
+        </w:rPr>
+      </w:r>
+    </w:p>
+    <w:p>
+      <w:pPr>
+        <w:bidi/>
+        <w:jc w:val="right"/>
+      </w:pPr>
+      <w:r>
+        <w:rPr>
+          <w:i w:val="0"/>
+          <w:rtl/>
+        </w:rPr>
+        <w:t>בחרתי שלושה אפיונים מהסדנה. בואו נסתכל עליהן ביחד.</w:t>
       </w:r>
     </w:p>
     <w:p>
@@ -4616,268 +5020,20 @@
           <w:color w:val="7A5A00"/>
           <w:rtl/>
         </w:rPr>
-        <w:t>(מכריזים על המנצחת, ומבקשים מהכותב לספר במשפט איך הגיע אליה)</w:t>
-      </w:r>
-    </w:p>
-    <w:p>
-      <w:pPr>
-        <w:bidi/>
-        <w:jc w:val="right"/>
-      </w:pPr>
-      <w:r>
-        <w:rPr>
-          <w:b/>
-          <w:rtl/>
-        </w:rPr>
-        <w:t xml:space="preserve">מעבר: </w:t>
-      </w:r>
-      <w:r>
-        <w:rPr>
-          <w:i w:val="0"/>
-          <w:rtl/>
-        </w:rPr>
-        <w:t>"וכדי שתזכרו את כל הכלים, הנה כרטיס הכיס."</w:t>
-      </w:r>
-    </w:p>
-    <w:p>
-      <w:pPr>
-        <w:pStyle w:val="Heading2"/>
-        <w:bidi/>
-        <w:jc w:val="right"/>
-      </w:pPr>
-      <w:r>
-        <w:rPr>
-          <w:rtl/>
-        </w:rPr>
-        <w:t>שקופית 26: כרטיס הכיס: 8 כלים להנחיה מנצחת (2 דקות)</w:t>
-      </w:r>
-    </w:p>
-    <w:p>
-      <w:pPr>
-        <w:bidi/>
-        <w:jc w:val="right"/>
-      </w:pPr>
-      <w:r>
-        <w:rPr>
-          <w:b/>
-          <w:rtl/>
-        </w:rPr>
-        <w:t xml:space="preserve">מטרה: </w:t>
-      </w:r>
-      <w:r>
-        <w:rPr>
-          <w:i w:val="0"/>
-          <w:rtl/>
-        </w:rPr>
-        <w:t>לסכם את כל הכלים בשקופית אחת לשמירה.</w:t>
-      </w:r>
-    </w:p>
-    <w:p>
-      <w:pPr>
-        <w:bidi/>
-        <w:jc w:val="right"/>
-      </w:pPr>
-      <w:r>
-        <w:rPr>
-          <w:b/>
-          <w:rtl/>
-        </w:rPr>
-        <w:t xml:space="preserve">מה לומר: </w:t>
-      </w:r>
-      <w:r>
-        <w:rPr>
-          <w:i w:val="0"/>
-          <w:rtl/>
-        </w:rPr>
-      </w:r>
-    </w:p>
-    <w:p>
-      <w:pPr>
-        <w:bidi/>
-        <w:jc w:val="right"/>
-      </w:pPr>
-      <w:r>
-        <w:rPr>
-          <w:i w:val="0"/>
-          <w:rtl/>
-        </w:rPr>
-        <w:t>כל מה שלמדנו היום, בשקופית אחת. צלמו מסך. הכרטיס יישלח גם במייל.</w:t>
-      </w:r>
-    </w:p>
-    <w:p>
-      <w:pPr>
-        <w:bidi/>
-        <w:jc w:val="right"/>
-      </w:pPr>
-      <w:r>
-        <w:rPr>
-          <w:i w:val="0"/>
-          <w:rtl/>
-        </w:rPr>
-        <w:t>מי, מה, איך. ספציפיות. תפקיד. פורמט. גבולות. דוגמה. שיחה. וביקורת וראיון.</w:t>
-      </w:r>
-    </w:p>
-    <w:p>
-      <w:pPr>
-        <w:bidi/>
-        <w:jc w:val="right"/>
-      </w:pPr>
-      <w:r>
-        <w:rPr>
-          <w:i w:val="0"/>
-          <w:rtl/>
-        </w:rPr>
-        <w:t>והמשפט למטה חשוב: לא צריך את כולם בכל הנחיה. שלושה כלים נכונים כבר משנים את התוצאה.</w:t>
-      </w:r>
-    </w:p>
-    <w:p>
-      <w:pPr>
-        <w:bidi/>
-        <w:jc w:val="right"/>
-      </w:pPr>
-      <w:r>
-        <w:rPr>
-          <w:b/>
-          <w:rtl/>
-        </w:rPr>
-        <w:t xml:space="preserve">מעבר: </w:t>
-      </w:r>
-      <w:r>
-        <w:rPr>
-          <w:i w:val="0"/>
-          <w:rtl/>
-        </w:rPr>
-        <w:t>"ועכשיו, מה עושים עד הפעם הבאה."</w:t>
-      </w:r>
-    </w:p>
-    <w:p>
-      <w:pPr>
-        <w:pStyle w:val="Heading2"/>
-        <w:bidi/>
-        <w:jc w:val="right"/>
-      </w:pPr>
-      <w:r>
-        <w:rPr>
-          <w:rtl/>
-        </w:rPr>
-        <w:t>שקופית 27: תרגול בית (2 דקות)</w:t>
-      </w:r>
-    </w:p>
-    <w:p>
-      <w:pPr>
-        <w:bidi/>
-        <w:jc w:val="right"/>
-      </w:pPr>
-      <w:r>
-        <w:rPr>
-          <w:b/>
-          <w:rtl/>
-        </w:rPr>
-        <w:t xml:space="preserve">מטרה: </w:t>
-      </w:r>
-      <w:r>
-        <w:rPr>
-          <w:i w:val="0"/>
-          <w:rtl/>
-        </w:rPr>
-        <w:t>לסיים את האפיון ולבנות הרגל.</w:t>
-      </w:r>
-    </w:p>
-    <w:p>
-      <w:pPr>
-        <w:bidi/>
-        <w:jc w:val="right"/>
-      </w:pPr>
-      <w:r>
-        <w:rPr>
-          <w:b/>
-          <w:rtl/>
-        </w:rPr>
-        <w:t xml:space="preserve">מה לומר: </w:t>
-      </w:r>
-      <w:r>
-        <w:rPr>
-          <w:i w:val="0"/>
-          <w:rtl/>
-        </w:rPr>
-      </w:r>
-    </w:p>
-    <w:p>
-      <w:pPr>
-        <w:bidi/>
-        <w:jc w:val="right"/>
-      </w:pPr>
-      <w:r>
-        <w:rPr>
-          <w:i w:val="0"/>
-          <w:rtl/>
-        </w:rPr>
-        <w:t>שלושה דברים לשבוע הקרוב.</w:t>
-      </w:r>
-    </w:p>
-    <w:p>
-      <w:pPr>
-        <w:bidi/>
-        <w:jc w:val="right"/>
-      </w:pPr>
-      <w:r>
-        <w:rPr>
-          <w:i w:val="0"/>
-          <w:rtl/>
-        </w:rPr>
-        <w:t>אחת: מסיימים את האפיון. עמוד אחד, ברור, שמור בבנק.</w:t>
-      </w:r>
-    </w:p>
-    <w:p>
-      <w:pPr>
-        <w:bidi/>
-        <w:jc w:val="right"/>
-      </w:pPr>
-      <w:r>
-        <w:rPr>
-          <w:i w:val="0"/>
-          <w:rtl/>
-        </w:rPr>
-        <w:t>שתיים: 5 הנחיות לבנק, ואחת מהן עם תפקיד: "אתה...".</w:t>
-      </w:r>
-    </w:p>
-    <w:p>
-      <w:pPr>
-        <w:bidi/>
-        <w:jc w:val="right"/>
-      </w:pPr>
-      <w:r>
-        <w:rPr>
-          <w:i w:val="0"/>
-          <w:rtl/>
-        </w:rPr>
-        <w:t>שלוש: עונים על 3 מיילים אמיתיים בעזרת AI, ומתקנים לפני ששולחים.</w:t>
-      </w:r>
-    </w:p>
-    <w:p>
-      <w:pPr>
-        <w:bidi/>
-        <w:jc w:val="right"/>
-      </w:pPr>
-      <w:r>
-        <w:rPr>
-          <w:i w:val="0"/>
-          <w:rtl/>
-        </w:rPr>
-        <w:t>וארבע, חשוב מאוד: פותחים מראש חשבונות חינמיים בכלים של השיעור הבא: Gamma, Canva, HeyGen ו-ElevenLabs. ככה בשיעור לא מבזבזים זמן על הרשמות, רק יוצרים. אשלח לכם הודעה עם כל הקישורים.</w:t>
-      </w:r>
-    </w:p>
-    <w:p>
-      <w:pPr>
-        <w:bidi/>
-        <w:jc w:val="right"/>
-      </w:pPr>
-      <w:r>
-        <w:rPr>
-          <w:i w:val="0"/>
-          <w:rtl/>
-        </w:rPr>
-        <w:t>ורמז למפגש הבא: האפיון שלכם הופך למותג, לאפליקציה, למצגת, לתמונת פרופיל, ואפילו לסרטון שבו אתם מדברים. תביאו סלפי טוב.</w:t>
+        <w:t>(מציגים את הראשונה, לפני ואחרי)</w:t>
+      </w:r>
+    </w:p>
+    <w:p>
+      <w:pPr>
+        <w:bidi/>
+        <w:jc w:val="right"/>
+      </w:pPr>
+      <w:r>
+        <w:rPr>
+          <w:i w:val="0"/>
+          <w:rtl/>
+        </w:rPr>
+        <w:t>שאלה לצ'אט: איזה רכיב עשה פה את ההבדל? תפקיד? הקשר? פורמט? גבולות?</w:t>
       </w:r>
     </w:p>
     <w:p>
@@ -4891,105 +5047,20 @@
           <w:color w:val="7A5A00"/>
           <w:rtl/>
         </w:rPr>
-        <w:t>(מדביקים את משימת הבית בצ'אט. יומיים לפני המפגש הבא שולחים את הודעת ההכנה)</w:t>
-      </w:r>
-    </w:p>
-    <w:p>
-      <w:pPr>
-        <w:bidi/>
-        <w:jc w:val="right"/>
-      </w:pPr>
-      <w:r>
-        <w:rPr>
-          <w:b/>
-          <w:rtl/>
-        </w:rPr>
-        <w:t xml:space="preserve">מעבר: </w:t>
-      </w:r>
-      <w:r>
-        <w:rPr>
-          <w:i w:val="0"/>
-          <w:rtl/>
-        </w:rPr>
-        <w:t>"וכל הכלים של היום, במקום אחד."</w:t>
-      </w:r>
-    </w:p>
-    <w:p>
-      <w:pPr>
-        <w:pStyle w:val="Heading2"/>
-        <w:bidi/>
-        <w:jc w:val="right"/>
-      </w:pPr>
-      <w:r>
-        <w:rPr>
-          <w:rtl/>
-        </w:rPr>
-        <w:t>שקופית 28: ארגז הכלים של היום (1 דקות)</w:t>
-      </w:r>
-    </w:p>
-    <w:p>
-      <w:pPr>
-        <w:bidi/>
-        <w:jc w:val="right"/>
-      </w:pPr>
-      <w:r>
-        <w:rPr>
-          <w:b/>
-          <w:rtl/>
-        </w:rPr>
-        <w:t xml:space="preserve">מטרה: </w:t>
-      </w:r>
-      <w:r>
-        <w:rPr>
-          <w:i w:val="0"/>
-          <w:rtl/>
-        </w:rPr>
-        <w:t>לתת את כל הקישורים להעתקה.</w:t>
-      </w:r>
-    </w:p>
-    <w:p>
-      <w:pPr>
-        <w:bidi/>
-        <w:jc w:val="right"/>
-      </w:pPr>
-      <w:r>
-        <w:rPr>
-          <w:b/>
-          <w:rtl/>
-        </w:rPr>
-        <w:t xml:space="preserve">מה לומר: </w:t>
-      </w:r>
-      <w:r>
-        <w:rPr>
-          <w:i w:val="0"/>
-          <w:rtl/>
-        </w:rPr>
-      </w:r>
-    </w:p>
-    <w:p>
-      <w:pPr>
-        <w:bidi/>
-        <w:jc w:val="right"/>
-      </w:pPr>
-      <w:r>
-        <w:rPr>
-          <w:i w:val="0"/>
-          <w:rtl/>
-        </w:rPr>
-        <w:t>כל הכלים של היום, עם קישורים להעתקה. חלקם נותנים לכם קרדיטים או ניסיון חינם כשנרשמים דרכם.</w:t>
-      </w:r>
-    </w:p>
-    <w:p>
-      <w:pPr>
-        <w:bidi/>
-        <w:jc w:val="right"/>
-      </w:pPr>
-      <w:r>
-        <w:rPr>
-          <w:i w:val="0"/>
-          <w:rtl/>
-        </w:rPr>
-        <w:t>הם בצ'אט, בחוברת, ובארגז הכלים באפליקציה.</w:t>
+        <w:t>(חוזרים על זה עם השתיים האחרות)</w:t>
+      </w:r>
+    </w:p>
+    <w:p>
+      <w:pPr>
+        <w:bidi/>
+        <w:jc w:val="right"/>
+      </w:pPr>
+      <w:r>
+        <w:rPr>
+          <w:i w:val="0"/>
+          <w:rtl/>
+        </w:rPr>
+        <w:t>ועכשיו הצבעה: מהי הנחיית הערב? המנצחת נכנסת לבנק של כולם, ואשלח אותה במייל.</w:t>
       </w:r>
     </w:p>
     <w:p>
@@ -5003,6 +5074,393 @@
           <w:color w:val="7A5A00"/>
           <w:rtl/>
         </w:rPr>
+        <w:t>(מכריזים על המנצחת, ומבקשים מהכותב לספר במשפט איך הגיע אליה)</w:t>
+      </w:r>
+    </w:p>
+    <w:p>
+      <w:pPr>
+        <w:bidi/>
+        <w:jc w:val="right"/>
+      </w:pPr>
+      <w:r>
+        <w:rPr>
+          <w:b/>
+          <w:rtl/>
+        </w:rPr>
+        <w:t xml:space="preserve">מעבר: </w:t>
+      </w:r>
+      <w:r>
+        <w:rPr>
+          <w:i w:val="0"/>
+          <w:rtl/>
+        </w:rPr>
+        <w:t>"וכדי שתזכרו את כל הכלים, הנה כרטיס הכיס."</w:t>
+      </w:r>
+    </w:p>
+    <w:p>
+      <w:pPr>
+        <w:pStyle w:val="Heading2"/>
+        <w:bidi/>
+        <w:jc w:val="right"/>
+      </w:pPr>
+      <w:r>
+        <w:rPr>
+          <w:rtl/>
+        </w:rPr>
+        <w:t>שקופית 28: כרטיס הכיס: 8 כלים להנחיה מנצחת (2 דקות)</w:t>
+      </w:r>
+    </w:p>
+    <w:p>
+      <w:pPr>
+        <w:bidi/>
+        <w:jc w:val="right"/>
+      </w:pPr>
+      <w:r>
+        <w:rPr>
+          <w:b/>
+          <w:rtl/>
+        </w:rPr>
+        <w:t xml:space="preserve">מטרה: </w:t>
+      </w:r>
+      <w:r>
+        <w:rPr>
+          <w:i w:val="0"/>
+          <w:rtl/>
+        </w:rPr>
+        <w:t>לסכם את כל הכלים בשקופית אחת לשמירה.</w:t>
+      </w:r>
+    </w:p>
+    <w:p>
+      <w:pPr>
+        <w:bidi/>
+        <w:jc w:val="right"/>
+      </w:pPr>
+      <w:r>
+        <w:rPr>
+          <w:b/>
+          <w:rtl/>
+        </w:rPr>
+        <w:t xml:space="preserve">מה לומר: </w:t>
+      </w:r>
+      <w:r>
+        <w:rPr>
+          <w:i w:val="0"/>
+          <w:rtl/>
+        </w:rPr>
+      </w:r>
+    </w:p>
+    <w:p>
+      <w:pPr>
+        <w:bidi/>
+        <w:jc w:val="right"/>
+      </w:pPr>
+      <w:r>
+        <w:rPr>
+          <w:i w:val="0"/>
+          <w:rtl/>
+        </w:rPr>
+        <w:t>כל מה שלמדנו היום, בשקופית אחת. צלמו מסך. הכרטיס יישלח גם במייל.</w:t>
+      </w:r>
+    </w:p>
+    <w:p>
+      <w:pPr>
+        <w:bidi/>
+        <w:jc w:val="right"/>
+      </w:pPr>
+      <w:r>
+        <w:rPr>
+          <w:i w:val="0"/>
+          <w:rtl/>
+        </w:rPr>
+        <w:t>מי, מה, איך. ספציפיות. תפקיד. פורמט. גבולות. דוגמה. שיחה. וביקורת וראיון.</w:t>
+      </w:r>
+    </w:p>
+    <w:p>
+      <w:pPr>
+        <w:bidi/>
+        <w:jc w:val="right"/>
+      </w:pPr>
+      <w:r>
+        <w:rPr>
+          <w:i w:val="0"/>
+          <w:rtl/>
+        </w:rPr>
+        <w:t>והמשפט למטה חשוב: לא צריך את כולם בכל הנחיה. שלושה כלים נכונים כבר משנים את התוצאה.</w:t>
+      </w:r>
+    </w:p>
+    <w:p>
+      <w:pPr>
+        <w:bidi/>
+        <w:jc w:val="right"/>
+      </w:pPr>
+      <w:r>
+        <w:rPr>
+          <w:b/>
+          <w:rtl/>
+        </w:rPr>
+        <w:t xml:space="preserve">מעבר: </w:t>
+      </w:r>
+      <w:r>
+        <w:rPr>
+          <w:i w:val="0"/>
+          <w:rtl/>
+        </w:rPr>
+        <w:t>"ועכשיו, מה עושים עד הפעם הבאה."</w:t>
+      </w:r>
+    </w:p>
+    <w:p>
+      <w:pPr>
+        <w:pStyle w:val="Heading2"/>
+        <w:bidi/>
+        <w:jc w:val="right"/>
+      </w:pPr>
+      <w:r>
+        <w:rPr>
+          <w:rtl/>
+        </w:rPr>
+        <w:t>שקופית 29: תרגול בית (2 דקות)</w:t>
+      </w:r>
+    </w:p>
+    <w:p>
+      <w:pPr>
+        <w:bidi/>
+        <w:jc w:val="right"/>
+      </w:pPr>
+      <w:r>
+        <w:rPr>
+          <w:b/>
+          <w:rtl/>
+        </w:rPr>
+        <w:t xml:space="preserve">מטרה: </w:t>
+      </w:r>
+      <w:r>
+        <w:rPr>
+          <w:i w:val="0"/>
+          <w:rtl/>
+        </w:rPr>
+        <w:t>לסיים את האפיון ולבנות הרגל.</w:t>
+      </w:r>
+    </w:p>
+    <w:p>
+      <w:pPr>
+        <w:bidi/>
+        <w:jc w:val="right"/>
+      </w:pPr>
+      <w:r>
+        <w:rPr>
+          <w:b/>
+          <w:rtl/>
+        </w:rPr>
+        <w:t xml:space="preserve">מה לומר: </w:t>
+      </w:r>
+      <w:r>
+        <w:rPr>
+          <w:i w:val="0"/>
+          <w:rtl/>
+        </w:rPr>
+      </w:r>
+    </w:p>
+    <w:p>
+      <w:pPr>
+        <w:bidi/>
+        <w:jc w:val="right"/>
+      </w:pPr>
+      <w:r>
+        <w:rPr>
+          <w:i w:val="0"/>
+          <w:rtl/>
+        </w:rPr>
+        <w:t>שלושה דברים לשבוע הקרוב.</w:t>
+      </w:r>
+    </w:p>
+    <w:p>
+      <w:pPr>
+        <w:bidi/>
+        <w:jc w:val="right"/>
+      </w:pPr>
+      <w:r>
+        <w:rPr>
+          <w:i w:val="0"/>
+          <w:rtl/>
+        </w:rPr>
+        <w:t>אחת: מסיימים את האפיון. עמוד אחד, ברור, שמור בבנק.</w:t>
+      </w:r>
+    </w:p>
+    <w:p>
+      <w:pPr>
+        <w:bidi/>
+        <w:jc w:val="right"/>
+      </w:pPr>
+      <w:r>
+        <w:rPr>
+          <w:i w:val="0"/>
+          <w:rtl/>
+        </w:rPr>
+        <w:t>שתיים: 5 הנחיות לבנק, ואחת מהן עם תפקיד: "אתה...".</w:t>
+      </w:r>
+    </w:p>
+    <w:p>
+      <w:pPr>
+        <w:bidi/>
+        <w:jc w:val="right"/>
+      </w:pPr>
+      <w:r>
+        <w:rPr>
+          <w:i w:val="0"/>
+          <w:rtl/>
+        </w:rPr>
+        <w:t>שלוש: עונים על 3 מיילים אמיתיים בעזרת AI, ומתקנים לפני ששולחים.</w:t>
+      </w:r>
+    </w:p>
+    <w:p>
+      <w:pPr>
+        <w:bidi/>
+        <w:jc w:val="right"/>
+      </w:pPr>
+      <w:r>
+        <w:rPr>
+          <w:i w:val="0"/>
+          <w:rtl/>
+        </w:rPr>
+        <w:t>וארבע, חשוב מאוד: פותחים מראש חשבונות חינמיים בכלים של השיעור הבא: Gamma, Canva, HeyGen ו-ElevenLabs. ככה בשיעור לא מבזבזים זמן על הרשמות, רק יוצרים. אשלח לכם הודעה עם כל הקישורים.</w:t>
+      </w:r>
+    </w:p>
+    <w:p>
+      <w:pPr>
+        <w:bidi/>
+        <w:jc w:val="right"/>
+      </w:pPr>
+      <w:r>
+        <w:rPr>
+          <w:i w:val="0"/>
+          <w:rtl/>
+        </w:rPr>
+        <w:t>ורמז למפגש הבא: האפיון שלכם הופך למותג, לאפליקציה, למצגת, לתמונת פרופיל, ואפילו לסרטון שבו אתם מדברים. תביאו סלפי טוב.</w:t>
+      </w:r>
+    </w:p>
+    <w:p>
+      <w:pPr>
+        <w:bidi/>
+        <w:jc w:val="right"/>
+      </w:pPr>
+      <w:r>
+        <w:rPr>
+          <w:i/>
+          <w:color w:val="7A5A00"/>
+          <w:rtl/>
+        </w:rPr>
+        <w:t>(מדביקים את משימת הבית בצ'אט. יומיים לפני המפגש הבא שולחים את הודעת ההכנה)</w:t>
+      </w:r>
+    </w:p>
+    <w:p>
+      <w:pPr>
+        <w:bidi/>
+        <w:jc w:val="right"/>
+      </w:pPr>
+      <w:r>
+        <w:rPr>
+          <w:b/>
+          <w:rtl/>
+        </w:rPr>
+        <w:t xml:space="preserve">מעבר: </w:t>
+      </w:r>
+      <w:r>
+        <w:rPr>
+          <w:i w:val="0"/>
+          <w:rtl/>
+        </w:rPr>
+        <w:t>"וכל הכלים של היום, במקום אחד."</w:t>
+      </w:r>
+    </w:p>
+    <w:p>
+      <w:pPr>
+        <w:pStyle w:val="Heading2"/>
+        <w:bidi/>
+        <w:jc w:val="right"/>
+      </w:pPr>
+      <w:r>
+        <w:rPr>
+          <w:rtl/>
+        </w:rPr>
+        <w:t>שקופית 30: ארגז הכלים של היום (1 דקות)</w:t>
+      </w:r>
+    </w:p>
+    <w:p>
+      <w:pPr>
+        <w:bidi/>
+        <w:jc w:val="right"/>
+      </w:pPr>
+      <w:r>
+        <w:rPr>
+          <w:b/>
+          <w:rtl/>
+        </w:rPr>
+        <w:t xml:space="preserve">מטרה: </w:t>
+      </w:r>
+      <w:r>
+        <w:rPr>
+          <w:i w:val="0"/>
+          <w:rtl/>
+        </w:rPr>
+        <w:t>לתת את כל הקישורים להעתקה.</w:t>
+      </w:r>
+    </w:p>
+    <w:p>
+      <w:pPr>
+        <w:bidi/>
+        <w:jc w:val="right"/>
+      </w:pPr>
+      <w:r>
+        <w:rPr>
+          <w:b/>
+          <w:rtl/>
+        </w:rPr>
+        <w:t xml:space="preserve">מה לומר: </w:t>
+      </w:r>
+      <w:r>
+        <w:rPr>
+          <w:i w:val="0"/>
+          <w:rtl/>
+        </w:rPr>
+      </w:r>
+    </w:p>
+    <w:p>
+      <w:pPr>
+        <w:bidi/>
+        <w:jc w:val="right"/>
+      </w:pPr>
+      <w:r>
+        <w:rPr>
+          <w:i w:val="0"/>
+          <w:rtl/>
+        </w:rPr>
+        <w:t>כל הכלים של היום, עם קישורים להעתקה. חלקם נותנים לכם קרדיטים או ניסיון חינם כשנרשמים דרכם.</w:t>
+      </w:r>
+    </w:p>
+    <w:p>
+      <w:pPr>
+        <w:bidi/>
+        <w:jc w:val="right"/>
+      </w:pPr>
+      <w:r>
+        <w:rPr>
+          <w:i w:val="0"/>
+          <w:rtl/>
+        </w:rPr>
+        <w:t>הם בצ'אט, בחוברת, ובארגז הכלים באפליקציה.</w:t>
+      </w:r>
+    </w:p>
+    <w:p>
+      <w:pPr>
+        <w:bidi/>
+        <w:jc w:val="right"/>
+      </w:pPr>
+      <w:r>
+        <w:rPr>
+          <w:i/>
+          <w:color w:val="7A5A00"/>
+          <w:rtl/>
+        </w:rPr>
         <w:t>(מדביקים את הקישורים בצ'אט)</w:t>
       </w:r>
     </w:p>
@@ -5036,7 +5494,7 @@
         <w:rPr>
           <w:rtl/>
         </w:rPr>
-        <w:t>שקופית 29: שלושה דברים לקחת הביתה (3 דקות)</w:t>
+        <w:t>שקופית 31: שלושה דברים לקחת הביתה (3 דקות)</w:t>
       </w:r>
     </w:p>
     <w:p>

--- a/קורס בסיסי AI/שיעור 2/מערך למרצה שיעור 2.docx
+++ b/קורס בסיסי AI/שיעור 2/מערך למרצה שיעור 2.docx
@@ -248,7 +248,7 @@
           <w:i w:val="0"/>
           <w:rtl/>
         </w:rPr>
-        <w:t>• אם מאחרים: מדלגים על קרב ההנחיות (שקופית 17), ומקצרים את Perplexity ו-NotebookLM להסבר בלי הדגמה.</w:t>
+        <w:t>• אם מאחרים: מדלגים על קרב ההנחיות (שקופית 18), ומקצרים את Perplexity ו-NotebookLM להסבר בלי הדגמה.</w:t>
       </w:r>
     </w:p>
     <w:p>

--- a/קורס בסיסי AI/שיעור 2/מערך למרצה שיעור 2.docx
+++ b/קורס בסיסי AI/שיעור 2/מערך למרצה שיעור 2.docx
@@ -91,26 +91,6 @@
           <w:b/>
           <w:rtl/>
         </w:rPr>
-        <w:t xml:space="preserve">אפליקציית הקורס: </w:t>
-      </w:r>
-      <w:r>
-        <w:rPr>
-          <w:i w:val="0"/>
-          <w:rtl/>
-        </w:rPr>
-        <w:t>ai-quiz-live.lovable.app</w:t>
-      </w:r>
-    </w:p>
-    <w:p>
-      <w:pPr>
-        <w:bidi/>
-        <w:jc w:val="right"/>
-      </w:pPr>
-      <w:r>
-        <w:rPr>
-          <w:b/>
-          <w:rtl/>
-        </w:rPr>
         <w:t xml:space="preserve">חומרים להדבקה בצ'אט: </w:t>
       </w:r>
       <w:r>
@@ -170,7 +150,20 @@
           <w:i w:val="0"/>
           <w:rtl/>
         </w:rPr>
-        <w:t>☐ לאפס את המשחק Prompt Lab ואת אפליקציית הקורס, ולבחור בה שיעור 2</w:t>
+        <w:t>☐ יום לפני: לבדוק את Prompt Lab עם 2 עד 3 אנשים מהטלפון. רגע לפני המפגש: לאפס אותו</w:t>
+      </w:r>
+    </w:p>
+    <w:p>
+      <w:pPr>
+        <w:bidi/>
+        <w:jc w:val="right"/>
+      </w:pPr>
+      <w:r>
+        <w:rPr>
+          <w:i w:val="0"/>
+          <w:rtl/>
+        </w:rPr>
+        <w:t>☐ תוכנית גיבוי: אם Prompt Lab לא עולה, כל הפעילויות עוברות לצ'אט של הזום. הגיבוי כתוב בכל שקופית רלוונטית</w:t>
       </w:r>
     </w:p>
     <w:p>
@@ -826,14 +819,14 @@
           <w:b/>
           <w:rtl/>
         </w:rPr>
-        <w:t xml:space="preserve">אפליקציית הקורס: </w:t>
-      </w:r>
-      <w:r>
-        <w:rPr>
-          <w:i w:val="0"/>
-          <w:rtl/>
-        </w:rPr>
-        <w:t>פותחים את המשחק ומפעילים את סבב החימום הראשון.</w:t>
+        <w:t xml:space="preserve">פעילות: </w:t>
+      </w:r>
+      <w:r>
+        <w:rPr>
+          <w:i w:val="0"/>
+          <w:rtl/>
+        </w:rPr>
+        <w:t>פותחים את Prompt Lab ומפעילים את סבב החימום הראשון. גיבוי: אם המשחק לא עולה תוך דקה, ממשיכים בלי, ומבקשים בצ'אט: "כתבו את ההנחיה הכי גרועה ששלחתם פעם ל-AI".</w:t>
       </w:r>
     </w:p>
     <w:p>
@@ -2957,14 +2950,14 @@
           <w:b/>
           <w:rtl/>
         </w:rPr>
-        <w:t xml:space="preserve">אפליקציית הקורס: </w:t>
-      </w:r>
-      <w:r>
-        <w:rPr>
-          <w:i w:val="0"/>
-          <w:rtl/>
-        </w:rPr>
-        <w:t>סבב "תקנו את ההנחיה": כל הנחיה חלשה מוצגת, והמשתתפים כותבים תיקון.</w:t>
+        <w:t xml:space="preserve">פעילות: </w:t>
+      </w:r>
+      <w:r>
+        <w:rPr>
+          <w:i w:val="0"/>
+          <w:rtl/>
+        </w:rPr>
+        <w:t>סבב "תקנו את ההנחיה" בצ'אט: כל הנחיה חלשה מוצגת, והמשתתפים כותבים תיקון בצ'אט.</w:t>
       </w:r>
     </w:p>
     <w:p>
@@ -3010,7 +3003,7 @@
           <w:color w:val="7A5A00"/>
           <w:rtl/>
         </w:rPr>
-        <w:t>(לפני שחושפים את הפתרון, מציגים כל הנחיה ושואלים: מה הבעיה? כתבו בצ'אט או במשחק)</w:t>
+        <w:t>(לפני שחושפים את הפתרון, מציגים כל הנחיה ושואלים: מה הבעיה? כתבו בצ'אט)</w:t>
       </w:r>
     </w:p>
     <w:p>
@@ -3161,14 +3154,14 @@
           <w:b/>
           <w:rtl/>
         </w:rPr>
-        <w:t xml:space="preserve">אפליקציית הקורס: </w:t>
-      </w:r>
-      <w:r>
-        <w:rPr>
-          <w:i w:val="0"/>
-          <w:rtl/>
-        </w:rPr>
-        <w:t>הצבעה: איזו תוצאה ניצחה, 1 או 2.</w:t>
+        <w:t xml:space="preserve">פעילות: </w:t>
+      </w:r>
+      <w:r>
+        <w:rPr>
+          <w:i w:val="0"/>
+          <w:rtl/>
+        </w:rPr>
+        <w:t>הצבעה בצ'אט: כותבים 1 או 2.</w:t>
       </w:r>
     </w:p>
     <w:p>
@@ -3633,14 +3626,14 @@
           <w:b/>
           <w:rtl/>
         </w:rPr>
-        <w:t xml:space="preserve">אפליקציית הקורס: </w:t>
-      </w:r>
-      <w:r>
-        <w:rPr>
-          <w:i w:val="0"/>
-          <w:rtl/>
-        </w:rPr>
-        <w:t>פותחים את האתגר "מענה למייל עצבני".</w:t>
+        <w:t xml:space="preserve">פעילות: </w:t>
+      </w:r>
+      <w:r>
+        <w:rPr>
+          <w:i w:val="0"/>
+          <w:rtl/>
+        </w:rPr>
+        <w:t>אתגר בצ'אט: "מענה למייל עצבני". מקריאים 3 הנחיות מהצ'אט, והכיתה מצביעה בצ'אט: 1, 2 או 3.</w:t>
       </w:r>
     </w:p>
     <w:p>
@@ -3738,7 +3731,7 @@
           <w:i w:val="0"/>
           <w:rtl/>
         </w:rPr>
-        <w:t>ועכשיו אתגר באפליקציה: אחד המיילים לדוגמה הוא של לקוח עצבני. כתבו את ההנחיה שתוציא ממנו תשובה מושלמת. שלוש דקות.</w:t>
+        <w:t>ועכשיו אתגר: אחד המיילים לדוגמה הוא של לקוח עצבני. כתבו את ההנחיה שתוציא ממנו תשובה מושלמת, ושלחו אותה בצ'אט. שלוש דקות, ואז אקריא שלוש ונצביע.</w:t>
       </w:r>
     </w:p>
     <w:p>
@@ -4730,14 +4723,14 @@
           <w:b/>
           <w:rtl/>
         </w:rPr>
-        <w:t xml:space="preserve">אפליקציית הקורס: </w:t>
-      </w:r>
-      <w:r>
-        <w:rPr>
-          <w:i w:val="0"/>
-          <w:rtl/>
-        </w:rPr>
-        <w:t>פותחים את האתגר "אפיון העסק שלי במשפט אחד".</w:t>
+        <w:t xml:space="preserve">פעילות: </w:t>
+      </w:r>
+      <w:r>
+        <w:rPr>
+          <w:i w:val="0"/>
+          <w:rtl/>
+        </w:rPr>
+        <w:t>אתגר בצ'אט: "העסק שלי במשפט אחד". בוחרים 3 משפטים חדים ומקריאים אותם.</w:t>
       </w:r>
     </w:p>
     <w:p>
@@ -4901,7 +4894,7 @@
           <w:i w:val="0"/>
           <w:rtl/>
         </w:rPr>
-        <w:t>ובסוף: כתבו באתגר את העסק שלכם במשפט אחד. הכי ברור וחד מנצח.</w:t>
+        <w:t>ובסוף: כתבו בצ'אט את העסק שלכם במשפט אחד. הכי ברור וחד מנצח.</w:t>
       </w:r>
     </w:p>
     <w:p>
@@ -4967,14 +4960,14 @@
           <w:b/>
           <w:rtl/>
         </w:rPr>
-        <w:t xml:space="preserve">אפליקציית הקורס: </w:t>
-      </w:r>
-      <w:r>
-        <w:rPr>
-          <w:i w:val="0"/>
-          <w:rtl/>
-        </w:rPr>
-        <w:t>הצבעה: הנחיית הערב.</w:t>
+        <w:t xml:space="preserve">פעילות: </w:t>
+      </w:r>
+      <w:r>
+        <w:rPr>
+          <w:i w:val="0"/>
+          <w:rtl/>
+        </w:rPr>
+        <w:t>הצבעה בצ'אט: מקריאים 3 הנחיות מועמדות, והכיתה כותבת 1, 2 או 3.</w:t>
       </w:r>
     </w:p>
     <w:p>
@@ -5060,7 +5053,7 @@
           <w:i w:val="0"/>
           <w:rtl/>
         </w:rPr>
-        <w:t>ועכשיו הצבעה: מהי הנחיית הערב? המנצחת נכנסת לבנק של כולם, ואשלח אותה במייל.</w:t>
+        <w:t>ועכשיו הצבעה: מהי הנחיית הערב? אני מקריאה שלוש מועמדות, ואתם כותבים בצ'אט 1, 2 או 3. המנצחת נכנסת לבנק של כולם, ואשלח אותה במייל.</w:t>
       </w:r>
     </w:p>
     <w:p>
@@ -5447,7 +5440,7 @@
           <w:i w:val="0"/>
           <w:rtl/>
         </w:rPr>
-        <w:t>הם בצ'אט, בחוברת, ובארגז הכלים באפליקציה.</w:t>
+        <w:t>הם בצ'אט ובחוברת.</w:t>
       </w:r>
     </w:p>
     <w:p>
@@ -5527,14 +5520,14 @@
           <w:b/>
           <w:rtl/>
         </w:rPr>
-        <w:t xml:space="preserve">אפליקציית הקורס: </w:t>
-      </w:r>
-      <w:r>
-        <w:rPr>
-          <w:i w:val="0"/>
-          <w:rtl/>
-        </w:rPr>
-        <w:t>מציגים את התוצאות הסופיות והמנצחים במשחק.</w:t>
+        <w:t xml:space="preserve">פעילות: </w:t>
+      </w:r>
+      <w:r>
+        <w:rPr>
+          <w:i w:val="0"/>
+          <w:rtl/>
+        </w:rPr>
+        <w:t>משתפים את לוח המובילים של Prompt Lab, ומכריזים גם על הנחיית הערב. גיבוי: אם המשחק לא פעל, מכריזים רק על הנחיית הערב.</w:t>
       </w:r>
     </w:p>
     <w:p>
@@ -5632,7 +5625,7 @@
           <w:color w:val="7A5A00"/>
           <w:rtl/>
         </w:rPr>
-        <w:t>(משתפים את לוח התוצאות ומכריזים על המנצחים)</w:t>
+        <w:t>(משתפים את לוח המובילים של Prompt Lab ומכריזים על המנצחים. אם המשחק לא פעל: מכריזים על הנחיית הערב)</w:t>
       </w:r>
     </w:p>
     <w:p>
